--- a/итог/Otchjot (2).docx
+++ b/итог/Otchjot (2).docx
@@ -587,7 +587,6 @@
           <w:szCs w:val="28"/>
         </w:rPr>
       </w:pPr>
-      <w:proofErr w:type="gramStart"/>
       <w:r>
         <w:rPr>
           <w:sz w:val="28"/>
@@ -623,7 +622,6 @@
         </w:rPr>
         <w:t>6</w:t>
       </w:r>
-      <w:proofErr w:type="gramEnd"/>
       <w:r>
         <w:rPr>
           <w:sz w:val="28"/>
@@ -1211,23 +1209,7 @@
           <w:b/>
           <w:bCs/>
         </w:rPr>
-        <w:t>Разработка информационной системы управления производством средств защиты растений «</w:t>
-      </w:r>
-      <w:proofErr w:type="spellStart"/>
-      <w:r>
-        <w:rPr>
-          <w:b/>
-          <w:bCs/>
-        </w:rPr>
-        <w:t>АгроКонтроль</w:t>
-      </w:r>
-      <w:proofErr w:type="spellEnd"/>
-      <w:r>
-        <w:rPr>
-          <w:b/>
-          <w:bCs/>
-        </w:rPr>
-        <w:t>»</w:t>
+        <w:t>Разработка информационной системы управления производством средств защиты растений «АгроКонтроль»</w:t>
       </w:r>
     </w:p>
     <w:p>
@@ -1436,15 +1418,7 @@
         <w:ind w:firstLine="709"/>
       </w:pPr>
       <w:r>
-        <w:t xml:space="preserve"> «</w:t>
-      </w:r>
-      <w:proofErr w:type="spellStart"/>
-      <w:r>
-        <w:t>АгроКонтроль</w:t>
-      </w:r>
-      <w:proofErr w:type="spellEnd"/>
-      <w:r>
-        <w:t>» для автоматизации процессов управления производством средств защиты растений.</w:t>
+        <w:t xml:space="preserve"> «АгроКонтроль» для автоматизации процессов управления производством средств защиты растений.</w:t>
       </w:r>
     </w:p>
     <w:p>
@@ -1709,1295 +1683,20 @@
         <w:t>Внедрение разработанной системы позволит предприятию снизить количество производственных ошибок, повысить повторяемость технологических процессов, улучшить контроль качества и повысить прозрачность производства.</w:t>
       </w:r>
     </w:p>
-    <w:p>
-      <w:pPr>
-        <w:pStyle w:val="2"/>
-      </w:pPr>
-      <w:bookmarkStart w:id="2" w:name="_Toc230005376"/>
-      <w:r>
-        <w:t>ОПИСАНИЕ ПРОИЗВОДСТВЕННОГО ПРОЦЕССА</w:t>
-      </w:r>
-      <w:bookmarkEnd w:id="2"/>
-    </w:p>
-    <w:p>
-      <w:pPr>
-        <w:spacing w:line="360" w:lineRule="auto"/>
-        <w:ind w:firstLine="709"/>
-        <w:rPr>
-          <w:b/>
-          <w:bCs/>
-        </w:rPr>
-      </w:pPr>
-      <w:r>
-        <w:rPr>
-          <w:b/>
-          <w:bCs/>
-        </w:rPr>
-        <w:t>Производство средств защиты растений</w:t>
-      </w:r>
-    </w:p>
-    <w:p>
-      <w:pPr>
-        <w:spacing w:line="360" w:lineRule="auto"/>
-        <w:ind w:firstLine="709"/>
-        <w:rPr>
-          <w:b/>
-          <w:bCs/>
-        </w:rPr>
-      </w:pPr>
-      <w:r>
-        <w:rPr>
-          <w:b/>
-          <w:bCs/>
-        </w:rPr>
-        <w:lastRenderedPageBreak/>
-        <w:t>Общая схема производственного процесса</w:t>
-      </w:r>
-    </w:p>
-    <w:p>
-      <w:pPr>
-        <w:spacing w:line="360" w:lineRule="auto"/>
-        <w:ind w:firstLine="709"/>
-      </w:pPr>
-      <w:r>
-        <w:t>Производственный процесс на предприятии по производству средств защиты растений состоит из 7 основных этапов, которые последовательно сменяют друг друга.</w:t>
-      </w:r>
-    </w:p>
-    <w:p>
-      <w:pPr>
-        <w:spacing w:line="360" w:lineRule="auto"/>
-        <w:ind w:firstLine="709"/>
-        <w:rPr>
-          <w:b/>
-          <w:bCs/>
-        </w:rPr>
-      </w:pPr>
-      <w:r>
-        <w:rPr>
-          <w:b/>
-          <w:bCs/>
-        </w:rPr>
-        <w:t>Этап 1: Разработка рецептуры</w:t>
-      </w:r>
-    </w:p>
-    <w:p>
-      <w:pPr>
-        <w:spacing w:line="360" w:lineRule="auto"/>
-        <w:ind w:firstLine="709"/>
-      </w:pPr>
-      <w:r>
-        <w:rPr>
-          <w:b/>
-          <w:bCs/>
-        </w:rPr>
-        <w:t>Ответственный:</w:t>
-      </w:r>
-      <w:r>
-        <w:t> Технолог</w:t>
-      </w:r>
-    </w:p>
-    <w:p>
-      <w:pPr>
-        <w:spacing w:line="360" w:lineRule="auto"/>
-        <w:ind w:firstLine="709"/>
-      </w:pPr>
-      <w:r>
-        <w:t>На данном этапе технолог разрабатывает рецептуру продукта, определяя:</w:t>
-      </w:r>
-    </w:p>
-    <w:p>
-      <w:pPr>
-        <w:numPr>
-          <w:ilvl w:val="0"/>
-          <w:numId w:val="11"/>
-        </w:numPr>
-        <w:spacing w:line="360" w:lineRule="auto"/>
-        <w:ind w:left="0" w:firstLine="709"/>
-      </w:pPr>
-      <w:r>
-        <w:t>Какие компоненты входят в состав</w:t>
-      </w:r>
-    </w:p>
-    <w:p>
-      <w:pPr>
-        <w:numPr>
-          <w:ilvl w:val="0"/>
-          <w:numId w:val="11"/>
-        </w:numPr>
-        <w:spacing w:line="360" w:lineRule="auto"/>
-        <w:ind w:left="0" w:firstLine="709"/>
-      </w:pPr>
-      <w:r>
-        <w:t>В каком процентном соотношении</w:t>
-      </w:r>
-    </w:p>
-    <w:p>
-      <w:pPr>
-        <w:numPr>
-          <w:ilvl w:val="0"/>
-          <w:numId w:val="11"/>
-        </w:numPr>
-        <w:spacing w:line="360" w:lineRule="auto"/>
-        <w:ind w:left="0" w:firstLine="709"/>
-      </w:pPr>
-      <w:r>
-        <w:t>Порядок загрузки компонентов</w:t>
-      </w:r>
-    </w:p>
-    <w:p>
-      <w:pPr>
-        <w:numPr>
-          <w:ilvl w:val="0"/>
-          <w:numId w:val="11"/>
-        </w:numPr>
-        <w:spacing w:line="360" w:lineRule="auto"/>
-        <w:ind w:left="0" w:firstLine="709"/>
-      </w:pPr>
-      <w:r>
-        <w:t>Допустимые отклонения</w:t>
-      </w:r>
-    </w:p>
-    <w:p>
-      <w:pPr>
-        <w:spacing w:line="360" w:lineRule="auto"/>
-        <w:ind w:firstLine="709"/>
-      </w:pPr>
-    </w:p>
-    <w:p>
-      <w:pPr>
-        <w:spacing w:line="360" w:lineRule="auto"/>
-        <w:ind w:firstLine="709"/>
-        <w:rPr>
-          <w:b/>
-          <w:bCs/>
-        </w:rPr>
-      </w:pPr>
-      <w:r>
-        <w:rPr>
-          <w:b/>
-          <w:bCs/>
-        </w:rPr>
-        <w:t>Этап 2: Разработка технологической карты</w:t>
-      </w:r>
-    </w:p>
-    <w:p>
-      <w:pPr>
-        <w:spacing w:line="360" w:lineRule="auto"/>
-        <w:ind w:firstLine="709"/>
-      </w:pPr>
-      <w:r>
-        <w:rPr>
-          <w:b/>
-          <w:bCs/>
-        </w:rPr>
-        <w:t>Ответственный:</w:t>
-      </w:r>
-      <w:r>
-        <w:t> Технолог</w:t>
-      </w:r>
-    </w:p>
-    <w:p>
-      <w:pPr>
-        <w:spacing w:line="360" w:lineRule="auto"/>
-        <w:ind w:firstLine="709"/>
-      </w:pPr>
-      <w:r>
-        <w:t xml:space="preserve">Технологическая карта описывает последовательность производственных операций.                                                                              </w:t>
-      </w:r>
-    </w:p>
-    <w:p>
-      <w:pPr>
-        <w:spacing w:line="360" w:lineRule="auto"/>
-        <w:ind w:firstLine="709"/>
-        <w:rPr>
-          <w:b/>
-          <w:bCs/>
-        </w:rPr>
-      </w:pPr>
-      <w:r>
-        <w:rPr>
-          <w:b/>
-          <w:bCs/>
-        </w:rPr>
-        <w:t>Этап 3: Формирование производственного заказа</w:t>
-      </w:r>
-    </w:p>
-    <w:p>
-      <w:pPr>
-        <w:spacing w:line="360" w:lineRule="auto"/>
-        <w:ind w:firstLine="709"/>
-      </w:pPr>
-      <w:r>
-        <w:rPr>
-          <w:b/>
-          <w:bCs/>
-        </w:rPr>
-        <w:t>Ответственный:</w:t>
-      </w:r>
-      <w:r>
-        <w:t> Технолог</w:t>
-      </w:r>
-    </w:p>
-    <w:p>
-      <w:pPr>
-        <w:spacing w:line="360" w:lineRule="auto"/>
-        <w:ind w:firstLine="709"/>
-      </w:pPr>
-      <w:r>
-        <w:t>На основе утвержденной рецептуры создается производственный заказ.</w:t>
-      </w:r>
-    </w:p>
-    <w:p>
-      <w:pPr>
-        <w:spacing w:line="360" w:lineRule="auto"/>
-        <w:ind w:firstLine="709"/>
-      </w:pPr>
-      <w:r>
-        <w:rPr>
-          <w:b/>
-          <w:bCs/>
-        </w:rPr>
-        <w:t>Рисунок 2.4 – Производственный заказ</w:t>
-      </w:r>
-    </w:p>
-    <w:p>
-      <w:pPr>
-        <w:spacing w:line="360" w:lineRule="auto"/>
-        <w:ind w:firstLine="709"/>
-      </w:pPr>
-    </w:p>
-    <w:p>
-      <w:pPr>
-        <w:spacing w:line="360" w:lineRule="auto"/>
-        <w:ind w:firstLine="709"/>
-        <w:rPr>
-          <w:b/>
-          <w:bCs/>
-        </w:rPr>
-      </w:pPr>
-      <w:r>
-        <w:rPr>
-          <w:b/>
-          <w:bCs/>
-        </w:rPr>
-        <w:t>Этап 4: Запуск производственной партии</w:t>
-      </w:r>
-    </w:p>
-    <w:p>
-      <w:pPr>
-        <w:spacing w:line="360" w:lineRule="auto"/>
-        <w:ind w:firstLine="709"/>
-      </w:pPr>
-      <w:r>
-        <w:rPr>
-          <w:b/>
-          <w:bCs/>
-        </w:rPr>
-        <w:t>Ответственный:</w:t>
-      </w:r>
-      <w:r>
-        <w:t> Аппаратчик (Оператор)</w:t>
-      </w:r>
-    </w:p>
-    <w:p>
-      <w:pPr>
-        <w:spacing w:line="360" w:lineRule="auto"/>
-        <w:ind w:firstLine="709"/>
-      </w:pPr>
-      <w:r>
-        <w:t>На основе заказа формируется производственная партия.</w:t>
-      </w:r>
-    </w:p>
-    <w:p>
-      <w:pPr>
-        <w:spacing w:line="360" w:lineRule="auto"/>
-        <w:ind w:firstLine="709"/>
-      </w:pPr>
-      <w:r>
-        <w:rPr>
-          <w:b/>
-          <w:bCs/>
-        </w:rPr>
-        <w:t>Рисунок 2.5 – Производственная партия</w:t>
-      </w:r>
-    </w:p>
-    <w:p>
-      <w:pPr>
-        <w:spacing w:line="360" w:lineRule="auto"/>
-        <w:ind w:firstLine="709"/>
-      </w:pPr>
-    </w:p>
-    <w:p>
-      <w:pPr>
-        <w:spacing w:line="360" w:lineRule="auto"/>
-        <w:ind w:firstLine="709"/>
-        <w:rPr>
-          <w:b/>
-          <w:bCs/>
-        </w:rPr>
-      </w:pPr>
-      <w:r>
-        <w:rPr>
-          <w:b/>
-          <w:bCs/>
-        </w:rPr>
-        <w:t>Этап 5: Выполнение технологических шагов</w:t>
-      </w:r>
-    </w:p>
-    <w:p>
-      <w:pPr>
-        <w:spacing w:line="360" w:lineRule="auto"/>
-        <w:ind w:firstLine="709"/>
-      </w:pPr>
-      <w:r>
-        <w:rPr>
-          <w:b/>
-          <w:bCs/>
-        </w:rPr>
-        <w:t>Ответственный:</w:t>
-      </w:r>
-      <w:r>
-        <w:t> Аппаратчик (Оператор)</w:t>
-      </w:r>
-    </w:p>
-    <w:p>
-      <w:pPr>
-        <w:spacing w:line="360" w:lineRule="auto"/>
-        <w:ind w:firstLine="709"/>
-      </w:pPr>
-      <w:r>
-        <w:t>Оператор выполняет каждый шаг технологической карты, фиксируя фактические параметры.</w:t>
-      </w:r>
-    </w:p>
-    <w:p>
-      <w:pPr>
-        <w:spacing w:line="360" w:lineRule="auto"/>
-        <w:ind w:firstLine="709"/>
-        <w:rPr>
-          <w:b/>
-          <w:bCs/>
-        </w:rPr>
-      </w:pPr>
-      <w:r>
-        <w:rPr>
-          <w:b/>
-          <w:bCs/>
-        </w:rPr>
-        <w:t>Этап 6: Контроль качества</w:t>
-      </w:r>
-    </w:p>
-    <w:p>
-      <w:pPr>
-        <w:spacing w:line="360" w:lineRule="auto"/>
-        <w:ind w:firstLine="709"/>
-      </w:pPr>
-      <w:r>
-        <w:rPr>
-          <w:b/>
-          <w:bCs/>
-        </w:rPr>
-        <w:t>Ответственный:</w:t>
-      </w:r>
-      <w:r>
-        <w:t> Лаборант</w:t>
-      </w:r>
-    </w:p>
-    <w:p>
-      <w:pPr>
-        <w:spacing w:line="360" w:lineRule="auto"/>
-        <w:ind w:firstLine="709"/>
-      </w:pPr>
-      <w:r>
-        <w:t>После завершения производства партия направляется в лабораторию для контроля качества.</w:t>
-      </w:r>
-    </w:p>
-    <w:p>
-      <w:pPr>
-        <w:spacing w:line="360" w:lineRule="auto"/>
-        <w:ind w:firstLine="709"/>
-      </w:pPr>
-    </w:p>
-    <w:p>
-      <w:pPr>
-        <w:spacing w:line="360" w:lineRule="auto"/>
-        <w:ind w:firstLine="709"/>
-        <w:rPr>
-          <w:b/>
-          <w:bCs/>
-        </w:rPr>
-      </w:pPr>
-      <w:r>
-        <w:rPr>
-          <w:b/>
-          <w:bCs/>
-        </w:rPr>
-        <w:t>Этап 7: Анализ отклонений</w:t>
-      </w:r>
-    </w:p>
-    <w:p>
-      <w:pPr>
-        <w:spacing w:line="360" w:lineRule="auto"/>
-        <w:ind w:firstLine="709"/>
-      </w:pPr>
-      <w:r>
-        <w:rPr>
-          <w:b/>
-          <w:bCs/>
-        </w:rPr>
-        <w:lastRenderedPageBreak/>
-        <w:t>Ответственный:</w:t>
-      </w:r>
-      <w:r>
-        <w:t> Технолог</w:t>
-      </w:r>
-    </w:p>
-    <w:p>
-      <w:pPr>
-        <w:spacing w:line="360" w:lineRule="auto"/>
-        <w:ind w:firstLine="709"/>
-      </w:pPr>
-      <w:r>
-        <w:t>В случае возникновения отклонений технолог анализирует причины и принимает решения.</w:t>
-      </w:r>
-    </w:p>
-    <w:p>
-      <w:pPr>
-        <w:spacing w:line="360" w:lineRule="auto"/>
-        <w:ind w:firstLine="709"/>
-        <w:rPr>
-          <w:b/>
-          <w:bCs/>
-        </w:rPr>
-      </w:pPr>
-      <w:r>
-        <w:rPr>
-          <w:b/>
-          <w:bCs/>
-        </w:rPr>
-        <w:t>Сводная таблица этапов производства (таблица-1)</w:t>
-      </w:r>
-    </w:p>
-    <w:p>
-      <w:pPr>
-        <w:spacing w:line="360" w:lineRule="auto"/>
-        <w:ind w:firstLine="709"/>
-        <w:rPr>
-          <w:b/>
-          <w:bCs/>
-        </w:rPr>
-      </w:pPr>
-      <w:r>
-        <w:rPr>
-          <w:b/>
-          <w:bCs/>
-        </w:rPr>
-        <w:t>таблица1-этапов производства</w:t>
-      </w:r>
-    </w:p>
-    <w:tbl>
-      <w:tblPr>
-        <w:tblStyle w:val="a4"/>
-        <w:tblW w:w="9064" w:type="dxa"/>
-        <w:tblLook w:val="04A0" w:firstRow="1" w:lastRow="0" w:firstColumn="1" w:lastColumn="0" w:noHBand="0" w:noVBand="1"/>
-      </w:tblPr>
-      <w:tblGrid>
-        <w:gridCol w:w="822"/>
-        <w:gridCol w:w="2877"/>
-        <w:gridCol w:w="2065"/>
-        <w:gridCol w:w="3300"/>
-      </w:tblGrid>
-      <w:tr>
-        <w:trPr>
-          <w:trHeight w:val="1145"/>
-        </w:trPr>
-        <w:tc>
-          <w:tcPr>
-            <w:tcW w:w="0" w:type="auto"/>
-            <w:hideMark/>
-          </w:tcPr>
-          <w:p>
-            <w:pPr>
-              <w:spacing w:line="360" w:lineRule="auto"/>
-              <w:ind w:firstLine="709"/>
-              <w:rPr>
-                <w:sz w:val="24"/>
-                <w:szCs w:val="24"/>
-              </w:rPr>
-            </w:pPr>
-            <w:r>
-              <w:rPr>
-                <w:sz w:val="24"/>
-                <w:szCs w:val="24"/>
-              </w:rPr>
-              <w:t>Этап</w:t>
-            </w:r>
-          </w:p>
-        </w:tc>
-        <w:tc>
-          <w:tcPr>
-            <w:tcW w:w="0" w:type="auto"/>
-            <w:hideMark/>
-          </w:tcPr>
-          <w:p>
-            <w:pPr>
-              <w:spacing w:line="360" w:lineRule="auto"/>
-              <w:ind w:firstLine="709"/>
-              <w:rPr>
-                <w:sz w:val="24"/>
-                <w:szCs w:val="24"/>
-              </w:rPr>
-            </w:pPr>
-            <w:r>
-              <w:rPr>
-                <w:sz w:val="24"/>
-                <w:szCs w:val="24"/>
-              </w:rPr>
-              <w:t>Название</w:t>
-            </w:r>
-          </w:p>
-        </w:tc>
-        <w:tc>
-          <w:tcPr>
-            <w:tcW w:w="0" w:type="auto"/>
-            <w:hideMark/>
-          </w:tcPr>
-          <w:p>
-            <w:pPr>
-              <w:spacing w:line="360" w:lineRule="auto"/>
-              <w:ind w:firstLine="709"/>
-              <w:rPr>
-                <w:sz w:val="24"/>
-                <w:szCs w:val="24"/>
-              </w:rPr>
-            </w:pPr>
-            <w:r>
-              <w:rPr>
-                <w:sz w:val="24"/>
-                <w:szCs w:val="24"/>
-              </w:rPr>
-              <w:t>Ответственный</w:t>
-            </w:r>
-          </w:p>
-        </w:tc>
-        <w:tc>
-          <w:tcPr>
-            <w:tcW w:w="0" w:type="auto"/>
-            <w:hideMark/>
-          </w:tcPr>
-          <w:p>
-            <w:pPr>
-              <w:spacing w:line="360" w:lineRule="auto"/>
-              <w:ind w:firstLine="709"/>
-              <w:rPr>
-                <w:sz w:val="24"/>
-                <w:szCs w:val="24"/>
-              </w:rPr>
-            </w:pPr>
-            <w:r>
-              <w:rPr>
-                <w:sz w:val="24"/>
-                <w:szCs w:val="24"/>
-              </w:rPr>
-              <w:t>Документ</w:t>
-            </w:r>
-          </w:p>
-        </w:tc>
-      </w:tr>
-      <w:tr>
-        <w:trPr>
-          <w:trHeight w:val="1145"/>
-        </w:trPr>
-        <w:tc>
-          <w:tcPr>
-            <w:tcW w:w="0" w:type="auto"/>
-            <w:hideMark/>
-          </w:tcPr>
-          <w:p>
-            <w:pPr>
-              <w:spacing w:line="360" w:lineRule="auto"/>
-              <w:ind w:firstLine="709"/>
-              <w:rPr>
-                <w:sz w:val="24"/>
-                <w:szCs w:val="24"/>
-              </w:rPr>
-            </w:pPr>
-            <w:r>
-              <w:rPr>
-                <w:sz w:val="24"/>
-                <w:szCs w:val="24"/>
-              </w:rPr>
-              <w:t>1</w:t>
-            </w:r>
-          </w:p>
-        </w:tc>
-        <w:tc>
-          <w:tcPr>
-            <w:tcW w:w="0" w:type="auto"/>
-            <w:hideMark/>
-          </w:tcPr>
-          <w:p>
-            <w:pPr>
-              <w:spacing w:line="360" w:lineRule="auto"/>
-              <w:ind w:firstLine="709"/>
-              <w:rPr>
-                <w:sz w:val="24"/>
-                <w:szCs w:val="24"/>
-              </w:rPr>
-            </w:pPr>
-            <w:r>
-              <w:rPr>
-                <w:sz w:val="24"/>
-                <w:szCs w:val="24"/>
-              </w:rPr>
-              <w:t>Разработка рецептуры</w:t>
-            </w:r>
-          </w:p>
-        </w:tc>
-        <w:tc>
-          <w:tcPr>
-            <w:tcW w:w="0" w:type="auto"/>
-            <w:hideMark/>
-          </w:tcPr>
-          <w:p>
-            <w:pPr>
-              <w:spacing w:line="360" w:lineRule="auto"/>
-              <w:ind w:firstLine="709"/>
-              <w:rPr>
-                <w:sz w:val="24"/>
-                <w:szCs w:val="24"/>
-              </w:rPr>
-            </w:pPr>
-            <w:r>
-              <w:rPr>
-                <w:sz w:val="24"/>
-                <w:szCs w:val="24"/>
-              </w:rPr>
-              <w:t>Технолог</w:t>
-            </w:r>
-          </w:p>
-        </w:tc>
-        <w:tc>
-          <w:tcPr>
-            <w:tcW w:w="0" w:type="auto"/>
-            <w:hideMark/>
-          </w:tcPr>
-          <w:p>
-            <w:pPr>
-              <w:spacing w:line="360" w:lineRule="auto"/>
-              <w:ind w:firstLine="709"/>
-              <w:rPr>
-                <w:sz w:val="24"/>
-                <w:szCs w:val="24"/>
-              </w:rPr>
-            </w:pPr>
-            <w:r>
-              <w:rPr>
-                <w:sz w:val="24"/>
-                <w:szCs w:val="24"/>
-              </w:rPr>
-              <w:t>Рецептура</w:t>
-            </w:r>
-          </w:p>
-        </w:tc>
-      </w:tr>
-      <w:tr>
-        <w:trPr>
-          <w:trHeight w:val="1145"/>
-        </w:trPr>
-        <w:tc>
-          <w:tcPr>
-            <w:tcW w:w="0" w:type="auto"/>
-            <w:hideMark/>
-          </w:tcPr>
-          <w:p>
-            <w:pPr>
-              <w:spacing w:line="360" w:lineRule="auto"/>
-              <w:ind w:firstLine="709"/>
-              <w:rPr>
-                <w:sz w:val="24"/>
-                <w:szCs w:val="24"/>
-              </w:rPr>
-            </w:pPr>
-            <w:r>
-              <w:rPr>
-                <w:sz w:val="24"/>
-                <w:szCs w:val="24"/>
-              </w:rPr>
-              <w:t>2</w:t>
-            </w:r>
-          </w:p>
-        </w:tc>
-        <w:tc>
-          <w:tcPr>
-            <w:tcW w:w="0" w:type="auto"/>
-            <w:hideMark/>
-          </w:tcPr>
-          <w:p>
-            <w:pPr>
-              <w:spacing w:line="360" w:lineRule="auto"/>
-              <w:ind w:firstLine="709"/>
-              <w:rPr>
-                <w:sz w:val="24"/>
-                <w:szCs w:val="24"/>
-              </w:rPr>
-            </w:pPr>
-            <w:r>
-              <w:rPr>
-                <w:sz w:val="24"/>
-                <w:szCs w:val="24"/>
-              </w:rPr>
-              <w:t>Разработка тех. карты</w:t>
-            </w:r>
-          </w:p>
-        </w:tc>
-        <w:tc>
-          <w:tcPr>
-            <w:tcW w:w="0" w:type="auto"/>
-            <w:hideMark/>
-          </w:tcPr>
-          <w:p>
-            <w:pPr>
-              <w:spacing w:line="360" w:lineRule="auto"/>
-              <w:ind w:firstLine="709"/>
-              <w:rPr>
-                <w:sz w:val="24"/>
-                <w:szCs w:val="24"/>
-              </w:rPr>
-            </w:pPr>
-            <w:r>
-              <w:rPr>
-                <w:sz w:val="24"/>
-                <w:szCs w:val="24"/>
-              </w:rPr>
-              <w:t>Технолог</w:t>
-            </w:r>
-          </w:p>
-        </w:tc>
-        <w:tc>
-          <w:tcPr>
-            <w:tcW w:w="0" w:type="auto"/>
-            <w:hideMark/>
-          </w:tcPr>
-          <w:p>
-            <w:pPr>
-              <w:spacing w:line="360" w:lineRule="auto"/>
-              <w:ind w:firstLine="709"/>
-              <w:rPr>
-                <w:sz w:val="24"/>
-                <w:szCs w:val="24"/>
-              </w:rPr>
-            </w:pPr>
-            <w:r>
-              <w:rPr>
-                <w:sz w:val="24"/>
-                <w:szCs w:val="24"/>
-              </w:rPr>
-              <w:t>Технологическая карта</w:t>
-            </w:r>
-          </w:p>
-        </w:tc>
-      </w:tr>
-      <w:tr>
-        <w:trPr>
-          <w:trHeight w:val="1145"/>
-        </w:trPr>
-        <w:tc>
-          <w:tcPr>
-            <w:tcW w:w="0" w:type="auto"/>
-            <w:hideMark/>
-          </w:tcPr>
-          <w:p>
-            <w:pPr>
-              <w:spacing w:line="360" w:lineRule="auto"/>
-              <w:ind w:firstLine="709"/>
-              <w:rPr>
-                <w:sz w:val="24"/>
-                <w:szCs w:val="24"/>
-              </w:rPr>
-            </w:pPr>
-            <w:r>
-              <w:rPr>
-                <w:sz w:val="24"/>
-                <w:szCs w:val="24"/>
-              </w:rPr>
-              <w:t>3</w:t>
-            </w:r>
-          </w:p>
-        </w:tc>
-        <w:tc>
-          <w:tcPr>
-            <w:tcW w:w="0" w:type="auto"/>
-            <w:hideMark/>
-          </w:tcPr>
-          <w:p>
-            <w:pPr>
-              <w:spacing w:line="360" w:lineRule="auto"/>
-              <w:ind w:firstLine="709"/>
-              <w:rPr>
-                <w:sz w:val="24"/>
-                <w:szCs w:val="24"/>
-              </w:rPr>
-            </w:pPr>
-            <w:r>
-              <w:rPr>
-                <w:sz w:val="24"/>
-                <w:szCs w:val="24"/>
-              </w:rPr>
-              <w:t>Формирование заказа</w:t>
-            </w:r>
-          </w:p>
-        </w:tc>
-        <w:tc>
-          <w:tcPr>
-            <w:tcW w:w="0" w:type="auto"/>
-            <w:hideMark/>
-          </w:tcPr>
-          <w:p>
-            <w:pPr>
-              <w:spacing w:line="360" w:lineRule="auto"/>
-              <w:ind w:firstLine="709"/>
-              <w:rPr>
-                <w:sz w:val="24"/>
-                <w:szCs w:val="24"/>
-              </w:rPr>
-            </w:pPr>
-            <w:r>
-              <w:rPr>
-                <w:sz w:val="24"/>
-                <w:szCs w:val="24"/>
-              </w:rPr>
-              <w:t>Технолог</w:t>
-            </w:r>
-          </w:p>
-        </w:tc>
-        <w:tc>
-          <w:tcPr>
-            <w:tcW w:w="0" w:type="auto"/>
-            <w:hideMark/>
-          </w:tcPr>
-          <w:p>
-            <w:pPr>
-              <w:spacing w:line="360" w:lineRule="auto"/>
-              <w:ind w:firstLine="709"/>
-              <w:rPr>
-                <w:sz w:val="24"/>
-                <w:szCs w:val="24"/>
-              </w:rPr>
-            </w:pPr>
-            <w:r>
-              <w:rPr>
-                <w:sz w:val="24"/>
-                <w:szCs w:val="24"/>
-              </w:rPr>
-              <w:t>Производственный заказ</w:t>
-            </w:r>
-          </w:p>
-        </w:tc>
-      </w:tr>
-      <w:tr>
-        <w:trPr>
-          <w:trHeight w:val="1121"/>
-        </w:trPr>
-        <w:tc>
-          <w:tcPr>
-            <w:tcW w:w="0" w:type="auto"/>
-            <w:hideMark/>
-          </w:tcPr>
-          <w:p>
-            <w:pPr>
-              <w:spacing w:line="360" w:lineRule="auto"/>
-              <w:ind w:firstLine="709"/>
-              <w:rPr>
-                <w:sz w:val="24"/>
-                <w:szCs w:val="24"/>
-              </w:rPr>
-            </w:pPr>
-            <w:r>
-              <w:rPr>
-                <w:sz w:val="24"/>
-                <w:szCs w:val="24"/>
-              </w:rPr>
-              <w:t>4</w:t>
-            </w:r>
-          </w:p>
-        </w:tc>
-        <w:tc>
-          <w:tcPr>
-            <w:tcW w:w="0" w:type="auto"/>
-            <w:hideMark/>
-          </w:tcPr>
-          <w:p>
-            <w:pPr>
-              <w:spacing w:line="360" w:lineRule="auto"/>
-              <w:ind w:firstLine="709"/>
-              <w:rPr>
-                <w:sz w:val="24"/>
-                <w:szCs w:val="24"/>
-              </w:rPr>
-            </w:pPr>
-            <w:r>
-              <w:rPr>
-                <w:sz w:val="24"/>
-                <w:szCs w:val="24"/>
-              </w:rPr>
-              <w:t>Запуск партии</w:t>
-            </w:r>
-          </w:p>
-        </w:tc>
-        <w:tc>
-          <w:tcPr>
-            <w:tcW w:w="0" w:type="auto"/>
-            <w:hideMark/>
-          </w:tcPr>
-          <w:p>
-            <w:pPr>
-              <w:spacing w:line="360" w:lineRule="auto"/>
-              <w:ind w:firstLine="709"/>
-              <w:rPr>
-                <w:sz w:val="24"/>
-                <w:szCs w:val="24"/>
-              </w:rPr>
-            </w:pPr>
-            <w:r>
-              <w:rPr>
-                <w:sz w:val="24"/>
-                <w:szCs w:val="24"/>
-              </w:rPr>
-              <w:t>Аппаратчик</w:t>
-            </w:r>
-          </w:p>
-        </w:tc>
-        <w:tc>
-          <w:tcPr>
-            <w:tcW w:w="0" w:type="auto"/>
-            <w:hideMark/>
-          </w:tcPr>
-          <w:p>
-            <w:pPr>
-              <w:spacing w:line="360" w:lineRule="auto"/>
-              <w:ind w:firstLine="709"/>
-              <w:rPr>
-                <w:sz w:val="24"/>
-                <w:szCs w:val="24"/>
-              </w:rPr>
-            </w:pPr>
-            <w:r>
-              <w:rPr>
-                <w:sz w:val="24"/>
-                <w:szCs w:val="24"/>
-              </w:rPr>
-              <w:t>Производственная партия</w:t>
-            </w:r>
-          </w:p>
-        </w:tc>
-      </w:tr>
-      <w:tr>
-        <w:trPr>
-          <w:trHeight w:val="1145"/>
-        </w:trPr>
-        <w:tc>
-          <w:tcPr>
-            <w:tcW w:w="0" w:type="auto"/>
-            <w:hideMark/>
-          </w:tcPr>
-          <w:p>
-            <w:pPr>
-              <w:spacing w:line="360" w:lineRule="auto"/>
-              <w:ind w:firstLine="709"/>
-              <w:rPr>
-                <w:sz w:val="24"/>
-                <w:szCs w:val="24"/>
-              </w:rPr>
-            </w:pPr>
-            <w:r>
-              <w:rPr>
-                <w:sz w:val="24"/>
-                <w:szCs w:val="24"/>
-              </w:rPr>
-              <w:t>5</w:t>
-            </w:r>
-          </w:p>
-        </w:tc>
-        <w:tc>
-          <w:tcPr>
-            <w:tcW w:w="0" w:type="auto"/>
-            <w:hideMark/>
-          </w:tcPr>
-          <w:p>
-            <w:pPr>
-              <w:spacing w:line="360" w:lineRule="auto"/>
-              <w:ind w:firstLine="709"/>
-              <w:rPr>
-                <w:sz w:val="24"/>
-                <w:szCs w:val="24"/>
-              </w:rPr>
-            </w:pPr>
-            <w:r>
-              <w:rPr>
-                <w:sz w:val="24"/>
-                <w:szCs w:val="24"/>
-              </w:rPr>
-              <w:t>Выполнение шагов</w:t>
-            </w:r>
-          </w:p>
-        </w:tc>
-        <w:tc>
-          <w:tcPr>
-            <w:tcW w:w="0" w:type="auto"/>
-            <w:hideMark/>
-          </w:tcPr>
-          <w:p>
-            <w:pPr>
-              <w:spacing w:line="360" w:lineRule="auto"/>
-              <w:ind w:firstLine="709"/>
-              <w:rPr>
-                <w:sz w:val="24"/>
-                <w:szCs w:val="24"/>
-              </w:rPr>
-            </w:pPr>
-            <w:r>
-              <w:rPr>
-                <w:sz w:val="24"/>
-                <w:szCs w:val="24"/>
-              </w:rPr>
-              <w:t>Аппаратчик</w:t>
-            </w:r>
-          </w:p>
-        </w:tc>
-        <w:tc>
-          <w:tcPr>
-            <w:tcW w:w="0" w:type="auto"/>
-            <w:hideMark/>
-          </w:tcPr>
-          <w:p>
-            <w:pPr>
-              <w:spacing w:line="360" w:lineRule="auto"/>
-              <w:ind w:firstLine="709"/>
-              <w:rPr>
-                <w:sz w:val="24"/>
-                <w:szCs w:val="24"/>
-              </w:rPr>
-            </w:pPr>
-            <w:r>
-              <w:rPr>
-                <w:sz w:val="24"/>
-                <w:szCs w:val="24"/>
-              </w:rPr>
-              <w:t>Журнал выполнения</w:t>
-            </w:r>
-          </w:p>
-        </w:tc>
-      </w:tr>
-      <w:tr>
-        <w:trPr>
-          <w:trHeight w:val="1145"/>
-        </w:trPr>
-        <w:tc>
-          <w:tcPr>
-            <w:tcW w:w="0" w:type="auto"/>
-            <w:hideMark/>
-          </w:tcPr>
-          <w:p>
-            <w:pPr>
-              <w:spacing w:line="360" w:lineRule="auto"/>
-              <w:ind w:firstLine="709"/>
-              <w:rPr>
-                <w:sz w:val="24"/>
-                <w:szCs w:val="24"/>
-              </w:rPr>
-            </w:pPr>
-            <w:r>
-              <w:rPr>
-                <w:sz w:val="24"/>
-                <w:szCs w:val="24"/>
-              </w:rPr>
-              <w:t>6</w:t>
-            </w:r>
-          </w:p>
-        </w:tc>
-        <w:tc>
-          <w:tcPr>
-            <w:tcW w:w="0" w:type="auto"/>
-            <w:hideMark/>
-          </w:tcPr>
-          <w:p>
-            <w:pPr>
-              <w:spacing w:line="360" w:lineRule="auto"/>
-              <w:ind w:firstLine="709"/>
-              <w:rPr>
-                <w:sz w:val="24"/>
-                <w:szCs w:val="24"/>
-              </w:rPr>
-            </w:pPr>
-            <w:r>
-              <w:rPr>
-                <w:sz w:val="24"/>
-                <w:szCs w:val="24"/>
-              </w:rPr>
-              <w:t>Контроль качества</w:t>
-            </w:r>
-          </w:p>
-        </w:tc>
-        <w:tc>
-          <w:tcPr>
-            <w:tcW w:w="0" w:type="auto"/>
-            <w:hideMark/>
-          </w:tcPr>
-          <w:p>
-            <w:pPr>
-              <w:spacing w:line="360" w:lineRule="auto"/>
-              <w:ind w:firstLine="709"/>
-              <w:rPr>
-                <w:sz w:val="24"/>
-                <w:szCs w:val="24"/>
-              </w:rPr>
-            </w:pPr>
-            <w:r>
-              <w:rPr>
-                <w:sz w:val="24"/>
-                <w:szCs w:val="24"/>
-              </w:rPr>
-              <w:t>Лаборант</w:t>
-            </w:r>
-          </w:p>
-        </w:tc>
-        <w:tc>
-          <w:tcPr>
-            <w:tcW w:w="0" w:type="auto"/>
-            <w:hideMark/>
-          </w:tcPr>
-          <w:p>
-            <w:pPr>
-              <w:spacing w:line="360" w:lineRule="auto"/>
-              <w:ind w:firstLine="709"/>
-              <w:rPr>
-                <w:sz w:val="24"/>
-                <w:szCs w:val="24"/>
-              </w:rPr>
-            </w:pPr>
-            <w:r>
-              <w:rPr>
-                <w:sz w:val="24"/>
-                <w:szCs w:val="24"/>
-              </w:rPr>
-              <w:t>Протокол испытаний</w:t>
-            </w:r>
-          </w:p>
-        </w:tc>
-      </w:tr>
-      <w:tr>
-        <w:trPr>
-          <w:trHeight w:val="1145"/>
-        </w:trPr>
-        <w:tc>
-          <w:tcPr>
-            <w:tcW w:w="0" w:type="auto"/>
-            <w:hideMark/>
-          </w:tcPr>
-          <w:p>
-            <w:pPr>
-              <w:spacing w:line="360" w:lineRule="auto"/>
-              <w:ind w:firstLine="709"/>
-              <w:rPr>
-                <w:sz w:val="24"/>
-                <w:szCs w:val="24"/>
-              </w:rPr>
-            </w:pPr>
-            <w:r>
-              <w:rPr>
-                <w:sz w:val="24"/>
-                <w:szCs w:val="24"/>
-              </w:rPr>
-              <w:t>7</w:t>
-            </w:r>
-          </w:p>
-        </w:tc>
-        <w:tc>
-          <w:tcPr>
-            <w:tcW w:w="0" w:type="auto"/>
-            <w:hideMark/>
-          </w:tcPr>
-          <w:p>
-            <w:pPr>
-              <w:spacing w:line="360" w:lineRule="auto"/>
-              <w:ind w:firstLine="709"/>
-              <w:rPr>
-                <w:sz w:val="24"/>
-                <w:szCs w:val="24"/>
-              </w:rPr>
-            </w:pPr>
-            <w:r>
-              <w:rPr>
-                <w:sz w:val="24"/>
-                <w:szCs w:val="24"/>
-              </w:rPr>
-              <w:t>Анализ отклонений</w:t>
-            </w:r>
-          </w:p>
-        </w:tc>
-        <w:tc>
-          <w:tcPr>
-            <w:tcW w:w="0" w:type="auto"/>
-            <w:hideMark/>
-          </w:tcPr>
-          <w:p>
-            <w:pPr>
-              <w:spacing w:line="360" w:lineRule="auto"/>
-              <w:ind w:firstLine="709"/>
-              <w:rPr>
-                <w:sz w:val="24"/>
-                <w:szCs w:val="24"/>
-              </w:rPr>
-            </w:pPr>
-            <w:r>
-              <w:rPr>
-                <w:sz w:val="24"/>
-                <w:szCs w:val="24"/>
-              </w:rPr>
-              <w:t>Технолог</w:t>
-            </w:r>
-          </w:p>
-        </w:tc>
-        <w:tc>
-          <w:tcPr>
-            <w:tcW w:w="0" w:type="auto"/>
-            <w:hideMark/>
-          </w:tcPr>
-          <w:p>
-            <w:pPr>
-              <w:spacing w:line="360" w:lineRule="auto"/>
-              <w:ind w:firstLine="709"/>
-              <w:rPr>
-                <w:sz w:val="24"/>
-                <w:szCs w:val="24"/>
-              </w:rPr>
-            </w:pPr>
-            <w:r>
-              <w:rPr>
-                <w:sz w:val="24"/>
-                <w:szCs w:val="24"/>
-              </w:rPr>
-              <w:t>Акт об отклонениях</w:t>
-            </w:r>
-          </w:p>
-        </w:tc>
-      </w:tr>
-    </w:tbl>
     <w:p/>
     <w:p/>
     <w:p/>
-    <w:p/>
-    <w:p/>
     <w:p>
       <w:pPr>
         <w:pStyle w:val="2"/>
         <w:jc w:val="center"/>
       </w:pPr>
-      <w:bookmarkStart w:id="3" w:name="_Toc230005377"/>
-      <w:r>
+      <w:bookmarkStart w:id="2" w:name="_Toc230005377"/>
+      <w:r>
+        <w:lastRenderedPageBreak/>
         <w:t>АНАЛИЗ ПРЕДМЕТНОЙ ОБЛАСТИ</w:t>
       </w:r>
-      <w:bookmarkEnd w:id="3"/>
+      <w:bookmarkEnd w:id="2"/>
     </w:p>
     <w:p>
       <w:pPr>
@@ -3013,23 +1712,7 @@
           <w:b/>
           <w:bCs/>
         </w:rPr>
-        <w:t>Разработка информационной системы управления производством средств защиты растений «</w:t>
-      </w:r>
-      <w:proofErr w:type="spellStart"/>
-      <w:r>
-        <w:rPr>
-          <w:b/>
-          <w:bCs/>
-        </w:rPr>
-        <w:t>АгроКонтроль</w:t>
-      </w:r>
-      <w:proofErr w:type="spellEnd"/>
-      <w:r>
-        <w:rPr>
-          <w:b/>
-          <w:bCs/>
-        </w:rPr>
-        <w:t>»</w:t>
+        <w:t>Разработка информационной системы управления производством средств защиты растений «АгроКонтроль»</w:t>
       </w:r>
     </w:p>
     <w:p>
@@ -3046,7 +1729,6 @@
           <w:b/>
           <w:bCs/>
         </w:rPr>
-        <w:lastRenderedPageBreak/>
         <w:t>1. Характеристика предметной области</w:t>
       </w:r>
     </w:p>
@@ -3101,6 +1783,112 @@
         </w:rPr>
         <w:t>1.2 Ключевые особенности предметной области</w:t>
       </w:r>
+      <w:r>
+        <w:rPr>
+          <w:b/>
+          <w:bCs/>
+        </w:rPr>
+        <w:t xml:space="preserve"> Рисунок 1</w:t>
+      </w:r>
+    </w:p>
+    <w:p>
+      <w:pPr>
+        <w:spacing w:line="360" w:lineRule="auto"/>
+        <w:ind w:firstLine="709"/>
+        <w:rPr>
+          <w:b/>
+          <w:bCs/>
+        </w:rPr>
+      </w:pPr>
+      <w:r>
+        <w:rPr>
+          <w:noProof/>
+        </w:rPr>
+        <w:drawing>
+          <wp:inline distT="0" distB="0" distL="0" distR="0" wp14:anchorId="43036136" wp14:editId="0BC750A5">
+            <wp:extent cx="3853543" cy="3617099"/>
+            <wp:effectExtent l="19050" t="19050" r="0" b="2540"/>
+            <wp:docPr id="11" name="Рисунок 11"/>
+            <wp:cNvGraphicFramePr>
+              <a:graphicFrameLocks xmlns:a="http://schemas.openxmlformats.org/drawingml/2006/main" noChangeAspect="1"/>
+            </wp:cNvGraphicFramePr>
+            <a:graphic xmlns:a="http://schemas.openxmlformats.org/drawingml/2006/main">
+              <a:graphicData uri="http://schemas.openxmlformats.org/drawingml/2006/picture">
+                <pic:pic xmlns:pic="http://schemas.openxmlformats.org/drawingml/2006/picture">
+                  <pic:nvPicPr>
+                    <pic:cNvPr id="0" name="Picture 7"/>
+                    <pic:cNvPicPr>
+                      <a:picLocks noChangeAspect="1" noChangeArrowheads="1"/>
+                    </pic:cNvPicPr>
+                  </pic:nvPicPr>
+                  <pic:blipFill>
+                    <a:blip r:embed="rId6">
+                      <a:extLst>
+                        <a:ext uri="{28A0092B-C50C-407E-A947-70E740481C1C}">
+                          <a14:useLocalDpi xmlns:a14="http://schemas.microsoft.com/office/drawing/2010/main" val="0"/>
+                        </a:ext>
+                      </a:extLst>
+                    </a:blip>
+                    <a:srcRect/>
+                    <a:stretch>
+                      <a:fillRect/>
+                    </a:stretch>
+                  </pic:blipFill>
+                  <pic:spPr bwMode="auto">
+                    <a:xfrm>
+                      <a:off x="0" y="0"/>
+                      <a:ext cx="3858208" cy="3621478"/>
+                    </a:xfrm>
+                    <a:prstGeom prst="rect">
+                      <a:avLst/>
+                    </a:prstGeom>
+                    <a:noFill/>
+                    <a:ln>
+                      <a:solidFill>
+                        <a:schemeClr val="tx1"/>
+                      </a:solidFill>
+                    </a:ln>
+                  </pic:spPr>
+                </pic:pic>
+              </a:graphicData>
+            </a:graphic>
+          </wp:inline>
+        </w:drawing>
+      </w:r>
+    </w:p>
+    <w:p>
+      <w:pPr>
+        <w:spacing w:line="360" w:lineRule="auto"/>
+        <w:ind w:firstLine="709"/>
+        <w:rPr>
+          <w:b/>
+          <w:bCs/>
+        </w:rPr>
+      </w:pPr>
+      <w:r>
+        <w:rPr>
+          <w:b/>
+          <w:bCs/>
+        </w:rPr>
+        <w:t>Рисунок 1-</w:t>
+      </w:r>
+      <w:r>
+        <w:rPr>
+          <w:b/>
+          <w:bCs/>
+        </w:rPr>
+        <w:t>Ключевые особенности предметной области</w:t>
+      </w:r>
+    </w:p>
+    <w:p>
+      <w:pPr>
+        <w:spacing w:line="360" w:lineRule="auto"/>
+        <w:ind w:firstLine="709"/>
+        <w:rPr>
+          <w:b/>
+          <w:bCs/>
+        </w:rPr>
+      </w:pPr>
     </w:p>
     <w:p>
       <w:pPr>
@@ -3162,6 +1950,7 @@
                 <w:sz w:val="24"/>
                 <w:szCs w:val="24"/>
               </w:rPr>
+              <w:lastRenderedPageBreak/>
               <w:t>Особенность</w:t>
             </w:r>
           </w:p>
@@ -3349,7 +2138,6 @@
                 <w:szCs w:val="24"/>
               </w:rPr>
             </w:pPr>
-            <w:proofErr w:type="spellStart"/>
             <w:r>
               <w:rPr>
                 <w:sz w:val="24"/>
@@ -3357,7 +2145,6 @@
               </w:rPr>
               <w:t>Многостадийность</w:t>
             </w:r>
-            <w:proofErr w:type="spellEnd"/>
           </w:p>
         </w:tc>
         <w:tc>
@@ -3544,7 +2331,6 @@
         <w:ind w:firstLine="709"/>
       </w:pPr>
       <w:r>
-        <w:lastRenderedPageBreak/>
         <w:t>единица измерения;</w:t>
       </w:r>
     </w:p>
@@ -3710,6 +2496,7 @@
         <w:ind w:firstLine="709"/>
       </w:pPr>
       <w:r>
+        <w:lastRenderedPageBreak/>
         <w:t>статус (черновик, активна, архив);</w:t>
       </w:r>
     </w:p>
@@ -3947,7 +2734,6 @@
         <w:ind w:firstLine="709"/>
       </w:pPr>
       <w:r>
-        <w:lastRenderedPageBreak/>
         <w:t>приоритет;</w:t>
       </w:r>
     </w:p>
@@ -4143,6 +2929,7 @@
         <w:ind w:firstLine="709"/>
       </w:pPr>
       <w:r>
+        <w:lastRenderedPageBreak/>
         <w:t>внешний вид (норма — однородный).</w:t>
       </w:r>
     </w:p>
@@ -4391,7 +3178,6 @@
         <w:ind w:firstLine="709"/>
       </w:pPr>
       <w:r>
-        <w:lastRenderedPageBreak/>
         <w:t>анализ отклонений и событий;</w:t>
       </w:r>
     </w:p>
@@ -4588,6 +3374,7 @@
         <w:ind w:firstLine="709"/>
       </w:pPr>
       <w:r>
+        <w:lastRenderedPageBreak/>
         <w:t>контроль качества готовой продукции;</w:t>
       </w:r>
     </w:p>
@@ -4863,7 +3650,6 @@
           <w:b/>
           <w:bCs/>
         </w:rPr>
-        <w:lastRenderedPageBreak/>
         <w:t>Выходные данные:</w:t>
       </w:r>
       <w:r>
@@ -5072,6 +3858,7 @@
         <w:ind w:firstLine="709"/>
       </w:pPr>
       <w:r>
+        <w:lastRenderedPageBreak/>
         <w:t>Технолог создает заказ на основе рецептуры</w:t>
       </w:r>
     </w:p>
@@ -5342,7 +4129,6 @@
         <w:ind w:firstLine="709"/>
       </w:pPr>
       <w:r>
-        <w:lastRenderedPageBreak/>
         <w:t>Лаборант принимает решение (одобрить/заблокировать)</w:t>
       </w:r>
     </w:p>
@@ -5535,130 +4321,75 @@
         <w:ind w:firstLine="709"/>
       </w:pPr>
       <w:r>
-        <w:t>Система уведомляет ответственных</w:t>
-      </w:r>
-    </w:p>
-    <w:p>
-      <w:pPr>
-        <w:numPr>
-          <w:ilvl w:val="0"/>
-          <w:numId w:val="50"/>
-        </w:numPr>
+        <w:t>Система уведомляет ответственны</w:t>
+      </w:r>
+    </w:p>
+    <w:p>
+      <w:pPr>
+        <w:pStyle w:val="2"/>
+        <w:jc w:val="center"/>
+      </w:pPr>
+      <w:bookmarkStart w:id="3" w:name="_Toc230005378"/>
+      <w:r>
+        <w:lastRenderedPageBreak/>
+        <w:t>ЦЕЛИ И ЗАДАЧИ ПРОЕКТА</w:t>
+      </w:r>
+      <w:bookmarkEnd w:id="3"/>
+    </w:p>
+    <w:p>
+      <w:pPr>
         <w:spacing w:line="360" w:lineRule="auto"/>
         <w:ind w:firstLine="709"/>
-      </w:pPr>
-      <w:r>
-        <w:t>После устранения отклонение закрывается</w:t>
-      </w:r>
-    </w:p>
-    <w:p/>
-    <w:p/>
-    <w:p/>
-    <w:p/>
-    <w:p/>
-    <w:p/>
-    <w:p/>
-    <w:p/>
-    <w:p/>
-    <w:p/>
-    <w:p/>
-    <w:p/>
-    <w:p/>
-    <w:p/>
-    <w:p/>
-    <w:p/>
-    <w:p/>
-    <w:p/>
-    <w:p>
-      <w:pPr>
-        <w:pStyle w:val="2"/>
-        <w:jc w:val="center"/>
-      </w:pPr>
-      <w:bookmarkStart w:id="4" w:name="_Toc230005378"/>
-      <w:r>
-        <w:t>ЦЕЛИ И ЗАДАЧИ ПРОЕКТА</w:t>
-      </w:r>
-      <w:bookmarkEnd w:id="4"/>
+        <w:rPr>
+          <w:b/>
+          <w:bCs/>
+        </w:rPr>
+      </w:pPr>
+      <w:r>
+        <w:rPr>
+          <w:b/>
+          <w:bCs/>
+        </w:rPr>
+        <w:t>Разработка информационной системы управления производством средств защиты растений «АгроКонтроль»</w:t>
+      </w:r>
     </w:p>
     <w:p>
       <w:pPr>
         <w:spacing w:line="360" w:lineRule="auto"/>
         <w:ind w:firstLine="709"/>
-        <w:rPr>
-          <w:b/>
-          <w:bCs/>
-        </w:rPr>
-      </w:pPr>
-      <w:r>
-        <w:rPr>
-          <w:b/>
-          <w:bCs/>
-        </w:rPr>
-        <w:t>Разработка информационной системы управления производством средств защиты растений «</w:t>
-      </w:r>
-      <w:proofErr w:type="spellStart"/>
-      <w:r>
-        <w:rPr>
-          <w:b/>
-          <w:bCs/>
-        </w:rPr>
-        <w:t>АгроКонтроль</w:t>
-      </w:r>
-      <w:proofErr w:type="spellEnd"/>
-      <w:r>
-        <w:rPr>
-          <w:b/>
-          <w:bCs/>
-        </w:rPr>
-        <w:t>»</w:t>
-      </w:r>
+      </w:pPr>
     </w:p>
     <w:p>
       <w:pPr>
         <w:spacing w:line="360" w:lineRule="auto"/>
         <w:ind w:firstLine="709"/>
-      </w:pPr>
+        <w:rPr>
+          <w:b/>
+          <w:bCs/>
+        </w:rPr>
+      </w:pPr>
+      <w:r>
+        <w:rPr>
+          <w:b/>
+          <w:bCs/>
+        </w:rPr>
+        <w:t>1. Цель проекта</w:t>
+      </w:r>
     </w:p>
     <w:p>
       <w:pPr>
         <w:spacing w:line="360" w:lineRule="auto"/>
         <w:ind w:firstLine="709"/>
-        <w:rPr>
-          <w:b/>
-          <w:bCs/>
-        </w:rPr>
-      </w:pPr>
-      <w:r>
-        <w:rPr>
-          <w:b/>
-          <w:bCs/>
-        </w:rPr>
-        <w:t>1. Цель проекта</w:t>
-      </w:r>
-    </w:p>
-    <w:p>
-      <w:pPr>
-        <w:spacing w:line="360" w:lineRule="auto"/>
-        <w:ind w:firstLine="709"/>
-      </w:pPr>
-      <w:r>
-        <w:rPr>
-          <w:b/>
-          <w:bCs/>
-        </w:rPr>
-        <w:lastRenderedPageBreak/>
+      </w:pPr>
+      <w:r>
+        <w:rPr>
+          <w:b/>
+          <w:bCs/>
+        </w:rPr>
         <w:t>Основной целью</w:t>
       </w:r>
       <w:r>
-        <w:t> дипломного проекта является разработка информационной системы «</w:t>
-      </w:r>
-      <w:proofErr w:type="spellStart"/>
-      <w:r>
-        <w:t>АгроКонтроль</w:t>
-      </w:r>
-      <w:proofErr w:type="spellEnd"/>
-      <w:r>
-        <w:t>» для автоматизации процессов управления производством средств защиты растений, обеспечивающей:</w:t>
+        <w:t> дипломного проекта является разработка информационной системы «АгроКонтроль» для автоматизации процессов управления производством средств защиты растений, обеспечивающей:</w:t>
       </w:r>
     </w:p>
     <w:p>
@@ -6230,6 +4961,7 @@
               <w:ind w:firstLine="709"/>
             </w:pPr>
             <w:r>
+              <w:lastRenderedPageBreak/>
               <w:t>7</w:t>
             </w:r>
           </w:p>
@@ -6260,15 +4992,7 @@
               <w:ind w:firstLine="709"/>
             </w:pPr>
             <w:r>
-              <w:t xml:space="preserve">Разработка структуры REST API, определение </w:t>
-            </w:r>
-            <w:proofErr w:type="spellStart"/>
-            <w:r>
-              <w:t>эндпоинтов</w:t>
-            </w:r>
-            <w:proofErr w:type="spellEnd"/>
-            <w:r>
-              <w:t xml:space="preserve"> и форматов данных</w:t>
+              <w:t>Разработка структуры REST API, определение эндпоинтов и форматов данных</w:t>
             </w:r>
           </w:p>
         </w:tc>
@@ -6315,15 +5039,7 @@
               <w:ind w:firstLine="709"/>
             </w:pPr>
             <w:r>
-              <w:t xml:space="preserve">Создание </w:t>
-            </w:r>
-            <w:proofErr w:type="spellStart"/>
-            <w:r>
-              <w:t>wireframe</w:t>
-            </w:r>
-            <w:proofErr w:type="spellEnd"/>
-            <w:r>
-              <w:t xml:space="preserve"> и макетов экранов для всех модулей системы</w:t>
+              <w:t>Создание wireframe и макетов экранов для всех модулей системы</w:t>
             </w:r>
           </w:p>
         </w:tc>
@@ -6423,7 +5139,6 @@
               <w:ind w:firstLine="709"/>
             </w:pPr>
             <w:r>
-              <w:lastRenderedPageBreak/>
               <w:t>9</w:t>
             </w:r>
           </w:p>
@@ -6503,7 +5218,7 @@
             <w:r>
               <w:t>Реализация REST API на </w:t>
             </w:r>
-            <w:hyperlink r:id="rId6" w:tgtFrame="_blank" w:history="1">
+            <w:hyperlink r:id="rId7" w:tgtFrame="_blank" w:history="1">
               <w:r>
                 <w:rPr>
                   <w:rStyle w:val="ab"/>
@@ -6559,15 +5274,7 @@
               <w:ind w:firstLine="709"/>
             </w:pPr>
             <w:r>
-              <w:t xml:space="preserve">Создание </w:t>
-            </w:r>
-            <w:proofErr w:type="spellStart"/>
-            <w:r>
-              <w:t>desktop</w:t>
-            </w:r>
-            <w:proofErr w:type="spellEnd"/>
-            <w:r>
-              <w:t>-приложения для управления продукцией, рецептурами, заказами и партиями</w:t>
+              <w:t>Создание desktop-приложения для управления продукцией, рецептурами, заказами и партиями</w:t>
             </w:r>
           </w:p>
         </w:tc>
@@ -6614,15 +5321,7 @@
               <w:ind w:firstLine="709"/>
             </w:pPr>
             <w:r>
-              <w:t xml:space="preserve">Создание </w:t>
-            </w:r>
-            <w:proofErr w:type="spellStart"/>
-            <w:r>
-              <w:t>desktop</w:t>
-            </w:r>
-            <w:proofErr w:type="spellEnd"/>
-            <w:r>
-              <w:t>-приложения для контроля качества сырья и готовой продукции</w:t>
+              <w:t>Создание desktop-приложения для контроля качества сырья и готовой продукции</w:t>
             </w:r>
           </w:p>
         </w:tc>
@@ -6669,15 +5368,7 @@
               <w:ind w:firstLine="709"/>
             </w:pPr>
             <w:r>
-              <w:t xml:space="preserve">Разработка концепции и </w:t>
-            </w:r>
-            <w:proofErr w:type="spellStart"/>
-            <w:r>
-              <w:t>wireframe</w:t>
-            </w:r>
-            <w:proofErr w:type="spellEnd"/>
-            <w:r>
-              <w:t xml:space="preserve"> для мобильного приложения оператора</w:t>
+              <w:t>Разработка концепции и wireframe для мобильного приложения оператора</w:t>
             </w:r>
           </w:p>
         </w:tc>
@@ -6854,23 +5545,7 @@
               <w:ind w:firstLine="709"/>
             </w:pPr>
             <w:r>
-              <w:t xml:space="preserve">Создание </w:t>
-            </w:r>
-            <w:proofErr w:type="spellStart"/>
-            <w:r>
-              <w:t>unit</w:t>
-            </w:r>
-            <w:proofErr w:type="spellEnd"/>
-            <w:r>
-              <w:t xml:space="preserve">-тестов для критичных модулей </w:t>
-            </w:r>
-            <w:proofErr w:type="spellStart"/>
-            <w:r>
-              <w:t>desktop</w:t>
-            </w:r>
-            <w:proofErr w:type="spellEnd"/>
-            <w:r>
-              <w:t>-приложений</w:t>
+              <w:t>Создание unit-тестов для критичных модулей desktop-приложений</w:t>
             </w:r>
           </w:p>
         </w:tc>
@@ -7261,6 +5936,7 @@
           <w:b/>
           <w:bCs/>
         </w:rPr>
+        <w:lastRenderedPageBreak/>
         <w:t>3. Критерии достижения цели</w:t>
       </w:r>
     </w:p>
@@ -7402,7 +6078,6 @@
               <w:ind w:firstLine="709"/>
             </w:pPr>
             <w:r>
-              <w:lastRenderedPageBreak/>
               <w:t>2</w:t>
             </w:r>
           </w:p>
@@ -7433,15 +6108,7 @@
               <w:ind w:firstLine="709"/>
             </w:pPr>
             <w:r>
-              <w:t xml:space="preserve">Все </w:t>
-            </w:r>
-            <w:proofErr w:type="spellStart"/>
-            <w:r>
-              <w:t>эндпоинты</w:t>
-            </w:r>
-            <w:proofErr w:type="spellEnd"/>
-            <w:r>
-              <w:t xml:space="preserve"> функционируют, авторизация работает</w:t>
+              <w:t>Все эндпоинты функционируют, авторизация работает</w:t>
             </w:r>
           </w:p>
         </w:tc>
@@ -8002,15 +6669,7 @@
         <w:ind w:firstLine="709"/>
       </w:pPr>
       <w:r>
-        <w:t xml:space="preserve">создан API сервер с 25 </w:t>
-      </w:r>
-      <w:proofErr w:type="spellStart"/>
-      <w:r>
-        <w:t>эндпоинтами</w:t>
-      </w:r>
-      <w:proofErr w:type="spellEnd"/>
-      <w:r>
-        <w:t>;</w:t>
+        <w:t>создан API сервер с 25 эндпоинтами;</w:t>
       </w:r>
     </w:p>
     <w:p>
@@ -8023,15 +6682,7 @@
         <w:ind w:firstLine="709"/>
       </w:pPr>
       <w:r>
-        <w:t xml:space="preserve">реализованы два </w:t>
-      </w:r>
-      <w:proofErr w:type="spellStart"/>
-      <w:r>
-        <w:t>desktop</w:t>
-      </w:r>
-      <w:proofErr w:type="spellEnd"/>
-      <w:r>
-        <w:t>-приложения (технолог, лаборатория);</w:t>
+        <w:t>реализованы два desktop-приложения (технолог, лаборатория);</w:t>
       </w:r>
     </w:p>
     <w:p>
@@ -8070,48 +6721,31 @@
     <w:p/>
     <w:p/>
     <w:p/>
-    <w:p/>
-    <w:p/>
     <w:p>
       <w:pPr>
         <w:pStyle w:val="2"/>
         <w:jc w:val="center"/>
       </w:pPr>
-      <w:bookmarkStart w:id="5" w:name="_Toc230005379"/>
-      <w:r>
+      <w:bookmarkStart w:id="4" w:name="_Toc230005379"/>
+      <w:r>
+        <w:lastRenderedPageBreak/>
         <w:t>РУКОВОДСТВО ОПЕРАТОРА</w:t>
       </w:r>
-      <w:bookmarkEnd w:id="5"/>
-    </w:p>
-    <w:p>
-      <w:pPr>
-        <w:rPr>
-          <w:b/>
-          <w:bCs/>
-        </w:rPr>
-      </w:pPr>
-      <w:r>
-        <w:rPr>
-          <w:b/>
-          <w:bCs/>
-        </w:rPr>
-        <w:t>Модуль технолога системы «</w:t>
-      </w:r>
-      <w:proofErr w:type="spellStart"/>
-      <w:r>
-        <w:rPr>
-          <w:b/>
-          <w:bCs/>
-        </w:rPr>
-        <w:t>АгроКонтроль</w:t>
-      </w:r>
-      <w:proofErr w:type="spellEnd"/>
-      <w:r>
-        <w:rPr>
-          <w:b/>
-          <w:bCs/>
-        </w:rPr>
-        <w:t>»</w:t>
+      <w:bookmarkEnd w:id="4"/>
+    </w:p>
+    <w:p>
+      <w:pPr>
+        <w:rPr>
+          <w:b/>
+          <w:bCs/>
+        </w:rPr>
+      </w:pPr>
+      <w:r>
+        <w:rPr>
+          <w:b/>
+          <w:bCs/>
+        </w:rPr>
+        <w:t>Модуль технолога системы «АгроКонтроль»</w:t>
       </w:r>
     </w:p>
     <w:p>
@@ -8131,16 +6765,7 @@
     </w:p>
     <w:p>
       <w:r>
-        <w:lastRenderedPageBreak/>
-        <w:t>Настоящее руководство предназначено для операторов (технологов) автоматизированной системы «</w:t>
-      </w:r>
-      <w:proofErr w:type="spellStart"/>
-      <w:r>
-        <w:t>АгроКонтроль</w:t>
-      </w:r>
-      <w:proofErr w:type="spellEnd"/>
-      <w:r>
-        <w:t>», работающих с модулем технолога.</w:t>
+        <w:t>Настоящее руководство предназначено для операторов (технологов) автоматизированной системы «АгроКонтроль», работающих с модулем технолога.</w:t>
       </w:r>
     </w:p>
     <w:p>
@@ -8854,6 +7479,7 @@
         <w:spacing w:after="160" w:line="278" w:lineRule="auto"/>
       </w:pPr>
       <w:r>
+        <w:lastRenderedPageBreak/>
         <w:t>При первом запуске может потребоваться установка .NET Framework</w:t>
       </w:r>
     </w:p>
@@ -8893,7 +7519,6 @@
         <w:spacing w:after="160" w:line="278" w:lineRule="auto"/>
       </w:pPr>
       <w:r>
-        <w:lastRenderedPageBreak/>
         <w:t>Дождитесь появления окна авторизации</w:t>
       </w:r>
     </w:p>
@@ -8954,7 +7579,7 @@
                     <pic:cNvPicPr/>
                   </pic:nvPicPr>
                   <pic:blipFill>
-                    <a:blip r:embed="rId7"/>
+                    <a:blip r:embed="rId8"/>
                     <a:stretch>
                       <a:fillRect/>
                     </a:stretch>
@@ -9138,6 +7763,7 @@
           </w:tcPr>
           <w:p>
             <w:r>
+              <w:lastRenderedPageBreak/>
               <w:t>4</w:t>
             </w:r>
           </w:p>
@@ -9251,7 +7877,6 @@
               <w:spacing w:after="160" w:line="278" w:lineRule="auto"/>
             </w:pPr>
             <w:r>
-              <w:lastRenderedPageBreak/>
               <w:t>Технолог</w:t>
             </w:r>
           </w:p>
@@ -9265,13 +7890,9 @@
             <w:pPr>
               <w:spacing w:after="160" w:line="278" w:lineRule="auto"/>
             </w:pPr>
-            <w:proofErr w:type="spellStart"/>
-            <w:proofErr w:type="gramStart"/>
             <w:r>
               <w:t>tech.ivanov</w:t>
             </w:r>
-            <w:proofErr w:type="spellEnd"/>
-            <w:proofErr w:type="gramEnd"/>
           </w:p>
         </w:tc>
         <w:tc>
@@ -9313,13 +7934,9 @@
             <w:pPr>
               <w:spacing w:after="160" w:line="278" w:lineRule="auto"/>
             </w:pPr>
-            <w:proofErr w:type="spellStart"/>
-            <w:proofErr w:type="gramStart"/>
             <w:r>
               <w:t>tech.petrova</w:t>
             </w:r>
-            <w:proofErr w:type="spellEnd"/>
-            <w:proofErr w:type="gramEnd"/>
           </w:p>
         </w:tc>
         <w:tc>
@@ -9361,11 +7978,9 @@
             <w:pPr>
               <w:spacing w:after="160" w:line="278" w:lineRule="auto"/>
             </w:pPr>
-            <w:proofErr w:type="spellStart"/>
             <w:r>
               <w:t>admin</w:t>
             </w:r>
-            <w:proofErr w:type="spellEnd"/>
           </w:p>
         </w:tc>
         <w:tc>
@@ -9706,11 +8321,9 @@
         </w:numPr>
         <w:spacing w:after="160" w:line="278" w:lineRule="auto"/>
       </w:pPr>
-      <w:proofErr w:type="spellStart"/>
       <w:r>
         <w:t>Email</w:t>
       </w:r>
-      <w:proofErr w:type="spellEnd"/>
     </w:p>
     <w:p>
       <w:pPr>
@@ -10075,6 +8688,7 @@
               <w:spacing w:after="160" w:line="278" w:lineRule="auto"/>
             </w:pPr>
             <w:r>
+              <w:lastRenderedPageBreak/>
               <w:t>Партии</w:t>
             </w:r>
           </w:p>
@@ -10216,7 +8830,6 @@
               <w:rPr>
                 <w:rFonts w:ascii="Segoe UI Symbol" w:hAnsi="Segoe UI Symbol" w:cs="Segoe UI Symbol"/>
               </w:rPr>
-              <w:lastRenderedPageBreak/>
               <w:t>⚠</w:t>
             </w:r>
             <w:r>
@@ -10506,11 +9119,7 @@
           </w:tcPr>
           <w:p>
             <w:r>
-              <w:t xml:space="preserve">Нажмите кнопку </w:t>
-            </w:r>
-            <w:proofErr w:type="gramStart"/>
-            <w:r>
-              <w:t xml:space="preserve">« </w:t>
+              <w:t xml:space="preserve">Нажмите кнопку « </w:t>
             </w:r>
             <w:r>
               <w:rPr>
@@ -10518,7 +9127,6 @@
               </w:rPr>
               <w:t>Добавить</w:t>
             </w:r>
-            <w:proofErr w:type="gramEnd"/>
             <w:r>
               <w:t xml:space="preserve"> </w:t>
             </w:r>
@@ -10954,7 +9562,7 @@
                     <pic:cNvPicPr/>
                   </pic:nvPicPr>
                   <pic:blipFill>
-                    <a:blip r:embed="rId8"/>
+                    <a:blip r:embed="rId9"/>
                     <a:stretch>
                       <a:fillRect/>
                     </a:stretch>
@@ -11316,24 +9924,13 @@
               <w:spacing w:after="160" w:line="278" w:lineRule="auto"/>
             </w:pPr>
             <w:r>
-              <w:t xml:space="preserve">Нажмите </w:t>
-            </w:r>
-            <w:proofErr w:type="gramStart"/>
-            <w:r>
-              <w:t xml:space="preserve">« </w:t>
+              <w:t xml:space="preserve">Нажмите « </w:t>
             </w:r>
             <w:r>
               <w:rPr>
                 <w:rFonts w:ascii="Aptos" w:hAnsi="Aptos" w:cs="Aptos"/>
               </w:rPr>
-              <w:t>Добавить</w:t>
-            </w:r>
-            <w:proofErr w:type="gramEnd"/>
-            <w:r>
-              <w:rPr>
-                <w:rFonts w:ascii="Aptos" w:hAnsi="Aptos" w:cs="Aptos"/>
-              </w:rPr>
-              <w:t>»</w:t>
+              <w:t>Добавить»</w:t>
             </w:r>
             <w:r>
               <w:t xml:space="preserve"> </w:t>
@@ -11929,7 +10526,7 @@
                     <pic:cNvPicPr/>
                   </pic:nvPicPr>
                   <pic:blipFill>
-                    <a:blip r:embed="rId9"/>
+                    <a:blip r:embed="rId10"/>
                     <a:stretch>
                       <a:fillRect/>
                     </a:stretch>
@@ -12042,11 +10639,7 @@
               <w:spacing w:after="160" w:line="278" w:lineRule="auto"/>
             </w:pPr>
             <w:r>
-              <w:t xml:space="preserve">Нажмите </w:t>
-            </w:r>
-            <w:proofErr w:type="gramStart"/>
-            <w:r>
-              <w:t xml:space="preserve">« </w:t>
+              <w:t xml:space="preserve">Нажмите « </w:t>
             </w:r>
             <w:r>
               <w:rPr>
@@ -12054,7 +10647,6 @@
               </w:rPr>
               <w:t>Создать</w:t>
             </w:r>
-            <w:proofErr w:type="gramEnd"/>
             <w:r>
               <w:t xml:space="preserve"> </w:t>
             </w:r>
@@ -12335,35 +10927,9 @@
             <w:pPr>
               <w:spacing w:after="160" w:line="278" w:lineRule="auto"/>
             </w:pPr>
-            <w:proofErr w:type="spellStart"/>
-            <w:r>
-              <w:t>mixing</w:t>
-            </w:r>
-            <w:proofErr w:type="spellEnd"/>
-            <w:r>
-              <w:t>/</w:t>
-            </w:r>
-            <w:proofErr w:type="spellStart"/>
-            <w:r>
-              <w:t>holding</w:t>
-            </w:r>
-            <w:proofErr w:type="spellEnd"/>
-            <w:r>
-              <w:t>/</w:t>
-            </w:r>
-            <w:proofErr w:type="spellStart"/>
-            <w:r>
-              <w:t>extrusion</w:t>
-            </w:r>
-            <w:proofErr w:type="spellEnd"/>
-            <w:r>
-              <w:t>/</w:t>
-            </w:r>
-            <w:proofErr w:type="spellStart"/>
-            <w:r>
-              <w:t>cooling</w:t>
-            </w:r>
-            <w:proofErr w:type="spellEnd"/>
+            <w:r>
+              <w:t>mixing/holding/extrusion/cooling</w:t>
+            </w:r>
           </w:p>
         </w:tc>
       </w:tr>
@@ -12566,24 +11132,13 @@
               <w:spacing w:after="160" w:line="278" w:lineRule="auto"/>
             </w:pPr>
             <w:r>
-              <w:t xml:space="preserve">Нажмите </w:t>
-            </w:r>
-            <w:proofErr w:type="gramStart"/>
-            <w:r>
-              <w:t xml:space="preserve">« </w:t>
+              <w:t xml:space="preserve">Нажмите « </w:t>
             </w:r>
             <w:r>
               <w:rPr>
                 <w:rFonts w:ascii="Aptos" w:hAnsi="Aptos" w:cs="Aptos"/>
               </w:rPr>
-              <w:t>Создать</w:t>
-            </w:r>
-            <w:proofErr w:type="gramEnd"/>
-            <w:r>
-              <w:rPr>
-                <w:rFonts w:ascii="Aptos" w:hAnsi="Aptos" w:cs="Aptos"/>
-              </w:rPr>
-              <w:t>»</w:t>
+              <w:t>Создать»</w:t>
             </w:r>
           </w:p>
         </w:tc>
@@ -12673,15 +11228,7 @@
               <w:spacing w:after="160" w:line="278" w:lineRule="auto"/>
             </w:pPr>
             <w:r>
-              <w:t>Укажите приоритет (</w:t>
-            </w:r>
-            <w:proofErr w:type="gramStart"/>
-            <w:r>
-              <w:t>1-5</w:t>
-            </w:r>
-            <w:proofErr w:type="gramEnd"/>
-            <w:r>
-              <w:t>)</w:t>
+              <w:t>Укажите приоритет (1-5)</w:t>
             </w:r>
           </w:p>
         </w:tc>
@@ -12863,13 +11410,8 @@
               <w:spacing w:after="160" w:line="278" w:lineRule="auto"/>
             </w:pPr>
             <w:r>
-              <w:t>Редактировать</w:t>
-            </w:r>
-            <w:proofErr w:type="gramStart"/>
-            <w:r>
-              <w:t>, Удалить</w:t>
-            </w:r>
-            <w:proofErr w:type="gramEnd"/>
+              <w:t>Редактировать, Удалить</w:t>
+            </w:r>
           </w:p>
         </w:tc>
       </w:tr>
@@ -13150,24 +11692,13 @@
               <w:spacing w:after="160" w:line="278" w:lineRule="auto"/>
             </w:pPr>
             <w:r>
-              <w:t xml:space="preserve">Нажмите </w:t>
-            </w:r>
-            <w:proofErr w:type="gramStart"/>
-            <w:r>
-              <w:t xml:space="preserve">« </w:t>
+              <w:t xml:space="preserve">Нажмите « </w:t>
             </w:r>
             <w:r>
               <w:rPr>
                 <w:rFonts w:ascii="Aptos" w:hAnsi="Aptos" w:cs="Aptos"/>
               </w:rPr>
-              <w:t>Сформировать</w:t>
-            </w:r>
-            <w:proofErr w:type="gramEnd"/>
-            <w:r>
-              <w:rPr>
-                <w:rFonts w:ascii="Aptos" w:hAnsi="Aptos" w:cs="Aptos"/>
-              </w:rPr>
-              <w:t>»</w:t>
+              <w:t>Сформировать»</w:t>
             </w:r>
           </w:p>
         </w:tc>
@@ -13573,24 +12104,13 @@
               <w:spacing w:after="160" w:line="278" w:lineRule="auto"/>
             </w:pPr>
             <w:r>
-              <w:t xml:space="preserve">Нажмите кнопку </w:t>
-            </w:r>
-            <w:proofErr w:type="gramStart"/>
-            <w:r>
-              <w:t xml:space="preserve">« </w:t>
+              <w:t xml:space="preserve">Нажмите кнопку « </w:t>
             </w:r>
             <w:r>
               <w:rPr>
                 <w:rFonts w:ascii="Aptos" w:hAnsi="Aptos" w:cs="Aptos"/>
               </w:rPr>
-              <w:t>Завершить</w:t>
-            </w:r>
-            <w:proofErr w:type="gramEnd"/>
-            <w:r>
-              <w:rPr>
-                <w:rFonts w:ascii="Aptos" w:hAnsi="Aptos" w:cs="Aptos"/>
-              </w:rPr>
-              <w:t>»</w:t>
+              <w:t>Завершить»</w:t>
             </w:r>
           </w:p>
         </w:tc>
@@ -14044,13 +12564,8 @@
             <w:pPr>
               <w:spacing w:after="160" w:line="278" w:lineRule="auto"/>
             </w:pPr>
-            <w:proofErr w:type="gramStart"/>
-            <w:r>
-              <w:t>50-150</w:t>
-            </w:r>
-            <w:proofErr w:type="gramEnd"/>
-            <w:r>
-              <w:t xml:space="preserve"> °C</w:t>
+            <w:r>
+              <w:t>50-150 °C</w:t>
             </w:r>
           </w:p>
         </w:tc>
@@ -14093,19 +12608,9 @@
             <w:pPr>
               <w:spacing w:after="160" w:line="278" w:lineRule="auto"/>
             </w:pPr>
-            <w:proofErr w:type="gramStart"/>
-            <w:r>
-              <w:t>1-10</w:t>
-            </w:r>
-            <w:proofErr w:type="gramEnd"/>
-            <w:r>
-              <w:t xml:space="preserve"> </w:t>
-            </w:r>
-            <w:proofErr w:type="spellStart"/>
-            <w:r>
-              <w:t>bar</w:t>
-            </w:r>
-            <w:proofErr w:type="spellEnd"/>
+            <w:r>
+              <w:t>1-10 bar</w:t>
+            </w:r>
           </w:p>
         </w:tc>
         <w:tc>
@@ -14147,19 +12652,9 @@
             <w:pPr>
               <w:spacing w:after="160" w:line="278" w:lineRule="auto"/>
             </w:pPr>
-            <w:proofErr w:type="gramStart"/>
-            <w:r>
-              <w:t>50-300</w:t>
-            </w:r>
-            <w:proofErr w:type="gramEnd"/>
-            <w:r>
-              <w:t xml:space="preserve"> </w:t>
-            </w:r>
-            <w:proofErr w:type="spellStart"/>
-            <w:r>
-              <w:t>rpm</w:t>
-            </w:r>
-            <w:proofErr w:type="spellEnd"/>
+            <w:r>
+              <w:t>50-300 rpm</w:t>
+            </w:r>
           </w:p>
         </w:tc>
         <w:tc>
@@ -14201,13 +12696,8 @@
             <w:pPr>
               <w:spacing w:after="160" w:line="278" w:lineRule="auto"/>
             </w:pPr>
-            <w:proofErr w:type="gramStart"/>
-            <w:r>
-              <w:t>50-200</w:t>
-            </w:r>
-            <w:proofErr w:type="gramEnd"/>
-            <w:r>
-              <w:t xml:space="preserve"> кг/ч</w:t>
+            <w:r>
+              <w:t>50-200 кг/ч</w:t>
             </w:r>
           </w:p>
         </w:tc>
@@ -15219,23 +13709,7 @@
           <w:b/>
           <w:bCs/>
         </w:rPr>
-        <w:t>Система управления производством «</w:t>
-      </w:r>
-      <w:proofErr w:type="spellStart"/>
-      <w:r>
-        <w:rPr>
-          <w:b/>
-          <w:bCs/>
-        </w:rPr>
-        <w:t>АгроКонтроль</w:t>
-      </w:r>
-      <w:proofErr w:type="spellEnd"/>
-      <w:r>
-        <w:rPr>
-          <w:b/>
-          <w:bCs/>
-        </w:rPr>
-        <w:t>»</w:t>
+        <w:t>Система управления производством «АгроКонтроль»</w:t>
       </w:r>
     </w:p>
     <w:p/>
@@ -15371,15 +13845,7 @@
     </w:p>
     <w:p>
       <w:r>
-        <w:t>Документ содержит информацию об отладке программных модулей системы «</w:t>
-      </w:r>
-      <w:proofErr w:type="spellStart"/>
-      <w:r>
-        <w:t>АгроКонтроль</w:t>
-      </w:r>
-      <w:proofErr w:type="spellEnd"/>
-      <w:r>
-        <w:t>», выявленных ошибках и способах их устранения.</w:t>
+        <w:t>Документ содержит информацию об отладке программных модулей системы «АгроКонтроль», выявленных ошибках и способах их устранения.</w:t>
       </w:r>
     </w:p>
     <w:p>
@@ -15564,7 +14030,7 @@
             <w:pPr>
               <w:spacing w:after="160" w:line="278" w:lineRule="auto"/>
             </w:pPr>
-            <w:hyperlink r:id="rId10" w:tgtFrame="_blank" w:history="1">
+            <w:hyperlink r:id="rId11" w:tgtFrame="_blank" w:history="1">
               <w:r>
                 <w:rPr>
                   <w:rStyle w:val="ab"/>
@@ -15733,11 +14199,9 @@
             <w:pPr>
               <w:spacing w:after="160" w:line="278" w:lineRule="auto"/>
             </w:pPr>
-            <w:proofErr w:type="spellStart"/>
             <w:r>
               <w:t>Postman</w:t>
             </w:r>
-            <w:proofErr w:type="spellEnd"/>
           </w:p>
         </w:tc>
         <w:tc>
@@ -15795,11 +14259,9 @@
             <w:pPr>
               <w:spacing w:after="160" w:line="278" w:lineRule="auto"/>
             </w:pPr>
-            <w:proofErr w:type="spellStart"/>
             <w:r>
               <w:t>Swagger</w:t>
             </w:r>
-            <w:proofErr w:type="spellEnd"/>
           </w:p>
         </w:tc>
         <w:tc>
@@ -15948,11 +14410,9 @@
             <w:pPr>
               <w:spacing w:after="160" w:line="278" w:lineRule="auto"/>
             </w:pPr>
-            <w:proofErr w:type="spellStart"/>
             <w:r>
               <w:t>MainWindow.xaml.cs</w:t>
             </w:r>
-            <w:proofErr w:type="spellEnd"/>
           </w:p>
         </w:tc>
         <w:tc>
@@ -15994,11 +14454,9 @@
             <w:pPr>
               <w:spacing w:after="160" w:line="278" w:lineRule="auto"/>
             </w:pPr>
-            <w:proofErr w:type="spellStart"/>
             <w:r>
               <w:t>LoginWindow.xaml.cs</w:t>
             </w:r>
-            <w:proofErr w:type="spellEnd"/>
           </w:p>
         </w:tc>
         <w:tc>
@@ -16040,18 +14498,8 @@
             <w:pPr>
               <w:spacing w:after="160" w:line="278" w:lineRule="auto"/>
             </w:pPr>
-            <w:proofErr w:type="spellStart"/>
-            <w:proofErr w:type="gramStart"/>
-            <w:r>
-              <w:t>ShowProducts</w:t>
-            </w:r>
-            <w:proofErr w:type="spellEnd"/>
-            <w:r>
-              <w:t>(</w:t>
-            </w:r>
-            <w:proofErr w:type="gramEnd"/>
-            <w:r>
-              <w:t>)</w:t>
+            <w:r>
+              <w:t>ShowProducts()</w:t>
             </w:r>
           </w:p>
         </w:tc>
@@ -16095,18 +14543,8 @@
             <w:pPr>
               <w:spacing w:after="160" w:line="278" w:lineRule="auto"/>
             </w:pPr>
-            <w:proofErr w:type="spellStart"/>
-            <w:proofErr w:type="gramStart"/>
-            <w:r>
-              <w:t>ShowRecipes</w:t>
-            </w:r>
-            <w:proofErr w:type="spellEnd"/>
-            <w:r>
-              <w:t>(</w:t>
-            </w:r>
-            <w:proofErr w:type="gramEnd"/>
-            <w:r>
-              <w:t>)</w:t>
+            <w:r>
+              <w:t>ShowRecipes()</w:t>
             </w:r>
           </w:p>
         </w:tc>
@@ -16149,18 +14587,8 @@
             <w:pPr>
               <w:spacing w:after="160" w:line="278" w:lineRule="auto"/>
             </w:pPr>
-            <w:proofErr w:type="spellStart"/>
-            <w:proofErr w:type="gramStart"/>
-            <w:r>
-              <w:t>ShowBatches</w:t>
-            </w:r>
-            <w:proofErr w:type="spellEnd"/>
-            <w:r>
-              <w:t>(</w:t>
-            </w:r>
-            <w:proofErr w:type="gramEnd"/>
-            <w:r>
-              <w:t>)</w:t>
+            <w:r>
+              <w:t>ShowBatches()</w:t>
             </w:r>
           </w:p>
         </w:tc>
@@ -16203,18 +14631,8 @@
             <w:pPr>
               <w:spacing w:after="160" w:line="278" w:lineRule="auto"/>
             </w:pPr>
-            <w:proofErr w:type="spellStart"/>
-            <w:proofErr w:type="gramStart"/>
-            <w:r>
-              <w:t>ExportToExcel</w:t>
-            </w:r>
-            <w:proofErr w:type="spellEnd"/>
-            <w:r>
-              <w:t>(</w:t>
-            </w:r>
-            <w:proofErr w:type="gramEnd"/>
-            <w:r>
-              <w:t>)</w:t>
+            <w:r>
+              <w:t>ExportToExcel()</w:t>
             </w:r>
           </w:p>
         </w:tc>
@@ -16259,11 +14677,9 @@
       </w:r>
     </w:p>
     <w:p>
-      <w:proofErr w:type="spellStart"/>
       <w:r>
         <w:t>csharp</w:t>
       </w:r>
-      <w:proofErr w:type="spellEnd"/>
     </w:p>
     <w:p>
       <w:r>
@@ -16280,29 +14696,7 @@
         <w:rPr>
           <w:lang w:val="en-US"/>
         </w:rPr>
-        <w:t xml:space="preserve">private void </w:t>
-      </w:r>
-      <w:proofErr w:type="spellStart"/>
-      <w:proofErr w:type="gramStart"/>
-      <w:r>
-        <w:rPr>
-          <w:lang w:val="en-US"/>
-        </w:rPr>
-        <w:t>AddProduct</w:t>
-      </w:r>
-      <w:proofErr w:type="spellEnd"/>
-      <w:r>
-        <w:rPr>
-          <w:lang w:val="en-US"/>
-        </w:rPr>
-        <w:t>(</w:t>
-      </w:r>
-      <w:proofErr w:type="gramEnd"/>
-      <w:r>
-        <w:rPr>
-          <w:lang w:val="en-US"/>
-        </w:rPr>
-        <w:t>)</w:t>
+        <w:t>private void AddProduct()</w:t>
       </w:r>
     </w:p>
     <w:p>
@@ -16328,43 +14722,7 @@
         <w:rPr>
           <w:lang w:val="en-US"/>
         </w:rPr>
-        <w:t xml:space="preserve">    var </w:t>
-      </w:r>
-      <w:proofErr w:type="spellStart"/>
-      <w:r>
-        <w:rPr>
-          <w:lang w:val="en-US"/>
-        </w:rPr>
-        <w:t>newProduct</w:t>
-      </w:r>
-      <w:proofErr w:type="spellEnd"/>
-      <w:r>
-        <w:rPr>
-          <w:lang w:val="en-US"/>
-        </w:rPr>
-        <w:t xml:space="preserve"> = new </w:t>
-      </w:r>
-      <w:proofErr w:type="spellStart"/>
-      <w:proofErr w:type="gramStart"/>
-      <w:r>
-        <w:rPr>
-          <w:lang w:val="en-US"/>
-        </w:rPr>
-        <w:t>ProductItem</w:t>
-      </w:r>
-      <w:proofErr w:type="spellEnd"/>
-      <w:r>
-        <w:rPr>
-          <w:lang w:val="en-US"/>
-        </w:rPr>
-        <w:t>(</w:t>
-      </w:r>
-      <w:proofErr w:type="gramEnd"/>
-      <w:r>
-        <w:rPr>
-          <w:lang w:val="en-US"/>
-        </w:rPr>
-        <w:t xml:space="preserve">);  // &lt;- </w:t>
+        <w:t xml:space="preserve">    var newProduct = new ProductItem();  // &lt;- </w:t>
       </w:r>
       <w:r>
         <w:t>ТОЧКА</w:t>
@@ -16389,107 +14747,31 @@
         <w:rPr>
           <w:lang w:val="en-US"/>
         </w:rPr>
+        <w:t xml:space="preserve">    newProduct.Id = _nextProductId++;</w:t>
+      </w:r>
+    </w:p>
+    <w:p>
+      <w:pPr>
+        <w:rPr>
+          <w:lang w:val="en-US"/>
+        </w:rPr>
+      </w:pPr>
+      <w:r>
+        <w:rPr>
+          <w:lang w:val="en-US"/>
+        </w:rPr>
+        <w:t xml:space="preserve">    _products.Add(newProduct);</w:t>
+      </w:r>
+    </w:p>
+    <w:p>
+      <w:r>
+        <w:rPr>
+          <w:lang w:val="en-US"/>
+        </w:rPr>
         <w:t xml:space="preserve">    </w:t>
       </w:r>
-      <w:proofErr w:type="spellStart"/>
-      <w:r>
-        <w:rPr>
-          <w:lang w:val="en-US"/>
-        </w:rPr>
-        <w:t>newProduct.Id</w:t>
-      </w:r>
-      <w:proofErr w:type="spellEnd"/>
-      <w:r>
-        <w:rPr>
-          <w:lang w:val="en-US"/>
-        </w:rPr>
-        <w:t xml:space="preserve"> = _</w:t>
-      </w:r>
-      <w:proofErr w:type="spellStart"/>
-      <w:r>
-        <w:rPr>
-          <w:lang w:val="en-US"/>
-        </w:rPr>
-        <w:t>nextProductId</w:t>
-      </w:r>
-      <w:proofErr w:type="spellEnd"/>
-      <w:r>
-        <w:rPr>
-          <w:lang w:val="en-US"/>
-        </w:rPr>
-        <w:t>+</w:t>
-      </w:r>
-      <w:proofErr w:type="gramStart"/>
-      <w:r>
-        <w:rPr>
-          <w:lang w:val="en-US"/>
-        </w:rPr>
-        <w:t>+;</w:t>
-      </w:r>
-      <w:proofErr w:type="gramEnd"/>
-    </w:p>
-    <w:p>
-      <w:pPr>
-        <w:rPr>
-          <w:lang w:val="en-US"/>
-        </w:rPr>
-      </w:pPr>
-      <w:r>
-        <w:rPr>
-          <w:lang w:val="en-US"/>
-        </w:rPr>
-        <w:t xml:space="preserve">    _</w:t>
-      </w:r>
-      <w:proofErr w:type="spellStart"/>
-      <w:proofErr w:type="gramStart"/>
-      <w:r>
-        <w:rPr>
-          <w:lang w:val="en-US"/>
-        </w:rPr>
-        <w:t>products.Add</w:t>
-      </w:r>
-      <w:proofErr w:type="spellEnd"/>
-      <w:proofErr w:type="gramEnd"/>
-      <w:r>
-        <w:rPr>
-          <w:lang w:val="en-US"/>
-        </w:rPr>
-        <w:t>(</w:t>
-      </w:r>
-      <w:proofErr w:type="spellStart"/>
-      <w:r>
-        <w:rPr>
-          <w:lang w:val="en-US"/>
-        </w:rPr>
-        <w:t>newProduct</w:t>
-      </w:r>
-      <w:proofErr w:type="spellEnd"/>
-      <w:r>
-        <w:rPr>
-          <w:lang w:val="en-US"/>
-        </w:rPr>
-        <w:t>);</w:t>
-      </w:r>
-    </w:p>
-    <w:p>
-      <w:r>
-        <w:rPr>
-          <w:lang w:val="en-US"/>
-        </w:rPr>
-        <w:t xml:space="preserve">    </w:t>
-      </w:r>
-      <w:proofErr w:type="spellStart"/>
-      <w:proofErr w:type="gramStart"/>
-      <w:r>
-        <w:t>ShowProducts</w:t>
-      </w:r>
-      <w:proofErr w:type="spellEnd"/>
-      <w:r>
-        <w:t>(</w:t>
-      </w:r>
-      <w:proofErr w:type="gramEnd"/>
-      <w:r>
-        <w:t>);</w:t>
+      <w:r>
+        <w:t>ShowProducts();</w:t>
       </w:r>
     </w:p>
     <w:p>
@@ -16631,15 +14913,7 @@
               <w:spacing w:after="160" w:line="278" w:lineRule="auto"/>
             </w:pPr>
             <w:r>
-              <w:t xml:space="preserve">Шаг с обходом (Step </w:t>
-            </w:r>
-            <w:proofErr w:type="spellStart"/>
-            <w:r>
-              <w:t>Over</w:t>
-            </w:r>
-            <w:proofErr w:type="spellEnd"/>
-            <w:r>
-              <w:t>)</w:t>
+              <w:t>Шаг с обходом (Step Over)</w:t>
             </w:r>
           </w:p>
         </w:tc>
@@ -16669,15 +14943,7 @@
               <w:spacing w:after="160" w:line="278" w:lineRule="auto"/>
             </w:pPr>
             <w:r>
-              <w:t xml:space="preserve">Шаг с заходом (Step </w:t>
-            </w:r>
-            <w:proofErr w:type="spellStart"/>
-            <w:r>
-              <w:t>Into</w:t>
-            </w:r>
-            <w:proofErr w:type="spellEnd"/>
-            <w:r>
-              <w:t>)</w:t>
+              <w:t>Шаг с заходом (Step Into)</w:t>
             </w:r>
           </w:p>
         </w:tc>
@@ -16866,11 +15132,9 @@
             <w:pPr>
               <w:spacing w:after="160" w:line="278" w:lineRule="auto"/>
             </w:pPr>
-            <w:proofErr w:type="spellStart"/>
             <w:r>
               <w:t>LoginWindow</w:t>
             </w:r>
-            <w:proofErr w:type="spellEnd"/>
           </w:p>
         </w:tc>
         <w:tc>
@@ -16911,13 +15175,8 @@
               <w:spacing w:after="160" w:line="278" w:lineRule="auto"/>
             </w:pPr>
             <w:r>
-              <w:t>Добавлено поле _</w:t>
-            </w:r>
-            <w:proofErr w:type="spellStart"/>
-            <w:r>
-              <w:t>currentCaptcha</w:t>
-            </w:r>
-            <w:proofErr w:type="spellEnd"/>
+              <w:t>Добавлено поле _currentCaptcha</w:t>
+            </w:r>
           </w:p>
         </w:tc>
       </w:tr>
@@ -16959,11 +15218,9 @@
             <w:pPr>
               <w:spacing w:after="160" w:line="278" w:lineRule="auto"/>
             </w:pPr>
-            <w:proofErr w:type="spellStart"/>
             <w:r>
               <w:t>ShowProducts</w:t>
             </w:r>
-            <w:proofErr w:type="spellEnd"/>
           </w:p>
         </w:tc>
         <w:tc>
@@ -16990,39 +15247,21 @@
               <w:spacing w:after="160" w:line="278" w:lineRule="auto"/>
             </w:pPr>
             <w:r>
-              <w:t xml:space="preserve">Отсутствовал </w:t>
-            </w:r>
-            <w:proofErr w:type="spellStart"/>
-            <w:r>
-              <w:t>Refresh</w:t>
-            </w:r>
-            <w:proofErr w:type="spellEnd"/>
-          </w:p>
-        </w:tc>
-        <w:tc>
-          <w:tcPr>
-            <w:tcW w:w="0" w:type="auto"/>
-            <w:hideMark/>
-          </w:tcPr>
-          <w:p>
-            <w:pPr>
-              <w:spacing w:after="160" w:line="278" w:lineRule="auto"/>
-            </w:pPr>
-            <w:r>
-              <w:t xml:space="preserve">Добавлен вызов </w:t>
-            </w:r>
-            <w:proofErr w:type="spellStart"/>
-            <w:proofErr w:type="gramStart"/>
-            <w:r>
-              <w:t>ShowProducts</w:t>
-            </w:r>
-            <w:proofErr w:type="spellEnd"/>
-            <w:r>
-              <w:t>(</w:t>
-            </w:r>
-            <w:proofErr w:type="gramEnd"/>
-            <w:r>
-              <w:t>)</w:t>
+              <w:t>Отсутствовал Refresh</w:t>
+            </w:r>
+          </w:p>
+        </w:tc>
+        <w:tc>
+          <w:tcPr>
+            <w:tcW w:w="0" w:type="auto"/>
+            <w:hideMark/>
+          </w:tcPr>
+          <w:p>
+            <w:pPr>
+              <w:spacing w:after="160" w:line="278" w:lineRule="auto"/>
+            </w:pPr>
+            <w:r>
+              <w:t>Добавлен вызов ShowProducts()</w:t>
             </w:r>
           </w:p>
         </w:tc>
@@ -17065,11 +15304,9 @@
             <w:pPr>
               <w:spacing w:after="160" w:line="278" w:lineRule="auto"/>
             </w:pPr>
-            <w:proofErr w:type="spellStart"/>
             <w:r>
               <w:t>ShowRecipes</w:t>
             </w:r>
-            <w:proofErr w:type="spellEnd"/>
           </w:p>
         </w:tc>
         <w:tc>
@@ -17153,11 +15390,9 @@
             <w:pPr>
               <w:spacing w:after="160" w:line="278" w:lineRule="auto"/>
             </w:pPr>
-            <w:proofErr w:type="spellStart"/>
             <w:r>
               <w:t>ExportToExcel</w:t>
             </w:r>
-            <w:proofErr w:type="spellEnd"/>
           </w:p>
         </w:tc>
         <w:tc>
@@ -17183,38 +15418,23 @@
             <w:pPr>
               <w:spacing w:after="160" w:line="278" w:lineRule="auto"/>
             </w:pPr>
-            <w:proofErr w:type="spellStart"/>
-            <w:r>
-              <w:t>DataGrid.ItemsSource</w:t>
-            </w:r>
-            <w:proofErr w:type="spellEnd"/>
-            <w:r>
-              <w:t xml:space="preserve"> = </w:t>
-            </w:r>
-            <w:proofErr w:type="spellStart"/>
-            <w:r>
-              <w:t>null</w:t>
-            </w:r>
-            <w:proofErr w:type="spellEnd"/>
-          </w:p>
-        </w:tc>
-        <w:tc>
-          <w:tcPr>
-            <w:tcW w:w="0" w:type="auto"/>
-            <w:hideMark/>
-          </w:tcPr>
-          <w:p>
-            <w:pPr>
-              <w:spacing w:after="160" w:line="278" w:lineRule="auto"/>
-            </w:pPr>
-            <w:r>
-              <w:t xml:space="preserve">Добавлена проверка на </w:t>
-            </w:r>
-            <w:proofErr w:type="spellStart"/>
-            <w:r>
-              <w:t>null</w:t>
-            </w:r>
-            <w:proofErr w:type="spellEnd"/>
+            <w:r>
+              <w:t>DataGrid.ItemsSource = null</w:t>
+            </w:r>
+          </w:p>
+        </w:tc>
+        <w:tc>
+          <w:tcPr>
+            <w:tcW w:w="0" w:type="auto"/>
+            <w:hideMark/>
+          </w:tcPr>
+          <w:p>
+            <w:pPr>
+              <w:spacing w:after="160" w:line="278" w:lineRule="auto"/>
+            </w:pPr>
+            <w:r>
+              <w:t>Добавлена проверка на null</w:t>
+            </w:r>
           </w:p>
         </w:tc>
       </w:tr>
@@ -17256,11 +15476,9 @@
             <w:pPr>
               <w:spacing w:after="160" w:line="278" w:lineRule="auto"/>
             </w:pPr>
-            <w:proofErr w:type="spellStart"/>
             <w:r>
               <w:t>ShowBatches</w:t>
             </w:r>
-            <w:proofErr w:type="spellEnd"/>
           </w:p>
         </w:tc>
         <w:tc>
@@ -17301,20 +15519,7 @@
               <w:spacing w:after="160" w:line="278" w:lineRule="auto"/>
             </w:pPr>
             <w:r>
-              <w:t xml:space="preserve">Исправлен метод </w:t>
-            </w:r>
-            <w:proofErr w:type="spellStart"/>
-            <w:proofErr w:type="gramStart"/>
-            <w:r>
-              <w:t>StartBatch</w:t>
-            </w:r>
-            <w:proofErr w:type="spellEnd"/>
-            <w:r>
-              <w:t>(</w:t>
-            </w:r>
-            <w:proofErr w:type="gramEnd"/>
-            <w:r>
-              <w:t>)</w:t>
+              <w:t>Исправлен метод StartBatch()</w:t>
             </w:r>
           </w:p>
         </w:tc>
@@ -17336,11 +15541,9 @@
       </w:r>
     </w:p>
     <w:p>
-      <w:proofErr w:type="spellStart"/>
       <w:r>
         <w:t>csharp</w:t>
       </w:r>
-      <w:proofErr w:type="spellEnd"/>
     </w:p>
     <w:p>
       <w:r>
@@ -17348,34 +15551,8 @@
       </w:r>
     </w:p>
     <w:p>
-      <w:proofErr w:type="spellStart"/>
-      <w:r>
-        <w:t>private</w:t>
-      </w:r>
-      <w:proofErr w:type="spellEnd"/>
-      <w:r>
-        <w:t xml:space="preserve"> </w:t>
-      </w:r>
-      <w:proofErr w:type="spellStart"/>
-      <w:r>
-        <w:t>void</w:t>
-      </w:r>
-      <w:proofErr w:type="spellEnd"/>
-      <w:r>
-        <w:t xml:space="preserve"> </w:t>
-      </w:r>
-      <w:proofErr w:type="spellStart"/>
-      <w:proofErr w:type="gramStart"/>
-      <w:r>
-        <w:t>GenerateCaptcha</w:t>
-      </w:r>
-      <w:proofErr w:type="spellEnd"/>
-      <w:r>
-        <w:t>(</w:t>
-      </w:r>
-      <w:proofErr w:type="gramEnd"/>
-      <w:r>
-        <w:t>)</w:t>
+      <w:r>
+        <w:t>private void GenerateCaptcha()</w:t>
       </w:r>
     </w:p>
     <w:p>
@@ -17385,56 +15562,32 @@
       </w:r>
     </w:p>
     <w:p>
-      <w:r>
-        <w:t xml:space="preserve">    _</w:t>
-      </w:r>
-      <w:proofErr w:type="spellStart"/>
-      <w:r>
-        <w:t>currentCaptcha</w:t>
-      </w:r>
-      <w:proofErr w:type="spellEnd"/>
-      <w:r>
-        <w:t xml:space="preserve"> = </w:t>
-      </w:r>
-      <w:proofErr w:type="spellStart"/>
-      <w:proofErr w:type="gramStart"/>
-      <w:r>
-        <w:t>GenerateRandomText</w:t>
-      </w:r>
-      <w:proofErr w:type="spellEnd"/>
-      <w:r>
-        <w:t>(</w:t>
-      </w:r>
-      <w:proofErr w:type="gramEnd"/>
-      <w:r>
-        <w:t>6);</w:t>
-      </w:r>
-    </w:p>
-    <w:p>
-      <w:pPr>
-        <w:rPr>
-          <w:lang w:val="en-US"/>
-        </w:rPr>
-      </w:pPr>
-      <w:r>
-        <w:rPr>
-          <w:lang w:val="en-US"/>
-        </w:rPr>
+      <w:pPr>
+        <w:rPr>
+          <w:lang w:val="en-US"/>
+        </w:rPr>
+      </w:pPr>
+      <w:r>
         <w:t xml:space="preserve">    </w:t>
       </w:r>
-      <w:proofErr w:type="spellStart"/>
-      <w:r>
-        <w:rPr>
-          <w:lang w:val="en-US"/>
-        </w:rPr>
-        <w:t>Debug.WriteLine</w:t>
-      </w:r>
-      <w:proofErr w:type="spellEnd"/>
-      <w:r>
-        <w:rPr>
-          <w:lang w:val="en-US"/>
-        </w:rPr>
-        <w:t xml:space="preserve">($"CAPTCHA </w:t>
+      <w:r>
+        <w:rPr>
+          <w:lang w:val="en-US"/>
+        </w:rPr>
+        <w:t>_currentCaptcha = GenerateRandomText(6);</w:t>
+      </w:r>
+    </w:p>
+    <w:p>
+      <w:pPr>
+        <w:rPr>
+          <w:lang w:val="en-US"/>
+        </w:rPr>
+      </w:pPr>
+      <w:r>
+        <w:rPr>
+          <w:lang w:val="en-US"/>
+        </w:rPr>
+        <w:t xml:space="preserve">    Debug.WriteLine($"CAPTCHA </w:t>
       </w:r>
       <w:r>
         <w:t>сгенерирована</w:t>
@@ -17443,30 +15596,111 @@
         <w:rPr>
           <w:lang w:val="en-US"/>
         </w:rPr>
-        <w:t>: {_</w:t>
-      </w:r>
-      <w:proofErr w:type="spellStart"/>
-      <w:r>
-        <w:rPr>
-          <w:lang w:val="en-US"/>
-        </w:rPr>
-        <w:t>currentCaptcha</w:t>
-      </w:r>
-      <w:proofErr w:type="spellEnd"/>
-      <w:r>
-        <w:rPr>
-          <w:lang w:val="en-US"/>
-        </w:rPr>
-        <w:t>}"</w:t>
-      </w:r>
-      <w:proofErr w:type="gramStart"/>
-      <w:r>
-        <w:rPr>
-          <w:lang w:val="en-US"/>
-        </w:rPr>
-        <w:t>);</w:t>
-      </w:r>
-      <w:proofErr w:type="gramEnd"/>
+        <w:t>: {_currentCaptcha}");</w:t>
+      </w:r>
+    </w:p>
+    <w:p>
+      <w:pPr>
+        <w:rPr>
+          <w:lang w:val="en-US"/>
+        </w:rPr>
+      </w:pPr>
+      <w:r>
+        <w:rPr>
+          <w:lang w:val="en-US"/>
+        </w:rPr>
+        <w:t xml:space="preserve">    imgCaptcha.Source = CreateCaptchaImage(_currentCaptcha, 280, 80);</w:t>
+      </w:r>
+    </w:p>
+    <w:p>
+      <w:pPr>
+        <w:rPr>
+          <w:lang w:val="en-US"/>
+        </w:rPr>
+      </w:pPr>
+      <w:r>
+        <w:rPr>
+          <w:lang w:val="en-US"/>
+        </w:rPr>
+        <w:t>}</w:t>
+      </w:r>
+    </w:p>
+    <w:p>
+      <w:pPr>
+        <w:rPr>
+          <w:lang w:val="en-US"/>
+        </w:rPr>
+      </w:pPr>
+    </w:p>
+    <w:p>
+      <w:pPr>
+        <w:rPr>
+          <w:lang w:val="en-US"/>
+        </w:rPr>
+      </w:pPr>
+      <w:r>
+        <w:rPr>
+          <w:lang w:val="en-US"/>
+        </w:rPr>
+        <w:t>private void BtnLogin_Click(object sender, RoutedEventArgs e)</w:t>
+      </w:r>
+    </w:p>
+    <w:p>
+      <w:pPr>
+        <w:rPr>
+          <w:lang w:val="en-US"/>
+        </w:rPr>
+      </w:pPr>
+      <w:r>
+        <w:rPr>
+          <w:lang w:val="en-US"/>
+        </w:rPr>
+        <w:t>{</w:t>
+      </w:r>
+    </w:p>
+    <w:p>
+      <w:pPr>
+        <w:rPr>
+          <w:lang w:val="en-US"/>
+        </w:rPr>
+      </w:pPr>
+      <w:r>
+        <w:rPr>
+          <w:lang w:val="en-US"/>
+        </w:rPr>
+        <w:t xml:space="preserve">    Debug.WriteLine($"</w:t>
+      </w:r>
+      <w:r>
+        <w:t>Введенная</w:t>
+      </w:r>
+      <w:r>
+        <w:rPr>
+          <w:lang w:val="en-US"/>
+        </w:rPr>
+        <w:t xml:space="preserve"> CAPTCHA: {txtCaptcha.Text}");</w:t>
+      </w:r>
+    </w:p>
+    <w:p>
+      <w:pPr>
+        <w:rPr>
+          <w:lang w:val="en-US"/>
+        </w:rPr>
+      </w:pPr>
+      <w:r>
+        <w:rPr>
+          <w:lang w:val="en-US"/>
+        </w:rPr>
+        <w:t xml:space="preserve">    Debug.WriteLine($"</w:t>
+      </w:r>
+      <w:r>
+        <w:t>Ожидаемая</w:t>
+      </w:r>
+      <w:r>
+        <w:rPr>
+          <w:lang w:val="en-US"/>
+        </w:rPr>
+        <w:t xml:space="preserve"> CAPTCHA: {_currentCaptcha}");</w:t>
+      </w:r>
     </w:p>
     <w:p>
       <w:pPr>
@@ -17480,321 +15714,18 @@
         </w:rPr>
         <w:t xml:space="preserve">    </w:t>
       </w:r>
-      <w:proofErr w:type="spellStart"/>
-      <w:r>
-        <w:rPr>
-          <w:lang w:val="en-US"/>
-        </w:rPr>
-        <w:t>imgCaptcha.Source</w:t>
-      </w:r>
-      <w:proofErr w:type="spellEnd"/>
-      <w:r>
-        <w:rPr>
-          <w:lang w:val="en-US"/>
-        </w:rPr>
-        <w:t xml:space="preserve"> = </w:t>
-      </w:r>
-      <w:proofErr w:type="spellStart"/>
-      <w:proofErr w:type="gramStart"/>
-      <w:r>
-        <w:rPr>
-          <w:lang w:val="en-US"/>
-        </w:rPr>
-        <w:t>CreateCaptchaImage</w:t>
-      </w:r>
-      <w:proofErr w:type="spellEnd"/>
-      <w:r>
-        <w:rPr>
-          <w:lang w:val="en-US"/>
-        </w:rPr>
-        <w:t>(</w:t>
-      </w:r>
-      <w:proofErr w:type="gramEnd"/>
-      <w:r>
-        <w:rPr>
-          <w:lang w:val="en-US"/>
-        </w:rPr>
-        <w:t>_</w:t>
-      </w:r>
-      <w:proofErr w:type="spellStart"/>
-      <w:r>
-        <w:rPr>
-          <w:lang w:val="en-US"/>
-        </w:rPr>
-        <w:t>currentCaptcha</w:t>
-      </w:r>
-      <w:proofErr w:type="spellEnd"/>
-      <w:r>
-        <w:rPr>
-          <w:lang w:val="en-US"/>
-        </w:rPr>
-        <w:t>, 280, 80);</w:t>
-      </w:r>
-    </w:p>
-    <w:p>
-      <w:pPr>
-        <w:rPr>
-          <w:lang w:val="en-US"/>
-        </w:rPr>
-      </w:pPr>
-      <w:r>
-        <w:rPr>
-          <w:lang w:val="en-US"/>
-        </w:rPr>
-        <w:t>}</w:t>
-      </w:r>
-    </w:p>
-    <w:p>
-      <w:pPr>
-        <w:rPr>
-          <w:lang w:val="en-US"/>
-        </w:rPr>
-      </w:pPr>
-    </w:p>
-    <w:p>
-      <w:pPr>
-        <w:rPr>
-          <w:lang w:val="en-US"/>
-        </w:rPr>
-      </w:pPr>
-      <w:r>
-        <w:rPr>
-          <w:lang w:val="en-US"/>
-        </w:rPr>
-        <w:t xml:space="preserve">private void </w:t>
-      </w:r>
-      <w:proofErr w:type="spellStart"/>
-      <w:r>
-        <w:rPr>
-          <w:lang w:val="en-US"/>
-        </w:rPr>
-        <w:t>BtnLogin_</w:t>
-      </w:r>
-      <w:proofErr w:type="gramStart"/>
-      <w:r>
-        <w:rPr>
-          <w:lang w:val="en-US"/>
-        </w:rPr>
-        <w:t>Click</w:t>
-      </w:r>
-      <w:proofErr w:type="spellEnd"/>
-      <w:r>
-        <w:rPr>
-          <w:lang w:val="en-US"/>
-        </w:rPr>
-        <w:t>(</w:t>
-      </w:r>
-      <w:proofErr w:type="gramEnd"/>
-      <w:r>
-        <w:rPr>
-          <w:lang w:val="en-US"/>
-        </w:rPr>
-        <w:t xml:space="preserve">object sender, </w:t>
-      </w:r>
-      <w:proofErr w:type="spellStart"/>
-      <w:r>
-        <w:rPr>
-          <w:lang w:val="en-US"/>
-        </w:rPr>
-        <w:t>RoutedEventArgs</w:t>
-      </w:r>
-      <w:proofErr w:type="spellEnd"/>
-      <w:r>
-        <w:rPr>
-          <w:lang w:val="en-US"/>
-        </w:rPr>
-        <w:t xml:space="preserve"> e)</w:t>
-      </w:r>
-    </w:p>
-    <w:p>
-      <w:pPr>
-        <w:rPr>
-          <w:lang w:val="en-US"/>
-        </w:rPr>
-      </w:pPr>
-      <w:r>
-        <w:rPr>
-          <w:lang w:val="en-US"/>
-        </w:rPr>
-        <w:t>{</w:t>
-      </w:r>
-    </w:p>
-    <w:p>
-      <w:pPr>
-        <w:rPr>
-          <w:lang w:val="en-US"/>
-        </w:rPr>
-      </w:pPr>
-      <w:r>
-        <w:rPr>
-          <w:lang w:val="en-US"/>
-        </w:rPr>
-        <w:t xml:space="preserve">    </w:t>
-      </w:r>
-      <w:proofErr w:type="spellStart"/>
-      <w:r>
-        <w:rPr>
-          <w:lang w:val="en-US"/>
-        </w:rPr>
-        <w:t>Debug.WriteLine</w:t>
-      </w:r>
-      <w:proofErr w:type="spellEnd"/>
-      <w:r>
-        <w:rPr>
-          <w:lang w:val="en-US"/>
-        </w:rPr>
-        <w:t>($"</w:t>
-      </w:r>
-      <w:r>
-        <w:t>Введенная</w:t>
-      </w:r>
-      <w:r>
-        <w:rPr>
-          <w:lang w:val="en-US"/>
-        </w:rPr>
-        <w:t xml:space="preserve"> CAPTCHA: {</w:t>
-      </w:r>
-      <w:proofErr w:type="spellStart"/>
-      <w:r>
-        <w:rPr>
-          <w:lang w:val="en-US"/>
-        </w:rPr>
-        <w:t>txtCaptcha.Text</w:t>
-      </w:r>
-      <w:proofErr w:type="spellEnd"/>
-      <w:r>
-        <w:rPr>
-          <w:lang w:val="en-US"/>
-        </w:rPr>
-        <w:t>}"</w:t>
-      </w:r>
-      <w:proofErr w:type="gramStart"/>
-      <w:r>
-        <w:rPr>
-          <w:lang w:val="en-US"/>
-        </w:rPr>
-        <w:t>);</w:t>
-      </w:r>
-      <w:proofErr w:type="gramEnd"/>
-    </w:p>
-    <w:p>
-      <w:pPr>
-        <w:rPr>
-          <w:lang w:val="en-US"/>
-        </w:rPr>
-      </w:pPr>
-      <w:r>
-        <w:rPr>
-          <w:lang w:val="en-US"/>
-        </w:rPr>
-        <w:t xml:space="preserve">    </w:t>
-      </w:r>
-      <w:proofErr w:type="spellStart"/>
-      <w:r>
-        <w:rPr>
-          <w:lang w:val="en-US"/>
-        </w:rPr>
-        <w:t>Debug.WriteLine</w:t>
-      </w:r>
-      <w:proofErr w:type="spellEnd"/>
-      <w:r>
-        <w:rPr>
-          <w:lang w:val="en-US"/>
-        </w:rPr>
-        <w:t>($"</w:t>
-      </w:r>
-      <w:r>
-        <w:t>Ожидаемая</w:t>
-      </w:r>
-      <w:r>
-        <w:rPr>
-          <w:lang w:val="en-US"/>
-        </w:rPr>
-        <w:t xml:space="preserve"> CAPTCHA: {_</w:t>
-      </w:r>
-      <w:proofErr w:type="spellStart"/>
-      <w:r>
-        <w:rPr>
-          <w:lang w:val="en-US"/>
-        </w:rPr>
-        <w:t>currentCaptcha</w:t>
-      </w:r>
-      <w:proofErr w:type="spellEnd"/>
-      <w:r>
-        <w:rPr>
-          <w:lang w:val="en-US"/>
-        </w:rPr>
-        <w:t>}"</w:t>
-      </w:r>
-      <w:proofErr w:type="gramStart"/>
-      <w:r>
-        <w:rPr>
-          <w:lang w:val="en-US"/>
-        </w:rPr>
-        <w:t>);</w:t>
-      </w:r>
-      <w:proofErr w:type="gramEnd"/>
-    </w:p>
-    <w:p>
-      <w:pPr>
-        <w:rPr>
-          <w:lang w:val="en-US"/>
-        </w:rPr>
-      </w:pPr>
-      <w:r>
-        <w:rPr>
-          <w:lang w:val="en-US"/>
-        </w:rPr>
-        <w:t xml:space="preserve">    </w:t>
-      </w:r>
-    </w:p>
-    <w:p>
-      <w:pPr>
-        <w:rPr>
-          <w:lang w:val="en-US"/>
-        </w:rPr>
-      </w:pPr>
-      <w:r>
-        <w:rPr>
-          <w:lang w:val="en-US"/>
-        </w:rPr>
-        <w:t xml:space="preserve">    if (</w:t>
-      </w:r>
-      <w:proofErr w:type="spellStart"/>
-      <w:proofErr w:type="gramStart"/>
-      <w:r>
-        <w:rPr>
-          <w:lang w:val="en-US"/>
-        </w:rPr>
-        <w:t>txtCaptcha.Text</w:t>
-      </w:r>
-      <w:proofErr w:type="spellEnd"/>
-      <w:r>
-        <w:rPr>
-          <w:lang w:val="en-US"/>
-        </w:rPr>
-        <w:t xml:space="preserve"> !</w:t>
-      </w:r>
-      <w:proofErr w:type="gramEnd"/>
-      <w:r>
-        <w:rPr>
-          <w:lang w:val="en-US"/>
-        </w:rPr>
-        <w:t>= _</w:t>
-      </w:r>
-      <w:proofErr w:type="spellStart"/>
-      <w:r>
-        <w:rPr>
-          <w:lang w:val="en-US"/>
-        </w:rPr>
-        <w:t>currentCaptcha</w:t>
-      </w:r>
-      <w:proofErr w:type="spellEnd"/>
-      <w:r>
-        <w:rPr>
-          <w:lang w:val="en-US"/>
-        </w:rPr>
-        <w:t>)</w:t>
+    </w:p>
+    <w:p>
+      <w:pPr>
+        <w:rPr>
+          <w:lang w:val="en-US"/>
+        </w:rPr>
+      </w:pPr>
+      <w:r>
+        <w:rPr>
+          <w:lang w:val="en-US"/>
+        </w:rPr>
+        <w:t xml:space="preserve">    if (txtCaptcha.Text != _currentCaptcha)</w:t>
       </w:r>
     </w:p>
     <w:p>
@@ -17820,107 +15751,51 @@
         <w:rPr>
           <w:lang w:val="en-US"/>
         </w:rPr>
+        <w:t xml:space="preserve">        Debug.WriteLine("CAPTCHA </w:t>
+      </w:r>
+      <w:r>
+        <w:t>не</w:t>
+      </w:r>
+      <w:r>
+        <w:rPr>
+          <w:lang w:val="en-US"/>
+        </w:rPr>
+        <w:t xml:space="preserve"> </w:t>
+      </w:r>
+      <w:r>
+        <w:t>совпадает</w:t>
+      </w:r>
+      <w:r>
+        <w:rPr>
+          <w:lang w:val="en-US"/>
+        </w:rPr>
+        <w:t>!");</w:t>
+      </w:r>
+    </w:p>
+    <w:p>
+      <w:r>
+        <w:rPr>
+          <w:lang w:val="en-US"/>
+        </w:rPr>
         <w:t xml:space="preserve">        </w:t>
       </w:r>
-      <w:proofErr w:type="spellStart"/>
-      <w:r>
-        <w:rPr>
-          <w:lang w:val="en-US"/>
-        </w:rPr>
-        <w:t>Debug.WriteLine</w:t>
-      </w:r>
-      <w:proofErr w:type="spellEnd"/>
-      <w:r>
-        <w:rPr>
-          <w:lang w:val="en-US"/>
-        </w:rPr>
-        <w:t xml:space="preserve">("CAPTCHA </w:t>
-      </w:r>
-      <w:r>
-        <w:t>не</w:t>
-      </w:r>
-      <w:r>
-        <w:rPr>
-          <w:lang w:val="en-US"/>
-        </w:rPr>
-        <w:t xml:space="preserve"> </w:t>
-      </w:r>
-      <w:r>
-        <w:t>совпадает</w:t>
-      </w:r>
-      <w:r>
-        <w:rPr>
-          <w:lang w:val="en-US"/>
-        </w:rPr>
-        <w:t>!"</w:t>
-      </w:r>
-      <w:proofErr w:type="gramStart"/>
-      <w:r>
-        <w:rPr>
-          <w:lang w:val="en-US"/>
-        </w:rPr>
-        <w:t>);</w:t>
-      </w:r>
-      <w:proofErr w:type="gramEnd"/>
-    </w:p>
-    <w:p>
-      <w:r>
-        <w:rPr>
-          <w:lang w:val="en-US"/>
-        </w:rPr>
-        <w:t xml:space="preserve">        </w:t>
-      </w:r>
-      <w:proofErr w:type="spellStart"/>
-      <w:r>
-        <w:t>lblStatus.Text</w:t>
-      </w:r>
-      <w:proofErr w:type="spellEnd"/>
-      <w:r>
-        <w:t xml:space="preserve"> = "Неверный код с картинки!";</w:t>
-      </w:r>
-    </w:p>
-    <w:p>
-      <w:r>
-        <w:t xml:space="preserve">        </w:t>
-      </w:r>
-      <w:proofErr w:type="spellStart"/>
-      <w:proofErr w:type="gramStart"/>
-      <w:r>
-        <w:t>GenerateCaptcha</w:t>
-      </w:r>
-      <w:proofErr w:type="spellEnd"/>
-      <w:r>
-        <w:t>(</w:t>
-      </w:r>
-      <w:proofErr w:type="gramEnd"/>
-      <w:r>
-        <w:t>);</w:t>
-      </w:r>
-    </w:p>
-    <w:p>
-      <w:r>
-        <w:t xml:space="preserve">        </w:t>
-      </w:r>
-      <w:proofErr w:type="spellStart"/>
-      <w:r>
-        <w:t>txtCaptcha.Clear</w:t>
-      </w:r>
-      <w:proofErr w:type="spellEnd"/>
-      <w:r>
-        <w:t>();</w:t>
-      </w:r>
-    </w:p>
-    <w:p>
-      <w:r>
-        <w:t xml:space="preserve">        </w:t>
-      </w:r>
-      <w:proofErr w:type="spellStart"/>
-      <w:r>
-        <w:t>return</w:t>
-      </w:r>
-      <w:proofErr w:type="spellEnd"/>
-      <w:r>
-        <w:t>;</w:t>
+      <w:r>
+        <w:t>lblStatus.Text = "Неверный код с картинки!";</w:t>
+      </w:r>
+    </w:p>
+    <w:p>
+      <w:r>
+        <w:t xml:space="preserve">        GenerateCaptcha();</w:t>
+      </w:r>
+    </w:p>
+    <w:p>
+      <w:r>
+        <w:t xml:space="preserve">        txtCaptcha.Clear();</w:t>
+      </w:r>
+    </w:p>
+    <w:p>
+      <w:r>
+        <w:t xml:space="preserve">        return;</w:t>
       </w:r>
     </w:p>
     <w:p>
@@ -18063,11 +15938,9 @@
             <w:pPr>
               <w:spacing w:after="160" w:line="278" w:lineRule="auto"/>
             </w:pPr>
-            <w:proofErr w:type="spellStart"/>
             <w:r>
               <w:t>LoginWindow.xaml.cs</w:t>
             </w:r>
-            <w:proofErr w:type="spellEnd"/>
           </w:p>
         </w:tc>
         <w:tc>
@@ -18109,11 +15982,9 @@
             <w:pPr>
               <w:spacing w:after="160" w:line="278" w:lineRule="auto"/>
             </w:pPr>
-            <w:proofErr w:type="spellStart"/>
             <w:r>
               <w:t>MainWindow.xaml.cs</w:t>
             </w:r>
-            <w:proofErr w:type="spellEnd"/>
           </w:p>
         </w:tc>
         <w:tc>
@@ -18155,18 +16026,8 @@
             <w:pPr>
               <w:spacing w:after="160" w:line="278" w:lineRule="auto"/>
             </w:pPr>
-            <w:proofErr w:type="spellStart"/>
-            <w:proofErr w:type="gramStart"/>
-            <w:r>
-              <w:t>ShowRawMaterials</w:t>
-            </w:r>
-            <w:proofErr w:type="spellEnd"/>
-            <w:r>
-              <w:t>(</w:t>
-            </w:r>
-            <w:proofErr w:type="gramEnd"/>
-            <w:r>
-              <w:t>)</w:t>
+            <w:r>
+              <w:t>ShowRawMaterials()</w:t>
             </w:r>
           </w:p>
         </w:tc>
@@ -18209,18 +16070,8 @@
             <w:pPr>
               <w:spacing w:after="160" w:line="278" w:lineRule="auto"/>
             </w:pPr>
-            <w:proofErr w:type="spellStart"/>
-            <w:proofErr w:type="gramStart"/>
-            <w:r>
-              <w:t>ShowFinishedGoods</w:t>
-            </w:r>
-            <w:proofErr w:type="spellEnd"/>
-            <w:r>
-              <w:t>(</w:t>
-            </w:r>
-            <w:proofErr w:type="gramEnd"/>
-            <w:r>
-              <w:t>)</w:t>
+            <w:r>
+              <w:t>ShowFinishedGoods()</w:t>
             </w:r>
           </w:p>
         </w:tc>
@@ -18263,11 +16114,9 @@
             <w:pPr>
               <w:spacing w:after="160" w:line="278" w:lineRule="auto"/>
             </w:pPr>
-            <w:proofErr w:type="spellStart"/>
             <w:r>
               <w:t>QualityTestWindow.xaml.cs</w:t>
             </w:r>
-            <w:proofErr w:type="spellEnd"/>
           </w:p>
         </w:tc>
         <w:tc>
@@ -18439,11 +16288,9 @@
             <w:pPr>
               <w:spacing w:after="160" w:line="278" w:lineRule="auto"/>
             </w:pPr>
-            <w:proofErr w:type="spellStart"/>
             <w:r>
               <w:t>QualityTestWindow</w:t>
             </w:r>
-            <w:proofErr w:type="spellEnd"/>
           </w:p>
         </w:tc>
         <w:tc>
@@ -18484,13 +16331,8 @@
               <w:spacing w:after="160" w:line="278" w:lineRule="auto"/>
             </w:pPr>
             <w:r>
-              <w:t xml:space="preserve">Добавлен </w:t>
-            </w:r>
-            <w:proofErr w:type="spellStart"/>
-            <w:r>
-              <w:t>ObservableCollection</w:t>
-            </w:r>
-            <w:proofErr w:type="spellEnd"/>
+              <w:t>Добавлен ObservableCollection</w:t>
+            </w:r>
           </w:p>
         </w:tc>
       </w:tr>
@@ -18532,11 +16374,9 @@
             <w:pPr>
               <w:spacing w:after="160" w:line="278" w:lineRule="auto"/>
             </w:pPr>
-            <w:proofErr w:type="spellStart"/>
             <w:r>
               <w:t>ShowRawMaterials</w:t>
             </w:r>
-            <w:proofErr w:type="spellEnd"/>
           </w:p>
         </w:tc>
         <w:tc>
@@ -18562,33 +16402,23 @@
             <w:pPr>
               <w:spacing w:after="160" w:line="278" w:lineRule="auto"/>
             </w:pPr>
-            <w:proofErr w:type="spellStart"/>
-            <w:r>
-              <w:t>DataGrid</w:t>
-            </w:r>
-            <w:proofErr w:type="spellEnd"/>
-            <w:r>
-              <w:t xml:space="preserve"> не обновлялся</w:t>
-            </w:r>
-          </w:p>
-        </w:tc>
-        <w:tc>
-          <w:tcPr>
-            <w:tcW w:w="0" w:type="auto"/>
-            <w:hideMark/>
-          </w:tcPr>
-          <w:p>
-            <w:pPr>
-              <w:spacing w:after="160" w:line="278" w:lineRule="auto"/>
-            </w:pPr>
-            <w:r>
-              <w:t xml:space="preserve">Добавлен </w:t>
-            </w:r>
-            <w:proofErr w:type="spellStart"/>
-            <w:r>
-              <w:t>ItemsSource</w:t>
-            </w:r>
-            <w:proofErr w:type="spellEnd"/>
+            <w:r>
+              <w:t>DataGrid не обновлялся</w:t>
+            </w:r>
+          </w:p>
+        </w:tc>
+        <w:tc>
+          <w:tcPr>
+            <w:tcW w:w="0" w:type="auto"/>
+            <w:hideMark/>
+          </w:tcPr>
+          <w:p>
+            <w:pPr>
+              <w:spacing w:after="160" w:line="278" w:lineRule="auto"/>
+            </w:pPr>
+            <w:r>
+              <w:t>Добавлен ItemsSource</w:t>
+            </w:r>
           </w:p>
         </w:tc>
       </w:tr>
@@ -18779,7 +16609,6 @@
               <w:spacing w:after="160" w:line="278" w:lineRule="auto"/>
             </w:pPr>
             <w:r>
-              <w:lastRenderedPageBreak/>
               <w:t>5</w:t>
             </w:r>
           </w:p>
@@ -18850,13 +16679,8 @@
               <w:spacing w:after="160" w:line="278" w:lineRule="auto"/>
             </w:pPr>
             <w:r>
-              <w:t xml:space="preserve">Исправлена обработка </w:t>
-            </w:r>
-            <w:proofErr w:type="spellStart"/>
-            <w:r>
-              <w:t>SaveFileDialog</w:t>
-            </w:r>
-            <w:proofErr w:type="spellEnd"/>
+              <w:t>Исправлена обработка SaveFileDialog</w:t>
+            </w:r>
           </w:p>
         </w:tc>
       </w:tr>
@@ -18892,49 +16716,7 @@
         <w:rPr>
           <w:lang w:val="en-US"/>
         </w:rPr>
-        <w:t xml:space="preserve">private void </w:t>
-      </w:r>
-      <w:proofErr w:type="spellStart"/>
-      <w:r>
-        <w:rPr>
-          <w:lang w:val="en-US"/>
-        </w:rPr>
-        <w:t>BtnApprove_</w:t>
-      </w:r>
-      <w:proofErr w:type="gramStart"/>
-      <w:r>
-        <w:rPr>
-          <w:lang w:val="en-US"/>
-        </w:rPr>
-        <w:t>Click</w:t>
-      </w:r>
-      <w:proofErr w:type="spellEnd"/>
-      <w:r>
-        <w:rPr>
-          <w:lang w:val="en-US"/>
-        </w:rPr>
-        <w:t>(</w:t>
-      </w:r>
-      <w:proofErr w:type="gramEnd"/>
-      <w:r>
-        <w:rPr>
-          <w:lang w:val="en-US"/>
-        </w:rPr>
-        <w:t xml:space="preserve">object sender, </w:t>
-      </w:r>
-      <w:proofErr w:type="spellStart"/>
-      <w:r>
-        <w:rPr>
-          <w:lang w:val="en-US"/>
-        </w:rPr>
-        <w:t>RoutedEventArgs</w:t>
-      </w:r>
-      <w:proofErr w:type="spellEnd"/>
-      <w:r>
-        <w:rPr>
-          <w:lang w:val="en-US"/>
-        </w:rPr>
-        <w:t xml:space="preserve"> e)</w:t>
+        <w:t>private void BtnApprove_Click(object sender, RoutedEventArgs e)</w:t>
       </w:r>
     </w:p>
     <w:p>
@@ -18973,15 +16755,7 @@
         </w:pBdr>
       </w:pPr>
       <w:r>
-        <w:t xml:space="preserve">    </w:t>
-      </w:r>
-      <w:proofErr w:type="spellStart"/>
-      <w:r>
-        <w:t>Debug.WriteLine</w:t>
-      </w:r>
-      <w:proofErr w:type="spellEnd"/>
-      <w:r>
-        <w:t>("=== НАЧАЛО ПРОВЕРКИ ПАРАМЕТРОВ ===");</w:t>
+        <w:t xml:space="preserve">    Debug.WriteLine("=== НАЧАЛО ПРОВЕРКИ ПАРАМЕТРОВ ===");</w:t>
       </w:r>
     </w:p>
     <w:p>
@@ -19016,43 +16790,7 @@
         <w:rPr>
           <w:lang w:val="en-US"/>
         </w:rPr>
-        <w:t xml:space="preserve">var </w:t>
-      </w:r>
-      <w:proofErr w:type="spellStart"/>
-      <w:r>
-        <w:rPr>
-          <w:lang w:val="en-US"/>
-        </w:rPr>
-        <w:t>missingParams</w:t>
-      </w:r>
-      <w:proofErr w:type="spellEnd"/>
-      <w:r>
-        <w:rPr>
-          <w:lang w:val="en-US"/>
-        </w:rPr>
-        <w:t xml:space="preserve"> = new List&lt;</w:t>
-      </w:r>
-      <w:proofErr w:type="spellStart"/>
-      <w:r>
-        <w:rPr>
-          <w:lang w:val="en-US"/>
-        </w:rPr>
-        <w:t>QualityParameter</w:t>
-      </w:r>
-      <w:proofErr w:type="spellEnd"/>
-      <w:proofErr w:type="gramStart"/>
-      <w:r>
-        <w:rPr>
-          <w:lang w:val="en-US"/>
-        </w:rPr>
-        <w:t>&gt;(</w:t>
-      </w:r>
-      <w:proofErr w:type="gramEnd"/>
-      <w:r>
-        <w:rPr>
-          <w:lang w:val="en-US"/>
-        </w:rPr>
-        <w:t>);</w:t>
+        <w:t>var missingParams = new List&lt;QualityParameter&gt;();</w:t>
       </w:r>
     </w:p>
     <w:p>
@@ -19071,21 +16809,7 @@
         <w:rPr>
           <w:lang w:val="en-US"/>
         </w:rPr>
-        <w:t xml:space="preserve">    foreach (</w:t>
-      </w:r>
-      <w:proofErr w:type="spellStart"/>
-      <w:r>
-        <w:rPr>
-          <w:lang w:val="en-US"/>
-        </w:rPr>
-        <w:t>QualityParameter</w:t>
-      </w:r>
-      <w:proofErr w:type="spellEnd"/>
-      <w:r>
-        <w:rPr>
-          <w:lang w:val="en-US"/>
-        </w:rPr>
-        <w:t xml:space="preserve"> param in _parameters)</w:t>
+        <w:t xml:space="preserve">    foreach (QualityParameter param in _parameters)</w:t>
       </w:r>
     </w:p>
     <w:p>
@@ -19123,21 +16847,7 @@
         <w:rPr>
           <w:lang w:val="en-US"/>
         </w:rPr>
-        <w:t xml:space="preserve">        </w:t>
-      </w:r>
-      <w:proofErr w:type="spellStart"/>
-      <w:r>
-        <w:rPr>
-          <w:lang w:val="en-US"/>
-        </w:rPr>
-        <w:t>Debug.WriteLine</w:t>
-      </w:r>
-      <w:proofErr w:type="spellEnd"/>
-      <w:r>
-        <w:rPr>
-          <w:lang w:val="en-US"/>
-        </w:rPr>
-        <w:t>($"</w:t>
+        <w:t xml:space="preserve">        Debug.WriteLine($"</w:t>
       </w:r>
       <w:r>
         <w:t>Параметр</w:t>
@@ -19146,23 +16856,7 @@
         <w:rPr>
           <w:lang w:val="en-US"/>
         </w:rPr>
-        <w:t>: {</w:t>
-      </w:r>
-      <w:proofErr w:type="spellStart"/>
-      <w:proofErr w:type="gramStart"/>
-      <w:r>
-        <w:rPr>
-          <w:lang w:val="en-US"/>
-        </w:rPr>
-        <w:t>param.ParameterName</w:t>
-      </w:r>
-      <w:proofErr w:type="spellEnd"/>
-      <w:proofErr w:type="gramEnd"/>
-      <w:r>
-        <w:rPr>
-          <w:lang w:val="en-US"/>
-        </w:rPr>
-        <w:t xml:space="preserve">}, </w:t>
+        <w:t xml:space="preserve">: {param.ParameterName}, </w:t>
       </w:r>
       <w:r>
         <w:t>Значение</w:t>
@@ -19171,21 +16865,7 @@
         <w:rPr>
           <w:lang w:val="en-US"/>
         </w:rPr>
-        <w:t>: {</w:t>
-      </w:r>
-      <w:proofErr w:type="spellStart"/>
-      <w:r>
-        <w:rPr>
-          <w:lang w:val="en-US"/>
-        </w:rPr>
-        <w:t>param.MeasuredValue</w:t>
-      </w:r>
-      <w:proofErr w:type="spellEnd"/>
-      <w:r>
-        <w:rPr>
-          <w:lang w:val="en-US"/>
-        </w:rPr>
-        <w:t xml:space="preserve">}, </w:t>
+        <w:t xml:space="preserve">: {param.MeasuredValue}, </w:t>
       </w:r>
       <w:r>
         <w:t>Обязательный</w:t>
@@ -19194,21 +16874,7 @@
         <w:rPr>
           <w:lang w:val="en-US"/>
         </w:rPr>
-        <w:t>: {</w:t>
-      </w:r>
-      <w:proofErr w:type="spellStart"/>
-      <w:r>
-        <w:rPr>
-          <w:lang w:val="en-US"/>
-        </w:rPr>
-        <w:t>param.IsMandatory</w:t>
-      </w:r>
-      <w:proofErr w:type="spellEnd"/>
-      <w:r>
-        <w:rPr>
-          <w:lang w:val="en-US"/>
-        </w:rPr>
-        <w:t>}");</w:t>
+        <w:t>: {param.IsMandatory}");</w:t>
       </w:r>
     </w:p>
     <w:p>
@@ -19246,37 +16912,7 @@
         <w:rPr>
           <w:lang w:val="en-US"/>
         </w:rPr>
-        <w:t xml:space="preserve">        if (</w:t>
-      </w:r>
-      <w:proofErr w:type="spellStart"/>
-      <w:proofErr w:type="gramStart"/>
-      <w:r>
-        <w:rPr>
-          <w:lang w:val="en-US"/>
-        </w:rPr>
-        <w:t>param.IsMandatory</w:t>
-      </w:r>
-      <w:proofErr w:type="spellEnd"/>
-      <w:proofErr w:type="gramEnd"/>
-      <w:r>
-        <w:rPr>
-          <w:lang w:val="en-US"/>
-        </w:rPr>
-        <w:t xml:space="preserve"> &amp;&amp; !</w:t>
-      </w:r>
-      <w:proofErr w:type="spellStart"/>
-      <w:r>
-        <w:rPr>
-          <w:lang w:val="en-US"/>
-        </w:rPr>
-        <w:t>param.MeasuredValue.HasValue</w:t>
-      </w:r>
-      <w:proofErr w:type="spellEnd"/>
-      <w:r>
-        <w:rPr>
-          <w:lang w:val="en-US"/>
-        </w:rPr>
-        <w:t>)</w:t>
+        <w:t xml:space="preserve">        if (param.IsMandatory &amp;&amp; !param.MeasuredValue.HasValue)</w:t>
       </w:r>
     </w:p>
     <w:p>
@@ -19314,30 +16950,8 @@
         <w:rPr>
           <w:lang w:val="en-US"/>
         </w:rPr>
-        <w:t xml:space="preserve">            </w:t>
-      </w:r>
-      <w:proofErr w:type="spellStart"/>
-      <w:r>
-        <w:rPr>
-          <w:lang w:val="en-US"/>
-        </w:rPr>
-        <w:t>missingParams.Add</w:t>
-      </w:r>
-      <w:proofErr w:type="spellEnd"/>
-      <w:r>
-        <w:rPr>
-          <w:lang w:val="en-US"/>
-        </w:rPr>
-        <w:t>(param</w:t>
-      </w:r>
-      <w:proofErr w:type="gramStart"/>
-      <w:r>
-        <w:rPr>
-          <w:lang w:val="en-US"/>
-        </w:rPr>
-        <w:t>);</w:t>
-      </w:r>
-      <w:proofErr w:type="gramEnd"/>
+        <w:t xml:space="preserve">            missingParams.Add(param);</w:t>
+      </w:r>
     </w:p>
     <w:p>
       <w:pPr>
@@ -19352,34 +16966,10 @@
         <w:rPr>
           <w:lang w:val="en-US"/>
         </w:rPr>
-        <w:t xml:space="preserve">            </w:t>
-      </w:r>
-      <w:proofErr w:type="spellStart"/>
-      <w:r>
-        <w:rPr>
-          <w:lang w:val="en-US"/>
-        </w:rPr>
-        <w:t>Debug.WriteLine</w:t>
-      </w:r>
-      <w:proofErr w:type="spellEnd"/>
-      <w:r>
-        <w:rPr>
-          <w:lang w:val="en-US"/>
-        </w:rPr>
-        <w:t xml:space="preserve">($"!!! </w:t>
-      </w:r>
-      <w:r>
-        <w:t>Обязательный параметр не заполнен: {</w:t>
-      </w:r>
-      <w:proofErr w:type="spellStart"/>
-      <w:proofErr w:type="gramStart"/>
-      <w:r>
-        <w:t>param.ParameterName</w:t>
-      </w:r>
-      <w:proofErr w:type="spellEnd"/>
-      <w:proofErr w:type="gramEnd"/>
-      <w:r>
-        <w:t>}");</w:t>
+        <w:t xml:space="preserve">            Debug.WriteLine($"!!! </w:t>
+      </w:r>
+      <w:r>
+        <w:t>Обязательный параметр не заполнен: {param.ParameterName}");</w:t>
       </w:r>
     </w:p>
     <w:p>
@@ -19431,28 +17021,7 @@
         </w:pBdr>
       </w:pPr>
       <w:r>
-        <w:t xml:space="preserve">    </w:t>
-      </w:r>
-      <w:proofErr w:type="spellStart"/>
-      <w:r>
-        <w:t>if</w:t>
-      </w:r>
-      <w:proofErr w:type="spellEnd"/>
-      <w:r>
-        <w:t xml:space="preserve"> (</w:t>
-      </w:r>
-      <w:proofErr w:type="spellStart"/>
-      <w:proofErr w:type="gramStart"/>
-      <w:r>
-        <w:t>missingParams.Count</w:t>
-      </w:r>
-      <w:proofErr w:type="spellEnd"/>
-      <w:r>
-        <w:t xml:space="preserve"> &gt;</w:t>
-      </w:r>
-      <w:proofErr w:type="gramEnd"/>
-      <w:r>
-        <w:t xml:space="preserve"> 0)</w:t>
+        <w:t xml:space="preserve">    if (missingParams.Count &gt; 0)</w:t>
       </w:r>
     </w:p>
     <w:p>
@@ -19478,49 +17047,7 @@
         </w:pBdr>
       </w:pPr>
       <w:r>
-        <w:t xml:space="preserve">        </w:t>
-      </w:r>
-      <w:proofErr w:type="spellStart"/>
-      <w:r>
-        <w:t>string</w:t>
-      </w:r>
-      <w:proofErr w:type="spellEnd"/>
-      <w:r>
-        <w:t xml:space="preserve"> </w:t>
-      </w:r>
-      <w:proofErr w:type="spellStart"/>
-      <w:r>
-        <w:t>msg</w:t>
-      </w:r>
-      <w:proofErr w:type="spellEnd"/>
-      <w:r>
-        <w:t xml:space="preserve"> = $"Заполните обязательные параметры: {</w:t>
-      </w:r>
-      <w:proofErr w:type="spellStart"/>
-      <w:proofErr w:type="gramStart"/>
-      <w:r>
-        <w:t>string.Join</w:t>
-      </w:r>
-      <w:proofErr w:type="spellEnd"/>
-      <w:proofErr w:type="gramEnd"/>
-      <w:r>
-        <w:t xml:space="preserve">(", ", </w:t>
-      </w:r>
-      <w:proofErr w:type="spellStart"/>
-      <w:r>
-        <w:t>missingParams.Select</w:t>
-      </w:r>
-      <w:proofErr w:type="spellEnd"/>
-      <w:r>
-        <w:t xml:space="preserve">(p =&gt; </w:t>
-      </w:r>
-      <w:proofErr w:type="spellStart"/>
-      <w:r>
-        <w:t>p.ParameterName</w:t>
-      </w:r>
-      <w:proofErr w:type="spellEnd"/>
-      <w:r>
-        <w:t>))}";</w:t>
+        <w:t xml:space="preserve">        string msg = $"Заполните обязательные параметры: {string.Join(", ", missingParams.Select(p =&gt; p.ParameterName))}";</w:t>
       </w:r>
     </w:p>
     <w:p>
@@ -19533,23 +17060,7 @@
         </w:pBdr>
       </w:pPr>
       <w:r>
-        <w:t xml:space="preserve">        </w:t>
-      </w:r>
-      <w:proofErr w:type="spellStart"/>
-      <w:r>
-        <w:t>Debug.WriteLine</w:t>
-      </w:r>
-      <w:proofErr w:type="spellEnd"/>
-      <w:r>
-        <w:t>($"ОШИБКА: {</w:t>
-      </w:r>
-      <w:proofErr w:type="spellStart"/>
-      <w:r>
-        <w:t>msg</w:t>
-      </w:r>
-      <w:proofErr w:type="spellEnd"/>
-      <w:r>
-        <w:t>}");</w:t>
+        <w:t xml:space="preserve">        Debug.WriteLine($"ОШИБКА: {msg}");</w:t>
       </w:r>
     </w:p>
     <w:p>
@@ -19562,39 +17073,7 @@
         </w:pBdr>
       </w:pPr>
       <w:r>
-        <w:t xml:space="preserve">        </w:t>
-      </w:r>
-      <w:proofErr w:type="spellStart"/>
-      <w:r>
-        <w:t>MessageBox.Show</w:t>
-      </w:r>
-      <w:proofErr w:type="spellEnd"/>
-      <w:r>
-        <w:t>(</w:t>
-      </w:r>
-      <w:proofErr w:type="spellStart"/>
-      <w:r>
-        <w:t>msg</w:t>
-      </w:r>
-      <w:proofErr w:type="spellEnd"/>
-      <w:r>
-        <w:t xml:space="preserve">, "Ошибка", </w:t>
-      </w:r>
-      <w:proofErr w:type="spellStart"/>
-      <w:r>
-        <w:t>MessageBoxButton.OK</w:t>
-      </w:r>
-      <w:proofErr w:type="spellEnd"/>
-      <w:r>
-        <w:t xml:space="preserve">, </w:t>
-      </w:r>
-      <w:proofErr w:type="spellStart"/>
-      <w:r>
-        <w:t>MessageBoxImage.Warning</w:t>
-      </w:r>
-      <w:proofErr w:type="spellEnd"/>
-      <w:r>
-        <w:t>);</w:t>
+        <w:t xml:space="preserve">        MessageBox.Show(msg, "Ошибка", MessageBoxButton.OK, MessageBoxImage.Warning);</w:t>
       </w:r>
     </w:p>
     <w:p>
@@ -19607,15 +17086,7 @@
         </w:pBdr>
       </w:pPr>
       <w:r>
-        <w:t xml:space="preserve">        </w:t>
-      </w:r>
-      <w:proofErr w:type="spellStart"/>
-      <w:r>
-        <w:t>return</w:t>
-      </w:r>
-      <w:proofErr w:type="spellEnd"/>
-      <w:r>
-        <w:t>;</w:t>
+        <w:t xml:space="preserve">        return;</w:t>
       </w:r>
     </w:p>
     <w:p>
@@ -19654,15 +17125,7 @@
         </w:pBdr>
       </w:pPr>
       <w:r>
-        <w:t xml:space="preserve">    </w:t>
-      </w:r>
-      <w:proofErr w:type="spellStart"/>
-      <w:r>
-        <w:t>Debug.WriteLine</w:t>
-      </w:r>
-      <w:proofErr w:type="spellEnd"/>
-      <w:r>
-        <w:t>("Все параметры заполнены корректно");</w:t>
+        <w:t xml:space="preserve">    Debug.WriteLine("Все параметры заполнены корректно");</w:t>
       </w:r>
     </w:p>
     <w:p>
@@ -19675,15 +17138,7 @@
         </w:pBdr>
       </w:pPr>
       <w:r>
-        <w:t xml:space="preserve">    </w:t>
-      </w:r>
-      <w:proofErr w:type="spellStart"/>
-      <w:r>
-        <w:t>Debug.WriteLine</w:t>
-      </w:r>
-      <w:proofErr w:type="spellEnd"/>
-      <w:r>
-        <w:t>("=== КОНЕЦ ПРОВЕРКИ ===");</w:t>
+        <w:t xml:space="preserve">    Debug.WriteLine("=== КОНЕЦ ПРОВЕРКИ ===");</w:t>
       </w:r>
     </w:p>
     <w:p>
@@ -19709,31 +17164,7 @@
         </w:pBdr>
       </w:pPr>
       <w:r>
-        <w:t xml:space="preserve">    </w:t>
-      </w:r>
-      <w:proofErr w:type="spellStart"/>
-      <w:r>
-        <w:t>MessageBox.Show</w:t>
-      </w:r>
-      <w:proofErr w:type="spellEnd"/>
-      <w:r>
-        <w:t xml:space="preserve">($"Партия ОДОБРЕНА!", "Успех", </w:t>
-      </w:r>
-      <w:proofErr w:type="spellStart"/>
-      <w:r>
-        <w:t>MessageBoxButton.OK</w:t>
-      </w:r>
-      <w:proofErr w:type="spellEnd"/>
-      <w:r>
-        <w:t xml:space="preserve">, </w:t>
-      </w:r>
-      <w:proofErr w:type="spellStart"/>
-      <w:r>
-        <w:t>MessageBoxImage.Information</w:t>
-      </w:r>
-      <w:proofErr w:type="spellEnd"/>
-      <w:r>
-        <w:t>);</w:t>
+        <w:t xml:space="preserve">    MessageBox.Show($"Партия ОДОБРЕНА!", "Успех", MessageBoxButton.OK, MessageBoxImage.Information);</w:t>
       </w:r>
     </w:p>
     <w:p>
@@ -19746,20 +17177,7 @@
         </w:pBdr>
       </w:pPr>
       <w:r>
-        <w:t xml:space="preserve">    </w:t>
-      </w:r>
-      <w:proofErr w:type="spellStart"/>
-      <w:proofErr w:type="gramStart"/>
-      <w:r>
-        <w:t>Close</w:t>
-      </w:r>
-      <w:proofErr w:type="spellEnd"/>
-      <w:r>
-        <w:t>(</w:t>
-      </w:r>
-      <w:proofErr w:type="gramEnd"/>
-      <w:r>
-        <w:t>);</w:t>
+        <w:t xml:space="preserve">    Close();</w:t>
       </w:r>
     </w:p>
     <w:p>
@@ -19810,7 +17228,7 @@
       <w:r>
         <w:t>API сервер разработан на </w:t>
       </w:r>
-      <w:hyperlink r:id="rId11" w:tgtFrame="_blank" w:history="1">
+      <w:hyperlink r:id="rId12" w:tgtFrame="_blank" w:history="1">
         <w:r>
           <w:rPr>
             <w:rStyle w:val="ab"/>
@@ -19903,38 +17321,23 @@
             <w:pPr>
               <w:spacing w:after="160" w:line="278" w:lineRule="auto"/>
             </w:pPr>
-            <w:proofErr w:type="spellStart"/>
             <w:r>
               <w:t>AuthController</w:t>
             </w:r>
-            <w:proofErr w:type="spellEnd"/>
-          </w:p>
-        </w:tc>
-        <w:tc>
-          <w:tcPr>
-            <w:tcW w:w="0" w:type="auto"/>
-            <w:hideMark/>
-          </w:tcPr>
-          <w:p>
-            <w:pPr>
-              <w:spacing w:after="160" w:line="278" w:lineRule="auto"/>
-            </w:pPr>
-            <w:r>
-              <w:t>/</w:t>
-            </w:r>
-            <w:proofErr w:type="spellStart"/>
-            <w:r>
-              <w:t>api</w:t>
-            </w:r>
-            <w:proofErr w:type="spellEnd"/>
-            <w:r>
-              <w:t>/</w:t>
-            </w:r>
-            <w:proofErr w:type="spellStart"/>
-            <w:r>
-              <w:t>auth</w:t>
-            </w:r>
-            <w:proofErr w:type="spellEnd"/>
+          </w:p>
+        </w:tc>
+        <w:tc>
+          <w:tcPr>
+            <w:tcW w:w="0" w:type="auto"/>
+            <w:hideMark/>
+          </w:tcPr>
+          <w:p>
+            <w:pPr>
+              <w:spacing w:after="160" w:line="278" w:lineRule="auto"/>
+            </w:pPr>
+            <w:r>
+              <w:t>/api/auth</w:t>
+            </w:r>
           </w:p>
         </w:tc>
         <w:tc>
@@ -19962,39 +17365,24 @@
             <w:pPr>
               <w:spacing w:after="160" w:line="278" w:lineRule="auto"/>
             </w:pPr>
-            <w:proofErr w:type="spellStart"/>
             <w:r>
               <w:lastRenderedPageBreak/>
               <w:t>ProductsController</w:t>
             </w:r>
-            <w:proofErr w:type="spellEnd"/>
-          </w:p>
-        </w:tc>
-        <w:tc>
-          <w:tcPr>
-            <w:tcW w:w="0" w:type="auto"/>
-            <w:hideMark/>
-          </w:tcPr>
-          <w:p>
-            <w:pPr>
-              <w:spacing w:after="160" w:line="278" w:lineRule="auto"/>
-            </w:pPr>
-            <w:r>
-              <w:t>/</w:t>
-            </w:r>
-            <w:proofErr w:type="spellStart"/>
-            <w:r>
-              <w:t>api</w:t>
-            </w:r>
-            <w:proofErr w:type="spellEnd"/>
-            <w:r>
-              <w:t>/</w:t>
-            </w:r>
-            <w:proofErr w:type="spellStart"/>
-            <w:r>
-              <w:t>products</w:t>
-            </w:r>
-            <w:proofErr w:type="spellEnd"/>
+          </w:p>
+        </w:tc>
+        <w:tc>
+          <w:tcPr>
+            <w:tcW w:w="0" w:type="auto"/>
+            <w:hideMark/>
+          </w:tcPr>
+          <w:p>
+            <w:pPr>
+              <w:spacing w:after="160" w:line="278" w:lineRule="auto"/>
+            </w:pPr>
+            <w:r>
+              <w:t>/api/products</w:t>
+            </w:r>
           </w:p>
         </w:tc>
         <w:tc>
@@ -20022,38 +17410,23 @@
             <w:pPr>
               <w:spacing w:after="160" w:line="278" w:lineRule="auto"/>
             </w:pPr>
-            <w:proofErr w:type="spellStart"/>
             <w:r>
               <w:t>RecipesController</w:t>
             </w:r>
-            <w:proofErr w:type="spellEnd"/>
-          </w:p>
-        </w:tc>
-        <w:tc>
-          <w:tcPr>
-            <w:tcW w:w="0" w:type="auto"/>
-            <w:hideMark/>
-          </w:tcPr>
-          <w:p>
-            <w:pPr>
-              <w:spacing w:after="160" w:line="278" w:lineRule="auto"/>
-            </w:pPr>
-            <w:r>
-              <w:t>/</w:t>
-            </w:r>
-            <w:proofErr w:type="spellStart"/>
-            <w:r>
-              <w:t>api</w:t>
-            </w:r>
-            <w:proofErr w:type="spellEnd"/>
-            <w:r>
-              <w:t>/</w:t>
-            </w:r>
-            <w:proofErr w:type="spellStart"/>
-            <w:r>
-              <w:t>recipes</w:t>
-            </w:r>
-            <w:proofErr w:type="spellEnd"/>
+          </w:p>
+        </w:tc>
+        <w:tc>
+          <w:tcPr>
+            <w:tcW w:w="0" w:type="auto"/>
+            <w:hideMark/>
+          </w:tcPr>
+          <w:p>
+            <w:pPr>
+              <w:spacing w:after="160" w:line="278" w:lineRule="auto"/>
+            </w:pPr>
+            <w:r>
+              <w:t>/api/recipes</w:t>
+            </w:r>
           </w:p>
         </w:tc>
         <w:tc>
@@ -20081,38 +17454,23 @@
             <w:pPr>
               <w:spacing w:after="160" w:line="278" w:lineRule="auto"/>
             </w:pPr>
-            <w:proofErr w:type="spellStart"/>
             <w:r>
               <w:t>BatchesController</w:t>
             </w:r>
-            <w:proofErr w:type="spellEnd"/>
-          </w:p>
-        </w:tc>
-        <w:tc>
-          <w:tcPr>
-            <w:tcW w:w="0" w:type="auto"/>
-            <w:hideMark/>
-          </w:tcPr>
-          <w:p>
-            <w:pPr>
-              <w:spacing w:after="160" w:line="278" w:lineRule="auto"/>
-            </w:pPr>
-            <w:r>
-              <w:t>/</w:t>
-            </w:r>
-            <w:proofErr w:type="spellStart"/>
-            <w:r>
-              <w:t>api</w:t>
-            </w:r>
-            <w:proofErr w:type="spellEnd"/>
-            <w:r>
-              <w:t>/</w:t>
-            </w:r>
-            <w:proofErr w:type="spellStart"/>
-            <w:r>
-              <w:t>batches</w:t>
-            </w:r>
-            <w:proofErr w:type="spellEnd"/>
+          </w:p>
+        </w:tc>
+        <w:tc>
+          <w:tcPr>
+            <w:tcW w:w="0" w:type="auto"/>
+            <w:hideMark/>
+          </w:tcPr>
+          <w:p>
+            <w:pPr>
+              <w:spacing w:after="160" w:line="278" w:lineRule="auto"/>
+            </w:pPr>
+            <w:r>
+              <w:t>/api/batches</w:t>
+            </w:r>
           </w:p>
         </w:tc>
         <w:tc>
@@ -20140,38 +17498,23 @@
             <w:pPr>
               <w:spacing w:after="160" w:line="278" w:lineRule="auto"/>
             </w:pPr>
-            <w:proofErr w:type="spellStart"/>
             <w:r>
               <w:t>QualityController</w:t>
             </w:r>
-            <w:proofErr w:type="spellEnd"/>
-          </w:p>
-        </w:tc>
-        <w:tc>
-          <w:tcPr>
-            <w:tcW w:w="0" w:type="auto"/>
-            <w:hideMark/>
-          </w:tcPr>
-          <w:p>
-            <w:pPr>
-              <w:spacing w:after="160" w:line="278" w:lineRule="auto"/>
-            </w:pPr>
-            <w:r>
-              <w:t>/</w:t>
-            </w:r>
-            <w:proofErr w:type="spellStart"/>
-            <w:r>
-              <w:t>api</w:t>
-            </w:r>
-            <w:proofErr w:type="spellEnd"/>
-            <w:r>
-              <w:t>/</w:t>
-            </w:r>
-            <w:proofErr w:type="spellStart"/>
-            <w:r>
-              <w:t>quality</w:t>
-            </w:r>
-            <w:proofErr w:type="spellEnd"/>
+          </w:p>
+        </w:tc>
+        <w:tc>
+          <w:tcPr>
+            <w:tcW w:w="0" w:type="auto"/>
+            <w:hideMark/>
+          </w:tcPr>
+          <w:p>
+            <w:pPr>
+              <w:spacing w:after="160" w:line="278" w:lineRule="auto"/>
+            </w:pPr>
+            <w:r>
+              <w:t>/api/quality</w:t>
+            </w:r>
           </w:p>
         </w:tc>
         <w:tc>
@@ -20343,11 +17686,9 @@
             <w:pPr>
               <w:spacing w:after="160" w:line="278" w:lineRule="auto"/>
             </w:pPr>
-            <w:proofErr w:type="spellStart"/>
             <w:r>
               <w:t>AuthController</w:t>
             </w:r>
-            <w:proofErr w:type="spellEnd"/>
           </w:p>
         </w:tc>
         <w:tc>
@@ -20388,13 +17729,8 @@
               <w:spacing w:after="160" w:line="278" w:lineRule="auto"/>
             </w:pPr>
             <w:r>
-              <w:t xml:space="preserve">Добавлена проверка </w:t>
-            </w:r>
-            <w:proofErr w:type="spellStart"/>
-            <w:r>
-              <w:t>connectionString</w:t>
-            </w:r>
-            <w:proofErr w:type="spellEnd"/>
+              <w:t>Добавлена проверка connectionString</w:t>
+            </w:r>
           </w:p>
         </w:tc>
       </w:tr>
@@ -20436,11 +17772,9 @@
             <w:pPr>
               <w:spacing w:after="160" w:line="278" w:lineRule="auto"/>
             </w:pPr>
-            <w:proofErr w:type="spellStart"/>
             <w:r>
               <w:t>ProductsController</w:t>
             </w:r>
-            <w:proofErr w:type="spellEnd"/>
           </w:p>
         </w:tc>
         <w:tc>
@@ -20481,23 +17815,8 @@
               <w:spacing w:after="160" w:line="278" w:lineRule="auto"/>
             </w:pPr>
             <w:r>
-              <w:t xml:space="preserve">Добавлена проверка </w:t>
-            </w:r>
-            <w:proofErr w:type="spellStart"/>
-            <w:r>
-              <w:t>id</w:t>
-            </w:r>
-            <w:proofErr w:type="spellEnd"/>
-            <w:r>
-              <w:t xml:space="preserve"> == </w:t>
-            </w:r>
-            <w:proofErr w:type="spellStart"/>
-            <w:proofErr w:type="gramStart"/>
-            <w:r>
-              <w:t>product.Id</w:t>
-            </w:r>
-            <w:proofErr w:type="spellEnd"/>
-            <w:proofErr w:type="gramEnd"/>
+              <w:t>Добавлена проверка id == product.Id</w:t>
+            </w:r>
           </w:p>
         </w:tc>
       </w:tr>
@@ -20539,11 +17858,9 @@
             <w:pPr>
               <w:spacing w:after="160" w:line="278" w:lineRule="auto"/>
             </w:pPr>
-            <w:proofErr w:type="spellStart"/>
             <w:r>
               <w:t>BatchesController</w:t>
             </w:r>
-            <w:proofErr w:type="spellEnd"/>
           </w:p>
         </w:tc>
         <w:tc>
@@ -20570,32 +17887,22 @@
               <w:spacing w:after="160" w:line="278" w:lineRule="auto"/>
             </w:pPr>
             <w:r>
-              <w:t xml:space="preserve">Отсутствовал </w:t>
-            </w:r>
-            <w:proofErr w:type="spellStart"/>
-            <w:r>
-              <w:t>SaveChangesAsync</w:t>
-            </w:r>
-            <w:proofErr w:type="spellEnd"/>
-          </w:p>
-        </w:tc>
-        <w:tc>
-          <w:tcPr>
-            <w:tcW w:w="0" w:type="auto"/>
-            <w:hideMark/>
-          </w:tcPr>
-          <w:p>
-            <w:pPr>
-              <w:spacing w:after="160" w:line="278" w:lineRule="auto"/>
-            </w:pPr>
-            <w:r>
-              <w:t xml:space="preserve">Добавлен вызов </w:t>
-            </w:r>
-            <w:proofErr w:type="spellStart"/>
-            <w:r>
-              <w:t>SaveChangesAsync</w:t>
-            </w:r>
-            <w:proofErr w:type="spellEnd"/>
+              <w:t>Отсутствовал SaveChangesAsync</w:t>
+            </w:r>
+          </w:p>
+        </w:tc>
+        <w:tc>
+          <w:tcPr>
+            <w:tcW w:w="0" w:type="auto"/>
+            <w:hideMark/>
+          </w:tcPr>
+          <w:p>
+            <w:pPr>
+              <w:spacing w:after="160" w:line="278" w:lineRule="auto"/>
+            </w:pPr>
+            <w:r>
+              <w:t>Добавлен вызов SaveChangesAsync</w:t>
+            </w:r>
           </w:p>
         </w:tc>
       </w:tr>
@@ -20637,11 +17944,9 @@
             <w:pPr>
               <w:spacing w:after="160" w:line="278" w:lineRule="auto"/>
             </w:pPr>
-            <w:proofErr w:type="spellStart"/>
             <w:r>
               <w:t>QualityController</w:t>
             </w:r>
-            <w:proofErr w:type="spellEnd"/>
           </w:p>
         </w:tc>
         <w:tc>
@@ -20682,13 +17987,8 @@
               <w:spacing w:after="160" w:line="278" w:lineRule="auto"/>
             </w:pPr>
             <w:r>
-              <w:t xml:space="preserve">Добавлена проверка </w:t>
-            </w:r>
-            <w:proofErr w:type="spellStart"/>
-            <w:r>
-              <w:t>IsMandatory</w:t>
-            </w:r>
-            <w:proofErr w:type="spellEnd"/>
+              <w:t>Добавлена проверка IsMandatory</w:t>
+            </w:r>
           </w:p>
         </w:tc>
       </w:tr>
@@ -20773,13 +18073,8 @@
               <w:spacing w:after="160" w:line="278" w:lineRule="auto"/>
             </w:pPr>
             <w:r>
-              <w:t xml:space="preserve">Добавлена политика </w:t>
-            </w:r>
-            <w:proofErr w:type="spellStart"/>
-            <w:r>
-              <w:t>AllowAll</w:t>
-            </w:r>
-            <w:proofErr w:type="spellEnd"/>
+              <w:t>Добавлена политика AllowAll</w:t>
+            </w:r>
           </w:p>
         </w:tc>
       </w:tr>
@@ -20796,41 +18091,16 @@
           <w:b/>
           <w:bCs/>
         </w:rPr>
-        <w:t xml:space="preserve">4.4 Отладка через </w:t>
-      </w:r>
-      <w:proofErr w:type="spellStart"/>
-      <w:r>
-        <w:rPr>
-          <w:b/>
-          <w:bCs/>
-        </w:rPr>
-        <w:t>Swagger</w:t>
-      </w:r>
-      <w:proofErr w:type="spellEnd"/>
-    </w:p>
-    <w:p>
-      <w:r>
-        <w:rPr>
-          <w:b/>
-          <w:bCs/>
-        </w:rPr>
-        <w:t xml:space="preserve">Доступ к </w:t>
-      </w:r>
-      <w:proofErr w:type="spellStart"/>
-      <w:r>
-        <w:rPr>
-          <w:b/>
-          <w:bCs/>
-        </w:rPr>
-        <w:t>Swagger</w:t>
-      </w:r>
-      <w:proofErr w:type="spellEnd"/>
-      <w:r>
-        <w:rPr>
-          <w:b/>
-          <w:bCs/>
-        </w:rPr>
-        <w:t xml:space="preserve"> UI:</w:t>
+        <w:t>4.4 Отладка через Swagger</w:t>
+      </w:r>
+    </w:p>
+    <w:p>
+      <w:r>
+        <w:rPr>
+          <w:b/>
+          <w:bCs/>
+        </w:rPr>
+        <w:t>Доступ к Swagger UI:</w:t>
       </w:r>
       <w:r>
         <w:t> http://localhost:5082/swagger</w:t>
@@ -20842,23 +18112,7 @@
           <w:b/>
           <w:bCs/>
         </w:rPr>
-        <w:t xml:space="preserve">Проверка </w:t>
-      </w:r>
-      <w:proofErr w:type="spellStart"/>
-      <w:r>
-        <w:rPr>
-          <w:b/>
-          <w:bCs/>
-        </w:rPr>
-        <w:t>эндпоинтов</w:t>
-      </w:r>
-      <w:proofErr w:type="spellEnd"/>
-      <w:r>
-        <w:rPr>
-          <w:b/>
-          <w:bCs/>
-        </w:rPr>
-        <w:t>:</w:t>
+        <w:t>Проверка эндпоинтов:</w:t>
       </w:r>
     </w:p>
     <w:p>
@@ -20870,15 +18124,7 @@
         <w:spacing w:after="160" w:line="278" w:lineRule="auto"/>
       </w:pPr>
       <w:r>
-        <w:t xml:space="preserve">Открыть </w:t>
-      </w:r>
-      <w:proofErr w:type="spellStart"/>
-      <w:r>
-        <w:t>Swagger</w:t>
-      </w:r>
-      <w:proofErr w:type="spellEnd"/>
-      <w:r>
-        <w:t xml:space="preserve"> UI</w:t>
+        <w:t>Открыть Swagger UI</w:t>
       </w:r>
     </w:p>
     <w:p>
@@ -20920,31 +18166,7 @@
         <w:spacing w:after="160" w:line="278" w:lineRule="auto"/>
       </w:pPr>
       <w:r>
-        <w:t>Нажать "</w:t>
-      </w:r>
-      <w:proofErr w:type="spellStart"/>
-      <w:r>
-        <w:t>Try</w:t>
-      </w:r>
-      <w:proofErr w:type="spellEnd"/>
-      <w:r>
-        <w:t xml:space="preserve"> </w:t>
-      </w:r>
-      <w:proofErr w:type="spellStart"/>
-      <w:r>
-        <w:t>it</w:t>
-      </w:r>
-      <w:proofErr w:type="spellEnd"/>
-      <w:r>
-        <w:t xml:space="preserve"> </w:t>
-      </w:r>
-      <w:proofErr w:type="spellStart"/>
-      <w:r>
-        <w:t>out</w:t>
-      </w:r>
-      <w:proofErr w:type="spellEnd"/>
-      <w:r>
-        <w:t>"</w:t>
+        <w:t>Нажать "Try it out"</w:t>
       </w:r>
     </w:p>
     <w:p>
@@ -20995,17 +18217,8 @@
           <w:b/>
           <w:bCs/>
         </w:rPr>
-        <w:t xml:space="preserve">4.5 Отладка через </w:t>
-      </w:r>
-      <w:proofErr w:type="spellStart"/>
-      <w:r>
-        <w:rPr>
-          <w:b/>
-          <w:bCs/>
-        </w:rPr>
-        <w:t>Postman</w:t>
-      </w:r>
-      <w:proofErr w:type="spellEnd"/>
+        <w:t>4.5 Отладка через Postman</w:t>
+      </w:r>
     </w:p>
     <w:p>
       <w:r>
@@ -21058,16 +18271,8 @@
         <w:rPr>
           <w:lang w:val="en-US"/>
         </w:rPr>
-        <w:t>Content-Type: application/</w:t>
-      </w:r>
-      <w:proofErr w:type="spellStart"/>
-      <w:r>
-        <w:rPr>
-          <w:lang w:val="en-US"/>
-        </w:rPr>
-        <w:t>json</w:t>
-      </w:r>
-      <w:proofErr w:type="spellEnd"/>
+        <w:t>Content-Type: application/json</w:t>
+      </w:r>
     </w:p>
     <w:p>
       <w:pPr>
@@ -21276,21 +18481,7 @@
         <w:rPr>
           <w:lang w:val="en-US"/>
         </w:rPr>
-        <w:t xml:space="preserve">  "</w:t>
-      </w:r>
-      <w:proofErr w:type="spellStart"/>
-      <w:r>
-        <w:rPr>
-          <w:lang w:val="en-US"/>
-        </w:rPr>
-        <w:t>fullName</w:t>
-      </w:r>
-      <w:proofErr w:type="spellEnd"/>
-      <w:r>
-        <w:rPr>
-          <w:lang w:val="en-US"/>
-        </w:rPr>
-        <w:t>": "</w:t>
+        <w:t xml:space="preserve">  "fullName": "</w:t>
       </w:r>
       <w:r>
         <w:t>Администратор</w:t>
@@ -21358,24 +18549,14 @@
       <w:r>
         <w:t>"</w:t>
       </w:r>
-      <w:proofErr w:type="spellStart"/>
       <w:r>
         <w:rPr>
           <w:lang w:val="en-US"/>
         </w:rPr>
         <w:t>expiresAt</w:t>
       </w:r>
-      <w:proofErr w:type="spellEnd"/>
-      <w:r>
-        <w:t>": "</w:t>
-      </w:r>
-      <w:proofErr w:type="gramStart"/>
-      <w:r>
-        <w:t>2025-05</w:t>
-      </w:r>
-      <w:proofErr w:type="gramEnd"/>
-      <w:r>
-        <w:t>-16</w:t>
+      <w:r>
+        <w:t>": "2025-05-16</w:t>
       </w:r>
       <w:r>
         <w:rPr>
@@ -21443,7 +18624,6 @@
         </w:rPr>
         <w:t xml:space="preserve">// </w:t>
       </w:r>
-      <w:proofErr w:type="spellStart"/>
       <w:r>
         <w:rPr>
           <w:lang w:val="en-US"/>
@@ -21462,7 +18642,6 @@
         </w:rPr>
         <w:t>cs</w:t>
       </w:r>
-      <w:proofErr w:type="spellEnd"/>
     </w:p>
     <w:p>
       <w:pPr>
@@ -21476,21 +18655,11 @@
           <w:lang w:val="en-US"/>
         </w:rPr>
       </w:pPr>
-      <w:proofErr w:type="spellStart"/>
-      <w:proofErr w:type="gramStart"/>
-      <w:r>
-        <w:rPr>
-          <w:lang w:val="en-US"/>
-        </w:rPr>
-        <w:t>builder.Logging.ClearProviders</w:t>
-      </w:r>
-      <w:proofErr w:type="spellEnd"/>
-      <w:proofErr w:type="gramEnd"/>
-      <w:r>
-        <w:rPr>
-          <w:lang w:val="en-US"/>
-        </w:rPr>
-        <w:t>();</w:t>
+      <w:r>
+        <w:rPr>
+          <w:lang w:val="en-US"/>
+        </w:rPr>
+        <w:t>builder.Logging.ClearProviders();</w:t>
       </w:r>
     </w:p>
     <w:p>
@@ -21505,21 +18674,11 @@
           <w:lang w:val="en-US"/>
         </w:rPr>
       </w:pPr>
-      <w:proofErr w:type="spellStart"/>
-      <w:proofErr w:type="gramStart"/>
-      <w:r>
-        <w:rPr>
-          <w:lang w:val="en-US"/>
-        </w:rPr>
-        <w:t>builder.Logging.AddConsole</w:t>
-      </w:r>
-      <w:proofErr w:type="spellEnd"/>
-      <w:proofErr w:type="gramEnd"/>
-      <w:r>
-        <w:rPr>
-          <w:lang w:val="en-US"/>
-        </w:rPr>
-        <w:t>();</w:t>
+      <w:r>
+        <w:rPr>
+          <w:lang w:val="en-US"/>
+        </w:rPr>
+        <w:t>builder.Logging.AddConsole();</w:t>
       </w:r>
     </w:p>
     <w:p>
@@ -21534,21 +18693,11 @@
           <w:lang w:val="en-US"/>
         </w:rPr>
       </w:pPr>
-      <w:proofErr w:type="spellStart"/>
-      <w:proofErr w:type="gramStart"/>
-      <w:r>
-        <w:rPr>
-          <w:lang w:val="en-US"/>
-        </w:rPr>
-        <w:t>builder.Logging.AddDebug</w:t>
-      </w:r>
-      <w:proofErr w:type="spellEnd"/>
-      <w:proofErr w:type="gramEnd"/>
-      <w:r>
-        <w:rPr>
-          <w:lang w:val="en-US"/>
-        </w:rPr>
-        <w:t>();</w:t>
+      <w:r>
+        <w:rPr>
+          <w:lang w:val="en-US"/>
+        </w:rPr>
+        <w:t>builder.Logging.AddDebug();</w:t>
       </w:r>
     </w:p>
     <w:p>
@@ -21611,21 +18760,7 @@
         <w:rPr>
           <w:lang w:val="en-US"/>
         </w:rPr>
-        <w:t>[</w:t>
-      </w:r>
-      <w:proofErr w:type="spellStart"/>
-      <w:r>
-        <w:rPr>
-          <w:lang w:val="en-US"/>
-        </w:rPr>
-        <w:t>HttpPost</w:t>
-      </w:r>
-      <w:proofErr w:type="spellEnd"/>
-      <w:r>
-        <w:rPr>
-          <w:lang w:val="en-US"/>
-        </w:rPr>
-        <w:t>("login")]</w:t>
+        <w:t>[HttpPost("login")]</w:t>
       </w:r>
     </w:p>
     <w:p>
@@ -21644,49 +18779,7 @@
         <w:rPr>
           <w:lang w:val="en-US"/>
         </w:rPr>
-        <w:t>public async Task&lt;</w:t>
-      </w:r>
-      <w:proofErr w:type="spellStart"/>
-      <w:r>
-        <w:rPr>
-          <w:lang w:val="en-US"/>
-        </w:rPr>
-        <w:t>IActionResult</w:t>
-      </w:r>
-      <w:proofErr w:type="spellEnd"/>
-      <w:r>
-        <w:rPr>
-          <w:lang w:val="en-US"/>
-        </w:rPr>
-        <w:t>&gt; Login([</w:t>
-      </w:r>
-      <w:proofErr w:type="spellStart"/>
-      <w:r>
-        <w:rPr>
-          <w:lang w:val="en-US"/>
-        </w:rPr>
-        <w:t>FromBody</w:t>
-      </w:r>
-      <w:proofErr w:type="spellEnd"/>
-      <w:r>
-        <w:rPr>
-          <w:lang w:val="en-US"/>
-        </w:rPr>
-        <w:t xml:space="preserve">] </w:t>
-      </w:r>
-      <w:proofErr w:type="spellStart"/>
-      <w:r>
-        <w:rPr>
-          <w:lang w:val="en-US"/>
-        </w:rPr>
-        <w:t>LoginRequest</w:t>
-      </w:r>
-      <w:proofErr w:type="spellEnd"/>
-      <w:r>
-        <w:rPr>
-          <w:lang w:val="en-US"/>
-        </w:rPr>
-        <w:t xml:space="preserve"> request)</w:t>
+        <w:t>public async Task&lt;IActionResult&gt; Login([FromBody] LoginRequest request)</w:t>
       </w:r>
     </w:p>
     <w:p>
@@ -21724,23 +18817,7 @@
         <w:rPr>
           <w:lang w:val="en-US"/>
         </w:rPr>
-        <w:t xml:space="preserve">    _</w:t>
-      </w:r>
-      <w:proofErr w:type="spellStart"/>
-      <w:proofErr w:type="gramStart"/>
-      <w:r>
-        <w:rPr>
-          <w:lang w:val="en-US"/>
-        </w:rPr>
-        <w:t>logger.LogInformation</w:t>
-      </w:r>
-      <w:proofErr w:type="spellEnd"/>
-      <w:proofErr w:type="gramEnd"/>
-      <w:r>
-        <w:rPr>
-          <w:lang w:val="en-US"/>
-        </w:rPr>
-        <w:t>($"</w:t>
+        <w:t xml:space="preserve">    _logger.LogInformation($"</w:t>
       </w:r>
       <w:r>
         <w:t>Попытка</w:t>
@@ -21758,21 +18835,7 @@
         <w:rPr>
           <w:lang w:val="en-US"/>
         </w:rPr>
-        <w:t>: {</w:t>
-      </w:r>
-      <w:proofErr w:type="spellStart"/>
-      <w:r>
-        <w:rPr>
-          <w:lang w:val="en-US"/>
-        </w:rPr>
-        <w:t>request.Username</w:t>
-      </w:r>
-      <w:proofErr w:type="spellEnd"/>
-      <w:r>
-        <w:rPr>
-          <w:lang w:val="en-US"/>
-        </w:rPr>
-        <w:t>}");</w:t>
+        <w:t>: {request.Username}");</w:t>
       </w:r>
     </w:p>
     <w:p>
@@ -21810,51 +18873,7 @@
         <w:rPr>
           <w:lang w:val="en-US"/>
         </w:rPr>
-        <w:t xml:space="preserve">    var user = await _</w:t>
-      </w:r>
-      <w:proofErr w:type="spellStart"/>
-      <w:proofErr w:type="gramStart"/>
-      <w:r>
-        <w:rPr>
-          <w:lang w:val="en-US"/>
-        </w:rPr>
-        <w:t>context.Users.FirstOrDefaultAsync</w:t>
-      </w:r>
-      <w:proofErr w:type="spellEnd"/>
-      <w:proofErr w:type="gramEnd"/>
-      <w:r>
-        <w:rPr>
-          <w:lang w:val="en-US"/>
-        </w:rPr>
-        <w:t xml:space="preserve">(u =&gt; </w:t>
-      </w:r>
-      <w:proofErr w:type="spellStart"/>
-      <w:r>
-        <w:rPr>
-          <w:lang w:val="en-US"/>
-        </w:rPr>
-        <w:t>u.Username</w:t>
-      </w:r>
-      <w:proofErr w:type="spellEnd"/>
-      <w:r>
-        <w:rPr>
-          <w:lang w:val="en-US"/>
-        </w:rPr>
-        <w:t xml:space="preserve"> == </w:t>
-      </w:r>
-      <w:proofErr w:type="spellStart"/>
-      <w:r>
-        <w:rPr>
-          <w:lang w:val="en-US"/>
-        </w:rPr>
-        <w:t>request.Username</w:t>
-      </w:r>
-      <w:proofErr w:type="spellEnd"/>
-      <w:r>
-        <w:rPr>
-          <w:lang w:val="en-US"/>
-        </w:rPr>
-        <w:t>);</w:t>
+        <w:t xml:space="preserve">    var user = await _context.Users.FirstOrDefaultAsync(u =&gt; u.Username == request.Username);</w:t>
       </w:r>
     </w:p>
     <w:p>
@@ -21930,23 +18949,7 @@
         <w:rPr>
           <w:lang w:val="en-US"/>
         </w:rPr>
-        <w:t xml:space="preserve">        _</w:t>
-      </w:r>
-      <w:proofErr w:type="spellStart"/>
-      <w:proofErr w:type="gramStart"/>
-      <w:r>
-        <w:rPr>
-          <w:lang w:val="en-US"/>
-        </w:rPr>
-        <w:t>logger.LogWarning</w:t>
-      </w:r>
-      <w:proofErr w:type="spellEnd"/>
-      <w:proofErr w:type="gramEnd"/>
-      <w:r>
-        <w:rPr>
-          <w:lang w:val="en-US"/>
-        </w:rPr>
-        <w:t>($"</w:t>
+        <w:t xml:space="preserve">        _logger.LogWarning($"</w:t>
       </w:r>
       <w:r>
         <w:t>Пользователь</w:t>
@@ -21973,21 +18976,7 @@
         <w:rPr>
           <w:lang w:val="en-US"/>
         </w:rPr>
-        <w:t>: {</w:t>
-      </w:r>
-      <w:proofErr w:type="spellStart"/>
-      <w:r>
-        <w:rPr>
-          <w:lang w:val="en-US"/>
-        </w:rPr>
-        <w:t>request.Username</w:t>
-      </w:r>
-      <w:proofErr w:type="spellEnd"/>
-      <w:r>
-        <w:rPr>
-          <w:lang w:val="en-US"/>
-        </w:rPr>
-        <w:t>}");</w:t>
+        <w:t>: {request.Username}");</w:t>
       </w:r>
     </w:p>
     <w:p>
@@ -22006,21 +18995,7 @@
         <w:rPr>
           <w:lang w:val="en-US"/>
         </w:rPr>
-        <w:t xml:space="preserve">        return </w:t>
-      </w:r>
-      <w:proofErr w:type="gramStart"/>
-      <w:r>
-        <w:rPr>
-          <w:lang w:val="en-US"/>
-        </w:rPr>
-        <w:t>Unauthorized(</w:t>
-      </w:r>
-      <w:proofErr w:type="gramEnd"/>
-      <w:r>
-        <w:rPr>
-          <w:lang w:val="en-US"/>
-        </w:rPr>
-        <w:t>new { message = "</w:t>
+        <w:t xml:space="preserve">        return Unauthorized(new { message = "</w:t>
       </w:r>
       <w:r>
         <w:t>Неверный</w:t>
@@ -22113,23 +19088,7 @@
         <w:rPr>
           <w:lang w:val="en-US"/>
         </w:rPr>
-        <w:t xml:space="preserve">    _</w:t>
-      </w:r>
-      <w:proofErr w:type="spellStart"/>
-      <w:proofErr w:type="gramStart"/>
-      <w:r>
-        <w:rPr>
-          <w:lang w:val="en-US"/>
-        </w:rPr>
-        <w:t>logger.LogInformation</w:t>
-      </w:r>
-      <w:proofErr w:type="spellEnd"/>
-      <w:proofErr w:type="gramEnd"/>
-      <w:r>
-        <w:rPr>
-          <w:lang w:val="en-US"/>
-        </w:rPr>
-        <w:t>($"</w:t>
+        <w:t xml:space="preserve">    _logger.LogInformation($"</w:t>
       </w:r>
       <w:r>
         <w:t>Пользователь</w:t>
@@ -22147,35 +19106,7 @@
         <w:rPr>
           <w:lang w:val="en-US"/>
         </w:rPr>
-        <w:t>: {</w:t>
-      </w:r>
-      <w:proofErr w:type="spellStart"/>
-      <w:r>
-        <w:rPr>
-          <w:lang w:val="en-US"/>
-        </w:rPr>
-        <w:t>user.Id</w:t>
-      </w:r>
-      <w:proofErr w:type="spellEnd"/>
-      <w:r>
-        <w:rPr>
-          <w:lang w:val="en-US"/>
-        </w:rPr>
-        <w:t>}, {</w:t>
-      </w:r>
-      <w:proofErr w:type="spellStart"/>
-      <w:r>
-        <w:rPr>
-          <w:lang w:val="en-US"/>
-        </w:rPr>
-        <w:t>user.Username</w:t>
-      </w:r>
-      <w:proofErr w:type="spellEnd"/>
-      <w:r>
-        <w:rPr>
-          <w:lang w:val="en-US"/>
-        </w:rPr>
-        <w:t>}");</w:t>
+        <w:t>: {user.Id}, {user.Username}");</w:t>
       </w:r>
     </w:p>
     <w:p>
@@ -22262,47 +19193,7 @@
     </w:p>
     <w:p>
       <w:r>
-        <w:t xml:space="preserve">База данных разработана на Microsoft SQL Server и содержит 15 таблиц в схемах: </w:t>
-      </w:r>
-      <w:proofErr w:type="spellStart"/>
-      <w:r>
-        <w:t>reference</w:t>
-      </w:r>
-      <w:proofErr w:type="spellEnd"/>
-      <w:r>
-        <w:t xml:space="preserve">, </w:t>
-      </w:r>
-      <w:proofErr w:type="spellStart"/>
-      <w:r>
-        <w:t>production</w:t>
-      </w:r>
-      <w:proofErr w:type="spellEnd"/>
-      <w:r>
-        <w:t xml:space="preserve">, </w:t>
-      </w:r>
-      <w:proofErr w:type="spellStart"/>
-      <w:r>
-        <w:t>quality</w:t>
-      </w:r>
-      <w:proofErr w:type="spellEnd"/>
-      <w:r>
-        <w:t xml:space="preserve">, </w:t>
-      </w:r>
-      <w:proofErr w:type="spellStart"/>
-      <w:r>
-        <w:t>monitoring</w:t>
-      </w:r>
-      <w:proofErr w:type="spellEnd"/>
-      <w:r>
-        <w:t xml:space="preserve">, </w:t>
-      </w:r>
-      <w:proofErr w:type="spellStart"/>
-      <w:r>
-        <w:t>audit</w:t>
-      </w:r>
-      <w:proofErr w:type="spellEnd"/>
-      <w:r>
-        <w:t>.</w:t>
+        <w:t>База данных разработана на Microsoft SQL Server и содержит 15 таблиц в схемах: reference, production, quality, monitoring, audit.</w:t>
       </w:r>
     </w:p>
     <w:p>
@@ -22458,11 +19349,9 @@
             <w:pPr>
               <w:spacing w:after="160" w:line="278" w:lineRule="auto"/>
             </w:pPr>
-            <w:proofErr w:type="spellStart"/>
             <w:r>
               <w:t>users</w:t>
             </w:r>
-            <w:proofErr w:type="spellEnd"/>
           </w:p>
         </w:tc>
         <w:tc>
@@ -22546,11 +19435,9 @@
             <w:pPr>
               <w:spacing w:after="160" w:line="278" w:lineRule="auto"/>
             </w:pPr>
-            <w:proofErr w:type="spellStart"/>
             <w:r>
               <w:t>recipes</w:t>
             </w:r>
-            <w:proofErr w:type="spellEnd"/>
           </w:p>
         </w:tc>
         <w:tc>
@@ -22609,16 +19496,8 @@
               <w:rPr>
                 <w:lang w:val="en-US"/>
               </w:rPr>
-              <w:t xml:space="preserve"> </w:t>
-            </w:r>
-            <w:proofErr w:type="spellStart"/>
-            <w:r>
-              <w:rPr>
-                <w:lang w:val="en-US"/>
-              </w:rPr>
-              <w:t>check_recipe_sum</w:t>
-            </w:r>
-            <w:proofErr w:type="spellEnd"/>
+              <w:t xml:space="preserve"> check_recipe_sum</w:t>
+            </w:r>
           </w:p>
         </w:tc>
       </w:tr>
@@ -22660,11 +19539,9 @@
             <w:pPr>
               <w:spacing w:after="160" w:line="278" w:lineRule="auto"/>
             </w:pPr>
-            <w:proofErr w:type="spellStart"/>
             <w:r>
               <w:t>batches</w:t>
             </w:r>
-            <w:proofErr w:type="spellEnd"/>
           </w:p>
         </w:tc>
         <w:tc>
@@ -22749,11 +19626,9 @@
             <w:pPr>
               <w:spacing w:after="160" w:line="278" w:lineRule="auto"/>
             </w:pPr>
-            <w:proofErr w:type="spellStart"/>
             <w:r>
               <w:t>quality_controls</w:t>
             </w:r>
-            <w:proofErr w:type="spellEnd"/>
           </w:p>
         </w:tc>
         <w:tc>
@@ -22780,32 +19655,22 @@
               <w:spacing w:after="160" w:line="278" w:lineRule="auto"/>
             </w:pPr>
             <w:r>
-              <w:t xml:space="preserve">Таблица создана в </w:t>
-            </w:r>
-            <w:proofErr w:type="spellStart"/>
-            <w:r>
-              <w:t>dbo</w:t>
-            </w:r>
-            <w:proofErr w:type="spellEnd"/>
-          </w:p>
-        </w:tc>
-        <w:tc>
-          <w:tcPr>
-            <w:tcW w:w="0" w:type="auto"/>
-            <w:hideMark/>
-          </w:tcPr>
-          <w:p>
-            <w:pPr>
-              <w:spacing w:after="160" w:line="278" w:lineRule="auto"/>
-            </w:pPr>
-            <w:r>
-              <w:t xml:space="preserve">Перенесена в схему </w:t>
-            </w:r>
-            <w:proofErr w:type="spellStart"/>
-            <w:r>
-              <w:t>quality</w:t>
-            </w:r>
-            <w:proofErr w:type="spellEnd"/>
+              <w:t>Таблица создана в dbo</w:t>
+            </w:r>
+          </w:p>
+        </w:tc>
+        <w:tc>
+          <w:tcPr>
+            <w:tcW w:w="0" w:type="auto"/>
+            <w:hideMark/>
+          </w:tcPr>
+          <w:p>
+            <w:pPr>
+              <w:spacing w:after="160" w:line="278" w:lineRule="auto"/>
+            </w:pPr>
+            <w:r>
+              <w:t>Перенесена в схему quality</w:t>
+            </w:r>
           </w:p>
         </w:tc>
       </w:tr>
@@ -22847,11 +19712,9 @@
             <w:pPr>
               <w:spacing w:after="160" w:line="278" w:lineRule="auto"/>
             </w:pPr>
-            <w:proofErr w:type="spellStart"/>
             <w:r>
               <w:t>deviations</w:t>
             </w:r>
-            <w:proofErr w:type="spellEnd"/>
           </w:p>
         </w:tc>
         <w:tc>
@@ -22892,13 +19755,8 @@
               <w:spacing w:after="160" w:line="278" w:lineRule="auto"/>
             </w:pPr>
             <w:r>
-              <w:t xml:space="preserve">Исправлен тип </w:t>
-            </w:r>
-            <w:proofErr w:type="spellStart"/>
-            <w:r>
-              <w:t>batch_id</w:t>
-            </w:r>
-            <w:proofErr w:type="spellEnd"/>
+              <w:t>Исправлен тип batch_id</w:t>
+            </w:r>
           </w:p>
         </w:tc>
       </w:tr>
@@ -23027,31 +19885,7 @@
               <w:spacing w:after="160" w:line="278" w:lineRule="auto"/>
             </w:pPr>
             <w:r>
-              <w:t xml:space="preserve">Добавить </w:t>
-            </w:r>
-            <w:proofErr w:type="spellStart"/>
-            <w:r>
-              <w:t>missing</w:t>
-            </w:r>
-            <w:proofErr w:type="spellEnd"/>
-            <w:r>
-              <w:t xml:space="preserve"> </w:t>
-            </w:r>
-            <w:proofErr w:type="spellStart"/>
-            <w:r>
-              <w:t>using</w:t>
-            </w:r>
-            <w:proofErr w:type="spellEnd"/>
-            <w:r>
-              <w:t xml:space="preserve"> или установить </w:t>
-            </w:r>
-            <w:proofErr w:type="spellStart"/>
-            <w:r>
-              <w:t>NuGet</w:t>
-            </w:r>
-            <w:proofErr w:type="spellEnd"/>
-            <w:r>
-              <w:t xml:space="preserve"> пакет</w:t>
+              <w:t>Добавить missing using или установить NuGet пакет</w:t>
             </w:r>
           </w:p>
         </w:tc>
@@ -23095,13 +19929,8 @@
               <w:spacing w:after="160" w:line="278" w:lineRule="auto"/>
             </w:pPr>
             <w:r>
-              <w:t xml:space="preserve">Использовать явное преобразование или добавить </w:t>
-            </w:r>
-            <w:proofErr w:type="spellStart"/>
-            <w:r>
-              <w:t>cast</w:t>
-            </w:r>
-            <w:proofErr w:type="spellEnd"/>
+              <w:t>Использовать явное преобразование или добавить cast</w:t>
+            </w:r>
           </w:p>
         </w:tc>
       </w:tr>
@@ -23144,15 +19973,7 @@
               <w:spacing w:after="160" w:line="278" w:lineRule="auto"/>
             </w:pPr>
             <w:r>
-              <w:t xml:space="preserve">Добавить </w:t>
-            </w:r>
-            <w:proofErr w:type="spellStart"/>
-            <w:r>
-              <w:t>missing</w:t>
-            </w:r>
-            <w:proofErr w:type="spellEnd"/>
-            <w:r>
-              <w:t xml:space="preserve"> свойство или метод</w:t>
+              <w:t>Добавить missing свойство или метод</w:t>
             </w:r>
           </w:p>
         </w:tc>
@@ -23240,15 +20061,7 @@
               <w:spacing w:after="160" w:line="278" w:lineRule="auto"/>
             </w:pPr>
             <w:r>
-              <w:t xml:space="preserve">Добавить ссылку на сборку или </w:t>
-            </w:r>
-            <w:proofErr w:type="spellStart"/>
-            <w:r>
-              <w:t>NuGet</w:t>
-            </w:r>
-            <w:proofErr w:type="spellEnd"/>
-            <w:r>
-              <w:t xml:space="preserve"> пакет</w:t>
+              <w:t>Добавить ссылку на сборку или NuGet пакет</w:t>
             </w:r>
           </w:p>
         </w:tc>
@@ -23363,52 +20176,37 @@
             <w:pPr>
               <w:spacing w:after="160" w:line="278" w:lineRule="auto"/>
             </w:pPr>
-            <w:proofErr w:type="spellStart"/>
             <w:r>
               <w:t>NullReferenceException</w:t>
             </w:r>
-            <w:proofErr w:type="spellEnd"/>
-          </w:p>
-        </w:tc>
-        <w:tc>
-          <w:tcPr>
-            <w:tcW w:w="0" w:type="auto"/>
-            <w:hideMark/>
-          </w:tcPr>
-          <w:p>
-            <w:pPr>
-              <w:spacing w:after="160" w:line="278" w:lineRule="auto"/>
-            </w:pPr>
-            <w:r>
-              <w:t xml:space="preserve">Обращение к </w:t>
-            </w:r>
-            <w:proofErr w:type="spellStart"/>
-            <w:r>
-              <w:t>null</w:t>
-            </w:r>
-            <w:proofErr w:type="spellEnd"/>
-            <w:r>
-              <w:t xml:space="preserve"> объекту</w:t>
-            </w:r>
-          </w:p>
-        </w:tc>
-        <w:tc>
-          <w:tcPr>
-            <w:tcW w:w="0" w:type="auto"/>
-            <w:hideMark/>
-          </w:tcPr>
-          <w:p>
-            <w:pPr>
-              <w:spacing w:after="160" w:line="278" w:lineRule="auto"/>
-            </w:pPr>
-            <w:r>
-              <w:t xml:space="preserve">Добавить проверку на </w:t>
-            </w:r>
-            <w:proofErr w:type="spellStart"/>
-            <w:r>
-              <w:t>null</w:t>
-            </w:r>
-            <w:proofErr w:type="spellEnd"/>
+          </w:p>
+        </w:tc>
+        <w:tc>
+          <w:tcPr>
+            <w:tcW w:w="0" w:type="auto"/>
+            <w:hideMark/>
+          </w:tcPr>
+          <w:p>
+            <w:pPr>
+              <w:spacing w:after="160" w:line="278" w:lineRule="auto"/>
+            </w:pPr>
+            <w:r>
+              <w:t>Обращение к null объекту</w:t>
+            </w:r>
+          </w:p>
+        </w:tc>
+        <w:tc>
+          <w:tcPr>
+            <w:tcW w:w="0" w:type="auto"/>
+            <w:hideMark/>
+          </w:tcPr>
+          <w:p>
+            <w:pPr>
+              <w:spacing w:after="160" w:line="278" w:lineRule="auto"/>
+            </w:pPr>
+            <w:r>
+              <w:t>Добавить проверку на null</w:t>
+            </w:r>
           </w:p>
         </w:tc>
       </w:tr>
@@ -23436,37 +20234,8 @@
             <w:pPr>
               <w:spacing w:after="160" w:line="278" w:lineRule="auto"/>
             </w:pPr>
-            <w:proofErr w:type="spellStart"/>
-            <w:r>
-              <w:t>SqlException</w:t>
-            </w:r>
-            <w:proofErr w:type="spellEnd"/>
-            <w:r>
-              <w:t xml:space="preserve"> (</w:t>
-            </w:r>
-            <w:proofErr w:type="spellStart"/>
-            <w:r>
-              <w:t>Invalid</w:t>
-            </w:r>
-            <w:proofErr w:type="spellEnd"/>
-            <w:r>
-              <w:t xml:space="preserve"> </w:t>
-            </w:r>
-            <w:proofErr w:type="spellStart"/>
-            <w:r>
-              <w:t>column</w:t>
-            </w:r>
-            <w:proofErr w:type="spellEnd"/>
-            <w:r>
-              <w:t xml:space="preserve"> </w:t>
-            </w:r>
-            <w:proofErr w:type="spellStart"/>
-            <w:r>
-              <w:t>name</w:t>
-            </w:r>
-            <w:proofErr w:type="spellEnd"/>
-            <w:r>
-              <w:t>)</w:t>
+            <w:r>
+              <w:t>SqlException (Invalid column name)</w:t>
             </w:r>
           </w:p>
         </w:tc>
@@ -23523,11 +20292,9 @@
             <w:pPr>
               <w:spacing w:after="160" w:line="278" w:lineRule="auto"/>
             </w:pPr>
-            <w:proofErr w:type="spellStart"/>
             <w:r>
               <w:t>DbUpdateException</w:t>
             </w:r>
-            <w:proofErr w:type="spellEnd"/>
           </w:p>
         </w:tc>
         <w:tc>
@@ -23583,11 +20350,9 @@
             <w:pPr>
               <w:spacing w:after="160" w:line="278" w:lineRule="auto"/>
             </w:pPr>
-            <w:proofErr w:type="spellStart"/>
             <w:r>
               <w:t>HttpRequestException</w:t>
             </w:r>
-            <w:proofErr w:type="spellEnd"/>
           </w:p>
         </w:tc>
         <w:tc>
@@ -23643,11 +20408,9 @@
             <w:pPr>
               <w:spacing w:after="160" w:line="278" w:lineRule="auto"/>
             </w:pPr>
-            <w:proofErr w:type="spellStart"/>
             <w:r>
               <w:t>FileNotFoundException</w:t>
             </w:r>
-            <w:proofErr w:type="spellEnd"/>
           </w:p>
         </w:tc>
         <w:tc>
@@ -23818,13 +20581,8 @@
               <w:spacing w:after="160" w:line="278" w:lineRule="auto"/>
             </w:pPr>
             <w:r>
-              <w:t xml:space="preserve">Добавить стиль в </w:t>
-            </w:r>
-            <w:proofErr w:type="spellStart"/>
-            <w:r>
-              <w:t>App.xaml</w:t>
-            </w:r>
-            <w:proofErr w:type="spellEnd"/>
+              <w:t>Добавить стиль в App.xaml</w:t>
+            </w:r>
           </w:p>
         </w:tc>
       </w:tr>
@@ -23853,31 +20611,7 @@
               <w:spacing w:after="160" w:line="278" w:lineRule="auto"/>
             </w:pPr>
             <w:r>
-              <w:t>"</w:t>
-            </w:r>
-            <w:proofErr w:type="spellStart"/>
-            <w:r>
-              <w:t>BindingExpression</w:t>
-            </w:r>
-            <w:proofErr w:type="spellEnd"/>
-            <w:r>
-              <w:t xml:space="preserve"> </w:t>
-            </w:r>
-            <w:proofErr w:type="spellStart"/>
-            <w:r>
-              <w:t>path</w:t>
-            </w:r>
-            <w:proofErr w:type="spellEnd"/>
-            <w:r>
-              <w:t xml:space="preserve"> </w:t>
-            </w:r>
-            <w:proofErr w:type="spellStart"/>
-            <w:r>
-              <w:t>error</w:t>
-            </w:r>
-            <w:proofErr w:type="spellEnd"/>
-            <w:r>
-              <w:t>"</w:t>
+              <w:t>"BindingExpression path error"</w:t>
             </w:r>
           </w:p>
         </w:tc>
@@ -23934,54 +20668,36 @@
             <w:pPr>
               <w:spacing w:after="160" w:line="278" w:lineRule="auto"/>
             </w:pPr>
-            <w:proofErr w:type="spellStart"/>
-            <w:r>
-              <w:t>DataGrid</w:t>
-            </w:r>
-            <w:proofErr w:type="spellEnd"/>
-            <w:r>
-              <w:t xml:space="preserve"> не отображает данные</w:t>
-            </w:r>
-          </w:p>
-        </w:tc>
-        <w:tc>
-          <w:tcPr>
-            <w:tcW w:w="0" w:type="auto"/>
-            <w:hideMark/>
-          </w:tcPr>
-          <w:p>
-            <w:pPr>
-              <w:spacing w:after="160" w:line="278" w:lineRule="auto"/>
-            </w:pPr>
-            <w:r>
-              <w:t xml:space="preserve">Не установлен </w:t>
-            </w:r>
-            <w:proofErr w:type="spellStart"/>
-            <w:r>
-              <w:t>ItemsSource</w:t>
-            </w:r>
-            <w:proofErr w:type="spellEnd"/>
-          </w:p>
-        </w:tc>
-        <w:tc>
-          <w:tcPr>
-            <w:tcW w:w="0" w:type="auto"/>
-            <w:hideMark/>
-          </w:tcPr>
-          <w:p>
-            <w:pPr>
-              <w:spacing w:after="160" w:line="278" w:lineRule="auto"/>
-            </w:pPr>
-            <w:r>
-              <w:t xml:space="preserve">Установить </w:t>
-            </w:r>
-            <w:proofErr w:type="spellStart"/>
-            <w:r>
-              <w:t>ItemsSource</w:t>
-            </w:r>
-            <w:proofErr w:type="spellEnd"/>
-            <w:r>
-              <w:t xml:space="preserve"> после загрузки</w:t>
+            <w:r>
+              <w:t>DataGrid не отображает данные</w:t>
+            </w:r>
+          </w:p>
+        </w:tc>
+        <w:tc>
+          <w:tcPr>
+            <w:tcW w:w="0" w:type="auto"/>
+            <w:hideMark/>
+          </w:tcPr>
+          <w:p>
+            <w:pPr>
+              <w:spacing w:after="160" w:line="278" w:lineRule="auto"/>
+            </w:pPr>
+            <w:r>
+              <w:t>Не установлен ItemsSource</w:t>
+            </w:r>
+          </w:p>
+        </w:tc>
+        <w:tc>
+          <w:tcPr>
+            <w:tcW w:w="0" w:type="auto"/>
+            <w:hideMark/>
+          </w:tcPr>
+          <w:p>
+            <w:pPr>
+              <w:spacing w:after="160" w:line="278" w:lineRule="auto"/>
+            </w:pPr>
+            <w:r>
+              <w:t>Установить ItemsSource после загрузки</w:t>
             </w:r>
           </w:p>
         </w:tc>
@@ -24084,13 +20800,8 @@
               <w:spacing w:after="160" w:line="278" w:lineRule="auto"/>
             </w:pPr>
             <w:r>
-              <w:t xml:space="preserve">Connection </w:t>
-            </w:r>
-            <w:proofErr w:type="spellStart"/>
-            <w:r>
-              <w:t>refused</w:t>
-            </w:r>
-            <w:proofErr w:type="spellEnd"/>
+              <w:t>Connection refused</w:t>
+            </w:r>
           </w:p>
         </w:tc>
         <w:tc>
@@ -24133,21 +20844,8 @@
               <w:spacing w:after="160" w:line="278" w:lineRule="auto"/>
             </w:pPr>
             <w:r>
-              <w:t xml:space="preserve">404 </w:t>
-            </w:r>
-            <w:proofErr w:type="spellStart"/>
-            <w:r>
-              <w:t>Not</w:t>
-            </w:r>
-            <w:proofErr w:type="spellEnd"/>
-            <w:r>
-              <w:t xml:space="preserve"> </w:t>
-            </w:r>
-            <w:proofErr w:type="spellStart"/>
-            <w:r>
-              <w:t>Found</w:t>
-            </w:r>
-            <w:proofErr w:type="spellEnd"/>
+              <w:t>404 Not Found</w:t>
+            </w:r>
           </w:p>
         </w:tc>
         <w:tc>
@@ -24190,13 +20888,8 @@
               <w:spacing w:after="160" w:line="278" w:lineRule="auto"/>
             </w:pPr>
             <w:r>
-              <w:t xml:space="preserve">401 </w:t>
-            </w:r>
-            <w:proofErr w:type="spellStart"/>
-            <w:r>
-              <w:t>Unauthorized</w:t>
-            </w:r>
-            <w:proofErr w:type="spellEnd"/>
+              <w:t>401 Unauthorized</w:t>
+            </w:r>
           </w:p>
         </w:tc>
         <w:tc>
@@ -24268,21 +20961,8 @@
               <w:spacing w:after="160" w:line="278" w:lineRule="auto"/>
             </w:pPr>
             <w:r>
-              <w:t xml:space="preserve">Добавить </w:t>
-            </w:r>
-            <w:proofErr w:type="spellStart"/>
-            <w:r>
-              <w:t>policy</w:t>
-            </w:r>
-            <w:proofErr w:type="spellEnd"/>
-            <w:r>
-              <w:t xml:space="preserve"> в </w:t>
-            </w:r>
-            <w:proofErr w:type="spellStart"/>
-            <w:r>
-              <w:t>Program.cs</w:t>
-            </w:r>
-            <w:proofErr w:type="spellEnd"/>
+              <w:t>Добавить policy в Program.cs</w:t>
+            </w:r>
           </w:p>
         </w:tc>
       </w:tr>
@@ -24367,27 +21047,9 @@
             <w:pPr>
               <w:spacing w:after="160" w:line="278" w:lineRule="auto"/>
             </w:pPr>
-            <w:proofErr w:type="spellStart"/>
-            <w:r>
-              <w:t>Cannot</w:t>
-            </w:r>
-            <w:proofErr w:type="spellEnd"/>
-            <w:r>
-              <w:t xml:space="preserve"> </w:t>
-            </w:r>
-            <w:proofErr w:type="spellStart"/>
-            <w:r>
-              <w:t>open</w:t>
-            </w:r>
-            <w:proofErr w:type="spellEnd"/>
-            <w:r>
-              <w:t xml:space="preserve"> </w:t>
-            </w:r>
-            <w:proofErr w:type="spellStart"/>
-            <w:r>
-              <w:t>database</w:t>
-            </w:r>
-            <w:proofErr w:type="spellEnd"/>
+            <w:r>
+              <w:t>Cannot open database</w:t>
+            </w:r>
           </w:p>
         </w:tc>
         <w:tc>
@@ -24429,19 +21091,9 @@
             <w:pPr>
               <w:spacing w:after="160" w:line="278" w:lineRule="auto"/>
             </w:pPr>
-            <w:proofErr w:type="spellStart"/>
-            <w:r>
-              <w:t>Login</w:t>
-            </w:r>
-            <w:proofErr w:type="spellEnd"/>
-            <w:r>
-              <w:t xml:space="preserve"> </w:t>
-            </w:r>
-            <w:proofErr w:type="spellStart"/>
-            <w:r>
-              <w:t>failed</w:t>
-            </w:r>
-            <w:proofErr w:type="spellEnd"/>
+            <w:r>
+              <w:t>Login failed</w:t>
+            </w:r>
           </w:p>
         </w:tc>
         <w:tc>
@@ -24468,15 +21120,8 @@
               <w:spacing w:after="160" w:line="278" w:lineRule="auto"/>
             </w:pPr>
             <w:r>
-              <w:t xml:space="preserve">Проверить </w:t>
-            </w:r>
-            <w:proofErr w:type="spellStart"/>
-            <w:proofErr w:type="gramStart"/>
-            <w:r>
-              <w:t>appsettings.json</w:t>
-            </w:r>
-            <w:proofErr w:type="spellEnd"/>
-            <w:proofErr w:type="gramEnd"/>
+              <w:t>Проверить appsettings.json</w:t>
+            </w:r>
           </w:p>
         </w:tc>
       </w:tr>
@@ -24490,11 +21135,9 @@
             <w:pPr>
               <w:spacing w:after="160" w:line="278" w:lineRule="auto"/>
             </w:pPr>
-            <w:proofErr w:type="spellStart"/>
             <w:r>
               <w:t>Timeout</w:t>
             </w:r>
-            <w:proofErr w:type="spellEnd"/>
           </w:p>
         </w:tc>
         <w:tc>
@@ -24621,41 +21264,23 @@
             <w:pPr>
               <w:spacing w:after="160" w:line="278" w:lineRule="auto"/>
             </w:pPr>
-            <w:proofErr w:type="spellStart"/>
-            <w:r>
-              <w:t>Visibility</w:t>
-            </w:r>
-            <w:proofErr w:type="spellEnd"/>
-            <w:r>
-              <w:t xml:space="preserve"> = </w:t>
-            </w:r>
-            <w:proofErr w:type="spellStart"/>
-            <w:r>
-              <w:t>Visible</w:t>
-            </w:r>
-            <w:proofErr w:type="spellEnd"/>
-            <w:r>
-              <w:t>?</w:t>
-            </w:r>
-          </w:p>
-        </w:tc>
-        <w:tc>
-          <w:tcPr>
-            <w:tcW w:w="0" w:type="auto"/>
-            <w:hideMark/>
-          </w:tcPr>
-          <w:p>
-            <w:pPr>
-              <w:spacing w:after="160" w:line="278" w:lineRule="auto"/>
-            </w:pPr>
-            <w:r>
-              <w:t xml:space="preserve">Проверить свойство </w:t>
-            </w:r>
-            <w:proofErr w:type="spellStart"/>
-            <w:r>
-              <w:t>Visibility</w:t>
-            </w:r>
-            <w:proofErr w:type="spellEnd"/>
+            <w:r>
+              <w:t>Visibility = Visible?</w:t>
+            </w:r>
+          </w:p>
+        </w:tc>
+        <w:tc>
+          <w:tcPr>
+            <w:tcW w:w="0" w:type="auto"/>
+            <w:hideMark/>
+          </w:tcPr>
+          <w:p>
+            <w:pPr>
+              <w:spacing w:after="160" w:line="278" w:lineRule="auto"/>
+            </w:pPr>
+            <w:r>
+              <w:t>Проверить свойство Visibility</w:t>
+            </w:r>
           </w:p>
         </w:tc>
       </w:tr>
@@ -24728,35 +21353,22 @@
               <w:spacing w:after="160" w:line="278" w:lineRule="auto"/>
             </w:pPr>
             <w:r>
-              <w:t xml:space="preserve">Вызван </w:t>
-            </w:r>
-            <w:proofErr w:type="spellStart"/>
-            <w:r>
-              <w:t>Refresh</w:t>
-            </w:r>
-            <w:proofErr w:type="spellEnd"/>
-            <w:r>
-              <w:t>?</w:t>
-            </w:r>
-          </w:p>
-        </w:tc>
-        <w:tc>
-          <w:tcPr>
-            <w:tcW w:w="0" w:type="auto"/>
-            <w:hideMark/>
-          </w:tcPr>
-          <w:p>
-            <w:pPr>
-              <w:spacing w:after="160" w:line="278" w:lineRule="auto"/>
-            </w:pPr>
-            <w:r>
-              <w:t xml:space="preserve">Добавить обновление </w:t>
-            </w:r>
-            <w:proofErr w:type="spellStart"/>
-            <w:r>
-              <w:t>ItemsSource</w:t>
-            </w:r>
-            <w:proofErr w:type="spellEnd"/>
+              <w:t>Вызван Refresh?</w:t>
+            </w:r>
+          </w:p>
+        </w:tc>
+        <w:tc>
+          <w:tcPr>
+            <w:tcW w:w="0" w:type="auto"/>
+            <w:hideMark/>
+          </w:tcPr>
+          <w:p>
+            <w:pPr>
+              <w:spacing w:after="160" w:line="278" w:lineRule="auto"/>
+            </w:pPr>
+            <w:r>
+              <w:t>Добавить обновление ItemsSource</w:t>
+            </w:r>
           </w:p>
         </w:tc>
       </w:tr>
@@ -24785,15 +21397,7 @@
     </w:p>
     <w:p>
       <w:r>
-        <w:t xml:space="preserve">□ Проверить, что все </w:t>
-      </w:r>
-      <w:proofErr w:type="spellStart"/>
-      <w:r>
-        <w:t>NuGet</w:t>
-      </w:r>
-      <w:proofErr w:type="spellEnd"/>
-      <w:r>
-        <w:t xml:space="preserve"> пакеты установлены</w:t>
+        <w:t>□ Проверить, что все NuGet пакеты установлены</w:t>
       </w:r>
     </w:p>
     <w:p>
@@ -24818,15 +21422,7 @@
     </w:p>
     <w:p>
       <w:r>
-        <w:t>□ Использовать отладочный вывод (</w:t>
-      </w:r>
-      <w:proofErr w:type="spellStart"/>
-      <w:r>
-        <w:t>Debug.WriteLine</w:t>
-      </w:r>
-      <w:proofErr w:type="spellEnd"/>
-      <w:r>
-        <w:t>)</w:t>
+        <w:t>□ Использовать отладочный вывод (Debug.WriteLine)</w:t>
       </w:r>
     </w:p>
     <w:p>
@@ -25030,12 +21626,12 @@
         <w:pStyle w:val="2"/>
         <w:jc w:val="center"/>
       </w:pPr>
-      <w:bookmarkStart w:id="6" w:name="_Toc230005380"/>
+      <w:bookmarkStart w:id="5" w:name="_Toc230005380"/>
       <w:r>
         <w:lastRenderedPageBreak/>
         <w:t>РАЗРАБОТКА ПРОГРАММНЫХ МОДУЛЕЙ</w:t>
       </w:r>
-      <w:bookmarkEnd w:id="6"/>
+      <w:bookmarkEnd w:id="5"/>
     </w:p>
     <w:p>
       <w:pPr>
@@ -25064,23 +21660,7 @@
           <w:b/>
           <w:bCs/>
         </w:rPr>
-        <w:t>Рисунок 10 – Общая архитектура системы «</w:t>
-      </w:r>
-      <w:proofErr w:type="spellStart"/>
-      <w:r>
-        <w:rPr>
-          <w:b/>
-          <w:bCs/>
-        </w:rPr>
-        <w:t>АгроКонтроль</w:t>
-      </w:r>
-      <w:proofErr w:type="spellEnd"/>
-      <w:r>
-        <w:rPr>
-          <w:b/>
-          <w:bCs/>
-        </w:rPr>
-        <w:t>»</w:t>
+        <w:t>Рисунок 10 – Общая архитектура системы «АгроКонтроль»</w:t>
       </w:r>
     </w:p>
     <w:p/>
@@ -25108,7 +21688,7 @@
                     <pic:cNvPicPr/>
                   </pic:nvPicPr>
                   <pic:blipFill>
-                    <a:blip r:embed="rId12"/>
+                    <a:blip r:embed="rId13"/>
                     <a:stretch>
                       <a:fillRect/>
                     </a:stretch>
@@ -25182,7 +21762,7 @@
                     </pic:cNvPicPr>
                   </pic:nvPicPr>
                   <pic:blipFill>
-                    <a:blip r:embed="rId13">
+                    <a:blip r:embed="rId14">
                       <a:extLst>
                         <a:ext uri="{28A0092B-C50C-407E-A947-70E740481C1C}">
                           <a14:useLocalDpi xmlns:a14="http://schemas.microsoft.com/office/drawing/2010/main" val="0"/>
@@ -25234,13 +21814,8 @@
     <w:p/>
     <w:p>
       <w:r>
-        <w:t xml:space="preserve">Рисунок 12 – Пример SQL кода создания таблицы </w:t>
-      </w:r>
-      <w:proofErr w:type="spellStart"/>
-      <w:r>
-        <w:t>users</w:t>
-      </w:r>
-      <w:proofErr w:type="spellEnd"/>
+        <w:t>Рисунок 12 – Пример SQL кода создания таблицы users</w:t>
+      </w:r>
     </w:p>
     <w:p>
       <w:pPr>
@@ -25306,23 +21881,7 @@
         <w:rPr>
           <w:lang w:val="en-US"/>
         </w:rPr>
-        <w:t xml:space="preserve">CREATE TABLE </w:t>
-      </w:r>
-      <w:proofErr w:type="spellStart"/>
-      <w:proofErr w:type="gramStart"/>
-      <w:r>
-        <w:rPr>
-          <w:lang w:val="en-US"/>
-        </w:rPr>
-        <w:t>reference.users</w:t>
-      </w:r>
-      <w:proofErr w:type="spellEnd"/>
-      <w:proofErr w:type="gramEnd"/>
-      <w:r>
-        <w:rPr>
-          <w:lang w:val="en-US"/>
-        </w:rPr>
-        <w:t xml:space="preserve"> (</w:t>
+        <w:t>CREATE TABLE reference.users (</w:t>
       </w:r>
     </w:p>
     <w:p>
@@ -25342,21 +21901,7 @@
         <w:rPr>
           <w:lang w:val="en-US"/>
         </w:rPr>
-        <w:t xml:space="preserve">id INT </w:t>
-      </w:r>
-      <w:proofErr w:type="gramStart"/>
-      <w:r>
-        <w:rPr>
-          <w:lang w:val="en-US"/>
-        </w:rPr>
-        <w:t>IDENTITY(</w:t>
-      </w:r>
-      <w:proofErr w:type="gramEnd"/>
-      <w:r>
-        <w:rPr>
-          <w:lang w:val="en-US"/>
-        </w:rPr>
-        <w:t>1,1) PRIMARY KEY,</w:t>
+        <w:t>id INT IDENTITY(1,1) PRIMARY KEY,</w:t>
       </w:r>
     </w:p>
     <w:p>
@@ -25376,21 +21921,7 @@
         <w:rPr>
           <w:lang w:val="en-US"/>
         </w:rPr>
-        <w:t xml:space="preserve">username </w:t>
-      </w:r>
-      <w:proofErr w:type="gramStart"/>
-      <w:r>
-        <w:rPr>
-          <w:lang w:val="en-US"/>
-        </w:rPr>
-        <w:t>NVARCHAR(</w:t>
-      </w:r>
-      <w:proofErr w:type="gramEnd"/>
-      <w:r>
-        <w:rPr>
-          <w:lang w:val="en-US"/>
-        </w:rPr>
-        <w:t>50) NOT NULL UNIQUE,</w:t>
+        <w:t>username NVARCHAR(50) NOT NULL UNIQUE,</w:t>
       </w:r>
     </w:p>
     <w:p>
@@ -25406,33 +21937,11 @@
           <w:lang w:val="en-US"/>
         </w:rPr>
       </w:pPr>
-      <w:proofErr w:type="spellStart"/>
-      <w:r>
-        <w:rPr>
-          <w:lang w:val="en-US"/>
-        </w:rPr>
-        <w:t>password_hash</w:t>
-      </w:r>
-      <w:proofErr w:type="spellEnd"/>
-      <w:r>
-        <w:rPr>
-          <w:lang w:val="en-US"/>
-        </w:rPr>
-        <w:t xml:space="preserve"> </w:t>
-      </w:r>
-      <w:proofErr w:type="gramStart"/>
-      <w:r>
-        <w:rPr>
-          <w:lang w:val="en-US"/>
-        </w:rPr>
-        <w:t>NVARCHAR(</w:t>
-      </w:r>
-      <w:proofErr w:type="gramEnd"/>
-      <w:r>
-        <w:rPr>
-          <w:lang w:val="en-US"/>
-        </w:rPr>
-        <w:t>255) NOT NULL,</w:t>
+      <w:r>
+        <w:rPr>
+          <w:lang w:val="en-US"/>
+        </w:rPr>
+        <w:t>password_hash NVARCHAR(255) NOT NULL,</w:t>
       </w:r>
     </w:p>
     <w:p>
@@ -25448,33 +21957,11 @@
           <w:lang w:val="en-US"/>
         </w:rPr>
       </w:pPr>
-      <w:proofErr w:type="spellStart"/>
-      <w:r>
-        <w:rPr>
-          <w:lang w:val="en-US"/>
-        </w:rPr>
-        <w:t>full_name</w:t>
-      </w:r>
-      <w:proofErr w:type="spellEnd"/>
-      <w:r>
-        <w:rPr>
-          <w:lang w:val="en-US"/>
-        </w:rPr>
-        <w:t xml:space="preserve"> </w:t>
-      </w:r>
-      <w:proofErr w:type="gramStart"/>
-      <w:r>
-        <w:rPr>
-          <w:lang w:val="en-US"/>
-        </w:rPr>
-        <w:t>NVARCHAR(</w:t>
-      </w:r>
-      <w:proofErr w:type="gramEnd"/>
-      <w:r>
-        <w:rPr>
-          <w:lang w:val="en-US"/>
-        </w:rPr>
-        <w:t>150) NOT NULL,</w:t>
+      <w:r>
+        <w:rPr>
+          <w:lang w:val="en-US"/>
+        </w:rPr>
+        <w:t>full_name NVARCHAR(150) NOT NULL,</w:t>
       </w:r>
     </w:p>
     <w:p>
@@ -25490,19 +21977,11 @@
           <w:lang w:val="en-US"/>
         </w:rPr>
       </w:pPr>
-      <w:proofErr w:type="spellStart"/>
-      <w:r>
-        <w:rPr>
-          <w:lang w:val="en-US"/>
-        </w:rPr>
-        <w:t>role_id</w:t>
-      </w:r>
-      <w:proofErr w:type="spellEnd"/>
-      <w:r>
-        <w:rPr>
-          <w:lang w:val="en-US"/>
-        </w:rPr>
-        <w:t xml:space="preserve"> INT NOT NULL,</w:t>
+      <w:r>
+        <w:rPr>
+          <w:lang w:val="en-US"/>
+        </w:rPr>
+        <w:t>role_id INT NOT NULL,</w:t>
       </w:r>
     </w:p>
     <w:p>
@@ -25518,19 +21997,11 @@
           <w:lang w:val="en-US"/>
         </w:rPr>
       </w:pPr>
-      <w:proofErr w:type="spellStart"/>
-      <w:r>
-        <w:rPr>
-          <w:lang w:val="en-US"/>
-        </w:rPr>
-        <w:t>department_id</w:t>
-      </w:r>
-      <w:proofErr w:type="spellEnd"/>
-      <w:r>
-        <w:rPr>
-          <w:lang w:val="en-US"/>
-        </w:rPr>
-        <w:t xml:space="preserve"> INT NULL,</w:t>
+      <w:r>
+        <w:rPr>
+          <w:lang w:val="en-US"/>
+        </w:rPr>
+        <w:t>department_id INT NULL,</w:t>
       </w:r>
     </w:p>
     <w:p>
@@ -25550,21 +22021,7 @@
         <w:rPr>
           <w:lang w:val="en-US"/>
         </w:rPr>
-        <w:t xml:space="preserve">email </w:t>
-      </w:r>
-      <w:proofErr w:type="gramStart"/>
-      <w:r>
-        <w:rPr>
-          <w:lang w:val="en-US"/>
-        </w:rPr>
-        <w:t>NVARCHAR(</w:t>
-      </w:r>
-      <w:proofErr w:type="gramEnd"/>
-      <w:r>
-        <w:rPr>
-          <w:lang w:val="en-US"/>
-        </w:rPr>
-        <w:t>100) NOT NULL UNIQUE,</w:t>
+        <w:t>email NVARCHAR(100) NOT NULL UNIQUE,</w:t>
       </w:r>
     </w:p>
     <w:p>
@@ -25584,21 +22041,7 @@
         <w:rPr>
           <w:lang w:val="en-US"/>
         </w:rPr>
-        <w:t xml:space="preserve">phone </w:t>
-      </w:r>
-      <w:proofErr w:type="gramStart"/>
-      <w:r>
-        <w:rPr>
-          <w:lang w:val="en-US"/>
-        </w:rPr>
-        <w:t>NVARCHAR(</w:t>
-      </w:r>
-      <w:proofErr w:type="gramEnd"/>
-      <w:r>
-        <w:rPr>
-          <w:lang w:val="en-US"/>
-        </w:rPr>
-        <w:t>20) NULL,</w:t>
+        <w:t>phone NVARCHAR(20) NULL,</w:t>
       </w:r>
     </w:p>
     <w:p>
@@ -25614,19 +22057,11 @@
           <w:lang w:val="en-US"/>
         </w:rPr>
       </w:pPr>
-      <w:proofErr w:type="spellStart"/>
-      <w:r>
-        <w:rPr>
-          <w:lang w:val="en-US"/>
-        </w:rPr>
-        <w:t>is_active</w:t>
-      </w:r>
-      <w:proofErr w:type="spellEnd"/>
-      <w:r>
-        <w:rPr>
-          <w:lang w:val="en-US"/>
-        </w:rPr>
-        <w:t xml:space="preserve"> BIT DEFAULT 1,</w:t>
+      <w:r>
+        <w:rPr>
+          <w:lang w:val="en-US"/>
+        </w:rPr>
+        <w:t>is_active BIT DEFAULT 1,</w:t>
       </w:r>
     </w:p>
     <w:p>
@@ -25642,19 +22077,11 @@
           <w:lang w:val="en-US"/>
         </w:rPr>
       </w:pPr>
-      <w:proofErr w:type="spellStart"/>
-      <w:r>
-        <w:rPr>
-          <w:lang w:val="en-US"/>
-        </w:rPr>
-        <w:t>last_login</w:t>
-      </w:r>
-      <w:proofErr w:type="spellEnd"/>
-      <w:r>
-        <w:rPr>
-          <w:lang w:val="en-US"/>
-        </w:rPr>
-        <w:t xml:space="preserve"> DATETIME2 NULL,</w:t>
+      <w:r>
+        <w:rPr>
+          <w:lang w:val="en-US"/>
+        </w:rPr>
+        <w:t>last_login DATETIME2 NULL,</w:t>
       </w:r>
     </w:p>
     <w:p>
@@ -25670,33 +22097,11 @@
           <w:lang w:val="en-US"/>
         </w:rPr>
       </w:pPr>
-      <w:proofErr w:type="spellStart"/>
-      <w:r>
-        <w:rPr>
-          <w:lang w:val="en-US"/>
-        </w:rPr>
-        <w:t>created_at</w:t>
-      </w:r>
-      <w:proofErr w:type="spellEnd"/>
-      <w:r>
-        <w:rPr>
-          <w:lang w:val="en-US"/>
-        </w:rPr>
-        <w:t xml:space="preserve"> DATETIME2 DEFAULT </w:t>
-      </w:r>
-      <w:proofErr w:type="gramStart"/>
-      <w:r>
-        <w:rPr>
-          <w:lang w:val="en-US"/>
-        </w:rPr>
-        <w:t>GETDATE(</w:t>
-      </w:r>
-      <w:proofErr w:type="gramEnd"/>
-      <w:r>
-        <w:rPr>
-          <w:lang w:val="en-US"/>
-        </w:rPr>
-        <w:t>),</w:t>
+      <w:r>
+        <w:rPr>
+          <w:lang w:val="en-US"/>
+        </w:rPr>
+        <w:t>created_at DATETIME2 DEFAULT GETDATE(),</w:t>
       </w:r>
     </w:p>
     <w:p>
@@ -25712,19 +22117,11 @@
           <w:lang w:val="en-US"/>
         </w:rPr>
       </w:pPr>
-      <w:proofErr w:type="spellStart"/>
-      <w:r>
-        <w:rPr>
-          <w:lang w:val="en-US"/>
-        </w:rPr>
-        <w:t>updated_at</w:t>
-      </w:r>
-      <w:proofErr w:type="spellEnd"/>
-      <w:r>
-        <w:rPr>
-          <w:lang w:val="en-US"/>
-        </w:rPr>
-        <w:t xml:space="preserve"> DATETIME2 NULL,</w:t>
+      <w:r>
+        <w:rPr>
+          <w:lang w:val="en-US"/>
+        </w:rPr>
+        <w:t>updated_at DATETIME2 NULL,</w:t>
       </w:r>
     </w:p>
     <w:p>
@@ -25744,51 +22141,7 @@
         <w:rPr>
           <w:lang w:val="en-US"/>
         </w:rPr>
-        <w:t xml:space="preserve">CONSTRAINT </w:t>
-      </w:r>
-      <w:proofErr w:type="spellStart"/>
-      <w:r>
-        <w:rPr>
-          <w:lang w:val="en-US"/>
-        </w:rPr>
-        <w:t>FK_users_role</w:t>
-      </w:r>
-      <w:proofErr w:type="spellEnd"/>
-      <w:r>
-        <w:rPr>
-          <w:lang w:val="en-US"/>
-        </w:rPr>
-        <w:t xml:space="preserve"> FOREIGN KEY (</w:t>
-      </w:r>
-      <w:proofErr w:type="spellStart"/>
-      <w:r>
-        <w:rPr>
-          <w:lang w:val="en-US"/>
-        </w:rPr>
-        <w:t>role_id</w:t>
-      </w:r>
-      <w:proofErr w:type="spellEnd"/>
-      <w:r>
-        <w:rPr>
-          <w:lang w:val="en-US"/>
-        </w:rPr>
-        <w:t xml:space="preserve">) REFERENCES </w:t>
-      </w:r>
-      <w:proofErr w:type="spellStart"/>
-      <w:proofErr w:type="gramStart"/>
-      <w:r>
-        <w:rPr>
-          <w:lang w:val="en-US"/>
-        </w:rPr>
-        <w:t>reference.roles</w:t>
-      </w:r>
-      <w:proofErr w:type="spellEnd"/>
-      <w:proofErr w:type="gramEnd"/>
-      <w:r>
-        <w:rPr>
-          <w:lang w:val="en-US"/>
-        </w:rPr>
-        <w:t>(id),</w:t>
+        <w:t>CONSTRAINT FK_users_role FOREIGN KEY (role_id) REFERENCES reference.roles(id),</w:t>
       </w:r>
     </w:p>
     <w:p>
@@ -25808,51 +22161,7 @@
         <w:rPr>
           <w:lang w:val="en-US"/>
         </w:rPr>
-        <w:t xml:space="preserve">CONSTRAINT </w:t>
-      </w:r>
-      <w:proofErr w:type="spellStart"/>
-      <w:r>
-        <w:rPr>
-          <w:lang w:val="en-US"/>
-        </w:rPr>
-        <w:t>FK_users_department</w:t>
-      </w:r>
-      <w:proofErr w:type="spellEnd"/>
-      <w:r>
-        <w:rPr>
-          <w:lang w:val="en-US"/>
-        </w:rPr>
-        <w:t xml:space="preserve"> FOREIGN KEY (</w:t>
-      </w:r>
-      <w:proofErr w:type="spellStart"/>
-      <w:r>
-        <w:rPr>
-          <w:lang w:val="en-US"/>
-        </w:rPr>
-        <w:t>department_id</w:t>
-      </w:r>
-      <w:proofErr w:type="spellEnd"/>
-      <w:r>
-        <w:rPr>
-          <w:lang w:val="en-US"/>
-        </w:rPr>
-        <w:t xml:space="preserve">) REFERENCES </w:t>
-      </w:r>
-      <w:proofErr w:type="spellStart"/>
-      <w:proofErr w:type="gramStart"/>
-      <w:r>
-        <w:rPr>
-          <w:lang w:val="en-US"/>
-        </w:rPr>
-        <w:t>reference.departments</w:t>
-      </w:r>
-      <w:proofErr w:type="spellEnd"/>
-      <w:proofErr w:type="gramEnd"/>
-      <w:r>
-        <w:rPr>
-          <w:lang w:val="en-US"/>
-        </w:rPr>
-        <w:t>(id)</w:t>
+        <w:t>CONSTRAINT FK_users_department FOREIGN KEY (department_id) REFERENCES reference.departments(id)</w:t>
       </w:r>
     </w:p>
     <w:p>
@@ -25878,17 +22187,8 @@
           <w:i/>
           <w:iCs/>
         </w:rPr>
-        <w:t xml:space="preserve">Рисунок 12 – SQL код создания таблицы </w:t>
-      </w:r>
-      <w:proofErr w:type="spellStart"/>
-      <w:r>
-        <w:rPr>
-          <w:i/>
-          <w:iCs/>
-        </w:rPr>
-        <w:t>users</w:t>
-      </w:r>
-      <w:proofErr w:type="spellEnd"/>
+        <w:t>Рисунок 12 – SQL код создания таблицы users</w:t>
+      </w:r>
     </w:p>
     <w:p/>
     <w:p>
@@ -25918,17 +22218,8 @@
           <w:b/>
           <w:bCs/>
         </w:rPr>
-        <w:t xml:space="preserve">Структура API </w:t>
-      </w:r>
-      <w:proofErr w:type="spellStart"/>
-      <w:r>
-        <w:rPr>
-          <w:b/>
-          <w:bCs/>
-        </w:rPr>
-        <w:t>эндпоинтов</w:t>
-      </w:r>
-      <w:proofErr w:type="spellEnd"/>
+        <w:t>Структура API эндпоинтов</w:t>
+      </w:r>
     </w:p>
     <w:p>
       <w:r>
@@ -25951,7 +22242,7 @@
           <w:noProof/>
         </w:rPr>
         <w:drawing>
-          <wp:inline distT="0" distB="0" distL="0" distR="0" wp14:anchorId="4506661D" wp14:editId="61FC7A33">
+          <wp:inline distT="0" distB="0" distL="0" distR="0" wp14:anchorId="4506661D" wp14:editId="50706753">
             <wp:extent cx="5940425" cy="2449830"/>
             <wp:effectExtent l="0" t="0" r="0" b="0"/>
             <wp:docPr id="3" name="Рисунок 3"/>
@@ -25968,7 +22259,7 @@
                     </pic:cNvPicPr>
                   </pic:nvPicPr>
                   <pic:blipFill>
-                    <a:blip r:embed="rId14" cstate="print">
+                    <a:blip r:embed="rId15" cstate="print">
                       <a:extLst>
                         <a:ext uri="{28A0092B-C50C-407E-A947-70E740481C1C}">
                           <a14:useLocalDpi xmlns:a14="http://schemas.microsoft.com/office/drawing/2010/main" val="0"/>
@@ -26042,17 +22333,8 @@
           <w:b/>
           <w:bCs/>
         </w:rPr>
-        <w:t xml:space="preserve">Рисунок 14 – Пример реализации </w:t>
-      </w:r>
-      <w:proofErr w:type="spellStart"/>
-      <w:r>
-        <w:rPr>
-          <w:b/>
-          <w:bCs/>
-        </w:rPr>
-        <w:t>AuthController</w:t>
-      </w:r>
-      <w:proofErr w:type="spellEnd"/>
+        <w:t>Рисунок 14 – Пример реализации AuthController</w:t>
+      </w:r>
     </w:p>
     <w:p>
       <w:pPr>
@@ -26074,13 +22356,8 @@
         </w:pBdr>
       </w:pPr>
       <w:r>
-        <w:t xml:space="preserve">// Листинг 2 – </w:t>
-      </w:r>
-      <w:proofErr w:type="spellStart"/>
-      <w:r>
-        <w:t>AuthController.cs</w:t>
-      </w:r>
-      <w:proofErr w:type="spellEnd"/>
+        <w:t>// Листинг 2 – AuthController.cs</w:t>
+      </w:r>
     </w:p>
     <w:p>
       <w:pPr>
@@ -26098,21 +22375,7 @@
         <w:rPr>
           <w:lang w:val="en-US"/>
         </w:rPr>
-        <w:t>[</w:t>
-      </w:r>
-      <w:proofErr w:type="spellStart"/>
-      <w:r>
-        <w:rPr>
-          <w:lang w:val="en-US"/>
-        </w:rPr>
-        <w:t>ApiController</w:t>
-      </w:r>
-      <w:proofErr w:type="spellEnd"/>
-      <w:r>
-        <w:rPr>
-          <w:lang w:val="en-US"/>
-        </w:rPr>
-        <w:t>]</w:t>
+        <w:t>[ApiController]</w:t>
       </w:r>
     </w:p>
     <w:p>
@@ -26131,21 +22394,7 @@
         <w:rPr>
           <w:lang w:val="en-US"/>
         </w:rPr>
-        <w:t>[Route("</w:t>
-      </w:r>
-      <w:proofErr w:type="spellStart"/>
-      <w:r>
-        <w:rPr>
-          <w:lang w:val="en-US"/>
-        </w:rPr>
-        <w:t>api</w:t>
-      </w:r>
-      <w:proofErr w:type="spellEnd"/>
-      <w:r>
-        <w:rPr>
-          <w:lang w:val="en-US"/>
-        </w:rPr>
-        <w:t>/[controller]")]</w:t>
+        <w:t>[Route("api/[controller]")]</w:t>
       </w:r>
     </w:p>
     <w:p>
@@ -26164,38 +22413,8 @@
         <w:rPr>
           <w:lang w:val="en-US"/>
         </w:rPr>
-        <w:t xml:space="preserve">public class </w:t>
-      </w:r>
-      <w:proofErr w:type="spellStart"/>
-      <w:proofErr w:type="gramStart"/>
-      <w:r>
-        <w:rPr>
-          <w:lang w:val="en-US"/>
-        </w:rPr>
-        <w:t>AuthController</w:t>
-      </w:r>
-      <w:proofErr w:type="spellEnd"/>
-      <w:r>
-        <w:rPr>
-          <w:lang w:val="en-US"/>
-        </w:rPr>
-        <w:t xml:space="preserve"> :</w:t>
-      </w:r>
-      <w:proofErr w:type="gramEnd"/>
-      <w:r>
-        <w:rPr>
-          <w:lang w:val="en-US"/>
-        </w:rPr>
-        <w:t xml:space="preserve"> </w:t>
-      </w:r>
-      <w:proofErr w:type="spellStart"/>
-      <w:r>
-        <w:rPr>
-          <w:lang w:val="en-US"/>
-        </w:rPr>
-        <w:t>ControllerBase</w:t>
-      </w:r>
-      <w:proofErr w:type="spellEnd"/>
+        <w:t>public class AuthController : ControllerBase</w:t>
+      </w:r>
     </w:p>
     <w:p>
       <w:pPr>
@@ -26232,44 +22451,8 @@
         <w:rPr>
           <w:lang w:val="en-US"/>
         </w:rPr>
-        <w:t xml:space="preserve">    private </w:t>
-      </w:r>
-      <w:proofErr w:type="spellStart"/>
-      <w:r>
-        <w:rPr>
-          <w:lang w:val="en-US"/>
-        </w:rPr>
-        <w:t>readonly</w:t>
-      </w:r>
-      <w:proofErr w:type="spellEnd"/>
-      <w:r>
-        <w:rPr>
-          <w:lang w:val="en-US"/>
-        </w:rPr>
-        <w:t xml:space="preserve"> </w:t>
-      </w:r>
-      <w:proofErr w:type="spellStart"/>
-      <w:r>
-        <w:rPr>
-          <w:lang w:val="en-US"/>
-        </w:rPr>
-        <w:t>ApplicationDbContext</w:t>
-      </w:r>
-      <w:proofErr w:type="spellEnd"/>
-      <w:r>
-        <w:rPr>
-          <w:lang w:val="en-US"/>
-        </w:rPr>
-        <w:t xml:space="preserve"> _</w:t>
-      </w:r>
-      <w:proofErr w:type="gramStart"/>
-      <w:r>
-        <w:rPr>
-          <w:lang w:val="en-US"/>
-        </w:rPr>
-        <w:t>context;</w:t>
-      </w:r>
-      <w:proofErr w:type="gramEnd"/>
+        <w:t xml:space="preserve">    private readonly ApplicationDbContext _context;</w:t>
+      </w:r>
     </w:p>
     <w:p>
       <w:pPr>
@@ -26287,44 +22470,8 @@
         <w:rPr>
           <w:lang w:val="en-US"/>
         </w:rPr>
-        <w:t xml:space="preserve">    private </w:t>
-      </w:r>
-      <w:proofErr w:type="spellStart"/>
-      <w:r>
-        <w:rPr>
-          <w:lang w:val="en-US"/>
-        </w:rPr>
-        <w:t>readonly</w:t>
-      </w:r>
-      <w:proofErr w:type="spellEnd"/>
-      <w:r>
-        <w:rPr>
-          <w:lang w:val="en-US"/>
-        </w:rPr>
-        <w:t xml:space="preserve"> </w:t>
-      </w:r>
-      <w:proofErr w:type="spellStart"/>
-      <w:r>
-        <w:rPr>
-          <w:lang w:val="en-US"/>
-        </w:rPr>
-        <w:t>IConfiguration</w:t>
-      </w:r>
-      <w:proofErr w:type="spellEnd"/>
-      <w:r>
-        <w:rPr>
-          <w:lang w:val="en-US"/>
-        </w:rPr>
-        <w:t xml:space="preserve"> _</w:t>
-      </w:r>
-      <w:proofErr w:type="gramStart"/>
-      <w:r>
-        <w:rPr>
-          <w:lang w:val="en-US"/>
-        </w:rPr>
-        <w:t>configuration;</w:t>
-      </w:r>
-      <w:proofErr w:type="gramEnd"/>
+        <w:t xml:space="preserve">    private readonly IConfiguration _configuration;</w:t>
+      </w:r>
     </w:p>
     <w:p>
       <w:pPr>
@@ -26355,51 +22502,7 @@
         <w:rPr>
           <w:lang w:val="en-US"/>
         </w:rPr>
-        <w:t xml:space="preserve">    public </w:t>
-      </w:r>
-      <w:proofErr w:type="spellStart"/>
-      <w:proofErr w:type="gramStart"/>
-      <w:r>
-        <w:rPr>
-          <w:lang w:val="en-US"/>
-        </w:rPr>
-        <w:t>AuthController</w:t>
-      </w:r>
-      <w:proofErr w:type="spellEnd"/>
-      <w:r>
-        <w:rPr>
-          <w:lang w:val="en-US"/>
-        </w:rPr>
-        <w:t>(</w:t>
-      </w:r>
-      <w:proofErr w:type="spellStart"/>
-      <w:proofErr w:type="gramEnd"/>
-      <w:r>
-        <w:rPr>
-          <w:lang w:val="en-US"/>
-        </w:rPr>
-        <w:t>ApplicationDbContext</w:t>
-      </w:r>
-      <w:proofErr w:type="spellEnd"/>
-      <w:r>
-        <w:rPr>
-          <w:lang w:val="en-US"/>
-        </w:rPr>
-        <w:t xml:space="preserve"> context, </w:t>
-      </w:r>
-      <w:proofErr w:type="spellStart"/>
-      <w:r>
-        <w:rPr>
-          <w:lang w:val="en-US"/>
-        </w:rPr>
-        <w:t>IConfiguration</w:t>
-      </w:r>
-      <w:proofErr w:type="spellEnd"/>
-      <w:r>
-        <w:rPr>
-          <w:lang w:val="en-US"/>
-        </w:rPr>
-        <w:t xml:space="preserve"> configuration)</w:t>
+        <w:t xml:space="preserve">    public AuthController(ApplicationDbContext context, IConfiguration configuration)</w:t>
       </w:r>
     </w:p>
     <w:p>
@@ -26437,16 +22540,8 @@
         <w:rPr>
           <w:lang w:val="en-US"/>
         </w:rPr>
-        <w:t xml:space="preserve">        _context = </w:t>
-      </w:r>
-      <w:proofErr w:type="gramStart"/>
-      <w:r>
-        <w:rPr>
-          <w:lang w:val="en-US"/>
-        </w:rPr>
-        <w:t>context;</w:t>
-      </w:r>
-      <w:proofErr w:type="gramEnd"/>
+        <w:t xml:space="preserve">        _context = context;</w:t>
+      </w:r>
     </w:p>
     <w:p>
       <w:pPr>
@@ -26464,16 +22559,8 @@
         <w:rPr>
           <w:lang w:val="en-US"/>
         </w:rPr>
-        <w:t xml:space="preserve">        _configuration = </w:t>
-      </w:r>
-      <w:proofErr w:type="gramStart"/>
-      <w:r>
-        <w:rPr>
-          <w:lang w:val="en-US"/>
-        </w:rPr>
-        <w:t>configuration;</w:t>
-      </w:r>
-      <w:proofErr w:type="gramEnd"/>
+        <w:t xml:space="preserve">        _configuration = configuration;</w:t>
+      </w:r>
     </w:p>
     <w:p>
       <w:pPr>
@@ -26523,21 +22610,7 @@
         <w:rPr>
           <w:lang w:val="en-US"/>
         </w:rPr>
-        <w:t xml:space="preserve">    [</w:t>
-      </w:r>
-      <w:proofErr w:type="spellStart"/>
-      <w:r>
-        <w:rPr>
-          <w:lang w:val="en-US"/>
-        </w:rPr>
-        <w:t>HttpPost</w:t>
-      </w:r>
-      <w:proofErr w:type="spellEnd"/>
-      <w:r>
-        <w:rPr>
-          <w:lang w:val="en-US"/>
-        </w:rPr>
-        <w:t>("login")]</w:t>
+        <w:t xml:space="preserve">    [HttpPost("login")]</w:t>
       </w:r>
     </w:p>
     <w:p>
@@ -26556,49 +22629,7 @@
         <w:rPr>
           <w:lang w:val="en-US"/>
         </w:rPr>
-        <w:t xml:space="preserve">    public async Task&lt;</w:t>
-      </w:r>
-      <w:proofErr w:type="spellStart"/>
-      <w:r>
-        <w:rPr>
-          <w:lang w:val="en-US"/>
-        </w:rPr>
-        <w:t>IActionResult</w:t>
-      </w:r>
-      <w:proofErr w:type="spellEnd"/>
-      <w:r>
-        <w:rPr>
-          <w:lang w:val="en-US"/>
-        </w:rPr>
-        <w:t>&gt; Login([</w:t>
-      </w:r>
-      <w:proofErr w:type="spellStart"/>
-      <w:r>
-        <w:rPr>
-          <w:lang w:val="en-US"/>
-        </w:rPr>
-        <w:t>FromBody</w:t>
-      </w:r>
-      <w:proofErr w:type="spellEnd"/>
-      <w:r>
-        <w:rPr>
-          <w:lang w:val="en-US"/>
-        </w:rPr>
-        <w:t xml:space="preserve">] </w:t>
-      </w:r>
-      <w:proofErr w:type="spellStart"/>
-      <w:r>
-        <w:rPr>
-          <w:lang w:val="en-US"/>
-        </w:rPr>
-        <w:t>LoginRequest</w:t>
-      </w:r>
-      <w:proofErr w:type="spellEnd"/>
-      <w:r>
-        <w:rPr>
-          <w:lang w:val="en-US"/>
-        </w:rPr>
-        <w:t xml:space="preserve"> request)</w:t>
+        <w:t xml:space="preserve">    public async Task&lt;IActionResult&gt; Login([FromBody] LoginRequest request)</w:t>
       </w:r>
     </w:p>
     <w:p>
@@ -26667,18 +22698,8 @@
         <w:rPr>
           <w:lang w:val="en-US"/>
         </w:rPr>
-        <w:t xml:space="preserve">        var user = await _</w:t>
-      </w:r>
-      <w:proofErr w:type="spellStart"/>
-      <w:proofErr w:type="gramStart"/>
-      <w:r>
-        <w:rPr>
-          <w:lang w:val="en-US"/>
-        </w:rPr>
-        <w:t>context.Users</w:t>
-      </w:r>
-      <w:proofErr w:type="spellEnd"/>
-      <w:proofErr w:type="gramEnd"/>
+        <w:t xml:space="preserve">        var user = await _context.Users</w:t>
+      </w:r>
     </w:p>
     <w:p>
       <w:pPr>
@@ -26696,57 +22717,7 @@
         <w:rPr>
           <w:lang w:val="en-US"/>
         </w:rPr>
-        <w:t xml:space="preserve">            </w:t>
-      </w:r>
-      <w:proofErr w:type="gramStart"/>
-      <w:r>
-        <w:rPr>
-          <w:lang w:val="en-US"/>
-        </w:rPr>
-        <w:t>.</w:t>
-      </w:r>
-      <w:proofErr w:type="spellStart"/>
-      <w:r>
-        <w:rPr>
-          <w:lang w:val="en-US"/>
-        </w:rPr>
-        <w:t>FirstOrDefaultAsync</w:t>
-      </w:r>
-      <w:proofErr w:type="spellEnd"/>
-      <w:proofErr w:type="gramEnd"/>
-      <w:r>
-        <w:rPr>
-          <w:lang w:val="en-US"/>
-        </w:rPr>
-        <w:t xml:space="preserve">(u =&gt; </w:t>
-      </w:r>
-      <w:proofErr w:type="spellStart"/>
-      <w:r>
-        <w:rPr>
-          <w:lang w:val="en-US"/>
-        </w:rPr>
-        <w:t>u.Username</w:t>
-      </w:r>
-      <w:proofErr w:type="spellEnd"/>
-      <w:r>
-        <w:rPr>
-          <w:lang w:val="en-US"/>
-        </w:rPr>
-        <w:t xml:space="preserve"> == </w:t>
-      </w:r>
-      <w:proofErr w:type="spellStart"/>
-      <w:r>
-        <w:rPr>
-          <w:lang w:val="en-US"/>
-        </w:rPr>
-        <w:t>request.Username</w:t>
-      </w:r>
-      <w:proofErr w:type="spellEnd"/>
-      <w:r>
-        <w:rPr>
-          <w:lang w:val="en-US"/>
-        </w:rPr>
-        <w:t>);</w:t>
+        <w:t xml:space="preserve">            .FirstOrDefaultAsync(u =&gt; u.Username == request.Username);</w:t>
       </w:r>
     </w:p>
     <w:p>
@@ -26784,57 +22755,7 @@
         <w:rPr>
           <w:lang w:val="en-US"/>
         </w:rPr>
-        <w:t xml:space="preserve">        if (user == null |</w:t>
-      </w:r>
-      <w:proofErr w:type="gramStart"/>
-      <w:r>
-        <w:rPr>
-          <w:lang w:val="en-US"/>
-        </w:rPr>
-        <w:t>| !</w:t>
-      </w:r>
-      <w:proofErr w:type="spellStart"/>
-      <w:r>
-        <w:rPr>
-          <w:lang w:val="en-US"/>
-        </w:rPr>
-        <w:t>VerifyPassword</w:t>
-      </w:r>
-      <w:proofErr w:type="spellEnd"/>
-      <w:proofErr w:type="gramEnd"/>
-      <w:r>
-        <w:rPr>
-          <w:lang w:val="en-US"/>
-        </w:rPr>
-        <w:t>(</w:t>
-      </w:r>
-      <w:proofErr w:type="spellStart"/>
-      <w:r>
-        <w:rPr>
-          <w:lang w:val="en-US"/>
-        </w:rPr>
-        <w:t>request.Password</w:t>
-      </w:r>
-      <w:proofErr w:type="spellEnd"/>
-      <w:r>
-        <w:rPr>
-          <w:lang w:val="en-US"/>
-        </w:rPr>
-        <w:t xml:space="preserve">, </w:t>
-      </w:r>
-      <w:proofErr w:type="spellStart"/>
-      <w:r>
-        <w:rPr>
-          <w:lang w:val="en-US"/>
-        </w:rPr>
-        <w:t>user.PasswordHash</w:t>
-      </w:r>
-      <w:proofErr w:type="spellEnd"/>
-      <w:r>
-        <w:rPr>
-          <w:lang w:val="en-US"/>
-        </w:rPr>
-        <w:t>))</w:t>
+        <w:t xml:space="preserve">        if (user == null || !VerifyPassword(request.Password, user.PasswordHash))</w:t>
       </w:r>
     </w:p>
     <w:p>
@@ -26853,21 +22774,7 @@
         <w:rPr>
           <w:lang w:val="en-US"/>
         </w:rPr>
-        <w:t xml:space="preserve">            return </w:t>
-      </w:r>
-      <w:proofErr w:type="gramStart"/>
-      <w:r>
-        <w:rPr>
-          <w:lang w:val="en-US"/>
-        </w:rPr>
-        <w:t>Unauthorized(</w:t>
-      </w:r>
-      <w:proofErr w:type="gramEnd"/>
-      <w:r>
-        <w:rPr>
-          <w:lang w:val="en-US"/>
-        </w:rPr>
-        <w:t>new { message = "</w:t>
+        <w:t xml:space="preserve">            return Unauthorized(new { message = "</w:t>
       </w:r>
       <w:r>
         <w:t>Неверный</w:t>
@@ -26952,27 +22859,18 @@
           <w:bottom w:val="single" w:sz="4" w:space="1" w:color="auto"/>
           <w:right w:val="single" w:sz="4" w:space="1" w:color="auto"/>
         </w:pBdr>
+        <w:rPr>
+          <w:lang w:val="en-US"/>
+        </w:rPr>
       </w:pPr>
       <w:r>
         <w:t xml:space="preserve">        </w:t>
       </w:r>
-      <w:proofErr w:type="spellStart"/>
-      <w:proofErr w:type="gramStart"/>
-      <w:r>
-        <w:t>user.LastLogin</w:t>
-      </w:r>
-      <w:proofErr w:type="spellEnd"/>
-      <w:proofErr w:type="gramEnd"/>
-      <w:r>
-        <w:t xml:space="preserve"> = </w:t>
-      </w:r>
-      <w:proofErr w:type="spellStart"/>
-      <w:r>
-        <w:t>DateTime.UtcNow</w:t>
-      </w:r>
-      <w:proofErr w:type="spellEnd"/>
-      <w:r>
-        <w:t>;</w:t>
+      <w:r>
+        <w:rPr>
+          <w:lang w:val="en-US"/>
+        </w:rPr>
+        <w:t>user.LastLogin = DateTime.UtcNow;</w:t>
       </w:r>
     </w:p>
     <w:p>
@@ -26983,27 +22881,15 @@
           <w:bottom w:val="single" w:sz="4" w:space="1" w:color="auto"/>
           <w:right w:val="single" w:sz="4" w:space="1" w:color="auto"/>
         </w:pBdr>
-      </w:pPr>
-      <w:r>
-        <w:t xml:space="preserve">        </w:t>
-      </w:r>
-      <w:proofErr w:type="spellStart"/>
-      <w:r>
-        <w:t>await</w:t>
-      </w:r>
-      <w:proofErr w:type="spellEnd"/>
-      <w:r>
-        <w:t xml:space="preserve"> _</w:t>
-      </w:r>
-      <w:proofErr w:type="spellStart"/>
-      <w:proofErr w:type="gramStart"/>
-      <w:r>
-        <w:t>context.SaveChangesAsync</w:t>
-      </w:r>
-      <w:proofErr w:type="spellEnd"/>
-      <w:proofErr w:type="gramEnd"/>
-      <w:r>
-        <w:t>();</w:t>
+        <w:rPr>
+          <w:lang w:val="en-US"/>
+        </w:rPr>
+      </w:pPr>
+      <w:r>
+        <w:rPr>
+          <w:lang w:val="en-US"/>
+        </w:rPr>
+        <w:t xml:space="preserve">        await _context.SaveChangesAsync();</w:t>
       </w:r>
     </w:p>
     <w:p>
@@ -27014,8 +22900,14 @@
           <w:bottom w:val="single" w:sz="4" w:space="1" w:color="auto"/>
           <w:right w:val="single" w:sz="4" w:space="1" w:color="auto"/>
         </w:pBdr>
-      </w:pPr>
-      <w:r>
+        <w:rPr>
+          <w:lang w:val="en-US"/>
+        </w:rPr>
+      </w:pPr>
+      <w:r>
+        <w:rPr>
+          <w:lang w:val="en-US"/>
+        </w:rPr>
         <w:t xml:space="preserve">        </w:t>
       </w:r>
     </w:p>
@@ -27029,7 +22921,13 @@
         </w:pBdr>
       </w:pPr>
       <w:r>
-        <w:t xml:space="preserve">        // Генерация JWT токена</w:t>
+        <w:rPr>
+          <w:lang w:val="en-US"/>
+        </w:rPr>
+        <w:t xml:space="preserve">        </w:t>
+      </w:r>
+      <w:r>
+        <w:t>// Генерация JWT токена</w:t>
       </w:r>
     </w:p>
     <w:p>
@@ -27051,30 +22949,8 @@
         <w:rPr>
           <w:lang w:val="en-US"/>
         </w:rPr>
-        <w:t xml:space="preserve">var token = </w:t>
-      </w:r>
-      <w:proofErr w:type="spellStart"/>
-      <w:r>
-        <w:rPr>
-          <w:lang w:val="en-US"/>
-        </w:rPr>
-        <w:t>GenerateJwtToken</w:t>
-      </w:r>
-      <w:proofErr w:type="spellEnd"/>
-      <w:r>
-        <w:rPr>
-          <w:lang w:val="en-US"/>
-        </w:rPr>
-        <w:t>(user</w:t>
-      </w:r>
-      <w:proofErr w:type="gramStart"/>
-      <w:r>
-        <w:rPr>
-          <w:lang w:val="en-US"/>
-        </w:rPr>
-        <w:t>);</w:t>
-      </w:r>
-      <w:proofErr w:type="gramEnd"/>
+        <w:t>var token = GenerateJwtToken(user);</w:t>
+      </w:r>
     </w:p>
     <w:p>
       <w:pPr>
@@ -27111,30 +22987,8 @@
         <w:rPr>
           <w:lang w:val="en-US"/>
         </w:rPr>
-        <w:t xml:space="preserve">        return </w:t>
-      </w:r>
-      <w:proofErr w:type="gramStart"/>
-      <w:r>
-        <w:rPr>
-          <w:lang w:val="en-US"/>
-        </w:rPr>
-        <w:t>Ok(</w:t>
-      </w:r>
-      <w:proofErr w:type="gramEnd"/>
-      <w:r>
-        <w:rPr>
-          <w:lang w:val="en-US"/>
-        </w:rPr>
-        <w:t xml:space="preserve">new </w:t>
-      </w:r>
-      <w:proofErr w:type="spellStart"/>
-      <w:r>
-        <w:rPr>
-          <w:lang w:val="en-US"/>
-        </w:rPr>
-        <w:t>LoginResponse</w:t>
-      </w:r>
-      <w:proofErr w:type="spellEnd"/>
+        <w:t xml:space="preserve">        return Ok(new LoginResponse</w:t>
+      </w:r>
     </w:p>
     <w:p>
       <w:pPr>
@@ -27171,23 +23025,7 @@
         <w:rPr>
           <w:lang w:val="en-US"/>
         </w:rPr>
-        <w:t xml:space="preserve">            Id = </w:t>
-      </w:r>
-      <w:proofErr w:type="spellStart"/>
-      <w:proofErr w:type="gramStart"/>
-      <w:r>
-        <w:rPr>
-          <w:lang w:val="en-US"/>
-        </w:rPr>
-        <w:t>user.Id</w:t>
-      </w:r>
-      <w:proofErr w:type="spellEnd"/>
-      <w:proofErr w:type="gramEnd"/>
-      <w:r>
-        <w:rPr>
-          <w:lang w:val="en-US"/>
-        </w:rPr>
-        <w:t>,</w:t>
+        <w:t xml:space="preserve">            Id = user.Id,</w:t>
       </w:r>
     </w:p>
     <w:p>
@@ -27206,23 +23044,7 @@
         <w:rPr>
           <w:lang w:val="en-US"/>
         </w:rPr>
-        <w:t xml:space="preserve">            Username = </w:t>
-      </w:r>
-      <w:proofErr w:type="spellStart"/>
-      <w:proofErr w:type="gramStart"/>
-      <w:r>
-        <w:rPr>
-          <w:lang w:val="en-US"/>
-        </w:rPr>
-        <w:t>user.Username</w:t>
-      </w:r>
-      <w:proofErr w:type="spellEnd"/>
-      <w:proofErr w:type="gramEnd"/>
-      <w:r>
-        <w:rPr>
-          <w:lang w:val="en-US"/>
-        </w:rPr>
-        <w:t>,</w:t>
+        <w:t xml:space="preserve">            Username = user.Username,</w:t>
       </w:r>
     </w:p>
     <w:p>
@@ -27241,37 +23063,7 @@
         <w:rPr>
           <w:lang w:val="en-US"/>
         </w:rPr>
-        <w:t xml:space="preserve">            </w:t>
-      </w:r>
-      <w:proofErr w:type="spellStart"/>
-      <w:r>
-        <w:rPr>
-          <w:lang w:val="en-US"/>
-        </w:rPr>
-        <w:t>FullName</w:t>
-      </w:r>
-      <w:proofErr w:type="spellEnd"/>
-      <w:r>
-        <w:rPr>
-          <w:lang w:val="en-US"/>
-        </w:rPr>
-        <w:t xml:space="preserve"> = </w:t>
-      </w:r>
-      <w:proofErr w:type="spellStart"/>
-      <w:proofErr w:type="gramStart"/>
-      <w:r>
-        <w:rPr>
-          <w:lang w:val="en-US"/>
-        </w:rPr>
-        <w:t>user.FullName</w:t>
-      </w:r>
-      <w:proofErr w:type="spellEnd"/>
-      <w:proofErr w:type="gramEnd"/>
-      <w:r>
-        <w:rPr>
-          <w:lang w:val="en-US"/>
-        </w:rPr>
-        <w:t>,</w:t>
+        <w:t xml:space="preserve">            FullName = user.FullName,</w:t>
       </w:r>
     </w:p>
     <w:p>
@@ -27290,23 +23082,7 @@
         <w:rPr>
           <w:lang w:val="en-US"/>
         </w:rPr>
-        <w:t xml:space="preserve">            Role = </w:t>
-      </w:r>
-      <w:proofErr w:type="spellStart"/>
-      <w:proofErr w:type="gramStart"/>
-      <w:r>
-        <w:rPr>
-          <w:lang w:val="en-US"/>
-        </w:rPr>
-        <w:t>user.Role</w:t>
-      </w:r>
-      <w:proofErr w:type="spellEnd"/>
-      <w:proofErr w:type="gramEnd"/>
-      <w:r>
-        <w:rPr>
-          <w:lang w:val="en-US"/>
-        </w:rPr>
-        <w:t>,</w:t>
+        <w:t xml:space="preserve">            Role = user.Role,</w:t>
       </w:r>
     </w:p>
     <w:p>
@@ -27344,37 +23120,7 @@
         <w:rPr>
           <w:lang w:val="en-US"/>
         </w:rPr>
-        <w:t xml:space="preserve">            </w:t>
-      </w:r>
-      <w:proofErr w:type="spellStart"/>
-      <w:r>
-        <w:rPr>
-          <w:lang w:val="en-US"/>
-        </w:rPr>
-        <w:t>ExpiresAt</w:t>
-      </w:r>
-      <w:proofErr w:type="spellEnd"/>
-      <w:r>
-        <w:rPr>
-          <w:lang w:val="en-US"/>
-        </w:rPr>
-        <w:t xml:space="preserve"> = </w:t>
-      </w:r>
-      <w:proofErr w:type="spellStart"/>
-      <w:proofErr w:type="gramStart"/>
-      <w:r>
-        <w:rPr>
-          <w:lang w:val="en-US"/>
-        </w:rPr>
-        <w:t>DateTime.UtcNow.AddHours</w:t>
-      </w:r>
-      <w:proofErr w:type="spellEnd"/>
-      <w:proofErr w:type="gramEnd"/>
-      <w:r>
-        <w:rPr>
-          <w:lang w:val="en-US"/>
-        </w:rPr>
-        <w:t>(8)</w:t>
+        <w:t xml:space="preserve">            ExpiresAt = DateTime.UtcNow.AddHours(8)</w:t>
       </w:r>
     </w:p>
     <w:p>
@@ -27450,29 +23196,7 @@
         <w:rPr>
           <w:lang w:val="en-US"/>
         </w:rPr>
-        <w:t xml:space="preserve">    private string </w:t>
-      </w:r>
-      <w:proofErr w:type="spellStart"/>
-      <w:proofErr w:type="gramStart"/>
-      <w:r>
-        <w:rPr>
-          <w:lang w:val="en-US"/>
-        </w:rPr>
-        <w:t>GenerateJwtToken</w:t>
-      </w:r>
-      <w:proofErr w:type="spellEnd"/>
-      <w:r>
-        <w:rPr>
-          <w:lang w:val="en-US"/>
-        </w:rPr>
-        <w:t>(</w:t>
-      </w:r>
-      <w:proofErr w:type="gramEnd"/>
-      <w:r>
-        <w:rPr>
-          <w:lang w:val="en-US"/>
-        </w:rPr>
-        <w:t>User user)</w:t>
+        <w:t xml:space="preserve">    private string GenerateJwtToken(User user)</w:t>
       </w:r>
     </w:p>
     <w:p>
@@ -27510,21 +23234,7 @@
         <w:rPr>
           <w:lang w:val="en-US"/>
         </w:rPr>
-        <w:t xml:space="preserve">        var claims = </w:t>
-      </w:r>
-      <w:proofErr w:type="gramStart"/>
-      <w:r>
-        <w:rPr>
-          <w:lang w:val="en-US"/>
-        </w:rPr>
-        <w:t>new[</w:t>
-      </w:r>
-      <w:proofErr w:type="gramEnd"/>
-      <w:r>
-        <w:rPr>
-          <w:lang w:val="en-US"/>
-        </w:rPr>
-        <w:t>]</w:t>
+        <w:t xml:space="preserve">        var claims = new[]</w:t>
       </w:r>
     </w:p>
     <w:p>
@@ -27562,43 +23272,7 @@
         <w:rPr>
           <w:lang w:val="en-US"/>
         </w:rPr>
-        <w:t xml:space="preserve">            new </w:t>
-      </w:r>
-      <w:proofErr w:type="gramStart"/>
-      <w:r>
-        <w:rPr>
-          <w:lang w:val="en-US"/>
-        </w:rPr>
-        <w:t>Claim(</w:t>
-      </w:r>
-      <w:proofErr w:type="spellStart"/>
-      <w:proofErr w:type="gramEnd"/>
-      <w:r>
-        <w:rPr>
-          <w:lang w:val="en-US"/>
-        </w:rPr>
-        <w:t>ClaimTypes.NameIdentifier</w:t>
-      </w:r>
-      <w:proofErr w:type="spellEnd"/>
-      <w:r>
-        <w:rPr>
-          <w:lang w:val="en-US"/>
-        </w:rPr>
-        <w:t xml:space="preserve">, </w:t>
-      </w:r>
-      <w:proofErr w:type="spellStart"/>
-      <w:r>
-        <w:rPr>
-          <w:lang w:val="en-US"/>
-        </w:rPr>
-        <w:t>user.Id.ToString</w:t>
-      </w:r>
-      <w:proofErr w:type="spellEnd"/>
-      <w:r>
-        <w:rPr>
-          <w:lang w:val="en-US"/>
-        </w:rPr>
-        <w:t>()),</w:t>
+        <w:t xml:space="preserve">            new Claim(ClaimTypes.NameIdentifier, user.Id.ToString()),</w:t>
       </w:r>
     </w:p>
     <w:p>
@@ -27617,43 +23291,7 @@
         <w:rPr>
           <w:lang w:val="en-US"/>
         </w:rPr>
-        <w:t xml:space="preserve">            new </w:t>
-      </w:r>
-      <w:proofErr w:type="gramStart"/>
-      <w:r>
-        <w:rPr>
-          <w:lang w:val="en-US"/>
-        </w:rPr>
-        <w:t>Claim(</w:t>
-      </w:r>
-      <w:proofErr w:type="spellStart"/>
-      <w:proofErr w:type="gramEnd"/>
-      <w:r>
-        <w:rPr>
-          <w:lang w:val="en-US"/>
-        </w:rPr>
-        <w:t>ClaimTypes.Name</w:t>
-      </w:r>
-      <w:proofErr w:type="spellEnd"/>
-      <w:r>
-        <w:rPr>
-          <w:lang w:val="en-US"/>
-        </w:rPr>
-        <w:t xml:space="preserve">, </w:t>
-      </w:r>
-      <w:proofErr w:type="spellStart"/>
-      <w:r>
-        <w:rPr>
-          <w:lang w:val="en-US"/>
-        </w:rPr>
-        <w:t>user.Username</w:t>
-      </w:r>
-      <w:proofErr w:type="spellEnd"/>
-      <w:r>
-        <w:rPr>
-          <w:lang w:val="en-US"/>
-        </w:rPr>
-        <w:t>),</w:t>
+        <w:t xml:space="preserve">            new Claim(ClaimTypes.Name, user.Username),</w:t>
       </w:r>
     </w:p>
     <w:p>
@@ -27672,29 +23310,7 @@
         <w:rPr>
           <w:lang w:val="en-US"/>
         </w:rPr>
-        <w:t xml:space="preserve">            new </w:t>
-      </w:r>
-      <w:proofErr w:type="gramStart"/>
-      <w:r>
-        <w:rPr>
-          <w:lang w:val="en-US"/>
-        </w:rPr>
-        <w:t>Claim(</w:t>
-      </w:r>
-      <w:proofErr w:type="spellStart"/>
-      <w:proofErr w:type="gramEnd"/>
-      <w:r>
-        <w:rPr>
-          <w:lang w:val="en-US"/>
-        </w:rPr>
-        <w:t>ClaimTypes.Role</w:t>
-      </w:r>
-      <w:proofErr w:type="spellEnd"/>
-      <w:r>
-        <w:rPr>
-          <w:lang w:val="en-US"/>
-        </w:rPr>
-        <w:t>, user.Role)</w:t>
+        <w:t xml:space="preserve">            new Claim(ClaimTypes.Role, user.Role)</w:t>
       </w:r>
     </w:p>
     <w:p>
@@ -27751,29 +23367,7 @@
         <w:rPr>
           <w:lang w:val="en-US"/>
         </w:rPr>
-        <w:t xml:space="preserve">        var key = new </w:t>
-      </w:r>
-      <w:proofErr w:type="spellStart"/>
-      <w:proofErr w:type="gramStart"/>
-      <w:r>
-        <w:rPr>
-          <w:lang w:val="en-US"/>
-        </w:rPr>
-        <w:t>SymmetricSecurityKey</w:t>
-      </w:r>
-      <w:proofErr w:type="spellEnd"/>
-      <w:r>
-        <w:rPr>
-          <w:lang w:val="en-US"/>
-        </w:rPr>
-        <w:t>(</w:t>
-      </w:r>
-      <w:proofErr w:type="gramEnd"/>
-      <w:r>
-        <w:rPr>
-          <w:lang w:val="en-US"/>
-        </w:rPr>
-        <w:t>Encoding.UTF8.GetBytes(</w:t>
+        <w:t xml:space="preserve">        var key = new SymmetricSecurityKey(Encoding.UTF8.GetBytes(</w:t>
       </w:r>
     </w:p>
     <w:p>
@@ -27792,23 +23386,7 @@
         <w:rPr>
           <w:lang w:val="en-US"/>
         </w:rPr>
-        <w:t xml:space="preserve">            _configuration["</w:t>
-      </w:r>
-      <w:proofErr w:type="spellStart"/>
-      <w:proofErr w:type="gramStart"/>
-      <w:r>
-        <w:rPr>
-          <w:lang w:val="en-US"/>
-        </w:rPr>
-        <w:t>Jwt:Key</w:t>
-      </w:r>
-      <w:proofErr w:type="spellEnd"/>
-      <w:proofErr w:type="gramEnd"/>
-      <w:r>
-        <w:rPr>
-          <w:lang w:val="en-US"/>
-        </w:rPr>
-        <w:t>"]));</w:t>
+        <w:t xml:space="preserve">            _configuration["Jwt:Key"]));</w:t>
       </w:r>
     </w:p>
     <w:p>
@@ -27827,29 +23405,7 @@
         <w:rPr>
           <w:lang w:val="en-US"/>
         </w:rPr>
-        <w:t xml:space="preserve">        var credentials = new </w:t>
-      </w:r>
-      <w:proofErr w:type="spellStart"/>
-      <w:proofErr w:type="gramStart"/>
-      <w:r>
-        <w:rPr>
-          <w:lang w:val="en-US"/>
-        </w:rPr>
-        <w:t>SigningCredentials</w:t>
-      </w:r>
-      <w:proofErr w:type="spellEnd"/>
-      <w:r>
-        <w:rPr>
-          <w:lang w:val="en-US"/>
-        </w:rPr>
-        <w:t>(</w:t>
-      </w:r>
-      <w:proofErr w:type="gramEnd"/>
-      <w:r>
-        <w:rPr>
-          <w:lang w:val="en-US"/>
-        </w:rPr>
-        <w:t>key, SecurityAlgorithms.HmacSha256);</w:t>
+        <w:t xml:space="preserve">        var credentials = new SigningCredentials(key, SecurityAlgorithms.HmacSha256);</w:t>
       </w:r>
     </w:p>
     <w:p>
@@ -27887,24 +23443,8 @@
         <w:rPr>
           <w:lang w:val="en-US"/>
         </w:rPr>
-        <w:t xml:space="preserve">        var token = new </w:t>
-      </w:r>
-      <w:proofErr w:type="spellStart"/>
-      <w:proofErr w:type="gramStart"/>
-      <w:r>
-        <w:rPr>
-          <w:lang w:val="en-US"/>
-        </w:rPr>
-        <w:t>JwtSecurityToken</w:t>
-      </w:r>
-      <w:proofErr w:type="spellEnd"/>
-      <w:r>
-        <w:rPr>
-          <w:lang w:val="en-US"/>
-        </w:rPr>
-        <w:t>(</w:t>
-      </w:r>
-      <w:proofErr w:type="gramEnd"/>
+        <w:t xml:space="preserve">        var token = new JwtSecurityToken(</w:t>
+      </w:r>
     </w:p>
     <w:p>
       <w:pPr>
@@ -27922,23 +23462,7 @@
         <w:rPr>
           <w:lang w:val="en-US"/>
         </w:rPr>
-        <w:t xml:space="preserve">            issuer: _configuration["</w:t>
-      </w:r>
-      <w:proofErr w:type="spellStart"/>
-      <w:proofErr w:type="gramStart"/>
-      <w:r>
-        <w:rPr>
-          <w:lang w:val="en-US"/>
-        </w:rPr>
-        <w:t>Jwt:Issuer</w:t>
-      </w:r>
-      <w:proofErr w:type="spellEnd"/>
-      <w:proofErr w:type="gramEnd"/>
-      <w:r>
-        <w:rPr>
-          <w:lang w:val="en-US"/>
-        </w:rPr>
-        <w:t>"],</w:t>
+        <w:t xml:space="preserve">            issuer: _configuration["Jwt:Issuer"],</w:t>
       </w:r>
     </w:p>
     <w:p>
@@ -27957,23 +23481,7 @@
         <w:rPr>
           <w:lang w:val="en-US"/>
         </w:rPr>
-        <w:t xml:space="preserve">            audience: _configuration["</w:t>
-      </w:r>
-      <w:proofErr w:type="spellStart"/>
-      <w:proofErr w:type="gramStart"/>
-      <w:r>
-        <w:rPr>
-          <w:lang w:val="en-US"/>
-        </w:rPr>
-        <w:t>Jwt:Issuer</w:t>
-      </w:r>
-      <w:proofErr w:type="spellEnd"/>
-      <w:proofErr w:type="gramEnd"/>
-      <w:r>
-        <w:rPr>
-          <w:lang w:val="en-US"/>
-        </w:rPr>
-        <w:t>"],</w:t>
+        <w:t xml:space="preserve">            audience: _configuration["Jwt:Issuer"],</w:t>
       </w:r>
     </w:p>
     <w:p>
@@ -28012,23 +23520,7 @@
           <w:lang w:val="en-US"/>
         </w:rPr>
         <w:lastRenderedPageBreak/>
-        <w:t xml:space="preserve">            expires: </w:t>
-      </w:r>
-      <w:proofErr w:type="spellStart"/>
-      <w:proofErr w:type="gramStart"/>
-      <w:r>
-        <w:rPr>
-          <w:lang w:val="en-US"/>
-        </w:rPr>
-        <w:t>DateTime.UtcNow.AddHours</w:t>
-      </w:r>
-      <w:proofErr w:type="spellEnd"/>
-      <w:proofErr w:type="gramEnd"/>
-      <w:r>
-        <w:rPr>
-          <w:lang w:val="en-US"/>
-        </w:rPr>
-        <w:t>(8),</w:t>
+        <w:t xml:space="preserve">            expires: DateTime.UtcNow.AddHours(8),</w:t>
       </w:r>
     </w:p>
     <w:p>
@@ -28047,21 +23539,7 @@
         <w:rPr>
           <w:lang w:val="en-US"/>
         </w:rPr>
-        <w:t xml:space="preserve">            </w:t>
-      </w:r>
-      <w:proofErr w:type="spellStart"/>
-      <w:r>
-        <w:rPr>
-          <w:lang w:val="en-US"/>
-        </w:rPr>
-        <w:t>signingCredentials</w:t>
-      </w:r>
-      <w:proofErr w:type="spellEnd"/>
-      <w:r>
-        <w:rPr>
-          <w:lang w:val="en-US"/>
-        </w:rPr>
-        <w:t>: credentials</w:t>
+        <w:t xml:space="preserve">            signingCredentials: credentials</w:t>
       </w:r>
     </w:p>
     <w:p>
@@ -28118,43 +23596,7 @@
         <w:rPr>
           <w:lang w:val="en-US"/>
         </w:rPr>
-        <w:t xml:space="preserve">        return new </w:t>
-      </w:r>
-      <w:proofErr w:type="spellStart"/>
-      <w:r>
-        <w:rPr>
-          <w:lang w:val="en-US"/>
-        </w:rPr>
-        <w:t>JwtSecurityTokenHandler</w:t>
-      </w:r>
-      <w:proofErr w:type="spellEnd"/>
-      <w:r>
-        <w:rPr>
-          <w:lang w:val="en-US"/>
-        </w:rPr>
-        <w:t>(</w:t>
-      </w:r>
-      <w:proofErr w:type="gramStart"/>
-      <w:r>
-        <w:rPr>
-          <w:lang w:val="en-US"/>
-        </w:rPr>
-        <w:t>).</w:t>
-      </w:r>
-      <w:proofErr w:type="spellStart"/>
-      <w:r>
-        <w:rPr>
-          <w:lang w:val="en-US"/>
-        </w:rPr>
-        <w:t>WriteToken</w:t>
-      </w:r>
-      <w:proofErr w:type="spellEnd"/>
-      <w:proofErr w:type="gramEnd"/>
-      <w:r>
-        <w:rPr>
-          <w:lang w:val="en-US"/>
-        </w:rPr>
-        <w:t>(token);</w:t>
+        <w:t xml:space="preserve">        return new JwtSecurityTokenHandler().WriteToken(token);</w:t>
       </w:r>
     </w:p>
     <w:p>
@@ -28198,17 +23640,8 @@
           <w:i/>
           <w:iCs/>
         </w:rPr>
-        <w:t xml:space="preserve">Рисунок 14 – Пример реализации </w:t>
-      </w:r>
-      <w:proofErr w:type="spellStart"/>
-      <w:r>
-        <w:rPr>
-          <w:i/>
-          <w:iCs/>
-        </w:rPr>
-        <w:t>AuthController</w:t>
-      </w:r>
-      <w:proofErr w:type="spellEnd"/>
+        <w:t>Рисунок 14 – Пример реализации AuthController</w:t>
+      </w:r>
     </w:p>
     <w:p/>
     <w:p>
@@ -28307,7 +23740,7 @@
                     <pic:cNvPicPr/>
                   </pic:nvPicPr>
                   <pic:blipFill>
-                    <a:blip r:embed="rId15"/>
+                    <a:blip r:embed="rId16"/>
                     <a:stretch>
                       <a:fillRect/>
                     </a:stretch>
@@ -28417,7 +23850,7 @@
                     <pic:cNvPicPr/>
                   </pic:nvPicPr>
                   <pic:blipFill>
-                    <a:blip r:embed="rId16"/>
+                    <a:blip r:embed="rId17"/>
                     <a:stretch>
                       <a:fillRect/>
                     </a:stretch>
@@ -28515,7 +23948,7 @@
                     <pic:cNvPicPr/>
                   </pic:nvPicPr>
                   <pic:blipFill>
-                    <a:blip r:embed="rId17"/>
+                    <a:blip r:embed="rId18"/>
                     <a:stretch>
                       <a:fillRect/>
                     </a:stretch>
@@ -28599,7 +24032,7 @@
                     <pic:cNvPicPr/>
                   </pic:nvPicPr>
                   <pic:blipFill>
-                    <a:blip r:embed="rId17"/>
+                    <a:blip r:embed="rId18"/>
                     <a:stretch>
                       <a:fillRect/>
                     </a:stretch>
@@ -28701,7 +24134,7 @@
                     <pic:cNvPicPr/>
                   </pic:nvPicPr>
                   <pic:blipFill>
-                    <a:blip r:embed="rId18"/>
+                    <a:blip r:embed="rId19"/>
                     <a:stretch>
                       <a:fillRect/>
                     </a:stretch>
@@ -28759,24 +24192,14 @@
       </w:r>
     </w:p>
     <w:p>
-      <w:proofErr w:type="spellStart"/>
-      <w:r>
-        <w:t>TestCase</w:t>
-      </w:r>
-      <w:proofErr w:type="spellEnd"/>
-      <w:r>
-        <w:t xml:space="preserve"> #TC-AUTH-001</w:t>
-      </w:r>
-    </w:p>
-    <w:p>
-      <w:r>
-        <w:t xml:space="preserve">Таблица 1 </w:t>
-      </w:r>
-      <w:proofErr w:type="spellStart"/>
-      <w:r>
-        <w:t>TestCase</w:t>
-      </w:r>
-      <w:proofErr w:type="spellEnd"/>
+      <w:r>
+        <w:t>TestCase #TC-AUTH-001</w:t>
+      </w:r>
+    </w:p>
+    <w:p>
+      <w:r>
+        <w:t>Таблица 1 TestCase</w:t>
+      </w:r>
     </w:p>
     <w:tbl>
       <w:tblPr>
@@ -28953,15 +24376,7 @@
             </w:r>
             <w:r>
               <w:br/>
-              <w:t>2. В поле "Логин" ввести "</w:t>
-            </w:r>
-            <w:proofErr w:type="spellStart"/>
-            <w:r>
-              <w:t>admin</w:t>
-            </w:r>
-            <w:proofErr w:type="spellEnd"/>
-            <w:r>
-              <w:t>"</w:t>
+              <w:t>2. В поле "Логин" ввести "admin"</w:t>
             </w:r>
             <w:r>
               <w:br/>
@@ -29007,15 +24422,7 @@
               <w:spacing w:after="160" w:line="278" w:lineRule="auto"/>
             </w:pPr>
             <w:r>
-              <w:t xml:space="preserve">Логин: </w:t>
-            </w:r>
-            <w:proofErr w:type="spellStart"/>
-            <w:r>
-              <w:t>admin</w:t>
-            </w:r>
-            <w:proofErr w:type="spellEnd"/>
-            <w:r>
-              <w:t>, Пароль: 123, CAPTCHA: верный код</w:t>
+              <w:t>Логин: admin, Пароль: 123, CAPTCHA: верный код</w:t>
             </w:r>
           </w:p>
         </w:tc>
@@ -29184,11 +24591,9 @@
             <w:pPr>
               <w:spacing w:after="160" w:line="278" w:lineRule="auto"/>
             </w:pPr>
-            <w:proofErr w:type="spellStart"/>
             <w:r>
               <w:t>Pass</w:t>
             </w:r>
-            <w:proofErr w:type="spellEnd"/>
           </w:p>
         </w:tc>
       </w:tr>
@@ -29232,12 +24637,12 @@
         <w:pStyle w:val="2"/>
         <w:jc w:val="center"/>
       </w:pPr>
-      <w:bookmarkStart w:id="7" w:name="_Toc230005381"/>
+      <w:bookmarkStart w:id="6" w:name="_Toc230005381"/>
       <w:r>
         <w:lastRenderedPageBreak/>
         <w:t>ЗАКЛЮЧЕНИЕ</w:t>
       </w:r>
-      <w:bookmarkEnd w:id="7"/>
+      <w:bookmarkEnd w:id="6"/>
     </w:p>
     <w:p>
       <w:pPr>
@@ -29245,15 +24650,7 @@
         <w:ind w:firstLine="709"/>
       </w:pPr>
       <w:r>
-        <w:t>по дипломному проекту «Разработка информационной системы управления производством средств защиты растений «</w:t>
-      </w:r>
-      <w:proofErr w:type="spellStart"/>
-      <w:r>
-        <w:t>АгроКонтроль</w:t>
-      </w:r>
-      <w:proofErr w:type="spellEnd"/>
-      <w:r>
-        <w:t>»»</w:t>
+        <w:t>по дипломному проекту «Разработка информационной системы управления производством средств защиты растений «АгроКонтроль»»</w:t>
       </w:r>
     </w:p>
     <w:p>
@@ -29271,15 +24668,7 @@
         <w:ind w:firstLine="709"/>
       </w:pPr>
       <w:r>
-        <w:t>В ходе выполнения дипломного проекта была разработана информационная система «</w:t>
-      </w:r>
-      <w:proofErr w:type="spellStart"/>
-      <w:r>
-        <w:t>АгроКонтроль</w:t>
-      </w:r>
-      <w:proofErr w:type="spellEnd"/>
-      <w:r>
-        <w:t>», предназначенная для автоматизации процессов управления производством средств защиты растений. Система объединяет в единую цифровую среду всех участников производственного процесса: технологов, лаборантов, аппаратчиков и руководителей предприятия.</w:t>
+        <w:t>В ходе выполнения дипломного проекта была разработана информационная система «АгроКонтроль», предназначенная для автоматизации процессов управления производством средств защиты растений. Система объединяет в единую цифровую среду всех участников производственного процесса: технологов, лаборантов, аппаратчиков и руководителей предприятия.</w:t>
       </w:r>
     </w:p>
     <w:p>
@@ -29393,47 +24782,7 @@
         <w:ind w:firstLine="709"/>
       </w:pPr>
       <w:r>
-        <w:t xml:space="preserve">База данных. Спроектирована и реализована реляционная база данных, содержащая 15 таблиц, организованных в 5 логических схем: </w:t>
-      </w:r>
-      <w:proofErr w:type="spellStart"/>
-      <w:r>
-        <w:t>reference</w:t>
-      </w:r>
-      <w:proofErr w:type="spellEnd"/>
-      <w:r>
-        <w:t xml:space="preserve"> (справочники), </w:t>
-      </w:r>
-      <w:proofErr w:type="spellStart"/>
-      <w:r>
-        <w:t>production</w:t>
-      </w:r>
-      <w:proofErr w:type="spellEnd"/>
-      <w:r>
-        <w:t xml:space="preserve"> (производство), </w:t>
-      </w:r>
-      <w:proofErr w:type="spellStart"/>
-      <w:r>
-        <w:t>quality</w:t>
-      </w:r>
-      <w:proofErr w:type="spellEnd"/>
-      <w:r>
-        <w:t xml:space="preserve"> (качество), </w:t>
-      </w:r>
-      <w:proofErr w:type="spellStart"/>
-      <w:r>
-        <w:t>monitoring</w:t>
-      </w:r>
-      <w:proofErr w:type="spellEnd"/>
-      <w:r>
-        <w:t xml:space="preserve"> (мониторинг) и </w:t>
-      </w:r>
-      <w:proofErr w:type="spellStart"/>
-      <w:r>
-        <w:t>audit</w:t>
-      </w:r>
-      <w:proofErr w:type="spellEnd"/>
-      <w:r>
-        <w:t xml:space="preserve"> (аудит). База данных приведена к третьей нормальной форме, обеспечивает целостность данных и поддерживает все необходимые бизнес-ограничения, включая контроль суммы компонентов рецептуры (100%) и уникальность активных версий.</w:t>
+        <w:t>База данных. Спроектирована и реализована реляционная база данных, содержащая 15 таблиц, организованных в 5 логических схем: reference (справочники), production (производство), quality (качество), monitoring (мониторинг) и audit (аудит). База данных приведена к третьей нормальной форме, обеспечивает целостность данных и поддерживает все необходимые бизнес-ограничения, включая контроль суммы компонентов рецептуры (100%) и уникальность активных версий.</w:t>
       </w:r>
     </w:p>
     <w:p>
@@ -29444,7 +24793,7 @@
       <w:r>
         <w:t>API сервер. Разработан REST API на платформе </w:t>
       </w:r>
-      <w:hyperlink r:id="rId19" w:tgtFrame="_blank" w:history="1">
+      <w:hyperlink r:id="rId20" w:tgtFrame="_blank" w:history="1">
         <w:r>
           <w:rPr>
             <w:rStyle w:val="ab"/>
@@ -29453,15 +24802,7 @@
         </w:r>
       </w:hyperlink>
       <w:r>
-        <w:t xml:space="preserve"> Core 8.0, предоставляющий 25 </w:t>
-      </w:r>
-      <w:proofErr w:type="spellStart"/>
-      <w:r>
-        <w:t>эндпоинтов</w:t>
-      </w:r>
-      <w:proofErr w:type="spellEnd"/>
-      <w:r>
-        <w:t xml:space="preserve"> для работы с продукцией, рецептурами, заказами, партиями и контролем качества. Реализована JWT-аутентификация, обеспечивающая безопасный доступ к системе. API поддерживает все основные операции CRUD (создание, чтение, обновление, удаление) для каждой сущности.</w:t>
+        <w:t> Core 8.0, предоставляющий 25 эндпоинтов для работы с продукцией, рецептурами, заказами, партиями и контролем качества. Реализована JWT-аутентификация, обеспечивающая безопасный доступ к системе. API поддерживает все основные операции CRUD (создание, чтение, обновление, удаление) для каждой сущности.</w:t>
       </w:r>
     </w:p>
     <w:p>
@@ -29471,15 +24812,7 @@
       </w:pPr>
       <w:r>
         <w:lastRenderedPageBreak/>
-        <w:t xml:space="preserve">Модуль технолога. Создано </w:t>
-      </w:r>
-      <w:proofErr w:type="spellStart"/>
-      <w:r>
-        <w:t>desktop</w:t>
-      </w:r>
-      <w:proofErr w:type="spellEnd"/>
-      <w:r>
-        <w:t>-приложение на платформе WPF (.NET 8.0), которое позволяет технологу вести карточки продукции, создавать и утверждать рецептуры, формировать технологические карты, управлять производственными заказами и партиями, настраивать экструдер, отслеживать выполнение партий в реальном времени, анализировать отклонения и формировать отчеты с возможностью экспорта в Excel.</w:t>
+        <w:t>Модуль технолога. Создано desktop-приложение на платформе WPF (.NET 8.0), которое позволяет технологу вести карточки продукции, создавать и утверждать рецептуры, формировать технологические карты, управлять производственными заказами и партиями, настраивать экструдер, отслеживать выполнение партий в реальном времени, анализировать отклонения и формировать отчеты с возможностью экспорта в Excel.</w:t>
       </w:r>
     </w:p>
     <w:p>
@@ -29488,15 +24821,7 @@
         <w:ind w:firstLine="709"/>
       </w:pPr>
       <w:r>
-        <w:t xml:space="preserve">Модуль лаборатории. Разработано </w:t>
-      </w:r>
-      <w:proofErr w:type="spellStart"/>
-      <w:r>
-        <w:t>desktop</w:t>
-      </w:r>
-      <w:proofErr w:type="spellEnd"/>
-      <w:r>
-        <w:t>-приложение для лаборантов, обеспечивающее контроль качества сырья и готовой продукции, ввод результатов лабораторных испытаний, автоматическую проверку соответствия нормативам, принятие решений о допуске или блокировке партий, формирование протоколов испытаний.</w:t>
+        <w:t>Модуль лаборатории. Разработано desktop-приложение для лаборантов, обеспечивающее контроль качества сырья и готовой продукции, ввод результатов лабораторных испытаний, автоматическую проверку соответствия нормативам, принятие решений о допуске или блокировке партий, формирование протоколов испытаний.</w:t>
       </w:r>
     </w:p>
     <w:p>
@@ -29937,15 +25262,7 @@
         <w:ind w:firstLine="709"/>
       </w:pPr>
       <w:r>
-        <w:t xml:space="preserve">добавление </w:t>
-      </w:r>
-      <w:proofErr w:type="spellStart"/>
-      <w:r>
-        <w:t>push</w:t>
-      </w:r>
-      <w:proofErr w:type="spellEnd"/>
-      <w:r>
-        <w:t>-уведомлений о критических событиях;</w:t>
+        <w:t>добавление push-уведомлений о критических событиях;</w:t>
       </w:r>
     </w:p>
     <w:p>
@@ -29976,15 +25293,7 @@
         <w:ind w:firstLine="709"/>
       </w:pPr>
       <w:r>
-        <w:t>Разработанная информационная система «</w:t>
-      </w:r>
-      <w:proofErr w:type="spellStart"/>
-      <w:r>
-        <w:t>АгроКонтроль</w:t>
-      </w:r>
-      <w:proofErr w:type="spellEnd"/>
-      <w:r>
-        <w:t>» представляет собой законченное, работоспособное программное решение, готовое к внедрению на предприятии по производству средств защиты растений.</w:t>
+        <w:t>Разработанная информационная система «АгроКонтроль» представляет собой законченное, работоспособное программное решение, готовое к внедрению на предприятии по производству средств защиты растений.</w:t>
       </w:r>
     </w:p>
     <w:p>
@@ -30007,24 +25316,14 @@
     </w:p>
     <w:p>
       <w:r>
-        <w:t xml:space="preserve"> Чему я научился </w:t>
-      </w:r>
-      <w:proofErr w:type="gramStart"/>
-      <w:r>
-        <w:t>работать  с</w:t>
-      </w:r>
-      <w:proofErr w:type="gramEnd"/>
-      <w:r>
-        <w:t xml:space="preserve"> </w:t>
-      </w:r>
-      <w:proofErr w:type="spellStart"/>
+        <w:t xml:space="preserve"> Чему я научился работать  с </w:t>
+      </w:r>
       <w:r>
         <w:rPr>
           <w:lang w:val="en-US"/>
         </w:rPr>
         <w:t>api</w:t>
       </w:r>
-      <w:proofErr w:type="spellEnd"/>
       <w:r>
         <w:t>.</w:t>
       </w:r>
@@ -30207,7 +25506,7 @@
                     <pic:cNvPicPr/>
                   </pic:nvPicPr>
                   <pic:blipFill>
-                    <a:blip r:embed="rId20"/>
+                    <a:blip r:embed="rId21"/>
                     <a:stretch>
                       <a:fillRect/>
                     </a:stretch>
@@ -37564,7 +32863,7 @@
   <w:style w:type="paragraph" w:default="1" w:styleId="a">
     <w:name w:val="Normal"/>
     <w:qFormat/>
-    <w:rsid w:val="002A60E7"/>
+    <w:rsid w:val="007A5268"/>
     <w:pPr>
       <w:spacing w:after="0" w:line="240" w:lineRule="auto"/>
     </w:pPr>

--- a/итог/Otchjot (2).docx
+++ b/итог/Otchjot (2).docx
@@ -587,6 +587,7 @@
           <w:szCs w:val="28"/>
         </w:rPr>
       </w:pPr>
+      <w:proofErr w:type="gramStart"/>
       <w:r>
         <w:rPr>
           <w:sz w:val="28"/>
@@ -622,6 +623,7 @@
         </w:rPr>
         <w:t>6</w:t>
       </w:r>
+      <w:proofErr w:type="gramEnd"/>
       <w:r>
         <w:rPr>
           <w:sz w:val="28"/>
@@ -679,7 +681,7 @@
       <w:r>
         <w:fldChar w:fldCharType="separate"/>
       </w:r>
-      <w:hyperlink w:anchor="_Toc230005375" w:history="1">
+      <w:hyperlink w:anchor="_Toc230079288" w:history="1">
         <w:r>
           <w:rPr>
             <w:rStyle w:val="ab"/>
@@ -706,7 +708,7 @@
             <w:noProof/>
             <w:webHidden/>
           </w:rPr>
-          <w:instrText xml:space="preserve"> PAGEREF _Toc230005375 \h </w:instrText>
+          <w:instrText xml:space="preserve"> PAGEREF _Toc230079288 \h </w:instrText>
         </w:r>
         <w:r>
           <w:rPr>
@@ -750,78 +752,7 @@
           <w14:ligatures w14:val="standardContextual"/>
         </w:rPr>
       </w:pPr>
-      <w:hyperlink w:anchor="_Toc230005376" w:history="1">
-        <w:r>
-          <w:rPr>
-            <w:rStyle w:val="ab"/>
-            <w:noProof/>
-          </w:rPr>
-          <w:t>ОПИСАНИЕ ПРОИЗВОДСТВЕННОГО ПРОЦЕССА</w:t>
-        </w:r>
-        <w:r>
-          <w:rPr>
-            <w:noProof/>
-            <w:webHidden/>
-          </w:rPr>
-          <w:tab/>
-        </w:r>
-        <w:r>
-          <w:rPr>
-            <w:noProof/>
-            <w:webHidden/>
-          </w:rPr>
-          <w:fldChar w:fldCharType="begin"/>
-        </w:r>
-        <w:r>
-          <w:rPr>
-            <w:noProof/>
-            <w:webHidden/>
-          </w:rPr>
-          <w:instrText xml:space="preserve"> PAGEREF _Toc230005376 \h </w:instrText>
-        </w:r>
-        <w:r>
-          <w:rPr>
-            <w:noProof/>
-            <w:webHidden/>
-          </w:rPr>
-        </w:r>
-        <w:r>
-          <w:rPr>
-            <w:noProof/>
-            <w:webHidden/>
-          </w:rPr>
-          <w:fldChar w:fldCharType="separate"/>
-        </w:r>
-        <w:r>
-          <w:rPr>
-            <w:noProof/>
-            <w:webHidden/>
-          </w:rPr>
-          <w:t>4</w:t>
-        </w:r>
-        <w:r>
-          <w:rPr>
-            <w:noProof/>
-            <w:webHidden/>
-          </w:rPr>
-          <w:fldChar w:fldCharType="end"/>
-        </w:r>
-      </w:hyperlink>
-    </w:p>
-    <w:p>
-      <w:pPr>
-        <w:pStyle w:val="11"/>
-        <w:tabs>
-          <w:tab w:val="right" w:leader="dot" w:pos="9345"/>
-        </w:tabs>
-        <w:rPr>
-          <w:rFonts w:asciiTheme="minorHAnsi" w:eastAsiaTheme="minorEastAsia" w:hAnsiTheme="minorHAnsi" w:cstheme="minorBidi"/>
-          <w:noProof/>
-          <w:kern w:val="2"/>
-          <w14:ligatures w14:val="standardContextual"/>
-        </w:rPr>
-      </w:pPr>
-      <w:hyperlink w:anchor="_Toc230005377" w:history="1">
+      <w:hyperlink w:anchor="_Toc230079289" w:history="1">
         <w:r>
           <w:rPr>
             <w:rStyle w:val="ab"/>
@@ -848,7 +779,7 @@
             <w:noProof/>
             <w:webHidden/>
           </w:rPr>
-          <w:instrText xml:space="preserve"> PAGEREF _Toc230005377 \h </w:instrText>
+          <w:instrText xml:space="preserve"> PAGEREF _Toc230079289 \h </w:instrText>
         </w:r>
         <w:r>
           <w:rPr>
@@ -868,7 +799,7 @@
             <w:noProof/>
             <w:webHidden/>
           </w:rPr>
-          <w:t>6</w:t>
+          <w:t>5</w:t>
         </w:r>
         <w:r>
           <w:rPr>
@@ -892,7 +823,7 @@
           <w14:ligatures w14:val="standardContextual"/>
         </w:rPr>
       </w:pPr>
-      <w:hyperlink w:anchor="_Toc230005378" w:history="1">
+      <w:hyperlink w:anchor="_Toc230079290" w:history="1">
         <w:r>
           <w:rPr>
             <w:rStyle w:val="ab"/>
@@ -919,7 +850,7 @@
             <w:noProof/>
             <w:webHidden/>
           </w:rPr>
-          <w:instrText xml:space="preserve"> PAGEREF _Toc230005378 \h </w:instrText>
+          <w:instrText xml:space="preserve"> PAGEREF _Toc230079290 \h </w:instrText>
         </w:r>
         <w:r>
           <w:rPr>
@@ -939,7 +870,7 @@
             <w:noProof/>
             <w:webHidden/>
           </w:rPr>
-          <w:t>12</w:t>
+          <w:t>11</w:t>
         </w:r>
         <w:r>
           <w:rPr>
@@ -963,7 +894,7 @@
           <w14:ligatures w14:val="standardContextual"/>
         </w:rPr>
       </w:pPr>
-      <w:hyperlink w:anchor="_Toc230005379" w:history="1">
+      <w:hyperlink w:anchor="_Toc230079291" w:history="1">
         <w:r>
           <w:rPr>
             <w:rStyle w:val="ab"/>
@@ -990,7 +921,7 @@
             <w:noProof/>
             <w:webHidden/>
           </w:rPr>
-          <w:instrText xml:space="preserve"> PAGEREF _Toc230005379 \h </w:instrText>
+          <w:instrText xml:space="preserve"> PAGEREF _Toc230079291 \h </w:instrText>
         </w:r>
         <w:r>
           <w:rPr>
@@ -1010,7 +941,7 @@
             <w:noProof/>
             <w:webHidden/>
           </w:rPr>
-          <w:t>15</w:t>
+          <w:t>13</w:t>
         </w:r>
         <w:r>
           <w:rPr>
@@ -1034,7 +965,7 @@
           <w14:ligatures w14:val="standardContextual"/>
         </w:rPr>
       </w:pPr>
-      <w:hyperlink w:anchor="_Toc230005380" w:history="1">
+      <w:hyperlink w:anchor="_Toc230079292" w:history="1">
         <w:r>
           <w:rPr>
             <w:rStyle w:val="ab"/>
@@ -1061,7 +992,7 @@
             <w:noProof/>
             <w:webHidden/>
           </w:rPr>
-          <w:instrText xml:space="preserve"> PAGEREF _Toc230005380 \h </w:instrText>
+          <w:instrText xml:space="preserve"> PAGEREF _Toc230079292 \h </w:instrText>
         </w:r>
         <w:r>
           <w:rPr>
@@ -1081,7 +1012,7 @@
             <w:noProof/>
             <w:webHidden/>
           </w:rPr>
-          <w:t>33</w:t>
+          <w:t>31</w:t>
         </w:r>
         <w:r>
           <w:rPr>
@@ -1105,7 +1036,7 @@
           <w14:ligatures w14:val="standardContextual"/>
         </w:rPr>
       </w:pPr>
-      <w:hyperlink w:anchor="_Toc230005381" w:history="1">
+      <w:hyperlink w:anchor="_Toc230079293" w:history="1">
         <w:r>
           <w:rPr>
             <w:rStyle w:val="ab"/>
@@ -1132,7 +1063,7 @@
             <w:noProof/>
             <w:webHidden/>
           </w:rPr>
-          <w:instrText xml:space="preserve"> PAGEREF _Toc230005381 \h </w:instrText>
+          <w:instrText xml:space="preserve"> PAGEREF _Toc230079293 \h </w:instrText>
         </w:r>
         <w:r>
           <w:rPr>
@@ -1152,7 +1083,7 @@
             <w:noProof/>
             <w:webHidden/>
           </w:rPr>
-          <w:t>39</w:t>
+          <w:t>37</w:t>
         </w:r>
         <w:r>
           <w:rPr>
@@ -1180,7 +1111,7 @@
         <w:pStyle w:val="2"/>
         <w:jc w:val="center"/>
       </w:pPr>
-      <w:bookmarkStart w:id="1" w:name="_Toc230005375"/>
+      <w:bookmarkStart w:id="1" w:name="_Toc230079288"/>
       <w:r>
         <w:lastRenderedPageBreak/>
         <w:t>ВВЕДЕНИЕ</w:t>
@@ -1209,7 +1140,23 @@
           <w:b/>
           <w:bCs/>
         </w:rPr>
-        <w:t>Разработка информационной системы управления производством средств защиты растений «АгроКонтроль»</w:t>
+        <w:t>Разработка информационной системы управления производством средств защиты растений «</w:t>
+      </w:r>
+      <w:proofErr w:type="spellStart"/>
+      <w:r>
+        <w:rPr>
+          <w:b/>
+          <w:bCs/>
+        </w:rPr>
+        <w:t>АгроКонтроль</w:t>
+      </w:r>
+      <w:proofErr w:type="spellEnd"/>
+      <w:r>
+        <w:rPr>
+          <w:b/>
+          <w:bCs/>
+        </w:rPr>
+        <w:t>»</w:t>
       </w:r>
     </w:p>
     <w:p>
@@ -1418,7 +1365,15 @@
         <w:ind w:firstLine="709"/>
       </w:pPr>
       <w:r>
-        <w:t xml:space="preserve"> «АгроКонтроль» для автоматизации процессов управления производством средств защиты растений.</w:t>
+        <w:t xml:space="preserve"> «</w:t>
+      </w:r>
+      <w:proofErr w:type="spellStart"/>
+      <w:r>
+        <w:t>АгроКонтроль</w:t>
+      </w:r>
+      <w:proofErr w:type="spellEnd"/>
+      <w:r>
+        <w:t>» для автоматизации процессов управления производством средств защиты растений.</w:t>
       </w:r>
     </w:p>
     <w:p>
@@ -1691,7 +1646,7 @@
         <w:pStyle w:val="2"/>
         <w:jc w:val="center"/>
       </w:pPr>
-      <w:bookmarkStart w:id="2" w:name="_Toc230005377"/>
+      <w:bookmarkStart w:id="2" w:name="_Toc230079289"/>
       <w:r>
         <w:lastRenderedPageBreak/>
         <w:t>АНАЛИЗ ПРЕДМЕТНОЙ ОБЛАСТИ</w:t>
@@ -1712,7 +1667,23 @@
           <w:b/>
           <w:bCs/>
         </w:rPr>
-        <w:t>Разработка информационной системы управления производством средств защиты растений «АгроКонтроль»</w:t>
+        <w:t>Разработка информационной системы управления производством средств защиты растений «</w:t>
+      </w:r>
+      <w:proofErr w:type="spellStart"/>
+      <w:r>
+        <w:rPr>
+          <w:b/>
+          <w:bCs/>
+        </w:rPr>
+        <w:t>АгроКонтроль</w:t>
+      </w:r>
+      <w:proofErr w:type="spellEnd"/>
+      <w:r>
+        <w:rPr>
+          <w:b/>
+          <w:bCs/>
+        </w:rPr>
+        <w:t>»</w:t>
       </w:r>
     </w:p>
     <w:p>
@@ -2138,6 +2109,7 @@
                 <w:szCs w:val="24"/>
               </w:rPr>
             </w:pPr>
+            <w:proofErr w:type="spellStart"/>
             <w:r>
               <w:rPr>
                 <w:sz w:val="24"/>
@@ -2145,6 +2117,7 @@
               </w:rPr>
               <w:t>Многостадийность</w:t>
             </w:r>
+            <w:proofErr w:type="spellEnd"/>
           </w:p>
         </w:tc>
         <w:tc>
@@ -4329,7 +4302,7 @@
         <w:pStyle w:val="2"/>
         <w:jc w:val="center"/>
       </w:pPr>
-      <w:bookmarkStart w:id="3" w:name="_Toc230005378"/>
+      <w:bookmarkStart w:id="3" w:name="_Toc230079290"/>
       <w:r>
         <w:lastRenderedPageBreak/>
         <w:t>ЦЕЛИ И ЗАДАЧИ ПРОЕКТА</w:t>
@@ -4350,7 +4323,23 @@
           <w:b/>
           <w:bCs/>
         </w:rPr>
-        <w:t>Разработка информационной системы управления производством средств защиты растений «АгроКонтроль»</w:t>
+        <w:t>Разработка информационной системы управления производством средств защиты растений «</w:t>
+      </w:r>
+      <w:proofErr w:type="spellStart"/>
+      <w:r>
+        <w:rPr>
+          <w:b/>
+          <w:bCs/>
+        </w:rPr>
+        <w:t>АгроКонтроль</w:t>
+      </w:r>
+      <w:proofErr w:type="spellEnd"/>
+      <w:r>
+        <w:rPr>
+          <w:b/>
+          <w:bCs/>
+        </w:rPr>
+        <w:t>»</w:t>
       </w:r>
     </w:p>
     <w:p>
@@ -4389,7 +4378,15 @@
         <w:t>Основной целью</w:t>
       </w:r>
       <w:r>
-        <w:t> дипломного проекта является разработка информационной системы «АгроКонтроль» для автоматизации процессов управления производством средств защиты растений, обеспечивающей:</w:t>
+        <w:t> дипломного проекта является разработка информационной системы «</w:t>
+      </w:r>
+      <w:proofErr w:type="spellStart"/>
+      <w:r>
+        <w:t>АгроКонтроль</w:t>
+      </w:r>
+      <w:proofErr w:type="spellEnd"/>
+      <w:r>
+        <w:t>» для автоматизации процессов управления производством средств защиты растений, обеспечивающей:</w:t>
       </w:r>
     </w:p>
     <w:p>
@@ -4797,254 +4794,6 @@
         <w:t>2.2 Проектные задачи</w:t>
       </w:r>
     </w:p>
-    <w:tbl>
-      <w:tblPr>
-        <w:tblStyle w:val="a4"/>
-        <w:tblW w:w="11280" w:type="dxa"/>
-        <w:tblLook w:val="04A0" w:firstRow="1" w:lastRow="0" w:firstColumn="1" w:lastColumn="0" w:noHBand="0" w:noVBand="1"/>
-      </w:tblPr>
-      <w:tblGrid>
-        <w:gridCol w:w="426"/>
-        <w:gridCol w:w="3897"/>
-        <w:gridCol w:w="6957"/>
-      </w:tblGrid>
-      <w:tr>
-        <w:tc>
-          <w:tcPr>
-            <w:tcW w:w="0" w:type="auto"/>
-            <w:hideMark/>
-          </w:tcPr>
-          <w:p>
-            <w:pPr>
-              <w:spacing w:line="360" w:lineRule="auto"/>
-              <w:ind w:firstLine="709"/>
-            </w:pPr>
-            <w:r>
-              <w:t>№</w:t>
-            </w:r>
-          </w:p>
-        </w:tc>
-        <w:tc>
-          <w:tcPr>
-            <w:tcW w:w="0" w:type="auto"/>
-            <w:hideMark/>
-          </w:tcPr>
-          <w:p>
-            <w:pPr>
-              <w:spacing w:line="360" w:lineRule="auto"/>
-              <w:ind w:firstLine="709"/>
-            </w:pPr>
-            <w:r>
-              <w:t>Задача</w:t>
-            </w:r>
-          </w:p>
-        </w:tc>
-        <w:tc>
-          <w:tcPr>
-            <w:tcW w:w="0" w:type="auto"/>
-            <w:hideMark/>
-          </w:tcPr>
-          <w:p>
-            <w:pPr>
-              <w:spacing w:line="360" w:lineRule="auto"/>
-              <w:ind w:firstLine="709"/>
-            </w:pPr>
-            <w:r>
-              <w:t>Описание</w:t>
-            </w:r>
-          </w:p>
-        </w:tc>
-      </w:tr>
-      <w:tr>
-        <w:tc>
-          <w:tcPr>
-            <w:tcW w:w="0" w:type="auto"/>
-            <w:hideMark/>
-          </w:tcPr>
-          <w:p>
-            <w:pPr>
-              <w:spacing w:line="360" w:lineRule="auto"/>
-              <w:ind w:firstLine="709"/>
-            </w:pPr>
-            <w:r>
-              <w:t>5</w:t>
-            </w:r>
-          </w:p>
-        </w:tc>
-        <w:tc>
-          <w:tcPr>
-            <w:tcW w:w="0" w:type="auto"/>
-            <w:hideMark/>
-          </w:tcPr>
-          <w:p>
-            <w:pPr>
-              <w:spacing w:line="360" w:lineRule="auto"/>
-              <w:ind w:firstLine="709"/>
-            </w:pPr>
-            <w:r>
-              <w:t>Проектирование архитектуры</w:t>
-            </w:r>
-          </w:p>
-        </w:tc>
-        <w:tc>
-          <w:tcPr>
-            <w:tcW w:w="0" w:type="auto"/>
-            <w:hideMark/>
-          </w:tcPr>
-          <w:p>
-            <w:pPr>
-              <w:spacing w:line="360" w:lineRule="auto"/>
-              <w:ind w:firstLine="709"/>
-            </w:pPr>
-            <w:r>
-              <w:t>Разработка общей архитектуры системы, выбор технологического стека</w:t>
-            </w:r>
-          </w:p>
-        </w:tc>
-      </w:tr>
-      <w:tr>
-        <w:tc>
-          <w:tcPr>
-            <w:tcW w:w="0" w:type="auto"/>
-            <w:hideMark/>
-          </w:tcPr>
-          <w:p>
-            <w:pPr>
-              <w:spacing w:line="360" w:lineRule="auto"/>
-              <w:ind w:firstLine="709"/>
-            </w:pPr>
-            <w:r>
-              <w:t>6</w:t>
-            </w:r>
-          </w:p>
-        </w:tc>
-        <w:tc>
-          <w:tcPr>
-            <w:tcW w:w="0" w:type="auto"/>
-            <w:hideMark/>
-          </w:tcPr>
-          <w:p>
-            <w:pPr>
-              <w:spacing w:line="360" w:lineRule="auto"/>
-              <w:ind w:firstLine="709"/>
-            </w:pPr>
-            <w:r>
-              <w:t>Проектирование базы данных</w:t>
-            </w:r>
-          </w:p>
-        </w:tc>
-        <w:tc>
-          <w:tcPr>
-            <w:tcW w:w="0" w:type="auto"/>
-            <w:hideMark/>
-          </w:tcPr>
-          <w:p>
-            <w:pPr>
-              <w:spacing w:line="360" w:lineRule="auto"/>
-              <w:ind w:firstLine="709"/>
-            </w:pPr>
-            <w:r>
-              <w:t>Создание логической и физической модели данных, обеспечение целостности и нормализации</w:t>
-            </w:r>
-          </w:p>
-        </w:tc>
-      </w:tr>
-      <w:tr>
-        <w:tc>
-          <w:tcPr>
-            <w:tcW w:w="0" w:type="auto"/>
-            <w:hideMark/>
-          </w:tcPr>
-          <w:p>
-            <w:pPr>
-              <w:spacing w:line="360" w:lineRule="auto"/>
-              <w:ind w:firstLine="709"/>
-            </w:pPr>
-            <w:r>
-              <w:lastRenderedPageBreak/>
-              <w:t>7</w:t>
-            </w:r>
-          </w:p>
-        </w:tc>
-        <w:tc>
-          <w:tcPr>
-            <w:tcW w:w="0" w:type="auto"/>
-            <w:hideMark/>
-          </w:tcPr>
-          <w:p>
-            <w:pPr>
-              <w:spacing w:line="360" w:lineRule="auto"/>
-              <w:ind w:firstLine="709"/>
-            </w:pPr>
-            <w:r>
-              <w:t>Проектирование API</w:t>
-            </w:r>
-          </w:p>
-        </w:tc>
-        <w:tc>
-          <w:tcPr>
-            <w:tcW w:w="0" w:type="auto"/>
-            <w:hideMark/>
-          </w:tcPr>
-          <w:p>
-            <w:pPr>
-              <w:spacing w:line="360" w:lineRule="auto"/>
-              <w:ind w:firstLine="709"/>
-            </w:pPr>
-            <w:r>
-              <w:t>Разработка структуры REST API, определение эндпоинтов и форматов данных</w:t>
-            </w:r>
-          </w:p>
-        </w:tc>
-      </w:tr>
-      <w:tr>
-        <w:tc>
-          <w:tcPr>
-            <w:tcW w:w="0" w:type="auto"/>
-            <w:hideMark/>
-          </w:tcPr>
-          <w:p>
-            <w:pPr>
-              <w:spacing w:line="360" w:lineRule="auto"/>
-              <w:ind w:firstLine="709"/>
-            </w:pPr>
-            <w:r>
-              <w:t>8</w:t>
-            </w:r>
-          </w:p>
-        </w:tc>
-        <w:tc>
-          <w:tcPr>
-            <w:tcW w:w="0" w:type="auto"/>
-            <w:hideMark/>
-          </w:tcPr>
-          <w:p>
-            <w:pPr>
-              <w:spacing w:line="360" w:lineRule="auto"/>
-              <w:ind w:firstLine="709"/>
-            </w:pPr>
-            <w:r>
-              <w:t>Проектирование пользовательского интерфейса</w:t>
-            </w:r>
-          </w:p>
-        </w:tc>
-        <w:tc>
-          <w:tcPr>
-            <w:tcW w:w="0" w:type="auto"/>
-            <w:hideMark/>
-          </w:tcPr>
-          <w:p>
-            <w:pPr>
-              <w:spacing w:line="360" w:lineRule="auto"/>
-              <w:ind w:firstLine="709"/>
-            </w:pPr>
-            <w:r>
-              <w:t>Создание wireframe и макетов экранов для всех модулей системы</w:t>
-            </w:r>
-          </w:p>
-        </w:tc>
-      </w:tr>
-    </w:tbl>
     <w:p>
       <w:pPr>
         <w:spacing w:line="360" w:lineRule="auto"/>
@@ -5186,7 +4935,11 @@
               <w:ind w:firstLine="709"/>
             </w:pPr>
             <w:r>
-              <w:t>10</w:t>
+              <w:t>1</w:t>
+            </w:r>
+            <w:r>
+              <w:lastRenderedPageBreak/>
+              <w:t>0</w:t>
             </w:r>
           </w:p>
         </w:tc>
@@ -5201,6 +4954,7 @@
               <w:ind w:firstLine="709"/>
             </w:pPr>
             <w:r>
+              <w:lastRenderedPageBreak/>
               <w:t>Разработка API сервера</w:t>
             </w:r>
           </w:p>
@@ -5227,7 +4981,11 @@
               </w:r>
             </w:hyperlink>
             <w:r>
-              <w:t> Core с поддержкой JWT-аутентификации</w:t>
+              <w:t> Core с поддержкой JWT-</w:t>
+            </w:r>
+            <w:r>
+              <w:lastRenderedPageBreak/>
+              <w:t>аутентификации</w:t>
             </w:r>
           </w:p>
         </w:tc>
@@ -5244,6 +5002,7 @@
               <w:ind w:firstLine="709"/>
             </w:pPr>
             <w:r>
+              <w:lastRenderedPageBreak/>
               <w:t>11</w:t>
             </w:r>
           </w:p>
@@ -5274,7 +5033,15 @@
               <w:ind w:firstLine="709"/>
             </w:pPr>
             <w:r>
-              <w:t>Создание desktop-приложения для управления продукцией, рецептурами, заказами и партиями</w:t>
+              <w:t xml:space="preserve">Создание </w:t>
+            </w:r>
+            <w:proofErr w:type="spellStart"/>
+            <w:r>
+              <w:t>desktop</w:t>
+            </w:r>
+            <w:proofErr w:type="spellEnd"/>
+            <w:r>
+              <w:t>-приложения для управления продукцией, рецептурами, заказами и партиями</w:t>
             </w:r>
           </w:p>
         </w:tc>
@@ -5321,7 +5088,15 @@
               <w:ind w:firstLine="709"/>
             </w:pPr>
             <w:r>
-              <w:t>Создание desktop-приложения для контроля качества сырья и готовой продукции</w:t>
+              <w:t xml:space="preserve">Создание </w:t>
+            </w:r>
+            <w:proofErr w:type="spellStart"/>
+            <w:r>
+              <w:t>desktop</w:t>
+            </w:r>
+            <w:proofErr w:type="spellEnd"/>
+            <w:r>
+              <w:t>-приложения для контроля качества сырья и готовой продукции</w:t>
             </w:r>
           </w:p>
         </w:tc>
@@ -5368,7 +5143,15 @@
               <w:ind w:firstLine="709"/>
             </w:pPr>
             <w:r>
-              <w:t>Разработка концепции и wireframe для мобильного приложения оператора</w:t>
+              <w:t xml:space="preserve">Разработка концепции и </w:t>
+            </w:r>
+            <w:proofErr w:type="spellStart"/>
+            <w:r>
+              <w:t>wireframe</w:t>
+            </w:r>
+            <w:proofErr w:type="spellEnd"/>
+            <w:r>
+              <w:t xml:space="preserve"> для мобильного приложения оператора</w:t>
             </w:r>
           </w:p>
         </w:tc>
@@ -5545,7 +5328,23 @@
               <w:ind w:firstLine="709"/>
             </w:pPr>
             <w:r>
-              <w:t>Создание unit-тестов для критичных модулей desktop-приложений</w:t>
+              <w:t xml:space="preserve">Создание </w:t>
+            </w:r>
+            <w:proofErr w:type="spellStart"/>
+            <w:r>
+              <w:t>unit</w:t>
+            </w:r>
+            <w:proofErr w:type="spellEnd"/>
+            <w:r>
+              <w:t xml:space="preserve">-тестов для критичных модулей </w:t>
+            </w:r>
+            <w:proofErr w:type="spellStart"/>
+            <w:r>
+              <w:t>desktop</w:t>
+            </w:r>
+            <w:proofErr w:type="spellEnd"/>
+            <w:r>
+              <w:t>-приложений</w:t>
             </w:r>
           </w:p>
         </w:tc>
@@ -5936,7 +5735,6 @@
           <w:b/>
           <w:bCs/>
         </w:rPr>
-        <w:lastRenderedPageBreak/>
         <w:t>3. Критерии достижения цели</w:t>
       </w:r>
     </w:p>
@@ -6108,7 +5906,15 @@
               <w:ind w:firstLine="709"/>
             </w:pPr>
             <w:r>
-              <w:t>Все эндпоинты функционируют, авторизация работает</w:t>
+              <w:t xml:space="preserve">Все </w:t>
+            </w:r>
+            <w:proofErr w:type="spellStart"/>
+            <w:r>
+              <w:t>эндпоинты</w:t>
+            </w:r>
+            <w:proofErr w:type="spellEnd"/>
+            <w:r>
+              <w:t xml:space="preserve"> функционируют, авторизация работает</w:t>
             </w:r>
           </w:p>
         </w:tc>
@@ -6172,6 +5978,7 @@
               <w:ind w:firstLine="709"/>
             </w:pPr>
             <w:r>
+              <w:lastRenderedPageBreak/>
               <w:t>4</w:t>
             </w:r>
           </w:p>
@@ -6669,7 +6476,15 @@
         <w:ind w:firstLine="709"/>
       </w:pPr>
       <w:r>
-        <w:t>создан API сервер с 25 эндпоинтами;</w:t>
+        <w:t xml:space="preserve">создан API сервер с 25 </w:t>
+      </w:r>
+      <w:proofErr w:type="spellStart"/>
+      <w:r>
+        <w:t>эндпоинтами</w:t>
+      </w:r>
+      <w:proofErr w:type="spellEnd"/>
+      <w:r>
+        <w:t>;</w:t>
       </w:r>
     </w:p>
     <w:p>
@@ -6682,7 +6497,15 @@
         <w:ind w:firstLine="709"/>
       </w:pPr>
       <w:r>
-        <w:t>реализованы два desktop-приложения (технолог, лаборатория);</w:t>
+        <w:t xml:space="preserve">реализованы два </w:t>
+      </w:r>
+      <w:proofErr w:type="spellStart"/>
+      <w:r>
+        <w:t>desktop</w:t>
+      </w:r>
+      <w:proofErr w:type="spellEnd"/>
+      <w:r>
+        <w:t>-приложения (технолог, лаборатория);</w:t>
       </w:r>
     </w:p>
     <w:p>
@@ -6721,12 +6544,24 @@
     <w:p/>
     <w:p/>
     <w:p/>
+    <w:p/>
+    <w:p/>
+    <w:p/>
+    <w:p/>
+    <w:p/>
+    <w:p/>
+    <w:p/>
+    <w:p/>
+    <w:p/>
+    <w:p/>
+    <w:p/>
+    <w:p/>
     <w:p>
       <w:pPr>
         <w:pStyle w:val="2"/>
         <w:jc w:val="center"/>
       </w:pPr>
-      <w:bookmarkStart w:id="4" w:name="_Toc230005379"/>
+      <w:bookmarkStart w:id="4" w:name="_Toc230079291"/>
       <w:r>
         <w:lastRenderedPageBreak/>
         <w:t>РУКОВОДСТВО ОПЕРАТОРА</w:t>
@@ -6745,7 +6580,23 @@
           <w:b/>
           <w:bCs/>
         </w:rPr>
-        <w:t>Модуль технолога системы «АгроКонтроль»</w:t>
+        <w:t>Модуль технолога системы «</w:t>
+      </w:r>
+      <w:proofErr w:type="spellStart"/>
+      <w:r>
+        <w:rPr>
+          <w:b/>
+          <w:bCs/>
+        </w:rPr>
+        <w:t>АгроКонтроль</w:t>
+      </w:r>
+      <w:proofErr w:type="spellEnd"/>
+      <w:r>
+        <w:rPr>
+          <w:b/>
+          <w:bCs/>
+        </w:rPr>
+        <w:t>»</w:t>
       </w:r>
     </w:p>
     <w:p>
@@ -6765,7 +6616,15 @@
     </w:p>
     <w:p>
       <w:r>
-        <w:t>Настоящее руководство предназначено для операторов (технологов) автоматизированной системы «АгроКонтроль», работающих с модулем технолога.</w:t>
+        <w:t>Настоящее руководство предназначено для операторов (технологов) автоматизированной системы «</w:t>
+      </w:r>
+      <w:proofErr w:type="spellStart"/>
+      <w:r>
+        <w:t>АгроКонтроль</w:t>
+      </w:r>
+      <w:proofErr w:type="spellEnd"/>
+      <w:r>
+        <w:t>», работающих с модулем технолога.</w:t>
       </w:r>
     </w:p>
     <w:p>
@@ -6857,6 +6716,7 @@
       <w:tblPr>
         <w:tblStyle w:val="a4"/>
         <w:tblW w:w="11280" w:type="dxa"/>
+        <w:tblInd w:w="-1388" w:type="dxa"/>
         <w:tblLook w:val="04A0" w:firstRow="1" w:lastRow="0" w:firstColumn="1" w:lastColumn="0" w:noHBand="0" w:noVBand="1"/>
       </w:tblPr>
       <w:tblGrid>
@@ -6874,7 +6734,7 @@
               <w:spacing w:after="160" w:line="278" w:lineRule="auto"/>
             </w:pPr>
             <w:r>
-              <w:t>Функция</w:t>
+              <w:t>ы</w:t>
             </w:r>
           </w:p>
         </w:tc>
@@ -7214,6 +7074,7 @@
       <w:tblPr>
         <w:tblStyle w:val="a4"/>
         <w:tblW w:w="11280" w:type="dxa"/>
+        <w:tblInd w:w="-1388" w:type="dxa"/>
         <w:tblLook w:val="04A0" w:firstRow="1" w:lastRow="0" w:firstColumn="1" w:lastColumn="0" w:noHBand="0" w:noVBand="1"/>
       </w:tblPr>
       <w:tblGrid>
@@ -7229,6 +7090,7 @@
           <w:p>
             <w:pPr>
               <w:spacing w:after="160" w:line="278" w:lineRule="auto"/>
+              <w:jc w:val="center"/>
             </w:pPr>
             <w:r>
               <w:t>Компонент</w:t>
@@ -7890,9 +7752,13 @@
             <w:pPr>
               <w:spacing w:after="160" w:line="278" w:lineRule="auto"/>
             </w:pPr>
+            <w:proofErr w:type="spellStart"/>
+            <w:proofErr w:type="gramStart"/>
             <w:r>
               <w:t>tech.ivanov</w:t>
             </w:r>
+            <w:proofErr w:type="spellEnd"/>
+            <w:proofErr w:type="gramEnd"/>
           </w:p>
         </w:tc>
         <w:tc>
@@ -7934,9 +7800,13 @@
             <w:pPr>
               <w:spacing w:after="160" w:line="278" w:lineRule="auto"/>
             </w:pPr>
+            <w:proofErr w:type="spellStart"/>
+            <w:proofErr w:type="gramStart"/>
             <w:r>
               <w:t>tech.petrova</w:t>
             </w:r>
+            <w:proofErr w:type="spellEnd"/>
+            <w:proofErr w:type="gramEnd"/>
           </w:p>
         </w:tc>
         <w:tc>
@@ -7978,9 +7848,11 @@
             <w:pPr>
               <w:spacing w:after="160" w:line="278" w:lineRule="auto"/>
             </w:pPr>
+            <w:proofErr w:type="spellStart"/>
             <w:r>
               <w:t>admin</w:t>
             </w:r>
+            <w:proofErr w:type="spellEnd"/>
           </w:p>
         </w:tc>
         <w:tc>
@@ -8321,9 +8193,11 @@
         </w:numPr>
         <w:spacing w:after="160" w:line="278" w:lineRule="auto"/>
       </w:pPr>
+      <w:proofErr w:type="spellStart"/>
       <w:r>
         <w:t>Email</w:t>
       </w:r>
+      <w:proofErr w:type="spellEnd"/>
     </w:p>
     <w:p>
       <w:pPr>
@@ -9119,7 +8993,11 @@
           </w:tcPr>
           <w:p>
             <w:r>
-              <w:t xml:space="preserve">Нажмите кнопку « </w:t>
+              <w:t xml:space="preserve">Нажмите кнопку </w:t>
+            </w:r>
+            <w:proofErr w:type="gramStart"/>
+            <w:r>
+              <w:t xml:space="preserve">« </w:t>
             </w:r>
             <w:r>
               <w:rPr>
@@ -9127,6 +9005,7 @@
               </w:rPr>
               <w:t>Добавить</w:t>
             </w:r>
+            <w:proofErr w:type="gramEnd"/>
             <w:r>
               <w:t xml:space="preserve"> </w:t>
             </w:r>
@@ -9924,13 +9803,24 @@
               <w:spacing w:after="160" w:line="278" w:lineRule="auto"/>
             </w:pPr>
             <w:r>
-              <w:t xml:space="preserve">Нажмите « </w:t>
+              <w:t xml:space="preserve">Нажмите </w:t>
+            </w:r>
+            <w:proofErr w:type="gramStart"/>
+            <w:r>
+              <w:t xml:space="preserve">« </w:t>
             </w:r>
             <w:r>
               <w:rPr>
                 <w:rFonts w:ascii="Aptos" w:hAnsi="Aptos" w:cs="Aptos"/>
               </w:rPr>
-              <w:t>Добавить»</w:t>
+              <w:t>Добавить</w:t>
+            </w:r>
+            <w:proofErr w:type="gramEnd"/>
+            <w:r>
+              <w:rPr>
+                <w:rFonts w:ascii="Aptos" w:hAnsi="Aptos" w:cs="Aptos"/>
+              </w:rPr>
+              <w:t>»</w:t>
             </w:r>
             <w:r>
               <w:t xml:space="preserve"> </w:t>
@@ -10639,7 +10529,11 @@
               <w:spacing w:after="160" w:line="278" w:lineRule="auto"/>
             </w:pPr>
             <w:r>
-              <w:t xml:space="preserve">Нажмите « </w:t>
+              <w:t xml:space="preserve">Нажмите </w:t>
+            </w:r>
+            <w:proofErr w:type="gramStart"/>
+            <w:r>
+              <w:t xml:space="preserve">« </w:t>
             </w:r>
             <w:r>
               <w:rPr>
@@ -10647,6 +10541,7 @@
               </w:rPr>
               <w:t>Создать</w:t>
             </w:r>
+            <w:proofErr w:type="gramEnd"/>
             <w:r>
               <w:t xml:space="preserve"> </w:t>
             </w:r>
@@ -10927,9 +10822,35 @@
             <w:pPr>
               <w:spacing w:after="160" w:line="278" w:lineRule="auto"/>
             </w:pPr>
-            <w:r>
-              <w:t>mixing/holding/extrusion/cooling</w:t>
-            </w:r>
+            <w:proofErr w:type="spellStart"/>
+            <w:r>
+              <w:t>mixing</w:t>
+            </w:r>
+            <w:proofErr w:type="spellEnd"/>
+            <w:r>
+              <w:t>/</w:t>
+            </w:r>
+            <w:proofErr w:type="spellStart"/>
+            <w:r>
+              <w:t>holding</w:t>
+            </w:r>
+            <w:proofErr w:type="spellEnd"/>
+            <w:r>
+              <w:t>/</w:t>
+            </w:r>
+            <w:proofErr w:type="spellStart"/>
+            <w:r>
+              <w:t>extrusion</w:t>
+            </w:r>
+            <w:proofErr w:type="spellEnd"/>
+            <w:r>
+              <w:t>/</w:t>
+            </w:r>
+            <w:proofErr w:type="spellStart"/>
+            <w:r>
+              <w:t>cooling</w:t>
+            </w:r>
+            <w:proofErr w:type="spellEnd"/>
           </w:p>
         </w:tc>
       </w:tr>
@@ -11132,13 +11053,24 @@
               <w:spacing w:after="160" w:line="278" w:lineRule="auto"/>
             </w:pPr>
             <w:r>
-              <w:t xml:space="preserve">Нажмите « </w:t>
+              <w:t xml:space="preserve">Нажмите </w:t>
+            </w:r>
+            <w:proofErr w:type="gramStart"/>
+            <w:r>
+              <w:t xml:space="preserve">« </w:t>
             </w:r>
             <w:r>
               <w:rPr>
                 <w:rFonts w:ascii="Aptos" w:hAnsi="Aptos" w:cs="Aptos"/>
               </w:rPr>
-              <w:t>Создать»</w:t>
+              <w:t>Создать</w:t>
+            </w:r>
+            <w:proofErr w:type="gramEnd"/>
+            <w:r>
+              <w:rPr>
+                <w:rFonts w:ascii="Aptos" w:hAnsi="Aptos" w:cs="Aptos"/>
+              </w:rPr>
+              <w:t>»</w:t>
             </w:r>
           </w:p>
         </w:tc>
@@ -11228,7 +11160,15 @@
               <w:spacing w:after="160" w:line="278" w:lineRule="auto"/>
             </w:pPr>
             <w:r>
-              <w:t>Укажите приоритет (1-5)</w:t>
+              <w:t>Укажите приоритет (</w:t>
+            </w:r>
+            <w:proofErr w:type="gramStart"/>
+            <w:r>
+              <w:t>1-5</w:t>
+            </w:r>
+            <w:proofErr w:type="gramEnd"/>
+            <w:r>
+              <w:t>)</w:t>
             </w:r>
           </w:p>
         </w:tc>
@@ -11410,8 +11350,13 @@
               <w:spacing w:after="160" w:line="278" w:lineRule="auto"/>
             </w:pPr>
             <w:r>
-              <w:t>Редактировать, Удалить</w:t>
-            </w:r>
+              <w:t>Редактировать</w:t>
+            </w:r>
+            <w:proofErr w:type="gramStart"/>
+            <w:r>
+              <w:t>, Удалить</w:t>
+            </w:r>
+            <w:proofErr w:type="gramEnd"/>
           </w:p>
         </w:tc>
       </w:tr>
@@ -11692,13 +11637,24 @@
               <w:spacing w:after="160" w:line="278" w:lineRule="auto"/>
             </w:pPr>
             <w:r>
-              <w:t xml:space="preserve">Нажмите « </w:t>
+              <w:t xml:space="preserve">Нажмите </w:t>
+            </w:r>
+            <w:proofErr w:type="gramStart"/>
+            <w:r>
+              <w:t xml:space="preserve">« </w:t>
             </w:r>
             <w:r>
               <w:rPr>
                 <w:rFonts w:ascii="Aptos" w:hAnsi="Aptos" w:cs="Aptos"/>
               </w:rPr>
-              <w:t>Сформировать»</w:t>
+              <w:t>Сформировать</w:t>
+            </w:r>
+            <w:proofErr w:type="gramEnd"/>
+            <w:r>
+              <w:rPr>
+                <w:rFonts w:ascii="Aptos" w:hAnsi="Aptos" w:cs="Aptos"/>
+              </w:rPr>
+              <w:t>»</w:t>
             </w:r>
           </w:p>
         </w:tc>
@@ -12104,13 +12060,24 @@
               <w:spacing w:after="160" w:line="278" w:lineRule="auto"/>
             </w:pPr>
             <w:r>
-              <w:t xml:space="preserve">Нажмите кнопку « </w:t>
+              <w:t xml:space="preserve">Нажмите кнопку </w:t>
+            </w:r>
+            <w:proofErr w:type="gramStart"/>
+            <w:r>
+              <w:t xml:space="preserve">« </w:t>
             </w:r>
             <w:r>
               <w:rPr>
                 <w:rFonts w:ascii="Aptos" w:hAnsi="Aptos" w:cs="Aptos"/>
               </w:rPr>
-              <w:t>Завершить»</w:t>
+              <w:t>Завершить</w:t>
+            </w:r>
+            <w:proofErr w:type="gramEnd"/>
+            <w:r>
+              <w:rPr>
+                <w:rFonts w:ascii="Aptos" w:hAnsi="Aptos" w:cs="Aptos"/>
+              </w:rPr>
+              <w:t>»</w:t>
             </w:r>
           </w:p>
         </w:tc>
@@ -12564,8 +12531,13 @@
             <w:pPr>
               <w:spacing w:after="160" w:line="278" w:lineRule="auto"/>
             </w:pPr>
-            <w:r>
-              <w:t>50-150 °C</w:t>
+            <w:proofErr w:type="gramStart"/>
+            <w:r>
+              <w:t>50-150</w:t>
+            </w:r>
+            <w:proofErr w:type="gramEnd"/>
+            <w:r>
+              <w:t xml:space="preserve"> °C</w:t>
             </w:r>
           </w:p>
         </w:tc>
@@ -12608,9 +12580,19 @@
             <w:pPr>
               <w:spacing w:after="160" w:line="278" w:lineRule="auto"/>
             </w:pPr>
-            <w:r>
-              <w:t>1-10 bar</w:t>
-            </w:r>
+            <w:proofErr w:type="gramStart"/>
+            <w:r>
+              <w:t>1-10</w:t>
+            </w:r>
+            <w:proofErr w:type="gramEnd"/>
+            <w:r>
+              <w:t xml:space="preserve"> </w:t>
+            </w:r>
+            <w:proofErr w:type="spellStart"/>
+            <w:r>
+              <w:t>bar</w:t>
+            </w:r>
+            <w:proofErr w:type="spellEnd"/>
           </w:p>
         </w:tc>
         <w:tc>
@@ -12652,9 +12634,19 @@
             <w:pPr>
               <w:spacing w:after="160" w:line="278" w:lineRule="auto"/>
             </w:pPr>
-            <w:r>
-              <w:t>50-300 rpm</w:t>
-            </w:r>
+            <w:proofErr w:type="gramStart"/>
+            <w:r>
+              <w:t>50-300</w:t>
+            </w:r>
+            <w:proofErr w:type="gramEnd"/>
+            <w:r>
+              <w:t xml:space="preserve"> </w:t>
+            </w:r>
+            <w:proofErr w:type="spellStart"/>
+            <w:r>
+              <w:t>rpm</w:t>
+            </w:r>
+            <w:proofErr w:type="spellEnd"/>
           </w:p>
         </w:tc>
         <w:tc>
@@ -12696,8 +12688,13 @@
             <w:pPr>
               <w:spacing w:after="160" w:line="278" w:lineRule="auto"/>
             </w:pPr>
-            <w:r>
-              <w:t>50-200 кг/ч</w:t>
+            <w:proofErr w:type="gramStart"/>
+            <w:r>
+              <w:t>50-200</w:t>
+            </w:r>
+            <w:proofErr w:type="gramEnd"/>
+            <w:r>
+              <w:t xml:space="preserve"> кг/ч</w:t>
             </w:r>
           </w:p>
         </w:tc>
@@ -13709,7 +13706,23 @@
           <w:b/>
           <w:bCs/>
         </w:rPr>
-        <w:t>Система управления производством «АгроКонтроль»</w:t>
+        <w:t>Система управления производством «</w:t>
+      </w:r>
+      <w:proofErr w:type="spellStart"/>
+      <w:r>
+        <w:rPr>
+          <w:b/>
+          <w:bCs/>
+        </w:rPr>
+        <w:t>АгроКонтроль</w:t>
+      </w:r>
+      <w:proofErr w:type="spellEnd"/>
+      <w:r>
+        <w:rPr>
+          <w:b/>
+          <w:bCs/>
+        </w:rPr>
+        <w:t>»</w:t>
       </w:r>
     </w:p>
     <w:p/>
@@ -13845,7 +13858,15 @@
     </w:p>
     <w:p>
       <w:r>
-        <w:t>Документ содержит информацию об отладке программных модулей системы «АгроКонтроль», выявленных ошибках и способах их устранения.</w:t>
+        <w:t>Документ содержит информацию об отладке программных модулей системы «</w:t>
+      </w:r>
+      <w:proofErr w:type="spellStart"/>
+      <w:r>
+        <w:t>АгроКонтроль</w:t>
+      </w:r>
+      <w:proofErr w:type="spellEnd"/>
+      <w:r>
+        <w:t>», выявленных ошибках и способах их устранения.</w:t>
       </w:r>
     </w:p>
     <w:p>
@@ -14199,9 +14220,11 @@
             <w:pPr>
               <w:spacing w:after="160" w:line="278" w:lineRule="auto"/>
             </w:pPr>
+            <w:proofErr w:type="spellStart"/>
             <w:r>
               <w:t>Postman</w:t>
             </w:r>
+            <w:proofErr w:type="spellEnd"/>
           </w:p>
         </w:tc>
         <w:tc>
@@ -14259,9 +14282,11 @@
             <w:pPr>
               <w:spacing w:after="160" w:line="278" w:lineRule="auto"/>
             </w:pPr>
+            <w:proofErr w:type="spellStart"/>
             <w:r>
               <w:t>Swagger</w:t>
             </w:r>
+            <w:proofErr w:type="spellEnd"/>
           </w:p>
         </w:tc>
         <w:tc>
@@ -14410,9 +14435,11 @@
             <w:pPr>
               <w:spacing w:after="160" w:line="278" w:lineRule="auto"/>
             </w:pPr>
+            <w:proofErr w:type="spellStart"/>
             <w:r>
               <w:t>MainWindow.xaml.cs</w:t>
             </w:r>
+            <w:proofErr w:type="spellEnd"/>
           </w:p>
         </w:tc>
         <w:tc>
@@ -14454,9 +14481,11 @@
             <w:pPr>
               <w:spacing w:after="160" w:line="278" w:lineRule="auto"/>
             </w:pPr>
+            <w:proofErr w:type="spellStart"/>
             <w:r>
               <w:t>LoginWindow.xaml.cs</w:t>
             </w:r>
+            <w:proofErr w:type="spellEnd"/>
           </w:p>
         </w:tc>
         <w:tc>
@@ -14498,8 +14527,18 @@
             <w:pPr>
               <w:spacing w:after="160" w:line="278" w:lineRule="auto"/>
             </w:pPr>
-            <w:r>
-              <w:t>ShowProducts()</w:t>
+            <w:proofErr w:type="spellStart"/>
+            <w:proofErr w:type="gramStart"/>
+            <w:r>
+              <w:t>ShowProducts</w:t>
+            </w:r>
+            <w:proofErr w:type="spellEnd"/>
+            <w:r>
+              <w:t>(</w:t>
+            </w:r>
+            <w:proofErr w:type="gramEnd"/>
+            <w:r>
+              <w:t>)</w:t>
             </w:r>
           </w:p>
         </w:tc>
@@ -14543,8 +14582,18 @@
             <w:pPr>
               <w:spacing w:after="160" w:line="278" w:lineRule="auto"/>
             </w:pPr>
-            <w:r>
-              <w:t>ShowRecipes()</w:t>
+            <w:proofErr w:type="spellStart"/>
+            <w:proofErr w:type="gramStart"/>
+            <w:r>
+              <w:t>ShowRecipes</w:t>
+            </w:r>
+            <w:proofErr w:type="spellEnd"/>
+            <w:r>
+              <w:t>(</w:t>
+            </w:r>
+            <w:proofErr w:type="gramEnd"/>
+            <w:r>
+              <w:t>)</w:t>
             </w:r>
           </w:p>
         </w:tc>
@@ -14587,8 +14636,18 @@
             <w:pPr>
               <w:spacing w:after="160" w:line="278" w:lineRule="auto"/>
             </w:pPr>
-            <w:r>
-              <w:t>ShowBatches()</w:t>
+            <w:proofErr w:type="spellStart"/>
+            <w:proofErr w:type="gramStart"/>
+            <w:r>
+              <w:t>ShowBatches</w:t>
+            </w:r>
+            <w:proofErr w:type="spellEnd"/>
+            <w:r>
+              <w:t>(</w:t>
+            </w:r>
+            <w:proofErr w:type="gramEnd"/>
+            <w:r>
+              <w:t>)</w:t>
             </w:r>
           </w:p>
         </w:tc>
@@ -14631,8 +14690,18 @@
             <w:pPr>
               <w:spacing w:after="160" w:line="278" w:lineRule="auto"/>
             </w:pPr>
-            <w:r>
-              <w:t>ExportToExcel()</w:t>
+            <w:proofErr w:type="spellStart"/>
+            <w:proofErr w:type="gramStart"/>
+            <w:r>
+              <w:t>ExportToExcel</w:t>
+            </w:r>
+            <w:proofErr w:type="spellEnd"/>
+            <w:r>
+              <w:t>(</w:t>
+            </w:r>
+            <w:proofErr w:type="gramEnd"/>
+            <w:r>
+              <w:t>)</w:t>
             </w:r>
           </w:p>
         </w:tc>
@@ -14677,9 +14746,11 @@
       </w:r>
     </w:p>
     <w:p>
+      <w:proofErr w:type="spellStart"/>
       <w:r>
         <w:t>csharp</w:t>
       </w:r>
+      <w:proofErr w:type="spellEnd"/>
     </w:p>
     <w:p>
       <w:r>
@@ -14696,7 +14767,29 @@
         <w:rPr>
           <w:lang w:val="en-US"/>
         </w:rPr>
-        <w:t>private void AddProduct()</w:t>
+        <w:t xml:space="preserve">private void </w:t>
+      </w:r>
+      <w:proofErr w:type="spellStart"/>
+      <w:proofErr w:type="gramStart"/>
+      <w:r>
+        <w:rPr>
+          <w:lang w:val="en-US"/>
+        </w:rPr>
+        <w:t>AddProduct</w:t>
+      </w:r>
+      <w:proofErr w:type="spellEnd"/>
+      <w:r>
+        <w:rPr>
+          <w:lang w:val="en-US"/>
+        </w:rPr>
+        <w:t>(</w:t>
+      </w:r>
+      <w:proofErr w:type="gramEnd"/>
+      <w:r>
+        <w:rPr>
+          <w:lang w:val="en-US"/>
+        </w:rPr>
+        <w:t>)</w:t>
       </w:r>
     </w:p>
     <w:p>
@@ -14722,7 +14815,43 @@
         <w:rPr>
           <w:lang w:val="en-US"/>
         </w:rPr>
-        <w:t xml:space="preserve">    var newProduct = new ProductItem();  // &lt;- </w:t>
+        <w:t xml:space="preserve">    var </w:t>
+      </w:r>
+      <w:proofErr w:type="spellStart"/>
+      <w:r>
+        <w:rPr>
+          <w:lang w:val="en-US"/>
+        </w:rPr>
+        <w:t>newProduct</w:t>
+      </w:r>
+      <w:proofErr w:type="spellEnd"/>
+      <w:r>
+        <w:rPr>
+          <w:lang w:val="en-US"/>
+        </w:rPr>
+        <w:t xml:space="preserve"> = new </w:t>
+      </w:r>
+      <w:proofErr w:type="spellStart"/>
+      <w:proofErr w:type="gramStart"/>
+      <w:r>
+        <w:rPr>
+          <w:lang w:val="en-US"/>
+        </w:rPr>
+        <w:t>ProductItem</w:t>
+      </w:r>
+      <w:proofErr w:type="spellEnd"/>
+      <w:r>
+        <w:rPr>
+          <w:lang w:val="en-US"/>
+        </w:rPr>
+        <w:t>(</w:t>
+      </w:r>
+      <w:proofErr w:type="gramEnd"/>
+      <w:r>
+        <w:rPr>
+          <w:lang w:val="en-US"/>
+        </w:rPr>
+        <w:t xml:space="preserve">);  // &lt;- </w:t>
       </w:r>
       <w:r>
         <w:t>ТОЧКА</w:t>
@@ -14747,31 +14876,107 @@
         <w:rPr>
           <w:lang w:val="en-US"/>
         </w:rPr>
-        <w:t xml:space="preserve">    newProduct.Id = _nextProductId++;</w:t>
-      </w:r>
-    </w:p>
-    <w:p>
-      <w:pPr>
-        <w:rPr>
-          <w:lang w:val="en-US"/>
-        </w:rPr>
-      </w:pPr>
-      <w:r>
-        <w:rPr>
-          <w:lang w:val="en-US"/>
-        </w:rPr>
-        <w:t xml:space="preserve">    _products.Add(newProduct);</w:t>
-      </w:r>
-    </w:p>
-    <w:p>
-      <w:r>
-        <w:rPr>
-          <w:lang w:val="en-US"/>
-        </w:rPr>
         <w:t xml:space="preserve">    </w:t>
       </w:r>
-      <w:r>
-        <w:t>ShowProducts();</w:t>
+      <w:proofErr w:type="spellStart"/>
+      <w:r>
+        <w:rPr>
+          <w:lang w:val="en-US"/>
+        </w:rPr>
+        <w:t>newProduct.Id</w:t>
+      </w:r>
+      <w:proofErr w:type="spellEnd"/>
+      <w:r>
+        <w:rPr>
+          <w:lang w:val="en-US"/>
+        </w:rPr>
+        <w:t xml:space="preserve"> = _</w:t>
+      </w:r>
+      <w:proofErr w:type="spellStart"/>
+      <w:r>
+        <w:rPr>
+          <w:lang w:val="en-US"/>
+        </w:rPr>
+        <w:t>nextProductId</w:t>
+      </w:r>
+      <w:proofErr w:type="spellEnd"/>
+      <w:r>
+        <w:rPr>
+          <w:lang w:val="en-US"/>
+        </w:rPr>
+        <w:t>+</w:t>
+      </w:r>
+      <w:proofErr w:type="gramStart"/>
+      <w:r>
+        <w:rPr>
+          <w:lang w:val="en-US"/>
+        </w:rPr>
+        <w:t>+;</w:t>
+      </w:r>
+      <w:proofErr w:type="gramEnd"/>
+    </w:p>
+    <w:p>
+      <w:pPr>
+        <w:rPr>
+          <w:lang w:val="en-US"/>
+        </w:rPr>
+      </w:pPr>
+      <w:r>
+        <w:rPr>
+          <w:lang w:val="en-US"/>
+        </w:rPr>
+        <w:t xml:space="preserve">    _</w:t>
+      </w:r>
+      <w:proofErr w:type="spellStart"/>
+      <w:proofErr w:type="gramStart"/>
+      <w:r>
+        <w:rPr>
+          <w:lang w:val="en-US"/>
+        </w:rPr>
+        <w:t>products.Add</w:t>
+      </w:r>
+      <w:proofErr w:type="spellEnd"/>
+      <w:proofErr w:type="gramEnd"/>
+      <w:r>
+        <w:rPr>
+          <w:lang w:val="en-US"/>
+        </w:rPr>
+        <w:t>(</w:t>
+      </w:r>
+      <w:proofErr w:type="spellStart"/>
+      <w:r>
+        <w:rPr>
+          <w:lang w:val="en-US"/>
+        </w:rPr>
+        <w:t>newProduct</w:t>
+      </w:r>
+      <w:proofErr w:type="spellEnd"/>
+      <w:r>
+        <w:rPr>
+          <w:lang w:val="en-US"/>
+        </w:rPr>
+        <w:t>);</w:t>
+      </w:r>
+    </w:p>
+    <w:p>
+      <w:r>
+        <w:rPr>
+          <w:lang w:val="en-US"/>
+        </w:rPr>
+        <w:t xml:space="preserve">    </w:t>
+      </w:r>
+      <w:proofErr w:type="spellStart"/>
+      <w:proofErr w:type="gramStart"/>
+      <w:r>
+        <w:t>ShowProducts</w:t>
+      </w:r>
+      <w:proofErr w:type="spellEnd"/>
+      <w:r>
+        <w:t>(</w:t>
+      </w:r>
+      <w:proofErr w:type="gramEnd"/>
+      <w:r>
+        <w:t>);</w:t>
       </w:r>
     </w:p>
     <w:p>
@@ -14913,7 +15118,15 @@
               <w:spacing w:after="160" w:line="278" w:lineRule="auto"/>
             </w:pPr>
             <w:r>
-              <w:t>Шаг с обходом (Step Over)</w:t>
+              <w:t xml:space="preserve">Шаг с обходом (Step </w:t>
+            </w:r>
+            <w:proofErr w:type="spellStart"/>
+            <w:r>
+              <w:t>Over</w:t>
+            </w:r>
+            <w:proofErr w:type="spellEnd"/>
+            <w:r>
+              <w:t>)</w:t>
             </w:r>
           </w:p>
         </w:tc>
@@ -14943,7 +15156,15 @@
               <w:spacing w:after="160" w:line="278" w:lineRule="auto"/>
             </w:pPr>
             <w:r>
-              <w:t>Шаг с заходом (Step Into)</w:t>
+              <w:t xml:space="preserve">Шаг с заходом (Step </w:t>
+            </w:r>
+            <w:proofErr w:type="spellStart"/>
+            <w:r>
+              <w:t>Into</w:t>
+            </w:r>
+            <w:proofErr w:type="spellEnd"/>
+            <w:r>
+              <w:t>)</w:t>
             </w:r>
           </w:p>
         </w:tc>
@@ -15132,9 +15353,11 @@
             <w:pPr>
               <w:spacing w:after="160" w:line="278" w:lineRule="auto"/>
             </w:pPr>
+            <w:proofErr w:type="spellStart"/>
             <w:r>
               <w:t>LoginWindow</w:t>
             </w:r>
+            <w:proofErr w:type="spellEnd"/>
           </w:p>
         </w:tc>
         <w:tc>
@@ -15175,8 +15398,13 @@
               <w:spacing w:after="160" w:line="278" w:lineRule="auto"/>
             </w:pPr>
             <w:r>
-              <w:t>Добавлено поле _currentCaptcha</w:t>
-            </w:r>
+              <w:t>Добавлено поле _</w:t>
+            </w:r>
+            <w:proofErr w:type="spellStart"/>
+            <w:r>
+              <w:t>currentCaptcha</w:t>
+            </w:r>
+            <w:proofErr w:type="spellEnd"/>
           </w:p>
         </w:tc>
       </w:tr>
@@ -15218,9 +15446,11 @@
             <w:pPr>
               <w:spacing w:after="160" w:line="278" w:lineRule="auto"/>
             </w:pPr>
+            <w:proofErr w:type="spellStart"/>
             <w:r>
               <w:t>ShowProducts</w:t>
             </w:r>
+            <w:proofErr w:type="spellEnd"/>
           </w:p>
         </w:tc>
         <w:tc>
@@ -15247,21 +15477,39 @@
               <w:spacing w:after="160" w:line="278" w:lineRule="auto"/>
             </w:pPr>
             <w:r>
-              <w:t>Отсутствовал Refresh</w:t>
-            </w:r>
-          </w:p>
-        </w:tc>
-        <w:tc>
-          <w:tcPr>
-            <w:tcW w:w="0" w:type="auto"/>
-            <w:hideMark/>
-          </w:tcPr>
-          <w:p>
-            <w:pPr>
-              <w:spacing w:after="160" w:line="278" w:lineRule="auto"/>
-            </w:pPr>
-            <w:r>
-              <w:t>Добавлен вызов ShowProducts()</w:t>
+              <w:t xml:space="preserve">Отсутствовал </w:t>
+            </w:r>
+            <w:proofErr w:type="spellStart"/>
+            <w:r>
+              <w:t>Refresh</w:t>
+            </w:r>
+            <w:proofErr w:type="spellEnd"/>
+          </w:p>
+        </w:tc>
+        <w:tc>
+          <w:tcPr>
+            <w:tcW w:w="0" w:type="auto"/>
+            <w:hideMark/>
+          </w:tcPr>
+          <w:p>
+            <w:pPr>
+              <w:spacing w:after="160" w:line="278" w:lineRule="auto"/>
+            </w:pPr>
+            <w:r>
+              <w:t xml:space="preserve">Добавлен вызов </w:t>
+            </w:r>
+            <w:proofErr w:type="spellStart"/>
+            <w:proofErr w:type="gramStart"/>
+            <w:r>
+              <w:t>ShowProducts</w:t>
+            </w:r>
+            <w:proofErr w:type="spellEnd"/>
+            <w:r>
+              <w:t>(</w:t>
+            </w:r>
+            <w:proofErr w:type="gramEnd"/>
+            <w:r>
+              <w:t>)</w:t>
             </w:r>
           </w:p>
         </w:tc>
@@ -15304,9 +15552,11 @@
             <w:pPr>
               <w:spacing w:after="160" w:line="278" w:lineRule="auto"/>
             </w:pPr>
+            <w:proofErr w:type="spellStart"/>
             <w:r>
               <w:t>ShowRecipes</w:t>
             </w:r>
+            <w:proofErr w:type="spellEnd"/>
           </w:p>
         </w:tc>
         <w:tc>
@@ -15390,9 +15640,11 @@
             <w:pPr>
               <w:spacing w:after="160" w:line="278" w:lineRule="auto"/>
             </w:pPr>
+            <w:proofErr w:type="spellStart"/>
             <w:r>
               <w:t>ExportToExcel</w:t>
             </w:r>
+            <w:proofErr w:type="spellEnd"/>
           </w:p>
         </w:tc>
         <w:tc>
@@ -15418,23 +15670,38 @@
             <w:pPr>
               <w:spacing w:after="160" w:line="278" w:lineRule="auto"/>
             </w:pPr>
-            <w:r>
-              <w:t>DataGrid.ItemsSource = null</w:t>
-            </w:r>
-          </w:p>
-        </w:tc>
-        <w:tc>
-          <w:tcPr>
-            <w:tcW w:w="0" w:type="auto"/>
-            <w:hideMark/>
-          </w:tcPr>
-          <w:p>
-            <w:pPr>
-              <w:spacing w:after="160" w:line="278" w:lineRule="auto"/>
-            </w:pPr>
-            <w:r>
-              <w:t>Добавлена проверка на null</w:t>
-            </w:r>
+            <w:proofErr w:type="spellStart"/>
+            <w:r>
+              <w:t>DataGrid.ItemsSource</w:t>
+            </w:r>
+            <w:proofErr w:type="spellEnd"/>
+            <w:r>
+              <w:t xml:space="preserve"> = </w:t>
+            </w:r>
+            <w:proofErr w:type="spellStart"/>
+            <w:r>
+              <w:t>null</w:t>
+            </w:r>
+            <w:proofErr w:type="spellEnd"/>
+          </w:p>
+        </w:tc>
+        <w:tc>
+          <w:tcPr>
+            <w:tcW w:w="0" w:type="auto"/>
+            <w:hideMark/>
+          </w:tcPr>
+          <w:p>
+            <w:pPr>
+              <w:spacing w:after="160" w:line="278" w:lineRule="auto"/>
+            </w:pPr>
+            <w:r>
+              <w:t xml:space="preserve">Добавлена проверка на </w:t>
+            </w:r>
+            <w:proofErr w:type="spellStart"/>
+            <w:r>
+              <w:t>null</w:t>
+            </w:r>
+            <w:proofErr w:type="spellEnd"/>
           </w:p>
         </w:tc>
       </w:tr>
@@ -15476,9 +15743,11 @@
             <w:pPr>
               <w:spacing w:after="160" w:line="278" w:lineRule="auto"/>
             </w:pPr>
+            <w:proofErr w:type="spellStart"/>
             <w:r>
               <w:t>ShowBatches</w:t>
             </w:r>
+            <w:proofErr w:type="spellEnd"/>
           </w:p>
         </w:tc>
         <w:tc>
@@ -15519,7 +15788,20 @@
               <w:spacing w:after="160" w:line="278" w:lineRule="auto"/>
             </w:pPr>
             <w:r>
-              <w:t>Исправлен метод StartBatch()</w:t>
+              <w:t xml:space="preserve">Исправлен метод </w:t>
+            </w:r>
+            <w:proofErr w:type="spellStart"/>
+            <w:proofErr w:type="gramStart"/>
+            <w:r>
+              <w:t>StartBatch</w:t>
+            </w:r>
+            <w:proofErr w:type="spellEnd"/>
+            <w:r>
+              <w:t>(</w:t>
+            </w:r>
+            <w:proofErr w:type="gramEnd"/>
+            <w:r>
+              <w:t>)</w:t>
             </w:r>
           </w:p>
         </w:tc>
@@ -15541,9 +15823,11 @@
       </w:r>
     </w:p>
     <w:p>
+      <w:proofErr w:type="spellStart"/>
       <w:r>
         <w:t>csharp</w:t>
       </w:r>
+      <w:proofErr w:type="spellEnd"/>
     </w:p>
     <w:p>
       <w:r>
@@ -15551,8 +15835,34 @@
       </w:r>
     </w:p>
     <w:p>
-      <w:r>
-        <w:t>private void GenerateCaptcha()</w:t>
+      <w:proofErr w:type="spellStart"/>
+      <w:r>
+        <w:t>private</w:t>
+      </w:r>
+      <w:proofErr w:type="spellEnd"/>
+      <w:r>
+        <w:t xml:space="preserve"> </w:t>
+      </w:r>
+      <w:proofErr w:type="spellStart"/>
+      <w:r>
+        <w:t>void</w:t>
+      </w:r>
+      <w:proofErr w:type="spellEnd"/>
+      <w:r>
+        <w:t xml:space="preserve"> </w:t>
+      </w:r>
+      <w:proofErr w:type="spellStart"/>
+      <w:proofErr w:type="gramStart"/>
+      <w:r>
+        <w:t>GenerateCaptcha</w:t>
+      </w:r>
+      <w:proofErr w:type="spellEnd"/>
+      <w:r>
+        <w:t>(</w:t>
+      </w:r>
+      <w:proofErr w:type="gramEnd"/>
+      <w:r>
+        <w:t>)</w:t>
       </w:r>
     </w:p>
     <w:p>
@@ -15574,20 +15884,70 @@
         <w:rPr>
           <w:lang w:val="en-US"/>
         </w:rPr>
-        <w:t>_currentCaptcha = GenerateRandomText(6);</w:t>
-      </w:r>
-    </w:p>
-    <w:p>
-      <w:pPr>
-        <w:rPr>
-          <w:lang w:val="en-US"/>
-        </w:rPr>
-      </w:pPr>
-      <w:r>
-        <w:rPr>
-          <w:lang w:val="en-US"/>
-        </w:rPr>
-        <w:t xml:space="preserve">    Debug.WriteLine($"CAPTCHA </w:t>
+        <w:t>_</w:t>
+      </w:r>
+      <w:proofErr w:type="spellStart"/>
+      <w:r>
+        <w:rPr>
+          <w:lang w:val="en-US"/>
+        </w:rPr>
+        <w:t>currentCaptcha</w:t>
+      </w:r>
+      <w:proofErr w:type="spellEnd"/>
+      <w:r>
+        <w:rPr>
+          <w:lang w:val="en-US"/>
+        </w:rPr>
+        <w:t xml:space="preserve"> = </w:t>
+      </w:r>
+      <w:proofErr w:type="spellStart"/>
+      <w:proofErr w:type="gramStart"/>
+      <w:r>
+        <w:rPr>
+          <w:lang w:val="en-US"/>
+        </w:rPr>
+        <w:t>GenerateRandomText</w:t>
+      </w:r>
+      <w:proofErr w:type="spellEnd"/>
+      <w:r>
+        <w:rPr>
+          <w:lang w:val="en-US"/>
+        </w:rPr>
+        <w:t>(</w:t>
+      </w:r>
+      <w:proofErr w:type="gramEnd"/>
+      <w:r>
+        <w:rPr>
+          <w:lang w:val="en-US"/>
+        </w:rPr>
+        <w:t>6);</w:t>
+      </w:r>
+    </w:p>
+    <w:p>
+      <w:pPr>
+        <w:rPr>
+          <w:lang w:val="en-US"/>
+        </w:rPr>
+      </w:pPr>
+      <w:r>
+        <w:rPr>
+          <w:lang w:val="en-US"/>
+        </w:rPr>
+        <w:t xml:space="preserve">    </w:t>
+      </w:r>
+      <w:proofErr w:type="spellStart"/>
+      <w:r>
+        <w:rPr>
+          <w:lang w:val="en-US"/>
+        </w:rPr>
+        <w:t>Debug.WriteLine</w:t>
+      </w:r>
+      <w:proofErr w:type="spellEnd"/>
+      <w:r>
+        <w:rPr>
+          <w:lang w:val="en-US"/>
+        </w:rPr>
+        <w:t xml:space="preserve">($"CAPTCHA </w:t>
       </w:r>
       <w:r>
         <w:t>сгенерирована</w:t>
@@ -15596,20 +15956,92 @@
         <w:rPr>
           <w:lang w:val="en-US"/>
         </w:rPr>
-        <w:t>: {_currentCaptcha}");</w:t>
-      </w:r>
-    </w:p>
-    <w:p>
-      <w:pPr>
-        <w:rPr>
-          <w:lang w:val="en-US"/>
-        </w:rPr>
-      </w:pPr>
-      <w:r>
-        <w:rPr>
-          <w:lang w:val="en-US"/>
-        </w:rPr>
-        <w:t xml:space="preserve">    imgCaptcha.Source = CreateCaptchaImage(_currentCaptcha, 280, 80);</w:t>
+        <w:t>: {_</w:t>
+      </w:r>
+      <w:proofErr w:type="spellStart"/>
+      <w:r>
+        <w:rPr>
+          <w:lang w:val="en-US"/>
+        </w:rPr>
+        <w:t>currentCaptcha</w:t>
+      </w:r>
+      <w:proofErr w:type="spellEnd"/>
+      <w:r>
+        <w:rPr>
+          <w:lang w:val="en-US"/>
+        </w:rPr>
+        <w:t>}"</w:t>
+      </w:r>
+      <w:proofErr w:type="gramStart"/>
+      <w:r>
+        <w:rPr>
+          <w:lang w:val="en-US"/>
+        </w:rPr>
+        <w:t>);</w:t>
+      </w:r>
+      <w:proofErr w:type="gramEnd"/>
+    </w:p>
+    <w:p>
+      <w:pPr>
+        <w:rPr>
+          <w:lang w:val="en-US"/>
+        </w:rPr>
+      </w:pPr>
+      <w:r>
+        <w:rPr>
+          <w:lang w:val="en-US"/>
+        </w:rPr>
+        <w:t xml:space="preserve">    </w:t>
+      </w:r>
+      <w:proofErr w:type="spellStart"/>
+      <w:r>
+        <w:rPr>
+          <w:lang w:val="en-US"/>
+        </w:rPr>
+        <w:t>imgCaptcha.Source</w:t>
+      </w:r>
+      <w:proofErr w:type="spellEnd"/>
+      <w:r>
+        <w:rPr>
+          <w:lang w:val="en-US"/>
+        </w:rPr>
+        <w:t xml:space="preserve"> = </w:t>
+      </w:r>
+      <w:proofErr w:type="spellStart"/>
+      <w:proofErr w:type="gramStart"/>
+      <w:r>
+        <w:rPr>
+          <w:lang w:val="en-US"/>
+        </w:rPr>
+        <w:t>CreateCaptchaImage</w:t>
+      </w:r>
+      <w:proofErr w:type="spellEnd"/>
+      <w:r>
+        <w:rPr>
+          <w:lang w:val="en-US"/>
+        </w:rPr>
+        <w:t>(</w:t>
+      </w:r>
+      <w:proofErr w:type="gramEnd"/>
+      <w:r>
+        <w:rPr>
+          <w:lang w:val="en-US"/>
+        </w:rPr>
+        <w:t>_</w:t>
+      </w:r>
+      <w:proofErr w:type="spellStart"/>
+      <w:r>
+        <w:rPr>
+          <w:lang w:val="en-US"/>
+        </w:rPr>
+        <w:t>currentCaptcha</w:t>
+      </w:r>
+      <w:proofErr w:type="spellEnd"/>
+      <w:r>
+        <w:rPr>
+          <w:lang w:val="en-US"/>
+        </w:rPr>
+        <w:t>, 280, 80);</w:t>
       </w:r>
     </w:p>
     <w:p>
@@ -15642,7 +16074,49 @@
         <w:rPr>
           <w:lang w:val="en-US"/>
         </w:rPr>
-        <w:t>private void BtnLogin_Click(object sender, RoutedEventArgs e)</w:t>
+        <w:t xml:space="preserve">private void </w:t>
+      </w:r>
+      <w:proofErr w:type="spellStart"/>
+      <w:r>
+        <w:rPr>
+          <w:lang w:val="en-US"/>
+        </w:rPr>
+        <w:t>BtnLogin_</w:t>
+      </w:r>
+      <w:proofErr w:type="gramStart"/>
+      <w:r>
+        <w:rPr>
+          <w:lang w:val="en-US"/>
+        </w:rPr>
+        <w:t>Click</w:t>
+      </w:r>
+      <w:proofErr w:type="spellEnd"/>
+      <w:r>
+        <w:rPr>
+          <w:lang w:val="en-US"/>
+        </w:rPr>
+        <w:t>(</w:t>
+      </w:r>
+      <w:proofErr w:type="gramEnd"/>
+      <w:r>
+        <w:rPr>
+          <w:lang w:val="en-US"/>
+        </w:rPr>
+        <w:t xml:space="preserve">object sender, </w:t>
+      </w:r>
+      <w:proofErr w:type="spellStart"/>
+      <w:r>
+        <w:rPr>
+          <w:lang w:val="en-US"/>
+        </w:rPr>
+        <w:t>RoutedEventArgs</w:t>
+      </w:r>
+      <w:proofErr w:type="spellEnd"/>
+      <w:r>
+        <w:rPr>
+          <w:lang w:val="en-US"/>
+        </w:rPr>
+        <w:t xml:space="preserve"> e)</w:t>
       </w:r>
     </w:p>
     <w:p>
@@ -15668,7 +16142,21 @@
         <w:rPr>
           <w:lang w:val="en-US"/>
         </w:rPr>
-        <w:t xml:space="preserve">    Debug.WriteLine($"</w:t>
+        <w:t xml:space="preserve">    </w:t>
+      </w:r>
+      <w:proofErr w:type="spellStart"/>
+      <w:r>
+        <w:rPr>
+          <w:lang w:val="en-US"/>
+        </w:rPr>
+        <w:t>Debug.WriteLine</w:t>
+      </w:r>
+      <w:proofErr w:type="spellEnd"/>
+      <w:r>
+        <w:rPr>
+          <w:lang w:val="en-US"/>
+        </w:rPr>
+        <w:t>($"</w:t>
       </w:r>
       <w:r>
         <w:t>Введенная</w:t>
@@ -15677,20 +16165,56 @@
         <w:rPr>
           <w:lang w:val="en-US"/>
         </w:rPr>
-        <w:t xml:space="preserve"> CAPTCHA: {txtCaptcha.Text}");</w:t>
-      </w:r>
-    </w:p>
-    <w:p>
-      <w:pPr>
-        <w:rPr>
-          <w:lang w:val="en-US"/>
-        </w:rPr>
-      </w:pPr>
-      <w:r>
-        <w:rPr>
-          <w:lang w:val="en-US"/>
-        </w:rPr>
-        <w:t xml:space="preserve">    Debug.WriteLine($"</w:t>
+        <w:t xml:space="preserve"> CAPTCHA: {</w:t>
+      </w:r>
+      <w:proofErr w:type="spellStart"/>
+      <w:r>
+        <w:rPr>
+          <w:lang w:val="en-US"/>
+        </w:rPr>
+        <w:t>txtCaptcha.Text</w:t>
+      </w:r>
+      <w:proofErr w:type="spellEnd"/>
+      <w:r>
+        <w:rPr>
+          <w:lang w:val="en-US"/>
+        </w:rPr>
+        <w:t>}"</w:t>
+      </w:r>
+      <w:proofErr w:type="gramStart"/>
+      <w:r>
+        <w:rPr>
+          <w:lang w:val="en-US"/>
+        </w:rPr>
+        <w:t>);</w:t>
+      </w:r>
+      <w:proofErr w:type="gramEnd"/>
+    </w:p>
+    <w:p>
+      <w:pPr>
+        <w:rPr>
+          <w:lang w:val="en-US"/>
+        </w:rPr>
+      </w:pPr>
+      <w:r>
+        <w:rPr>
+          <w:lang w:val="en-US"/>
+        </w:rPr>
+        <w:t xml:space="preserve">    </w:t>
+      </w:r>
+      <w:proofErr w:type="spellStart"/>
+      <w:r>
+        <w:rPr>
+          <w:lang w:val="en-US"/>
+        </w:rPr>
+        <w:t>Debug.WriteLine</w:t>
+      </w:r>
+      <w:proofErr w:type="spellEnd"/>
+      <w:r>
+        <w:rPr>
+          <w:lang w:val="en-US"/>
+        </w:rPr>
+        <w:t>($"</w:t>
       </w:r>
       <w:r>
         <w:t>Ожидаемая</w:t>
@@ -15699,8 +16223,30 @@
         <w:rPr>
           <w:lang w:val="en-US"/>
         </w:rPr>
-        <w:t xml:space="preserve"> CAPTCHA: {_currentCaptcha}");</w:t>
-      </w:r>
+        <w:t xml:space="preserve"> CAPTCHA: {_</w:t>
+      </w:r>
+      <w:proofErr w:type="spellStart"/>
+      <w:r>
+        <w:rPr>
+          <w:lang w:val="en-US"/>
+        </w:rPr>
+        <w:t>currentCaptcha</w:t>
+      </w:r>
+      <w:proofErr w:type="spellEnd"/>
+      <w:r>
+        <w:rPr>
+          <w:lang w:val="en-US"/>
+        </w:rPr>
+        <w:t>}"</w:t>
+      </w:r>
+      <w:proofErr w:type="gramStart"/>
+      <w:r>
+        <w:rPr>
+          <w:lang w:val="en-US"/>
+        </w:rPr>
+        <w:t>);</w:t>
+      </w:r>
+      <w:proofErr w:type="gramEnd"/>
     </w:p>
     <w:p>
       <w:pPr>
@@ -15725,7 +16271,43 @@
         <w:rPr>
           <w:lang w:val="en-US"/>
         </w:rPr>
-        <w:t xml:space="preserve">    if (txtCaptcha.Text != _currentCaptcha)</w:t>
+        <w:t xml:space="preserve">    if (</w:t>
+      </w:r>
+      <w:proofErr w:type="spellStart"/>
+      <w:proofErr w:type="gramStart"/>
+      <w:r>
+        <w:rPr>
+          <w:lang w:val="en-US"/>
+        </w:rPr>
+        <w:t>txtCaptcha.Text</w:t>
+      </w:r>
+      <w:proofErr w:type="spellEnd"/>
+      <w:r>
+        <w:rPr>
+          <w:lang w:val="en-US"/>
+        </w:rPr>
+        <w:t xml:space="preserve"> !</w:t>
+      </w:r>
+      <w:proofErr w:type="gramEnd"/>
+      <w:r>
+        <w:rPr>
+          <w:lang w:val="en-US"/>
+        </w:rPr>
+        <w:t>= _</w:t>
+      </w:r>
+      <w:proofErr w:type="spellStart"/>
+      <w:r>
+        <w:rPr>
+          <w:lang w:val="en-US"/>
+        </w:rPr>
+        <w:t>currentCaptcha</w:t>
+      </w:r>
+      <w:proofErr w:type="spellEnd"/>
+      <w:r>
+        <w:rPr>
+          <w:lang w:val="en-US"/>
+        </w:rPr>
+        <w:t>)</w:t>
       </w:r>
     </w:p>
     <w:p>
@@ -15751,7 +16333,21 @@
         <w:rPr>
           <w:lang w:val="en-US"/>
         </w:rPr>
-        <w:t xml:space="preserve">        Debug.WriteLine("CAPTCHA </w:t>
+        <w:t xml:space="preserve">        </w:t>
+      </w:r>
+      <w:proofErr w:type="spellStart"/>
+      <w:r>
+        <w:rPr>
+          <w:lang w:val="en-US"/>
+        </w:rPr>
+        <w:t>Debug.WriteLine</w:t>
+      </w:r>
+      <w:proofErr w:type="spellEnd"/>
+      <w:r>
+        <w:rPr>
+          <w:lang w:val="en-US"/>
+        </w:rPr>
+        <w:t xml:space="preserve">("CAPTCHA </w:t>
       </w:r>
       <w:r>
         <w:t>не</w:t>
@@ -15769,8 +16365,16 @@
         <w:rPr>
           <w:lang w:val="en-US"/>
         </w:rPr>
-        <w:t>!");</w:t>
-      </w:r>
+        <w:t>!"</w:t>
+      </w:r>
+      <w:proofErr w:type="gramStart"/>
+      <w:r>
+        <w:rPr>
+          <w:lang w:val="en-US"/>
+        </w:rPr>
+        <w:t>);</w:t>
+      </w:r>
+      <w:proofErr w:type="gramEnd"/>
     </w:p>
     <w:p>
       <w:r>
@@ -15779,23 +16383,57 @@
         </w:rPr>
         <w:t xml:space="preserve">        </w:t>
       </w:r>
-      <w:r>
-        <w:t>lblStatus.Text = "Неверный код с картинки!";</w:t>
-      </w:r>
-    </w:p>
-    <w:p>
-      <w:r>
-        <w:t xml:space="preserve">        GenerateCaptcha();</w:t>
-      </w:r>
-    </w:p>
-    <w:p>
-      <w:r>
-        <w:t xml:space="preserve">        txtCaptcha.Clear();</w:t>
-      </w:r>
-    </w:p>
-    <w:p>
-      <w:r>
-        <w:t xml:space="preserve">        return;</w:t>
+      <w:proofErr w:type="spellStart"/>
+      <w:r>
+        <w:t>lblStatus.Text</w:t>
+      </w:r>
+      <w:proofErr w:type="spellEnd"/>
+      <w:r>
+        <w:t xml:space="preserve"> = "Неверный код с картинки!";</w:t>
+      </w:r>
+    </w:p>
+    <w:p>
+      <w:r>
+        <w:t xml:space="preserve">        </w:t>
+      </w:r>
+      <w:proofErr w:type="spellStart"/>
+      <w:proofErr w:type="gramStart"/>
+      <w:r>
+        <w:t>GenerateCaptcha</w:t>
+      </w:r>
+      <w:proofErr w:type="spellEnd"/>
+      <w:r>
+        <w:t>(</w:t>
+      </w:r>
+      <w:proofErr w:type="gramEnd"/>
+      <w:r>
+        <w:t>);</w:t>
+      </w:r>
+    </w:p>
+    <w:p>
+      <w:r>
+        <w:t xml:space="preserve">        </w:t>
+      </w:r>
+      <w:proofErr w:type="spellStart"/>
+      <w:r>
+        <w:t>txtCaptcha.Clear</w:t>
+      </w:r>
+      <w:proofErr w:type="spellEnd"/>
+      <w:r>
+        <w:t>();</w:t>
+      </w:r>
+    </w:p>
+    <w:p>
+      <w:r>
+        <w:t xml:space="preserve">        </w:t>
+      </w:r>
+      <w:proofErr w:type="spellStart"/>
+      <w:r>
+        <w:t>return</w:t>
+      </w:r>
+      <w:proofErr w:type="spellEnd"/>
+      <w:r>
+        <w:t>;</w:t>
       </w:r>
     </w:p>
     <w:p>
@@ -15938,9 +16576,11 @@
             <w:pPr>
               <w:spacing w:after="160" w:line="278" w:lineRule="auto"/>
             </w:pPr>
+            <w:proofErr w:type="spellStart"/>
             <w:r>
               <w:t>LoginWindow.xaml.cs</w:t>
             </w:r>
+            <w:proofErr w:type="spellEnd"/>
           </w:p>
         </w:tc>
         <w:tc>
@@ -15982,9 +16622,11 @@
             <w:pPr>
               <w:spacing w:after="160" w:line="278" w:lineRule="auto"/>
             </w:pPr>
+            <w:proofErr w:type="spellStart"/>
             <w:r>
               <w:t>MainWindow.xaml.cs</w:t>
             </w:r>
+            <w:proofErr w:type="spellEnd"/>
           </w:p>
         </w:tc>
         <w:tc>
@@ -16026,8 +16668,18 @@
             <w:pPr>
               <w:spacing w:after="160" w:line="278" w:lineRule="auto"/>
             </w:pPr>
-            <w:r>
-              <w:t>ShowRawMaterials()</w:t>
+            <w:proofErr w:type="spellStart"/>
+            <w:proofErr w:type="gramStart"/>
+            <w:r>
+              <w:t>ShowRawMaterials</w:t>
+            </w:r>
+            <w:proofErr w:type="spellEnd"/>
+            <w:r>
+              <w:t>(</w:t>
+            </w:r>
+            <w:proofErr w:type="gramEnd"/>
+            <w:r>
+              <w:t>)</w:t>
             </w:r>
           </w:p>
         </w:tc>
@@ -16070,8 +16722,18 @@
             <w:pPr>
               <w:spacing w:after="160" w:line="278" w:lineRule="auto"/>
             </w:pPr>
-            <w:r>
-              <w:t>ShowFinishedGoods()</w:t>
+            <w:proofErr w:type="spellStart"/>
+            <w:proofErr w:type="gramStart"/>
+            <w:r>
+              <w:t>ShowFinishedGoods</w:t>
+            </w:r>
+            <w:proofErr w:type="spellEnd"/>
+            <w:r>
+              <w:t>(</w:t>
+            </w:r>
+            <w:proofErr w:type="gramEnd"/>
+            <w:r>
+              <w:t>)</w:t>
             </w:r>
           </w:p>
         </w:tc>
@@ -16114,9 +16776,11 @@
             <w:pPr>
               <w:spacing w:after="160" w:line="278" w:lineRule="auto"/>
             </w:pPr>
+            <w:proofErr w:type="spellStart"/>
             <w:r>
               <w:t>QualityTestWindow.xaml.cs</w:t>
             </w:r>
+            <w:proofErr w:type="spellEnd"/>
           </w:p>
         </w:tc>
         <w:tc>
@@ -16288,9 +16952,11 @@
             <w:pPr>
               <w:spacing w:after="160" w:line="278" w:lineRule="auto"/>
             </w:pPr>
+            <w:proofErr w:type="spellStart"/>
             <w:r>
               <w:t>QualityTestWindow</w:t>
             </w:r>
+            <w:proofErr w:type="spellEnd"/>
           </w:p>
         </w:tc>
         <w:tc>
@@ -16331,8 +16997,13 @@
               <w:spacing w:after="160" w:line="278" w:lineRule="auto"/>
             </w:pPr>
             <w:r>
-              <w:t>Добавлен ObservableCollection</w:t>
-            </w:r>
+              <w:t xml:space="preserve">Добавлен </w:t>
+            </w:r>
+            <w:proofErr w:type="spellStart"/>
+            <w:r>
+              <w:t>ObservableCollection</w:t>
+            </w:r>
+            <w:proofErr w:type="spellEnd"/>
           </w:p>
         </w:tc>
       </w:tr>
@@ -16374,9 +17045,11 @@
             <w:pPr>
               <w:spacing w:after="160" w:line="278" w:lineRule="auto"/>
             </w:pPr>
+            <w:proofErr w:type="spellStart"/>
             <w:r>
               <w:t>ShowRawMaterials</w:t>
             </w:r>
+            <w:proofErr w:type="spellEnd"/>
           </w:p>
         </w:tc>
         <w:tc>
@@ -16402,23 +17075,33 @@
             <w:pPr>
               <w:spacing w:after="160" w:line="278" w:lineRule="auto"/>
             </w:pPr>
-            <w:r>
-              <w:t>DataGrid не обновлялся</w:t>
-            </w:r>
-          </w:p>
-        </w:tc>
-        <w:tc>
-          <w:tcPr>
-            <w:tcW w:w="0" w:type="auto"/>
-            <w:hideMark/>
-          </w:tcPr>
-          <w:p>
-            <w:pPr>
-              <w:spacing w:after="160" w:line="278" w:lineRule="auto"/>
-            </w:pPr>
-            <w:r>
-              <w:t>Добавлен ItemsSource</w:t>
-            </w:r>
+            <w:proofErr w:type="spellStart"/>
+            <w:r>
+              <w:t>DataGrid</w:t>
+            </w:r>
+            <w:proofErr w:type="spellEnd"/>
+            <w:r>
+              <w:t xml:space="preserve"> не обновлялся</w:t>
+            </w:r>
+          </w:p>
+        </w:tc>
+        <w:tc>
+          <w:tcPr>
+            <w:tcW w:w="0" w:type="auto"/>
+            <w:hideMark/>
+          </w:tcPr>
+          <w:p>
+            <w:pPr>
+              <w:spacing w:after="160" w:line="278" w:lineRule="auto"/>
+            </w:pPr>
+            <w:r>
+              <w:t xml:space="preserve">Добавлен </w:t>
+            </w:r>
+            <w:proofErr w:type="spellStart"/>
+            <w:r>
+              <w:t>ItemsSource</w:t>
+            </w:r>
+            <w:proofErr w:type="spellEnd"/>
           </w:p>
         </w:tc>
       </w:tr>
@@ -16679,8 +17362,13 @@
               <w:spacing w:after="160" w:line="278" w:lineRule="auto"/>
             </w:pPr>
             <w:r>
-              <w:t>Исправлена обработка SaveFileDialog</w:t>
-            </w:r>
+              <w:t xml:space="preserve">Исправлена обработка </w:t>
+            </w:r>
+            <w:proofErr w:type="spellStart"/>
+            <w:r>
+              <w:t>SaveFileDialog</w:t>
+            </w:r>
+            <w:proofErr w:type="spellEnd"/>
           </w:p>
         </w:tc>
       </w:tr>
@@ -16716,7 +17404,49 @@
         <w:rPr>
           <w:lang w:val="en-US"/>
         </w:rPr>
-        <w:t>private void BtnApprove_Click(object sender, RoutedEventArgs e)</w:t>
+        <w:t xml:space="preserve">private void </w:t>
+      </w:r>
+      <w:proofErr w:type="spellStart"/>
+      <w:r>
+        <w:rPr>
+          <w:lang w:val="en-US"/>
+        </w:rPr>
+        <w:t>BtnApprove_</w:t>
+      </w:r>
+      <w:proofErr w:type="gramStart"/>
+      <w:r>
+        <w:rPr>
+          <w:lang w:val="en-US"/>
+        </w:rPr>
+        <w:t>Click</w:t>
+      </w:r>
+      <w:proofErr w:type="spellEnd"/>
+      <w:r>
+        <w:rPr>
+          <w:lang w:val="en-US"/>
+        </w:rPr>
+        <w:t>(</w:t>
+      </w:r>
+      <w:proofErr w:type="gramEnd"/>
+      <w:r>
+        <w:rPr>
+          <w:lang w:val="en-US"/>
+        </w:rPr>
+        <w:t xml:space="preserve">object sender, </w:t>
+      </w:r>
+      <w:proofErr w:type="spellStart"/>
+      <w:r>
+        <w:rPr>
+          <w:lang w:val="en-US"/>
+        </w:rPr>
+        <w:t>RoutedEventArgs</w:t>
+      </w:r>
+      <w:proofErr w:type="spellEnd"/>
+      <w:r>
+        <w:rPr>
+          <w:lang w:val="en-US"/>
+        </w:rPr>
+        <w:t xml:space="preserve"> e)</w:t>
       </w:r>
     </w:p>
     <w:p>
@@ -16755,7 +17485,15 @@
         </w:pBdr>
       </w:pPr>
       <w:r>
-        <w:t xml:space="preserve">    Debug.WriteLine("=== НАЧАЛО ПРОВЕРКИ ПАРАМЕТРОВ ===");</w:t>
+        <w:t xml:space="preserve">    </w:t>
+      </w:r>
+      <w:proofErr w:type="spellStart"/>
+      <w:r>
+        <w:t>Debug.WriteLine</w:t>
+      </w:r>
+      <w:proofErr w:type="spellEnd"/>
+      <w:r>
+        <w:t>("=== НАЧАЛО ПРОВЕРКИ ПАРАМЕТРОВ ===");</w:t>
       </w:r>
     </w:p>
     <w:p>
@@ -16790,7 +17528,43 @@
         <w:rPr>
           <w:lang w:val="en-US"/>
         </w:rPr>
-        <w:t>var missingParams = new List&lt;QualityParameter&gt;();</w:t>
+        <w:t xml:space="preserve">var </w:t>
+      </w:r>
+      <w:proofErr w:type="spellStart"/>
+      <w:r>
+        <w:rPr>
+          <w:lang w:val="en-US"/>
+        </w:rPr>
+        <w:t>missingParams</w:t>
+      </w:r>
+      <w:proofErr w:type="spellEnd"/>
+      <w:r>
+        <w:rPr>
+          <w:lang w:val="en-US"/>
+        </w:rPr>
+        <w:t xml:space="preserve"> = new List&lt;</w:t>
+      </w:r>
+      <w:proofErr w:type="spellStart"/>
+      <w:r>
+        <w:rPr>
+          <w:lang w:val="en-US"/>
+        </w:rPr>
+        <w:t>QualityParameter</w:t>
+      </w:r>
+      <w:proofErr w:type="spellEnd"/>
+      <w:proofErr w:type="gramStart"/>
+      <w:r>
+        <w:rPr>
+          <w:lang w:val="en-US"/>
+        </w:rPr>
+        <w:t>&gt;(</w:t>
+      </w:r>
+      <w:proofErr w:type="gramEnd"/>
+      <w:r>
+        <w:rPr>
+          <w:lang w:val="en-US"/>
+        </w:rPr>
+        <w:t>);</w:t>
       </w:r>
     </w:p>
     <w:p>
@@ -16809,7 +17583,21 @@
         <w:rPr>
           <w:lang w:val="en-US"/>
         </w:rPr>
-        <w:t xml:space="preserve">    foreach (QualityParameter param in _parameters)</w:t>
+        <w:t xml:space="preserve">    foreach (</w:t>
+      </w:r>
+      <w:proofErr w:type="spellStart"/>
+      <w:r>
+        <w:rPr>
+          <w:lang w:val="en-US"/>
+        </w:rPr>
+        <w:t>QualityParameter</w:t>
+      </w:r>
+      <w:proofErr w:type="spellEnd"/>
+      <w:r>
+        <w:rPr>
+          <w:lang w:val="en-US"/>
+        </w:rPr>
+        <w:t xml:space="preserve"> param in _parameters)</w:t>
       </w:r>
     </w:p>
     <w:p>
@@ -16847,7 +17635,21 @@
         <w:rPr>
           <w:lang w:val="en-US"/>
         </w:rPr>
-        <w:t xml:space="preserve">        Debug.WriteLine($"</w:t>
+        <w:t xml:space="preserve">        </w:t>
+      </w:r>
+      <w:proofErr w:type="spellStart"/>
+      <w:r>
+        <w:rPr>
+          <w:lang w:val="en-US"/>
+        </w:rPr>
+        <w:t>Debug.WriteLine</w:t>
+      </w:r>
+      <w:proofErr w:type="spellEnd"/>
+      <w:r>
+        <w:rPr>
+          <w:lang w:val="en-US"/>
+        </w:rPr>
+        <w:t>($"</w:t>
       </w:r>
       <w:r>
         <w:t>Параметр</w:t>
@@ -16856,7 +17658,23 @@
         <w:rPr>
           <w:lang w:val="en-US"/>
         </w:rPr>
-        <w:t xml:space="preserve">: {param.ParameterName}, </w:t>
+        <w:t>: {</w:t>
+      </w:r>
+      <w:proofErr w:type="spellStart"/>
+      <w:proofErr w:type="gramStart"/>
+      <w:r>
+        <w:rPr>
+          <w:lang w:val="en-US"/>
+        </w:rPr>
+        <w:t>param.ParameterName</w:t>
+      </w:r>
+      <w:proofErr w:type="spellEnd"/>
+      <w:proofErr w:type="gramEnd"/>
+      <w:r>
+        <w:rPr>
+          <w:lang w:val="en-US"/>
+        </w:rPr>
+        <w:t xml:space="preserve">}, </w:t>
       </w:r>
       <w:r>
         <w:t>Значение</w:t>
@@ -16865,7 +17683,21 @@
         <w:rPr>
           <w:lang w:val="en-US"/>
         </w:rPr>
-        <w:t xml:space="preserve">: {param.MeasuredValue}, </w:t>
+        <w:t>: {</w:t>
+      </w:r>
+      <w:proofErr w:type="spellStart"/>
+      <w:r>
+        <w:rPr>
+          <w:lang w:val="en-US"/>
+        </w:rPr>
+        <w:t>param.MeasuredValue</w:t>
+      </w:r>
+      <w:proofErr w:type="spellEnd"/>
+      <w:r>
+        <w:rPr>
+          <w:lang w:val="en-US"/>
+        </w:rPr>
+        <w:t xml:space="preserve">}, </w:t>
       </w:r>
       <w:r>
         <w:t>Обязательный</w:t>
@@ -16874,7 +17706,21 @@
         <w:rPr>
           <w:lang w:val="en-US"/>
         </w:rPr>
-        <w:t>: {param.IsMandatory}");</w:t>
+        <w:t>: {</w:t>
+      </w:r>
+      <w:proofErr w:type="spellStart"/>
+      <w:r>
+        <w:rPr>
+          <w:lang w:val="en-US"/>
+        </w:rPr>
+        <w:t>param.IsMandatory</w:t>
+      </w:r>
+      <w:proofErr w:type="spellEnd"/>
+      <w:r>
+        <w:rPr>
+          <w:lang w:val="en-US"/>
+        </w:rPr>
+        <w:t>}");</w:t>
       </w:r>
     </w:p>
     <w:p>
@@ -16912,7 +17758,37 @@
         <w:rPr>
           <w:lang w:val="en-US"/>
         </w:rPr>
-        <w:t xml:space="preserve">        if (param.IsMandatory &amp;&amp; !param.MeasuredValue.HasValue)</w:t>
+        <w:t xml:space="preserve">        if (</w:t>
+      </w:r>
+      <w:proofErr w:type="spellStart"/>
+      <w:proofErr w:type="gramStart"/>
+      <w:r>
+        <w:rPr>
+          <w:lang w:val="en-US"/>
+        </w:rPr>
+        <w:t>param.IsMandatory</w:t>
+      </w:r>
+      <w:proofErr w:type="spellEnd"/>
+      <w:proofErr w:type="gramEnd"/>
+      <w:r>
+        <w:rPr>
+          <w:lang w:val="en-US"/>
+        </w:rPr>
+        <w:t xml:space="preserve"> &amp;&amp; !</w:t>
+      </w:r>
+      <w:proofErr w:type="spellStart"/>
+      <w:r>
+        <w:rPr>
+          <w:lang w:val="en-US"/>
+        </w:rPr>
+        <w:t>param.MeasuredValue.HasValue</w:t>
+      </w:r>
+      <w:proofErr w:type="spellEnd"/>
+      <w:r>
+        <w:rPr>
+          <w:lang w:val="en-US"/>
+        </w:rPr>
+        <w:t>)</w:t>
       </w:r>
     </w:p>
     <w:p>
@@ -16950,8 +17826,30 @@
         <w:rPr>
           <w:lang w:val="en-US"/>
         </w:rPr>
-        <w:t xml:space="preserve">            missingParams.Add(param);</w:t>
-      </w:r>
+        <w:t xml:space="preserve">            </w:t>
+      </w:r>
+      <w:proofErr w:type="spellStart"/>
+      <w:r>
+        <w:rPr>
+          <w:lang w:val="en-US"/>
+        </w:rPr>
+        <w:t>missingParams.Add</w:t>
+      </w:r>
+      <w:proofErr w:type="spellEnd"/>
+      <w:r>
+        <w:rPr>
+          <w:lang w:val="en-US"/>
+        </w:rPr>
+        <w:t>(param</w:t>
+      </w:r>
+      <w:proofErr w:type="gramStart"/>
+      <w:r>
+        <w:rPr>
+          <w:lang w:val="en-US"/>
+        </w:rPr>
+        <w:t>);</w:t>
+      </w:r>
+      <w:proofErr w:type="gramEnd"/>
     </w:p>
     <w:p>
       <w:pPr>
@@ -16966,10 +17864,34 @@
         <w:rPr>
           <w:lang w:val="en-US"/>
         </w:rPr>
-        <w:t xml:space="preserve">            Debug.WriteLine($"!!! </w:t>
-      </w:r>
-      <w:r>
-        <w:t>Обязательный параметр не заполнен: {param.ParameterName}");</w:t>
+        <w:t xml:space="preserve">            </w:t>
+      </w:r>
+      <w:proofErr w:type="spellStart"/>
+      <w:r>
+        <w:rPr>
+          <w:lang w:val="en-US"/>
+        </w:rPr>
+        <w:t>Debug.WriteLine</w:t>
+      </w:r>
+      <w:proofErr w:type="spellEnd"/>
+      <w:r>
+        <w:rPr>
+          <w:lang w:val="en-US"/>
+        </w:rPr>
+        <w:t xml:space="preserve">($"!!! </w:t>
+      </w:r>
+      <w:r>
+        <w:t>Обязательный параметр не заполнен: {</w:t>
+      </w:r>
+      <w:proofErr w:type="spellStart"/>
+      <w:proofErr w:type="gramStart"/>
+      <w:r>
+        <w:t>param.ParameterName</w:t>
+      </w:r>
+      <w:proofErr w:type="spellEnd"/>
+      <w:proofErr w:type="gramEnd"/>
+      <w:r>
+        <w:t>}");</w:t>
       </w:r>
     </w:p>
     <w:p>
@@ -17021,7 +17943,28 @@
         </w:pBdr>
       </w:pPr>
       <w:r>
-        <w:t xml:space="preserve">    if (missingParams.Count &gt; 0)</w:t>
+        <w:t xml:space="preserve">    </w:t>
+      </w:r>
+      <w:proofErr w:type="spellStart"/>
+      <w:r>
+        <w:t>if</w:t>
+      </w:r>
+      <w:proofErr w:type="spellEnd"/>
+      <w:r>
+        <w:t xml:space="preserve"> (</w:t>
+      </w:r>
+      <w:proofErr w:type="spellStart"/>
+      <w:proofErr w:type="gramStart"/>
+      <w:r>
+        <w:t>missingParams.Count</w:t>
+      </w:r>
+      <w:proofErr w:type="spellEnd"/>
+      <w:r>
+        <w:t xml:space="preserve"> &gt;</w:t>
+      </w:r>
+      <w:proofErr w:type="gramEnd"/>
+      <w:r>
+        <w:t xml:space="preserve"> 0)</w:t>
       </w:r>
     </w:p>
     <w:p>
@@ -17047,7 +17990,49 @@
         </w:pBdr>
       </w:pPr>
       <w:r>
-        <w:t xml:space="preserve">        string msg = $"Заполните обязательные параметры: {string.Join(", ", missingParams.Select(p =&gt; p.ParameterName))}";</w:t>
+        <w:t xml:space="preserve">        </w:t>
+      </w:r>
+      <w:proofErr w:type="spellStart"/>
+      <w:r>
+        <w:t>string</w:t>
+      </w:r>
+      <w:proofErr w:type="spellEnd"/>
+      <w:r>
+        <w:t xml:space="preserve"> </w:t>
+      </w:r>
+      <w:proofErr w:type="spellStart"/>
+      <w:r>
+        <w:t>msg</w:t>
+      </w:r>
+      <w:proofErr w:type="spellEnd"/>
+      <w:r>
+        <w:t xml:space="preserve"> = $"Заполните обязательные параметры: {</w:t>
+      </w:r>
+      <w:proofErr w:type="spellStart"/>
+      <w:proofErr w:type="gramStart"/>
+      <w:r>
+        <w:t>string.Join</w:t>
+      </w:r>
+      <w:proofErr w:type="spellEnd"/>
+      <w:proofErr w:type="gramEnd"/>
+      <w:r>
+        <w:t xml:space="preserve">(", ", </w:t>
+      </w:r>
+      <w:proofErr w:type="spellStart"/>
+      <w:r>
+        <w:t>missingParams.Select</w:t>
+      </w:r>
+      <w:proofErr w:type="spellEnd"/>
+      <w:r>
+        <w:t xml:space="preserve">(p =&gt; </w:t>
+      </w:r>
+      <w:proofErr w:type="spellStart"/>
+      <w:r>
+        <w:t>p.ParameterName</w:t>
+      </w:r>
+      <w:proofErr w:type="spellEnd"/>
+      <w:r>
+        <w:t>))}";</w:t>
       </w:r>
     </w:p>
     <w:p>
@@ -17060,7 +18045,23 @@
         </w:pBdr>
       </w:pPr>
       <w:r>
-        <w:t xml:space="preserve">        Debug.WriteLine($"ОШИБКА: {msg}");</w:t>
+        <w:t xml:space="preserve">        </w:t>
+      </w:r>
+      <w:proofErr w:type="spellStart"/>
+      <w:r>
+        <w:t>Debug.WriteLine</w:t>
+      </w:r>
+      <w:proofErr w:type="spellEnd"/>
+      <w:r>
+        <w:t>($"ОШИБКА: {</w:t>
+      </w:r>
+      <w:proofErr w:type="spellStart"/>
+      <w:r>
+        <w:t>msg</w:t>
+      </w:r>
+      <w:proofErr w:type="spellEnd"/>
+      <w:r>
+        <w:t>}");</w:t>
       </w:r>
     </w:p>
     <w:p>
@@ -17073,7 +18074,39 @@
         </w:pBdr>
       </w:pPr>
       <w:r>
-        <w:t xml:space="preserve">        MessageBox.Show(msg, "Ошибка", MessageBoxButton.OK, MessageBoxImage.Warning);</w:t>
+        <w:t xml:space="preserve">        </w:t>
+      </w:r>
+      <w:proofErr w:type="spellStart"/>
+      <w:r>
+        <w:t>MessageBox.Show</w:t>
+      </w:r>
+      <w:proofErr w:type="spellEnd"/>
+      <w:r>
+        <w:t>(</w:t>
+      </w:r>
+      <w:proofErr w:type="spellStart"/>
+      <w:r>
+        <w:t>msg</w:t>
+      </w:r>
+      <w:proofErr w:type="spellEnd"/>
+      <w:r>
+        <w:t xml:space="preserve">, "Ошибка", </w:t>
+      </w:r>
+      <w:proofErr w:type="spellStart"/>
+      <w:r>
+        <w:t>MessageBoxButton.OK</w:t>
+      </w:r>
+      <w:proofErr w:type="spellEnd"/>
+      <w:r>
+        <w:t xml:space="preserve">, </w:t>
+      </w:r>
+      <w:proofErr w:type="spellStart"/>
+      <w:r>
+        <w:t>MessageBoxImage.Warning</w:t>
+      </w:r>
+      <w:proofErr w:type="spellEnd"/>
+      <w:r>
+        <w:t>);</w:t>
       </w:r>
     </w:p>
     <w:p>
@@ -17086,7 +18119,15 @@
         </w:pBdr>
       </w:pPr>
       <w:r>
-        <w:t xml:space="preserve">        return;</w:t>
+        <w:t xml:space="preserve">        </w:t>
+      </w:r>
+      <w:proofErr w:type="spellStart"/>
+      <w:r>
+        <w:t>return</w:t>
+      </w:r>
+      <w:proofErr w:type="spellEnd"/>
+      <w:r>
+        <w:t>;</w:t>
       </w:r>
     </w:p>
     <w:p>
@@ -17125,7 +18166,15 @@
         </w:pBdr>
       </w:pPr>
       <w:r>
-        <w:t xml:space="preserve">    Debug.WriteLine("Все параметры заполнены корректно");</w:t>
+        <w:t xml:space="preserve">    </w:t>
+      </w:r>
+      <w:proofErr w:type="spellStart"/>
+      <w:r>
+        <w:t>Debug.WriteLine</w:t>
+      </w:r>
+      <w:proofErr w:type="spellEnd"/>
+      <w:r>
+        <w:t>("Все параметры заполнены корректно");</w:t>
       </w:r>
     </w:p>
     <w:p>
@@ -17138,7 +18187,15 @@
         </w:pBdr>
       </w:pPr>
       <w:r>
-        <w:t xml:space="preserve">    Debug.WriteLine("=== КОНЕЦ ПРОВЕРКИ ===");</w:t>
+        <w:t xml:space="preserve">    </w:t>
+      </w:r>
+      <w:proofErr w:type="spellStart"/>
+      <w:r>
+        <w:t>Debug.WriteLine</w:t>
+      </w:r>
+      <w:proofErr w:type="spellEnd"/>
+      <w:r>
+        <w:t>("=== КОНЕЦ ПРОВЕРКИ ===");</w:t>
       </w:r>
     </w:p>
     <w:p>
@@ -17164,7 +18221,31 @@
         </w:pBdr>
       </w:pPr>
       <w:r>
-        <w:t xml:space="preserve">    MessageBox.Show($"Партия ОДОБРЕНА!", "Успех", MessageBoxButton.OK, MessageBoxImage.Information);</w:t>
+        <w:t xml:space="preserve">    </w:t>
+      </w:r>
+      <w:proofErr w:type="spellStart"/>
+      <w:r>
+        <w:t>MessageBox.Show</w:t>
+      </w:r>
+      <w:proofErr w:type="spellEnd"/>
+      <w:r>
+        <w:t xml:space="preserve">($"Партия ОДОБРЕНА!", "Успех", </w:t>
+      </w:r>
+      <w:proofErr w:type="spellStart"/>
+      <w:r>
+        <w:t>MessageBoxButton.OK</w:t>
+      </w:r>
+      <w:proofErr w:type="spellEnd"/>
+      <w:r>
+        <w:t xml:space="preserve">, </w:t>
+      </w:r>
+      <w:proofErr w:type="spellStart"/>
+      <w:r>
+        <w:t>MessageBoxImage.Information</w:t>
+      </w:r>
+      <w:proofErr w:type="spellEnd"/>
+      <w:r>
+        <w:t>);</w:t>
       </w:r>
     </w:p>
     <w:p>
@@ -17177,7 +18258,20 @@
         </w:pBdr>
       </w:pPr>
       <w:r>
-        <w:t xml:space="preserve">    Close();</w:t>
+        <w:t xml:space="preserve">    </w:t>
+      </w:r>
+      <w:proofErr w:type="spellStart"/>
+      <w:proofErr w:type="gramStart"/>
+      <w:r>
+        <w:t>Close</w:t>
+      </w:r>
+      <w:proofErr w:type="spellEnd"/>
+      <w:r>
+        <w:t>(</w:t>
+      </w:r>
+      <w:proofErr w:type="gramEnd"/>
+      <w:r>
+        <w:t>);</w:t>
       </w:r>
     </w:p>
     <w:p>
@@ -17321,23 +18415,38 @@
             <w:pPr>
               <w:spacing w:after="160" w:line="278" w:lineRule="auto"/>
             </w:pPr>
+            <w:proofErr w:type="spellStart"/>
             <w:r>
               <w:t>AuthController</w:t>
             </w:r>
-          </w:p>
-        </w:tc>
-        <w:tc>
-          <w:tcPr>
-            <w:tcW w:w="0" w:type="auto"/>
-            <w:hideMark/>
-          </w:tcPr>
-          <w:p>
-            <w:pPr>
-              <w:spacing w:after="160" w:line="278" w:lineRule="auto"/>
-            </w:pPr>
-            <w:r>
-              <w:t>/api/auth</w:t>
-            </w:r>
+            <w:proofErr w:type="spellEnd"/>
+          </w:p>
+        </w:tc>
+        <w:tc>
+          <w:tcPr>
+            <w:tcW w:w="0" w:type="auto"/>
+            <w:hideMark/>
+          </w:tcPr>
+          <w:p>
+            <w:pPr>
+              <w:spacing w:after="160" w:line="278" w:lineRule="auto"/>
+            </w:pPr>
+            <w:r>
+              <w:t>/</w:t>
+            </w:r>
+            <w:proofErr w:type="spellStart"/>
+            <w:r>
+              <w:t>api</w:t>
+            </w:r>
+            <w:proofErr w:type="spellEnd"/>
+            <w:r>
+              <w:t>/</w:t>
+            </w:r>
+            <w:proofErr w:type="spellStart"/>
+            <w:r>
+              <w:t>auth</w:t>
+            </w:r>
+            <w:proofErr w:type="spellEnd"/>
           </w:p>
         </w:tc>
         <w:tc>
@@ -17365,24 +18474,39 @@
             <w:pPr>
               <w:spacing w:after="160" w:line="278" w:lineRule="auto"/>
             </w:pPr>
+            <w:proofErr w:type="spellStart"/>
             <w:r>
               <w:lastRenderedPageBreak/>
               <w:t>ProductsController</w:t>
             </w:r>
-          </w:p>
-        </w:tc>
-        <w:tc>
-          <w:tcPr>
-            <w:tcW w:w="0" w:type="auto"/>
-            <w:hideMark/>
-          </w:tcPr>
-          <w:p>
-            <w:pPr>
-              <w:spacing w:after="160" w:line="278" w:lineRule="auto"/>
-            </w:pPr>
-            <w:r>
-              <w:t>/api/products</w:t>
-            </w:r>
+            <w:proofErr w:type="spellEnd"/>
+          </w:p>
+        </w:tc>
+        <w:tc>
+          <w:tcPr>
+            <w:tcW w:w="0" w:type="auto"/>
+            <w:hideMark/>
+          </w:tcPr>
+          <w:p>
+            <w:pPr>
+              <w:spacing w:after="160" w:line="278" w:lineRule="auto"/>
+            </w:pPr>
+            <w:r>
+              <w:t>/</w:t>
+            </w:r>
+            <w:proofErr w:type="spellStart"/>
+            <w:r>
+              <w:t>api</w:t>
+            </w:r>
+            <w:proofErr w:type="spellEnd"/>
+            <w:r>
+              <w:t>/</w:t>
+            </w:r>
+            <w:proofErr w:type="spellStart"/>
+            <w:r>
+              <w:t>products</w:t>
+            </w:r>
+            <w:proofErr w:type="spellEnd"/>
           </w:p>
         </w:tc>
         <w:tc>
@@ -17410,23 +18534,38 @@
             <w:pPr>
               <w:spacing w:after="160" w:line="278" w:lineRule="auto"/>
             </w:pPr>
+            <w:proofErr w:type="spellStart"/>
             <w:r>
               <w:t>RecipesController</w:t>
             </w:r>
-          </w:p>
-        </w:tc>
-        <w:tc>
-          <w:tcPr>
-            <w:tcW w:w="0" w:type="auto"/>
-            <w:hideMark/>
-          </w:tcPr>
-          <w:p>
-            <w:pPr>
-              <w:spacing w:after="160" w:line="278" w:lineRule="auto"/>
-            </w:pPr>
-            <w:r>
-              <w:t>/api/recipes</w:t>
-            </w:r>
+            <w:proofErr w:type="spellEnd"/>
+          </w:p>
+        </w:tc>
+        <w:tc>
+          <w:tcPr>
+            <w:tcW w:w="0" w:type="auto"/>
+            <w:hideMark/>
+          </w:tcPr>
+          <w:p>
+            <w:pPr>
+              <w:spacing w:after="160" w:line="278" w:lineRule="auto"/>
+            </w:pPr>
+            <w:r>
+              <w:t>/</w:t>
+            </w:r>
+            <w:proofErr w:type="spellStart"/>
+            <w:r>
+              <w:t>api</w:t>
+            </w:r>
+            <w:proofErr w:type="spellEnd"/>
+            <w:r>
+              <w:t>/</w:t>
+            </w:r>
+            <w:proofErr w:type="spellStart"/>
+            <w:r>
+              <w:t>recipes</w:t>
+            </w:r>
+            <w:proofErr w:type="spellEnd"/>
           </w:p>
         </w:tc>
         <w:tc>
@@ -17454,23 +18593,38 @@
             <w:pPr>
               <w:spacing w:after="160" w:line="278" w:lineRule="auto"/>
             </w:pPr>
+            <w:proofErr w:type="spellStart"/>
             <w:r>
               <w:t>BatchesController</w:t>
             </w:r>
-          </w:p>
-        </w:tc>
-        <w:tc>
-          <w:tcPr>
-            <w:tcW w:w="0" w:type="auto"/>
-            <w:hideMark/>
-          </w:tcPr>
-          <w:p>
-            <w:pPr>
-              <w:spacing w:after="160" w:line="278" w:lineRule="auto"/>
-            </w:pPr>
-            <w:r>
-              <w:t>/api/batches</w:t>
-            </w:r>
+            <w:proofErr w:type="spellEnd"/>
+          </w:p>
+        </w:tc>
+        <w:tc>
+          <w:tcPr>
+            <w:tcW w:w="0" w:type="auto"/>
+            <w:hideMark/>
+          </w:tcPr>
+          <w:p>
+            <w:pPr>
+              <w:spacing w:after="160" w:line="278" w:lineRule="auto"/>
+            </w:pPr>
+            <w:r>
+              <w:t>/</w:t>
+            </w:r>
+            <w:proofErr w:type="spellStart"/>
+            <w:r>
+              <w:t>api</w:t>
+            </w:r>
+            <w:proofErr w:type="spellEnd"/>
+            <w:r>
+              <w:t>/</w:t>
+            </w:r>
+            <w:proofErr w:type="spellStart"/>
+            <w:r>
+              <w:t>batches</w:t>
+            </w:r>
+            <w:proofErr w:type="spellEnd"/>
           </w:p>
         </w:tc>
         <w:tc>
@@ -17498,23 +18652,38 @@
             <w:pPr>
               <w:spacing w:after="160" w:line="278" w:lineRule="auto"/>
             </w:pPr>
+            <w:proofErr w:type="spellStart"/>
             <w:r>
               <w:t>QualityController</w:t>
             </w:r>
-          </w:p>
-        </w:tc>
-        <w:tc>
-          <w:tcPr>
-            <w:tcW w:w="0" w:type="auto"/>
-            <w:hideMark/>
-          </w:tcPr>
-          <w:p>
-            <w:pPr>
-              <w:spacing w:after="160" w:line="278" w:lineRule="auto"/>
-            </w:pPr>
-            <w:r>
-              <w:t>/api/quality</w:t>
-            </w:r>
+            <w:proofErr w:type="spellEnd"/>
+          </w:p>
+        </w:tc>
+        <w:tc>
+          <w:tcPr>
+            <w:tcW w:w="0" w:type="auto"/>
+            <w:hideMark/>
+          </w:tcPr>
+          <w:p>
+            <w:pPr>
+              <w:spacing w:after="160" w:line="278" w:lineRule="auto"/>
+            </w:pPr>
+            <w:r>
+              <w:t>/</w:t>
+            </w:r>
+            <w:proofErr w:type="spellStart"/>
+            <w:r>
+              <w:t>api</w:t>
+            </w:r>
+            <w:proofErr w:type="spellEnd"/>
+            <w:r>
+              <w:t>/</w:t>
+            </w:r>
+            <w:proofErr w:type="spellStart"/>
+            <w:r>
+              <w:t>quality</w:t>
+            </w:r>
+            <w:proofErr w:type="spellEnd"/>
           </w:p>
         </w:tc>
         <w:tc>
@@ -17686,9 +18855,11 @@
             <w:pPr>
               <w:spacing w:after="160" w:line="278" w:lineRule="auto"/>
             </w:pPr>
+            <w:proofErr w:type="spellStart"/>
             <w:r>
               <w:t>AuthController</w:t>
             </w:r>
+            <w:proofErr w:type="spellEnd"/>
           </w:p>
         </w:tc>
         <w:tc>
@@ -17729,8 +18900,13 @@
               <w:spacing w:after="160" w:line="278" w:lineRule="auto"/>
             </w:pPr>
             <w:r>
-              <w:t>Добавлена проверка connectionString</w:t>
-            </w:r>
+              <w:t xml:space="preserve">Добавлена проверка </w:t>
+            </w:r>
+            <w:proofErr w:type="spellStart"/>
+            <w:r>
+              <w:t>connectionString</w:t>
+            </w:r>
+            <w:proofErr w:type="spellEnd"/>
           </w:p>
         </w:tc>
       </w:tr>
@@ -17772,9 +18948,11 @@
             <w:pPr>
               <w:spacing w:after="160" w:line="278" w:lineRule="auto"/>
             </w:pPr>
+            <w:proofErr w:type="spellStart"/>
             <w:r>
               <w:t>ProductsController</w:t>
             </w:r>
+            <w:proofErr w:type="spellEnd"/>
           </w:p>
         </w:tc>
         <w:tc>
@@ -17815,8 +18993,23 @@
               <w:spacing w:after="160" w:line="278" w:lineRule="auto"/>
             </w:pPr>
             <w:r>
-              <w:t>Добавлена проверка id == product.Id</w:t>
-            </w:r>
+              <w:t xml:space="preserve">Добавлена проверка </w:t>
+            </w:r>
+            <w:proofErr w:type="spellStart"/>
+            <w:r>
+              <w:t>id</w:t>
+            </w:r>
+            <w:proofErr w:type="spellEnd"/>
+            <w:r>
+              <w:t xml:space="preserve"> == </w:t>
+            </w:r>
+            <w:proofErr w:type="spellStart"/>
+            <w:proofErr w:type="gramStart"/>
+            <w:r>
+              <w:t>product.Id</w:t>
+            </w:r>
+            <w:proofErr w:type="spellEnd"/>
+            <w:proofErr w:type="gramEnd"/>
           </w:p>
         </w:tc>
       </w:tr>
@@ -17858,9 +19051,11 @@
             <w:pPr>
               <w:spacing w:after="160" w:line="278" w:lineRule="auto"/>
             </w:pPr>
+            <w:proofErr w:type="spellStart"/>
             <w:r>
               <w:t>BatchesController</w:t>
             </w:r>
+            <w:proofErr w:type="spellEnd"/>
           </w:p>
         </w:tc>
         <w:tc>
@@ -17887,22 +19082,32 @@
               <w:spacing w:after="160" w:line="278" w:lineRule="auto"/>
             </w:pPr>
             <w:r>
-              <w:t>Отсутствовал SaveChangesAsync</w:t>
-            </w:r>
-          </w:p>
-        </w:tc>
-        <w:tc>
-          <w:tcPr>
-            <w:tcW w:w="0" w:type="auto"/>
-            <w:hideMark/>
-          </w:tcPr>
-          <w:p>
-            <w:pPr>
-              <w:spacing w:after="160" w:line="278" w:lineRule="auto"/>
-            </w:pPr>
-            <w:r>
-              <w:t>Добавлен вызов SaveChangesAsync</w:t>
-            </w:r>
+              <w:t xml:space="preserve">Отсутствовал </w:t>
+            </w:r>
+            <w:proofErr w:type="spellStart"/>
+            <w:r>
+              <w:t>SaveChangesAsync</w:t>
+            </w:r>
+            <w:proofErr w:type="spellEnd"/>
+          </w:p>
+        </w:tc>
+        <w:tc>
+          <w:tcPr>
+            <w:tcW w:w="0" w:type="auto"/>
+            <w:hideMark/>
+          </w:tcPr>
+          <w:p>
+            <w:pPr>
+              <w:spacing w:after="160" w:line="278" w:lineRule="auto"/>
+            </w:pPr>
+            <w:r>
+              <w:t xml:space="preserve">Добавлен вызов </w:t>
+            </w:r>
+            <w:proofErr w:type="spellStart"/>
+            <w:r>
+              <w:t>SaveChangesAsync</w:t>
+            </w:r>
+            <w:proofErr w:type="spellEnd"/>
           </w:p>
         </w:tc>
       </w:tr>
@@ -17944,9 +19149,11 @@
             <w:pPr>
               <w:spacing w:after="160" w:line="278" w:lineRule="auto"/>
             </w:pPr>
+            <w:proofErr w:type="spellStart"/>
             <w:r>
               <w:t>QualityController</w:t>
             </w:r>
+            <w:proofErr w:type="spellEnd"/>
           </w:p>
         </w:tc>
         <w:tc>
@@ -17987,8 +19194,13 @@
               <w:spacing w:after="160" w:line="278" w:lineRule="auto"/>
             </w:pPr>
             <w:r>
-              <w:t>Добавлена проверка IsMandatory</w:t>
-            </w:r>
+              <w:t xml:space="preserve">Добавлена проверка </w:t>
+            </w:r>
+            <w:proofErr w:type="spellStart"/>
+            <w:r>
+              <w:t>IsMandatory</w:t>
+            </w:r>
+            <w:proofErr w:type="spellEnd"/>
           </w:p>
         </w:tc>
       </w:tr>
@@ -18073,8 +19285,13 @@
               <w:spacing w:after="160" w:line="278" w:lineRule="auto"/>
             </w:pPr>
             <w:r>
-              <w:t>Добавлена политика AllowAll</w:t>
-            </w:r>
+              <w:t xml:space="preserve">Добавлена политика </w:t>
+            </w:r>
+            <w:proofErr w:type="spellStart"/>
+            <w:r>
+              <w:t>AllowAll</w:t>
+            </w:r>
+            <w:proofErr w:type="spellEnd"/>
           </w:p>
         </w:tc>
       </w:tr>
@@ -18091,16 +19308,41 @@
           <w:b/>
           <w:bCs/>
         </w:rPr>
-        <w:t>4.4 Отладка через Swagger</w:t>
-      </w:r>
-    </w:p>
-    <w:p>
-      <w:r>
-        <w:rPr>
-          <w:b/>
-          <w:bCs/>
-        </w:rPr>
-        <w:t>Доступ к Swagger UI:</w:t>
+        <w:t xml:space="preserve">4.4 Отладка через </w:t>
+      </w:r>
+      <w:proofErr w:type="spellStart"/>
+      <w:r>
+        <w:rPr>
+          <w:b/>
+          <w:bCs/>
+        </w:rPr>
+        <w:t>Swagger</w:t>
+      </w:r>
+      <w:proofErr w:type="spellEnd"/>
+    </w:p>
+    <w:p>
+      <w:r>
+        <w:rPr>
+          <w:b/>
+          <w:bCs/>
+        </w:rPr>
+        <w:t xml:space="preserve">Доступ к </w:t>
+      </w:r>
+      <w:proofErr w:type="spellStart"/>
+      <w:r>
+        <w:rPr>
+          <w:b/>
+          <w:bCs/>
+        </w:rPr>
+        <w:t>Swagger</w:t>
+      </w:r>
+      <w:proofErr w:type="spellEnd"/>
+      <w:r>
+        <w:rPr>
+          <w:b/>
+          <w:bCs/>
+        </w:rPr>
+        <w:t xml:space="preserve"> UI:</w:t>
       </w:r>
       <w:r>
         <w:t> http://localhost:5082/swagger</w:t>
@@ -18112,7 +19354,23 @@
           <w:b/>
           <w:bCs/>
         </w:rPr>
-        <w:t>Проверка эндпоинтов:</w:t>
+        <w:t xml:space="preserve">Проверка </w:t>
+      </w:r>
+      <w:proofErr w:type="spellStart"/>
+      <w:r>
+        <w:rPr>
+          <w:b/>
+          <w:bCs/>
+        </w:rPr>
+        <w:t>эндпоинтов</w:t>
+      </w:r>
+      <w:proofErr w:type="spellEnd"/>
+      <w:r>
+        <w:rPr>
+          <w:b/>
+          <w:bCs/>
+        </w:rPr>
+        <w:t>:</w:t>
       </w:r>
     </w:p>
     <w:p>
@@ -18124,7 +19382,15 @@
         <w:spacing w:after="160" w:line="278" w:lineRule="auto"/>
       </w:pPr>
       <w:r>
-        <w:t>Открыть Swagger UI</w:t>
+        <w:t xml:space="preserve">Открыть </w:t>
+      </w:r>
+      <w:proofErr w:type="spellStart"/>
+      <w:r>
+        <w:t>Swagger</w:t>
+      </w:r>
+      <w:proofErr w:type="spellEnd"/>
+      <w:r>
+        <w:t xml:space="preserve"> UI</w:t>
       </w:r>
     </w:p>
     <w:p>
@@ -18166,7 +19432,31 @@
         <w:spacing w:after="160" w:line="278" w:lineRule="auto"/>
       </w:pPr>
       <w:r>
-        <w:t>Нажать "Try it out"</w:t>
+        <w:t>Нажать "</w:t>
+      </w:r>
+      <w:proofErr w:type="spellStart"/>
+      <w:r>
+        <w:t>Try</w:t>
+      </w:r>
+      <w:proofErr w:type="spellEnd"/>
+      <w:r>
+        <w:t xml:space="preserve"> </w:t>
+      </w:r>
+      <w:proofErr w:type="spellStart"/>
+      <w:r>
+        <w:t>it</w:t>
+      </w:r>
+      <w:proofErr w:type="spellEnd"/>
+      <w:r>
+        <w:t xml:space="preserve"> </w:t>
+      </w:r>
+      <w:proofErr w:type="spellStart"/>
+      <w:r>
+        <w:t>out</w:t>
+      </w:r>
+      <w:proofErr w:type="spellEnd"/>
+      <w:r>
+        <w:t>"</w:t>
       </w:r>
     </w:p>
     <w:p>
@@ -18217,8 +19507,17 @@
           <w:b/>
           <w:bCs/>
         </w:rPr>
-        <w:t>4.5 Отладка через Postman</w:t>
-      </w:r>
+        <w:t xml:space="preserve">4.5 Отладка через </w:t>
+      </w:r>
+      <w:proofErr w:type="spellStart"/>
+      <w:r>
+        <w:rPr>
+          <w:b/>
+          <w:bCs/>
+        </w:rPr>
+        <w:t>Postman</w:t>
+      </w:r>
+      <w:proofErr w:type="spellEnd"/>
     </w:p>
     <w:p>
       <w:r>
@@ -18271,8 +19570,16 @@
         <w:rPr>
           <w:lang w:val="en-US"/>
         </w:rPr>
-        <w:t>Content-Type: application/json</w:t>
-      </w:r>
+        <w:t>Content-Type: application/</w:t>
+      </w:r>
+      <w:proofErr w:type="spellStart"/>
+      <w:r>
+        <w:rPr>
+          <w:lang w:val="en-US"/>
+        </w:rPr>
+        <w:t>json</w:t>
+      </w:r>
+      <w:proofErr w:type="spellEnd"/>
     </w:p>
     <w:p>
       <w:pPr>
@@ -18481,7 +19788,21 @@
         <w:rPr>
           <w:lang w:val="en-US"/>
         </w:rPr>
-        <w:t xml:space="preserve">  "fullName": "</w:t>
+        <w:t xml:space="preserve">  "</w:t>
+      </w:r>
+      <w:proofErr w:type="spellStart"/>
+      <w:r>
+        <w:rPr>
+          <w:lang w:val="en-US"/>
+        </w:rPr>
+        <w:t>fullName</w:t>
+      </w:r>
+      <w:proofErr w:type="spellEnd"/>
+      <w:r>
+        <w:rPr>
+          <w:lang w:val="en-US"/>
+        </w:rPr>
+        <w:t>": "</w:t>
       </w:r>
       <w:r>
         <w:t>Администратор</w:t>
@@ -18549,14 +19870,24 @@
       <w:r>
         <w:t>"</w:t>
       </w:r>
+      <w:proofErr w:type="spellStart"/>
       <w:r>
         <w:rPr>
           <w:lang w:val="en-US"/>
         </w:rPr>
         <w:t>expiresAt</w:t>
       </w:r>
-      <w:r>
-        <w:t>": "2025-05-16</w:t>
+      <w:proofErr w:type="spellEnd"/>
+      <w:r>
+        <w:t>": "</w:t>
+      </w:r>
+      <w:proofErr w:type="gramStart"/>
+      <w:r>
+        <w:t>2025-05</w:t>
+      </w:r>
+      <w:proofErr w:type="gramEnd"/>
+      <w:r>
+        <w:t>-16</w:t>
       </w:r>
       <w:r>
         <w:rPr>
@@ -18624,6 +19955,7 @@
         </w:rPr>
         <w:t xml:space="preserve">// </w:t>
       </w:r>
+      <w:proofErr w:type="spellStart"/>
       <w:r>
         <w:rPr>
           <w:lang w:val="en-US"/>
@@ -18642,6 +19974,7 @@
         </w:rPr>
         <w:t>cs</w:t>
       </w:r>
+      <w:proofErr w:type="spellEnd"/>
     </w:p>
     <w:p>
       <w:pPr>
@@ -18655,11 +19988,21 @@
           <w:lang w:val="en-US"/>
         </w:rPr>
       </w:pPr>
-      <w:r>
-        <w:rPr>
-          <w:lang w:val="en-US"/>
-        </w:rPr>
-        <w:t>builder.Logging.ClearProviders();</w:t>
+      <w:proofErr w:type="spellStart"/>
+      <w:proofErr w:type="gramStart"/>
+      <w:r>
+        <w:rPr>
+          <w:lang w:val="en-US"/>
+        </w:rPr>
+        <w:t>builder.Logging.ClearProviders</w:t>
+      </w:r>
+      <w:proofErr w:type="spellEnd"/>
+      <w:proofErr w:type="gramEnd"/>
+      <w:r>
+        <w:rPr>
+          <w:lang w:val="en-US"/>
+        </w:rPr>
+        <w:t>();</w:t>
       </w:r>
     </w:p>
     <w:p>
@@ -18674,11 +20017,21 @@
           <w:lang w:val="en-US"/>
         </w:rPr>
       </w:pPr>
-      <w:r>
-        <w:rPr>
-          <w:lang w:val="en-US"/>
-        </w:rPr>
-        <w:t>builder.Logging.AddConsole();</w:t>
+      <w:proofErr w:type="spellStart"/>
+      <w:proofErr w:type="gramStart"/>
+      <w:r>
+        <w:rPr>
+          <w:lang w:val="en-US"/>
+        </w:rPr>
+        <w:t>builder.Logging.AddConsole</w:t>
+      </w:r>
+      <w:proofErr w:type="spellEnd"/>
+      <w:proofErr w:type="gramEnd"/>
+      <w:r>
+        <w:rPr>
+          <w:lang w:val="en-US"/>
+        </w:rPr>
+        <w:t>();</w:t>
       </w:r>
     </w:p>
     <w:p>
@@ -18693,11 +20046,21 @@
           <w:lang w:val="en-US"/>
         </w:rPr>
       </w:pPr>
-      <w:r>
-        <w:rPr>
-          <w:lang w:val="en-US"/>
-        </w:rPr>
-        <w:t>builder.Logging.AddDebug();</w:t>
+      <w:proofErr w:type="spellStart"/>
+      <w:proofErr w:type="gramStart"/>
+      <w:r>
+        <w:rPr>
+          <w:lang w:val="en-US"/>
+        </w:rPr>
+        <w:t>builder.Logging.AddDebug</w:t>
+      </w:r>
+      <w:proofErr w:type="spellEnd"/>
+      <w:proofErr w:type="gramEnd"/>
+      <w:r>
+        <w:rPr>
+          <w:lang w:val="en-US"/>
+        </w:rPr>
+        <w:t>();</w:t>
       </w:r>
     </w:p>
     <w:p>
@@ -18760,7 +20123,21 @@
         <w:rPr>
           <w:lang w:val="en-US"/>
         </w:rPr>
-        <w:t>[HttpPost("login")]</w:t>
+        <w:t>[</w:t>
+      </w:r>
+      <w:proofErr w:type="spellStart"/>
+      <w:r>
+        <w:rPr>
+          <w:lang w:val="en-US"/>
+        </w:rPr>
+        <w:t>HttpPost</w:t>
+      </w:r>
+      <w:proofErr w:type="spellEnd"/>
+      <w:r>
+        <w:rPr>
+          <w:lang w:val="en-US"/>
+        </w:rPr>
+        <w:t>("login")]</w:t>
       </w:r>
     </w:p>
     <w:p>
@@ -18779,7 +20156,49 @@
         <w:rPr>
           <w:lang w:val="en-US"/>
         </w:rPr>
-        <w:t>public async Task&lt;IActionResult&gt; Login([FromBody] LoginRequest request)</w:t>
+        <w:t>public async Task&lt;</w:t>
+      </w:r>
+      <w:proofErr w:type="spellStart"/>
+      <w:r>
+        <w:rPr>
+          <w:lang w:val="en-US"/>
+        </w:rPr>
+        <w:t>IActionResult</w:t>
+      </w:r>
+      <w:proofErr w:type="spellEnd"/>
+      <w:r>
+        <w:rPr>
+          <w:lang w:val="en-US"/>
+        </w:rPr>
+        <w:t>&gt; Login([</w:t>
+      </w:r>
+      <w:proofErr w:type="spellStart"/>
+      <w:r>
+        <w:rPr>
+          <w:lang w:val="en-US"/>
+        </w:rPr>
+        <w:t>FromBody</w:t>
+      </w:r>
+      <w:proofErr w:type="spellEnd"/>
+      <w:r>
+        <w:rPr>
+          <w:lang w:val="en-US"/>
+        </w:rPr>
+        <w:t xml:space="preserve">] </w:t>
+      </w:r>
+      <w:proofErr w:type="spellStart"/>
+      <w:r>
+        <w:rPr>
+          <w:lang w:val="en-US"/>
+        </w:rPr>
+        <w:t>LoginRequest</w:t>
+      </w:r>
+      <w:proofErr w:type="spellEnd"/>
+      <w:r>
+        <w:rPr>
+          <w:lang w:val="en-US"/>
+        </w:rPr>
+        <w:t xml:space="preserve"> request)</w:t>
       </w:r>
     </w:p>
     <w:p>
@@ -18817,7 +20236,23 @@
         <w:rPr>
           <w:lang w:val="en-US"/>
         </w:rPr>
-        <w:t xml:space="preserve">    _logger.LogInformation($"</w:t>
+        <w:t xml:space="preserve">    _</w:t>
+      </w:r>
+      <w:proofErr w:type="spellStart"/>
+      <w:proofErr w:type="gramStart"/>
+      <w:r>
+        <w:rPr>
+          <w:lang w:val="en-US"/>
+        </w:rPr>
+        <w:t>logger.LogInformation</w:t>
+      </w:r>
+      <w:proofErr w:type="spellEnd"/>
+      <w:proofErr w:type="gramEnd"/>
+      <w:r>
+        <w:rPr>
+          <w:lang w:val="en-US"/>
+        </w:rPr>
+        <w:t>($"</w:t>
       </w:r>
       <w:r>
         <w:t>Попытка</w:t>
@@ -18835,7 +20270,21 @@
         <w:rPr>
           <w:lang w:val="en-US"/>
         </w:rPr>
-        <w:t>: {request.Username}");</w:t>
+        <w:t>: {</w:t>
+      </w:r>
+      <w:proofErr w:type="spellStart"/>
+      <w:r>
+        <w:rPr>
+          <w:lang w:val="en-US"/>
+        </w:rPr>
+        <w:t>request.Username</w:t>
+      </w:r>
+      <w:proofErr w:type="spellEnd"/>
+      <w:r>
+        <w:rPr>
+          <w:lang w:val="en-US"/>
+        </w:rPr>
+        <w:t>}");</w:t>
       </w:r>
     </w:p>
     <w:p>
@@ -18873,7 +20322,51 @@
         <w:rPr>
           <w:lang w:val="en-US"/>
         </w:rPr>
-        <w:t xml:space="preserve">    var user = await _context.Users.FirstOrDefaultAsync(u =&gt; u.Username == request.Username);</w:t>
+        <w:t xml:space="preserve">    var user = await _</w:t>
+      </w:r>
+      <w:proofErr w:type="spellStart"/>
+      <w:proofErr w:type="gramStart"/>
+      <w:r>
+        <w:rPr>
+          <w:lang w:val="en-US"/>
+        </w:rPr>
+        <w:t>context.Users.FirstOrDefaultAsync</w:t>
+      </w:r>
+      <w:proofErr w:type="spellEnd"/>
+      <w:proofErr w:type="gramEnd"/>
+      <w:r>
+        <w:rPr>
+          <w:lang w:val="en-US"/>
+        </w:rPr>
+        <w:t xml:space="preserve">(u =&gt; </w:t>
+      </w:r>
+      <w:proofErr w:type="spellStart"/>
+      <w:r>
+        <w:rPr>
+          <w:lang w:val="en-US"/>
+        </w:rPr>
+        <w:t>u.Username</w:t>
+      </w:r>
+      <w:proofErr w:type="spellEnd"/>
+      <w:r>
+        <w:rPr>
+          <w:lang w:val="en-US"/>
+        </w:rPr>
+        <w:t xml:space="preserve"> == </w:t>
+      </w:r>
+      <w:proofErr w:type="spellStart"/>
+      <w:r>
+        <w:rPr>
+          <w:lang w:val="en-US"/>
+        </w:rPr>
+        <w:t>request.Username</w:t>
+      </w:r>
+      <w:proofErr w:type="spellEnd"/>
+      <w:r>
+        <w:rPr>
+          <w:lang w:val="en-US"/>
+        </w:rPr>
+        <w:t>);</w:t>
       </w:r>
     </w:p>
     <w:p>
@@ -18949,7 +20442,23 @@
         <w:rPr>
           <w:lang w:val="en-US"/>
         </w:rPr>
-        <w:t xml:space="preserve">        _logger.LogWarning($"</w:t>
+        <w:t xml:space="preserve">        _</w:t>
+      </w:r>
+      <w:proofErr w:type="spellStart"/>
+      <w:proofErr w:type="gramStart"/>
+      <w:r>
+        <w:rPr>
+          <w:lang w:val="en-US"/>
+        </w:rPr>
+        <w:t>logger.LogWarning</w:t>
+      </w:r>
+      <w:proofErr w:type="spellEnd"/>
+      <w:proofErr w:type="gramEnd"/>
+      <w:r>
+        <w:rPr>
+          <w:lang w:val="en-US"/>
+        </w:rPr>
+        <w:t>($"</w:t>
       </w:r>
       <w:r>
         <w:t>Пользователь</w:t>
@@ -18976,7 +20485,21 @@
         <w:rPr>
           <w:lang w:val="en-US"/>
         </w:rPr>
-        <w:t>: {request.Username}");</w:t>
+        <w:t>: {</w:t>
+      </w:r>
+      <w:proofErr w:type="spellStart"/>
+      <w:r>
+        <w:rPr>
+          <w:lang w:val="en-US"/>
+        </w:rPr>
+        <w:t>request.Username</w:t>
+      </w:r>
+      <w:proofErr w:type="spellEnd"/>
+      <w:r>
+        <w:rPr>
+          <w:lang w:val="en-US"/>
+        </w:rPr>
+        <w:t>}");</w:t>
       </w:r>
     </w:p>
     <w:p>
@@ -18995,7 +20518,21 @@
         <w:rPr>
           <w:lang w:val="en-US"/>
         </w:rPr>
-        <w:t xml:space="preserve">        return Unauthorized(new { message = "</w:t>
+        <w:t xml:space="preserve">        return </w:t>
+      </w:r>
+      <w:proofErr w:type="gramStart"/>
+      <w:r>
+        <w:rPr>
+          <w:lang w:val="en-US"/>
+        </w:rPr>
+        <w:t>Unauthorized(</w:t>
+      </w:r>
+      <w:proofErr w:type="gramEnd"/>
+      <w:r>
+        <w:rPr>
+          <w:lang w:val="en-US"/>
+        </w:rPr>
+        <w:t>new { message = "</w:t>
       </w:r>
       <w:r>
         <w:t>Неверный</w:t>
@@ -19088,7 +20625,23 @@
         <w:rPr>
           <w:lang w:val="en-US"/>
         </w:rPr>
-        <w:t xml:space="preserve">    _logger.LogInformation($"</w:t>
+        <w:t xml:space="preserve">    _</w:t>
+      </w:r>
+      <w:proofErr w:type="spellStart"/>
+      <w:proofErr w:type="gramStart"/>
+      <w:r>
+        <w:rPr>
+          <w:lang w:val="en-US"/>
+        </w:rPr>
+        <w:t>logger.LogInformation</w:t>
+      </w:r>
+      <w:proofErr w:type="spellEnd"/>
+      <w:proofErr w:type="gramEnd"/>
+      <w:r>
+        <w:rPr>
+          <w:lang w:val="en-US"/>
+        </w:rPr>
+        <w:t>($"</w:t>
       </w:r>
       <w:r>
         <w:t>Пользователь</w:t>
@@ -19106,7 +20659,35 @@
         <w:rPr>
           <w:lang w:val="en-US"/>
         </w:rPr>
-        <w:t>: {user.Id}, {user.Username}");</w:t>
+        <w:t>: {</w:t>
+      </w:r>
+      <w:proofErr w:type="spellStart"/>
+      <w:r>
+        <w:rPr>
+          <w:lang w:val="en-US"/>
+        </w:rPr>
+        <w:t>user.Id</w:t>
+      </w:r>
+      <w:proofErr w:type="spellEnd"/>
+      <w:r>
+        <w:rPr>
+          <w:lang w:val="en-US"/>
+        </w:rPr>
+        <w:t>}, {</w:t>
+      </w:r>
+      <w:proofErr w:type="spellStart"/>
+      <w:r>
+        <w:rPr>
+          <w:lang w:val="en-US"/>
+        </w:rPr>
+        <w:t>user.Username</w:t>
+      </w:r>
+      <w:proofErr w:type="spellEnd"/>
+      <w:r>
+        <w:rPr>
+          <w:lang w:val="en-US"/>
+        </w:rPr>
+        <w:t>}");</w:t>
       </w:r>
     </w:p>
     <w:p>
@@ -19193,7 +20774,47 @@
     </w:p>
     <w:p>
       <w:r>
-        <w:t>База данных разработана на Microsoft SQL Server и содержит 15 таблиц в схемах: reference, production, quality, monitoring, audit.</w:t>
+        <w:t xml:space="preserve">База данных разработана на Microsoft SQL Server и содержит 15 таблиц в схемах: </w:t>
+      </w:r>
+      <w:proofErr w:type="spellStart"/>
+      <w:r>
+        <w:t>reference</w:t>
+      </w:r>
+      <w:proofErr w:type="spellEnd"/>
+      <w:r>
+        <w:t xml:space="preserve">, </w:t>
+      </w:r>
+      <w:proofErr w:type="spellStart"/>
+      <w:r>
+        <w:t>production</w:t>
+      </w:r>
+      <w:proofErr w:type="spellEnd"/>
+      <w:r>
+        <w:t xml:space="preserve">, </w:t>
+      </w:r>
+      <w:proofErr w:type="spellStart"/>
+      <w:r>
+        <w:t>quality</w:t>
+      </w:r>
+      <w:proofErr w:type="spellEnd"/>
+      <w:r>
+        <w:t xml:space="preserve">, </w:t>
+      </w:r>
+      <w:proofErr w:type="spellStart"/>
+      <w:r>
+        <w:t>monitoring</w:t>
+      </w:r>
+      <w:proofErr w:type="spellEnd"/>
+      <w:r>
+        <w:t xml:space="preserve">, </w:t>
+      </w:r>
+      <w:proofErr w:type="spellStart"/>
+      <w:r>
+        <w:t>audit</w:t>
+      </w:r>
+      <w:proofErr w:type="spellEnd"/>
+      <w:r>
+        <w:t>.</w:t>
       </w:r>
     </w:p>
     <w:p>
@@ -19349,9 +20970,11 @@
             <w:pPr>
               <w:spacing w:after="160" w:line="278" w:lineRule="auto"/>
             </w:pPr>
+            <w:proofErr w:type="spellStart"/>
             <w:r>
               <w:t>users</w:t>
             </w:r>
+            <w:proofErr w:type="spellEnd"/>
           </w:p>
         </w:tc>
         <w:tc>
@@ -19435,9 +21058,11 @@
             <w:pPr>
               <w:spacing w:after="160" w:line="278" w:lineRule="auto"/>
             </w:pPr>
+            <w:proofErr w:type="spellStart"/>
             <w:r>
               <w:t>recipes</w:t>
             </w:r>
+            <w:proofErr w:type="spellEnd"/>
           </w:p>
         </w:tc>
         <w:tc>
@@ -19496,8 +21121,16 @@
               <w:rPr>
                 <w:lang w:val="en-US"/>
               </w:rPr>
-              <w:t xml:space="preserve"> check_recipe_sum</w:t>
-            </w:r>
+              <w:t xml:space="preserve"> </w:t>
+            </w:r>
+            <w:proofErr w:type="spellStart"/>
+            <w:r>
+              <w:rPr>
+                <w:lang w:val="en-US"/>
+              </w:rPr>
+              <w:t>check_recipe_sum</w:t>
+            </w:r>
+            <w:proofErr w:type="spellEnd"/>
           </w:p>
         </w:tc>
       </w:tr>
@@ -19539,9 +21172,11 @@
             <w:pPr>
               <w:spacing w:after="160" w:line="278" w:lineRule="auto"/>
             </w:pPr>
+            <w:proofErr w:type="spellStart"/>
             <w:r>
               <w:t>batches</w:t>
             </w:r>
+            <w:proofErr w:type="spellEnd"/>
           </w:p>
         </w:tc>
         <w:tc>
@@ -19626,9 +21261,11 @@
             <w:pPr>
               <w:spacing w:after="160" w:line="278" w:lineRule="auto"/>
             </w:pPr>
+            <w:proofErr w:type="spellStart"/>
             <w:r>
               <w:t>quality_controls</w:t>
             </w:r>
+            <w:proofErr w:type="spellEnd"/>
           </w:p>
         </w:tc>
         <w:tc>
@@ -19655,22 +21292,32 @@
               <w:spacing w:after="160" w:line="278" w:lineRule="auto"/>
             </w:pPr>
             <w:r>
-              <w:t>Таблица создана в dbo</w:t>
-            </w:r>
-          </w:p>
-        </w:tc>
-        <w:tc>
-          <w:tcPr>
-            <w:tcW w:w="0" w:type="auto"/>
-            <w:hideMark/>
-          </w:tcPr>
-          <w:p>
-            <w:pPr>
-              <w:spacing w:after="160" w:line="278" w:lineRule="auto"/>
-            </w:pPr>
-            <w:r>
-              <w:t>Перенесена в схему quality</w:t>
-            </w:r>
+              <w:t xml:space="preserve">Таблица создана в </w:t>
+            </w:r>
+            <w:proofErr w:type="spellStart"/>
+            <w:r>
+              <w:t>dbo</w:t>
+            </w:r>
+            <w:proofErr w:type="spellEnd"/>
+          </w:p>
+        </w:tc>
+        <w:tc>
+          <w:tcPr>
+            <w:tcW w:w="0" w:type="auto"/>
+            <w:hideMark/>
+          </w:tcPr>
+          <w:p>
+            <w:pPr>
+              <w:spacing w:after="160" w:line="278" w:lineRule="auto"/>
+            </w:pPr>
+            <w:r>
+              <w:t xml:space="preserve">Перенесена в схему </w:t>
+            </w:r>
+            <w:proofErr w:type="spellStart"/>
+            <w:r>
+              <w:t>quality</w:t>
+            </w:r>
+            <w:proofErr w:type="spellEnd"/>
           </w:p>
         </w:tc>
       </w:tr>
@@ -19712,9 +21359,11 @@
             <w:pPr>
               <w:spacing w:after="160" w:line="278" w:lineRule="auto"/>
             </w:pPr>
+            <w:proofErr w:type="spellStart"/>
             <w:r>
               <w:t>deviations</w:t>
             </w:r>
+            <w:proofErr w:type="spellEnd"/>
           </w:p>
         </w:tc>
         <w:tc>
@@ -19755,8 +21404,13 @@
               <w:spacing w:after="160" w:line="278" w:lineRule="auto"/>
             </w:pPr>
             <w:r>
-              <w:t>Исправлен тип batch_id</w:t>
-            </w:r>
+              <w:t xml:space="preserve">Исправлен тип </w:t>
+            </w:r>
+            <w:proofErr w:type="spellStart"/>
+            <w:r>
+              <w:t>batch_id</w:t>
+            </w:r>
+            <w:proofErr w:type="spellEnd"/>
           </w:p>
         </w:tc>
       </w:tr>
@@ -19885,7 +21539,31 @@
               <w:spacing w:after="160" w:line="278" w:lineRule="auto"/>
             </w:pPr>
             <w:r>
-              <w:t>Добавить missing using или установить NuGet пакет</w:t>
+              <w:t xml:space="preserve">Добавить </w:t>
+            </w:r>
+            <w:proofErr w:type="spellStart"/>
+            <w:r>
+              <w:t>missing</w:t>
+            </w:r>
+            <w:proofErr w:type="spellEnd"/>
+            <w:r>
+              <w:t xml:space="preserve"> </w:t>
+            </w:r>
+            <w:proofErr w:type="spellStart"/>
+            <w:r>
+              <w:t>using</w:t>
+            </w:r>
+            <w:proofErr w:type="spellEnd"/>
+            <w:r>
+              <w:t xml:space="preserve"> или установить </w:t>
+            </w:r>
+            <w:proofErr w:type="spellStart"/>
+            <w:r>
+              <w:t>NuGet</w:t>
+            </w:r>
+            <w:proofErr w:type="spellEnd"/>
+            <w:r>
+              <w:t xml:space="preserve"> пакет</w:t>
             </w:r>
           </w:p>
         </w:tc>
@@ -19929,8 +21607,13 @@
               <w:spacing w:after="160" w:line="278" w:lineRule="auto"/>
             </w:pPr>
             <w:r>
-              <w:t>Использовать явное преобразование или добавить cast</w:t>
-            </w:r>
+              <w:t xml:space="preserve">Использовать явное преобразование или добавить </w:t>
+            </w:r>
+            <w:proofErr w:type="spellStart"/>
+            <w:r>
+              <w:t>cast</w:t>
+            </w:r>
+            <w:proofErr w:type="spellEnd"/>
           </w:p>
         </w:tc>
       </w:tr>
@@ -19973,7 +21656,15 @@
               <w:spacing w:after="160" w:line="278" w:lineRule="auto"/>
             </w:pPr>
             <w:r>
-              <w:t>Добавить missing свойство или метод</w:t>
+              <w:t xml:space="preserve">Добавить </w:t>
+            </w:r>
+            <w:proofErr w:type="spellStart"/>
+            <w:r>
+              <w:t>missing</w:t>
+            </w:r>
+            <w:proofErr w:type="spellEnd"/>
+            <w:r>
+              <w:t xml:space="preserve"> свойство или метод</w:t>
             </w:r>
           </w:p>
         </w:tc>
@@ -20061,7 +21752,15 @@
               <w:spacing w:after="160" w:line="278" w:lineRule="auto"/>
             </w:pPr>
             <w:r>
-              <w:t>Добавить ссылку на сборку или NuGet пакет</w:t>
+              <w:t xml:space="preserve">Добавить ссылку на сборку или </w:t>
+            </w:r>
+            <w:proofErr w:type="spellStart"/>
+            <w:r>
+              <w:t>NuGet</w:t>
+            </w:r>
+            <w:proofErr w:type="spellEnd"/>
+            <w:r>
+              <w:t xml:space="preserve"> пакет</w:t>
             </w:r>
           </w:p>
         </w:tc>
@@ -20176,37 +21875,52 @@
             <w:pPr>
               <w:spacing w:after="160" w:line="278" w:lineRule="auto"/>
             </w:pPr>
+            <w:proofErr w:type="spellStart"/>
             <w:r>
               <w:t>NullReferenceException</w:t>
             </w:r>
-          </w:p>
-        </w:tc>
-        <w:tc>
-          <w:tcPr>
-            <w:tcW w:w="0" w:type="auto"/>
-            <w:hideMark/>
-          </w:tcPr>
-          <w:p>
-            <w:pPr>
-              <w:spacing w:after="160" w:line="278" w:lineRule="auto"/>
-            </w:pPr>
-            <w:r>
-              <w:t>Обращение к null объекту</w:t>
-            </w:r>
-          </w:p>
-        </w:tc>
-        <w:tc>
-          <w:tcPr>
-            <w:tcW w:w="0" w:type="auto"/>
-            <w:hideMark/>
-          </w:tcPr>
-          <w:p>
-            <w:pPr>
-              <w:spacing w:after="160" w:line="278" w:lineRule="auto"/>
-            </w:pPr>
-            <w:r>
-              <w:t>Добавить проверку на null</w:t>
-            </w:r>
+            <w:proofErr w:type="spellEnd"/>
+          </w:p>
+        </w:tc>
+        <w:tc>
+          <w:tcPr>
+            <w:tcW w:w="0" w:type="auto"/>
+            <w:hideMark/>
+          </w:tcPr>
+          <w:p>
+            <w:pPr>
+              <w:spacing w:after="160" w:line="278" w:lineRule="auto"/>
+            </w:pPr>
+            <w:r>
+              <w:t xml:space="preserve">Обращение к </w:t>
+            </w:r>
+            <w:proofErr w:type="spellStart"/>
+            <w:r>
+              <w:t>null</w:t>
+            </w:r>
+            <w:proofErr w:type="spellEnd"/>
+            <w:r>
+              <w:t xml:space="preserve"> объекту</w:t>
+            </w:r>
+          </w:p>
+        </w:tc>
+        <w:tc>
+          <w:tcPr>
+            <w:tcW w:w="0" w:type="auto"/>
+            <w:hideMark/>
+          </w:tcPr>
+          <w:p>
+            <w:pPr>
+              <w:spacing w:after="160" w:line="278" w:lineRule="auto"/>
+            </w:pPr>
+            <w:r>
+              <w:t xml:space="preserve">Добавить проверку на </w:t>
+            </w:r>
+            <w:proofErr w:type="spellStart"/>
+            <w:r>
+              <w:t>null</w:t>
+            </w:r>
+            <w:proofErr w:type="spellEnd"/>
           </w:p>
         </w:tc>
       </w:tr>
@@ -20234,8 +21948,37 @@
             <w:pPr>
               <w:spacing w:after="160" w:line="278" w:lineRule="auto"/>
             </w:pPr>
-            <w:r>
-              <w:t>SqlException (Invalid column name)</w:t>
+            <w:proofErr w:type="spellStart"/>
+            <w:r>
+              <w:t>SqlException</w:t>
+            </w:r>
+            <w:proofErr w:type="spellEnd"/>
+            <w:r>
+              <w:t xml:space="preserve"> (</w:t>
+            </w:r>
+            <w:proofErr w:type="spellStart"/>
+            <w:r>
+              <w:t>Invalid</w:t>
+            </w:r>
+            <w:proofErr w:type="spellEnd"/>
+            <w:r>
+              <w:t xml:space="preserve"> </w:t>
+            </w:r>
+            <w:proofErr w:type="spellStart"/>
+            <w:r>
+              <w:t>column</w:t>
+            </w:r>
+            <w:proofErr w:type="spellEnd"/>
+            <w:r>
+              <w:t xml:space="preserve"> </w:t>
+            </w:r>
+            <w:proofErr w:type="spellStart"/>
+            <w:r>
+              <w:t>name</w:t>
+            </w:r>
+            <w:proofErr w:type="spellEnd"/>
+            <w:r>
+              <w:t>)</w:t>
             </w:r>
           </w:p>
         </w:tc>
@@ -20292,9 +22035,11 @@
             <w:pPr>
               <w:spacing w:after="160" w:line="278" w:lineRule="auto"/>
             </w:pPr>
+            <w:proofErr w:type="spellStart"/>
             <w:r>
               <w:t>DbUpdateException</w:t>
             </w:r>
+            <w:proofErr w:type="spellEnd"/>
           </w:p>
         </w:tc>
         <w:tc>
@@ -20350,9 +22095,11 @@
             <w:pPr>
               <w:spacing w:after="160" w:line="278" w:lineRule="auto"/>
             </w:pPr>
+            <w:proofErr w:type="spellStart"/>
             <w:r>
               <w:t>HttpRequestException</w:t>
             </w:r>
+            <w:proofErr w:type="spellEnd"/>
           </w:p>
         </w:tc>
         <w:tc>
@@ -20408,9 +22155,11 @@
             <w:pPr>
               <w:spacing w:after="160" w:line="278" w:lineRule="auto"/>
             </w:pPr>
+            <w:proofErr w:type="spellStart"/>
             <w:r>
               <w:t>FileNotFoundException</w:t>
             </w:r>
+            <w:proofErr w:type="spellEnd"/>
           </w:p>
         </w:tc>
         <w:tc>
@@ -20581,8 +22330,13 @@
               <w:spacing w:after="160" w:line="278" w:lineRule="auto"/>
             </w:pPr>
             <w:r>
-              <w:t>Добавить стиль в App.xaml</w:t>
-            </w:r>
+              <w:t xml:space="preserve">Добавить стиль в </w:t>
+            </w:r>
+            <w:proofErr w:type="spellStart"/>
+            <w:r>
+              <w:t>App.xaml</w:t>
+            </w:r>
+            <w:proofErr w:type="spellEnd"/>
           </w:p>
         </w:tc>
       </w:tr>
@@ -20611,7 +22365,31 @@
               <w:spacing w:after="160" w:line="278" w:lineRule="auto"/>
             </w:pPr>
             <w:r>
-              <w:t>"BindingExpression path error"</w:t>
+              <w:t>"</w:t>
+            </w:r>
+            <w:proofErr w:type="spellStart"/>
+            <w:r>
+              <w:t>BindingExpression</w:t>
+            </w:r>
+            <w:proofErr w:type="spellEnd"/>
+            <w:r>
+              <w:t xml:space="preserve"> </w:t>
+            </w:r>
+            <w:proofErr w:type="spellStart"/>
+            <w:r>
+              <w:t>path</w:t>
+            </w:r>
+            <w:proofErr w:type="spellEnd"/>
+            <w:r>
+              <w:t xml:space="preserve"> </w:t>
+            </w:r>
+            <w:proofErr w:type="spellStart"/>
+            <w:r>
+              <w:t>error</w:t>
+            </w:r>
+            <w:proofErr w:type="spellEnd"/>
+            <w:r>
+              <w:t>"</w:t>
             </w:r>
           </w:p>
         </w:tc>
@@ -20668,36 +22446,54 @@
             <w:pPr>
               <w:spacing w:after="160" w:line="278" w:lineRule="auto"/>
             </w:pPr>
-            <w:r>
-              <w:t>DataGrid не отображает данные</w:t>
-            </w:r>
-          </w:p>
-        </w:tc>
-        <w:tc>
-          <w:tcPr>
-            <w:tcW w:w="0" w:type="auto"/>
-            <w:hideMark/>
-          </w:tcPr>
-          <w:p>
-            <w:pPr>
-              <w:spacing w:after="160" w:line="278" w:lineRule="auto"/>
-            </w:pPr>
-            <w:r>
-              <w:t>Не установлен ItemsSource</w:t>
-            </w:r>
-          </w:p>
-        </w:tc>
-        <w:tc>
-          <w:tcPr>
-            <w:tcW w:w="0" w:type="auto"/>
-            <w:hideMark/>
-          </w:tcPr>
-          <w:p>
-            <w:pPr>
-              <w:spacing w:after="160" w:line="278" w:lineRule="auto"/>
-            </w:pPr>
-            <w:r>
-              <w:t>Установить ItemsSource после загрузки</w:t>
+            <w:proofErr w:type="spellStart"/>
+            <w:r>
+              <w:t>DataGrid</w:t>
+            </w:r>
+            <w:proofErr w:type="spellEnd"/>
+            <w:r>
+              <w:t xml:space="preserve"> не отображает данные</w:t>
+            </w:r>
+          </w:p>
+        </w:tc>
+        <w:tc>
+          <w:tcPr>
+            <w:tcW w:w="0" w:type="auto"/>
+            <w:hideMark/>
+          </w:tcPr>
+          <w:p>
+            <w:pPr>
+              <w:spacing w:after="160" w:line="278" w:lineRule="auto"/>
+            </w:pPr>
+            <w:r>
+              <w:t xml:space="preserve">Не установлен </w:t>
+            </w:r>
+            <w:proofErr w:type="spellStart"/>
+            <w:r>
+              <w:t>ItemsSource</w:t>
+            </w:r>
+            <w:proofErr w:type="spellEnd"/>
+          </w:p>
+        </w:tc>
+        <w:tc>
+          <w:tcPr>
+            <w:tcW w:w="0" w:type="auto"/>
+            <w:hideMark/>
+          </w:tcPr>
+          <w:p>
+            <w:pPr>
+              <w:spacing w:after="160" w:line="278" w:lineRule="auto"/>
+            </w:pPr>
+            <w:r>
+              <w:t xml:space="preserve">Установить </w:t>
+            </w:r>
+            <w:proofErr w:type="spellStart"/>
+            <w:r>
+              <w:t>ItemsSource</w:t>
+            </w:r>
+            <w:proofErr w:type="spellEnd"/>
+            <w:r>
+              <w:t xml:space="preserve"> после загрузки</w:t>
             </w:r>
           </w:p>
         </w:tc>
@@ -20800,8 +22596,13 @@
               <w:spacing w:after="160" w:line="278" w:lineRule="auto"/>
             </w:pPr>
             <w:r>
-              <w:t>Connection refused</w:t>
-            </w:r>
+              <w:t xml:space="preserve">Connection </w:t>
+            </w:r>
+            <w:proofErr w:type="spellStart"/>
+            <w:r>
+              <w:t>refused</w:t>
+            </w:r>
+            <w:proofErr w:type="spellEnd"/>
           </w:p>
         </w:tc>
         <w:tc>
@@ -20844,8 +22645,21 @@
               <w:spacing w:after="160" w:line="278" w:lineRule="auto"/>
             </w:pPr>
             <w:r>
-              <w:t>404 Not Found</w:t>
-            </w:r>
+              <w:t xml:space="preserve">404 </w:t>
+            </w:r>
+            <w:proofErr w:type="spellStart"/>
+            <w:r>
+              <w:t>Not</w:t>
+            </w:r>
+            <w:proofErr w:type="spellEnd"/>
+            <w:r>
+              <w:t xml:space="preserve"> </w:t>
+            </w:r>
+            <w:proofErr w:type="spellStart"/>
+            <w:r>
+              <w:t>Found</w:t>
+            </w:r>
+            <w:proofErr w:type="spellEnd"/>
           </w:p>
         </w:tc>
         <w:tc>
@@ -20888,8 +22702,13 @@
               <w:spacing w:after="160" w:line="278" w:lineRule="auto"/>
             </w:pPr>
             <w:r>
-              <w:t>401 Unauthorized</w:t>
-            </w:r>
+              <w:t xml:space="preserve">401 </w:t>
+            </w:r>
+            <w:proofErr w:type="spellStart"/>
+            <w:r>
+              <w:t>Unauthorized</w:t>
+            </w:r>
+            <w:proofErr w:type="spellEnd"/>
           </w:p>
         </w:tc>
         <w:tc>
@@ -20961,8 +22780,21 @@
               <w:spacing w:after="160" w:line="278" w:lineRule="auto"/>
             </w:pPr>
             <w:r>
-              <w:t>Добавить policy в Program.cs</w:t>
-            </w:r>
+              <w:t xml:space="preserve">Добавить </w:t>
+            </w:r>
+            <w:proofErr w:type="spellStart"/>
+            <w:r>
+              <w:t>policy</w:t>
+            </w:r>
+            <w:proofErr w:type="spellEnd"/>
+            <w:r>
+              <w:t xml:space="preserve"> в </w:t>
+            </w:r>
+            <w:proofErr w:type="spellStart"/>
+            <w:r>
+              <w:t>Program.cs</w:t>
+            </w:r>
+            <w:proofErr w:type="spellEnd"/>
           </w:p>
         </w:tc>
       </w:tr>
@@ -21047,9 +22879,27 @@
             <w:pPr>
               <w:spacing w:after="160" w:line="278" w:lineRule="auto"/>
             </w:pPr>
-            <w:r>
-              <w:t>Cannot open database</w:t>
-            </w:r>
+            <w:proofErr w:type="spellStart"/>
+            <w:r>
+              <w:t>Cannot</w:t>
+            </w:r>
+            <w:proofErr w:type="spellEnd"/>
+            <w:r>
+              <w:t xml:space="preserve"> </w:t>
+            </w:r>
+            <w:proofErr w:type="spellStart"/>
+            <w:r>
+              <w:t>open</w:t>
+            </w:r>
+            <w:proofErr w:type="spellEnd"/>
+            <w:r>
+              <w:t xml:space="preserve"> </w:t>
+            </w:r>
+            <w:proofErr w:type="spellStart"/>
+            <w:r>
+              <w:t>database</w:t>
+            </w:r>
+            <w:proofErr w:type="spellEnd"/>
           </w:p>
         </w:tc>
         <w:tc>
@@ -21091,9 +22941,19 @@
             <w:pPr>
               <w:spacing w:after="160" w:line="278" w:lineRule="auto"/>
             </w:pPr>
-            <w:r>
-              <w:t>Login failed</w:t>
-            </w:r>
+            <w:proofErr w:type="spellStart"/>
+            <w:r>
+              <w:t>Login</w:t>
+            </w:r>
+            <w:proofErr w:type="spellEnd"/>
+            <w:r>
+              <w:t xml:space="preserve"> </w:t>
+            </w:r>
+            <w:proofErr w:type="spellStart"/>
+            <w:r>
+              <w:t>failed</w:t>
+            </w:r>
+            <w:proofErr w:type="spellEnd"/>
           </w:p>
         </w:tc>
         <w:tc>
@@ -21120,8 +22980,15 @@
               <w:spacing w:after="160" w:line="278" w:lineRule="auto"/>
             </w:pPr>
             <w:r>
-              <w:t>Проверить appsettings.json</w:t>
-            </w:r>
+              <w:t xml:space="preserve">Проверить </w:t>
+            </w:r>
+            <w:proofErr w:type="spellStart"/>
+            <w:proofErr w:type="gramStart"/>
+            <w:r>
+              <w:t>appsettings.json</w:t>
+            </w:r>
+            <w:proofErr w:type="spellEnd"/>
+            <w:proofErr w:type="gramEnd"/>
           </w:p>
         </w:tc>
       </w:tr>
@@ -21135,9 +23002,11 @@
             <w:pPr>
               <w:spacing w:after="160" w:line="278" w:lineRule="auto"/>
             </w:pPr>
+            <w:proofErr w:type="spellStart"/>
             <w:r>
               <w:t>Timeout</w:t>
             </w:r>
+            <w:proofErr w:type="spellEnd"/>
           </w:p>
         </w:tc>
         <w:tc>
@@ -21264,23 +23133,41 @@
             <w:pPr>
               <w:spacing w:after="160" w:line="278" w:lineRule="auto"/>
             </w:pPr>
-            <w:r>
-              <w:t>Visibility = Visible?</w:t>
-            </w:r>
-          </w:p>
-        </w:tc>
-        <w:tc>
-          <w:tcPr>
-            <w:tcW w:w="0" w:type="auto"/>
-            <w:hideMark/>
-          </w:tcPr>
-          <w:p>
-            <w:pPr>
-              <w:spacing w:after="160" w:line="278" w:lineRule="auto"/>
-            </w:pPr>
-            <w:r>
-              <w:t>Проверить свойство Visibility</w:t>
-            </w:r>
+            <w:proofErr w:type="spellStart"/>
+            <w:r>
+              <w:t>Visibility</w:t>
+            </w:r>
+            <w:proofErr w:type="spellEnd"/>
+            <w:r>
+              <w:t xml:space="preserve"> = </w:t>
+            </w:r>
+            <w:proofErr w:type="spellStart"/>
+            <w:r>
+              <w:t>Visible</w:t>
+            </w:r>
+            <w:proofErr w:type="spellEnd"/>
+            <w:r>
+              <w:t>?</w:t>
+            </w:r>
+          </w:p>
+        </w:tc>
+        <w:tc>
+          <w:tcPr>
+            <w:tcW w:w="0" w:type="auto"/>
+            <w:hideMark/>
+          </w:tcPr>
+          <w:p>
+            <w:pPr>
+              <w:spacing w:after="160" w:line="278" w:lineRule="auto"/>
+            </w:pPr>
+            <w:r>
+              <w:t xml:space="preserve">Проверить свойство </w:t>
+            </w:r>
+            <w:proofErr w:type="spellStart"/>
+            <w:r>
+              <w:t>Visibility</w:t>
+            </w:r>
+            <w:proofErr w:type="spellEnd"/>
           </w:p>
         </w:tc>
       </w:tr>
@@ -21353,22 +23240,35 @@
               <w:spacing w:after="160" w:line="278" w:lineRule="auto"/>
             </w:pPr>
             <w:r>
-              <w:t>Вызван Refresh?</w:t>
-            </w:r>
-          </w:p>
-        </w:tc>
-        <w:tc>
-          <w:tcPr>
-            <w:tcW w:w="0" w:type="auto"/>
-            <w:hideMark/>
-          </w:tcPr>
-          <w:p>
-            <w:pPr>
-              <w:spacing w:after="160" w:line="278" w:lineRule="auto"/>
-            </w:pPr>
-            <w:r>
-              <w:t>Добавить обновление ItemsSource</w:t>
-            </w:r>
+              <w:t xml:space="preserve">Вызван </w:t>
+            </w:r>
+            <w:proofErr w:type="spellStart"/>
+            <w:r>
+              <w:t>Refresh</w:t>
+            </w:r>
+            <w:proofErr w:type="spellEnd"/>
+            <w:r>
+              <w:t>?</w:t>
+            </w:r>
+          </w:p>
+        </w:tc>
+        <w:tc>
+          <w:tcPr>
+            <w:tcW w:w="0" w:type="auto"/>
+            <w:hideMark/>
+          </w:tcPr>
+          <w:p>
+            <w:pPr>
+              <w:spacing w:after="160" w:line="278" w:lineRule="auto"/>
+            </w:pPr>
+            <w:r>
+              <w:t xml:space="preserve">Добавить обновление </w:t>
+            </w:r>
+            <w:proofErr w:type="spellStart"/>
+            <w:r>
+              <w:t>ItemsSource</w:t>
+            </w:r>
+            <w:proofErr w:type="spellEnd"/>
           </w:p>
         </w:tc>
       </w:tr>
@@ -21397,7 +23297,15 @@
     </w:p>
     <w:p>
       <w:r>
-        <w:t>□ Проверить, что все NuGet пакеты установлены</w:t>
+        <w:t xml:space="preserve">□ Проверить, что все </w:t>
+      </w:r>
+      <w:proofErr w:type="spellStart"/>
+      <w:r>
+        <w:t>NuGet</w:t>
+      </w:r>
+      <w:proofErr w:type="spellEnd"/>
+      <w:r>
+        <w:t xml:space="preserve"> пакеты установлены</w:t>
       </w:r>
     </w:p>
     <w:p>
@@ -21422,7 +23330,15 @@
     </w:p>
     <w:p>
       <w:r>
-        <w:t>□ Использовать отладочный вывод (Debug.WriteLine)</w:t>
+        <w:t>□ Использовать отладочный вывод (</w:t>
+      </w:r>
+      <w:proofErr w:type="spellStart"/>
+      <w:r>
+        <w:t>Debug.WriteLine</w:t>
+      </w:r>
+      <w:proofErr w:type="spellEnd"/>
+      <w:r>
+        <w:t>)</w:t>
       </w:r>
     </w:p>
     <w:p>
@@ -21626,7 +23542,7 @@
         <w:pStyle w:val="2"/>
         <w:jc w:val="center"/>
       </w:pPr>
-      <w:bookmarkStart w:id="5" w:name="_Toc230005380"/>
+      <w:bookmarkStart w:id="5" w:name="_Toc230079292"/>
       <w:r>
         <w:lastRenderedPageBreak/>
         <w:t>РАЗРАБОТКА ПРОГРАММНЫХ МОДУЛЕЙ</w:t>
@@ -21660,7 +23576,23 @@
           <w:b/>
           <w:bCs/>
         </w:rPr>
-        <w:t>Рисунок 10 – Общая архитектура системы «АгроКонтроль»</w:t>
+        <w:t>Рисунок 10 – Общая архитектура системы «</w:t>
+      </w:r>
+      <w:proofErr w:type="spellStart"/>
+      <w:r>
+        <w:rPr>
+          <w:b/>
+          <w:bCs/>
+        </w:rPr>
+        <w:t>АгроКонтроль</w:t>
+      </w:r>
+      <w:proofErr w:type="spellEnd"/>
+      <w:r>
+        <w:rPr>
+          <w:b/>
+          <w:bCs/>
+        </w:rPr>
+        <w:t>»</w:t>
       </w:r>
     </w:p>
     <w:p/>
@@ -21814,8 +23746,13 @@
     <w:p/>
     <w:p>
       <w:r>
-        <w:t>Рисунок 12 – Пример SQL кода создания таблицы users</w:t>
-      </w:r>
+        <w:t xml:space="preserve">Рисунок 12 – Пример SQL кода создания таблицы </w:t>
+      </w:r>
+      <w:proofErr w:type="spellStart"/>
+      <w:r>
+        <w:t>users</w:t>
+      </w:r>
+      <w:proofErr w:type="spellEnd"/>
     </w:p>
     <w:p>
       <w:pPr>
@@ -21881,7 +23818,23 @@
         <w:rPr>
           <w:lang w:val="en-US"/>
         </w:rPr>
-        <w:t>CREATE TABLE reference.users (</w:t>
+        <w:t xml:space="preserve">CREATE TABLE </w:t>
+      </w:r>
+      <w:proofErr w:type="spellStart"/>
+      <w:proofErr w:type="gramStart"/>
+      <w:r>
+        <w:rPr>
+          <w:lang w:val="en-US"/>
+        </w:rPr>
+        <w:t>reference.users</w:t>
+      </w:r>
+      <w:proofErr w:type="spellEnd"/>
+      <w:proofErr w:type="gramEnd"/>
+      <w:r>
+        <w:rPr>
+          <w:lang w:val="en-US"/>
+        </w:rPr>
+        <w:t xml:space="preserve"> (</w:t>
       </w:r>
     </w:p>
     <w:p>
@@ -21901,7 +23854,21 @@
         <w:rPr>
           <w:lang w:val="en-US"/>
         </w:rPr>
-        <w:t>id INT IDENTITY(1,1) PRIMARY KEY,</w:t>
+        <w:t xml:space="preserve">id INT </w:t>
+      </w:r>
+      <w:proofErr w:type="gramStart"/>
+      <w:r>
+        <w:rPr>
+          <w:lang w:val="en-US"/>
+        </w:rPr>
+        <w:t>IDENTITY(</w:t>
+      </w:r>
+      <w:proofErr w:type="gramEnd"/>
+      <w:r>
+        <w:rPr>
+          <w:lang w:val="en-US"/>
+        </w:rPr>
+        <w:t>1,1) PRIMARY KEY,</w:t>
       </w:r>
     </w:p>
     <w:p>
@@ -21921,7 +23888,21 @@
         <w:rPr>
           <w:lang w:val="en-US"/>
         </w:rPr>
-        <w:t>username NVARCHAR(50) NOT NULL UNIQUE,</w:t>
+        <w:t xml:space="preserve">username </w:t>
+      </w:r>
+      <w:proofErr w:type="gramStart"/>
+      <w:r>
+        <w:rPr>
+          <w:lang w:val="en-US"/>
+        </w:rPr>
+        <w:t>NVARCHAR(</w:t>
+      </w:r>
+      <w:proofErr w:type="gramEnd"/>
+      <w:r>
+        <w:rPr>
+          <w:lang w:val="en-US"/>
+        </w:rPr>
+        <w:t>50) NOT NULL UNIQUE,</w:t>
       </w:r>
     </w:p>
     <w:p>
@@ -21937,11 +23918,33 @@
           <w:lang w:val="en-US"/>
         </w:rPr>
       </w:pPr>
-      <w:r>
-        <w:rPr>
-          <w:lang w:val="en-US"/>
-        </w:rPr>
-        <w:t>password_hash NVARCHAR(255) NOT NULL,</w:t>
+      <w:proofErr w:type="spellStart"/>
+      <w:r>
+        <w:rPr>
+          <w:lang w:val="en-US"/>
+        </w:rPr>
+        <w:t>password_hash</w:t>
+      </w:r>
+      <w:proofErr w:type="spellEnd"/>
+      <w:r>
+        <w:rPr>
+          <w:lang w:val="en-US"/>
+        </w:rPr>
+        <w:t xml:space="preserve"> </w:t>
+      </w:r>
+      <w:proofErr w:type="gramStart"/>
+      <w:r>
+        <w:rPr>
+          <w:lang w:val="en-US"/>
+        </w:rPr>
+        <w:t>NVARCHAR(</w:t>
+      </w:r>
+      <w:proofErr w:type="gramEnd"/>
+      <w:r>
+        <w:rPr>
+          <w:lang w:val="en-US"/>
+        </w:rPr>
+        <w:t>255) NOT NULL,</w:t>
       </w:r>
     </w:p>
     <w:p>
@@ -21957,11 +23960,33 @@
           <w:lang w:val="en-US"/>
         </w:rPr>
       </w:pPr>
-      <w:r>
-        <w:rPr>
-          <w:lang w:val="en-US"/>
-        </w:rPr>
-        <w:t>full_name NVARCHAR(150) NOT NULL,</w:t>
+      <w:proofErr w:type="spellStart"/>
+      <w:r>
+        <w:rPr>
+          <w:lang w:val="en-US"/>
+        </w:rPr>
+        <w:t>full_name</w:t>
+      </w:r>
+      <w:proofErr w:type="spellEnd"/>
+      <w:r>
+        <w:rPr>
+          <w:lang w:val="en-US"/>
+        </w:rPr>
+        <w:t xml:space="preserve"> </w:t>
+      </w:r>
+      <w:proofErr w:type="gramStart"/>
+      <w:r>
+        <w:rPr>
+          <w:lang w:val="en-US"/>
+        </w:rPr>
+        <w:t>NVARCHAR(</w:t>
+      </w:r>
+      <w:proofErr w:type="gramEnd"/>
+      <w:r>
+        <w:rPr>
+          <w:lang w:val="en-US"/>
+        </w:rPr>
+        <w:t>150) NOT NULL,</w:t>
       </w:r>
     </w:p>
     <w:p>
@@ -21977,11 +24002,19 @@
           <w:lang w:val="en-US"/>
         </w:rPr>
       </w:pPr>
-      <w:r>
-        <w:rPr>
-          <w:lang w:val="en-US"/>
-        </w:rPr>
-        <w:t>role_id INT NOT NULL,</w:t>
+      <w:proofErr w:type="spellStart"/>
+      <w:r>
+        <w:rPr>
+          <w:lang w:val="en-US"/>
+        </w:rPr>
+        <w:t>role_id</w:t>
+      </w:r>
+      <w:proofErr w:type="spellEnd"/>
+      <w:r>
+        <w:rPr>
+          <w:lang w:val="en-US"/>
+        </w:rPr>
+        <w:t xml:space="preserve"> INT NOT NULL,</w:t>
       </w:r>
     </w:p>
     <w:p>
@@ -21997,11 +24030,19 @@
           <w:lang w:val="en-US"/>
         </w:rPr>
       </w:pPr>
-      <w:r>
-        <w:rPr>
-          <w:lang w:val="en-US"/>
-        </w:rPr>
-        <w:t>department_id INT NULL,</w:t>
+      <w:proofErr w:type="spellStart"/>
+      <w:r>
+        <w:rPr>
+          <w:lang w:val="en-US"/>
+        </w:rPr>
+        <w:t>department_id</w:t>
+      </w:r>
+      <w:proofErr w:type="spellEnd"/>
+      <w:r>
+        <w:rPr>
+          <w:lang w:val="en-US"/>
+        </w:rPr>
+        <w:t xml:space="preserve"> INT NULL,</w:t>
       </w:r>
     </w:p>
     <w:p>
@@ -22021,7 +24062,21 @@
         <w:rPr>
           <w:lang w:val="en-US"/>
         </w:rPr>
-        <w:t>email NVARCHAR(100) NOT NULL UNIQUE,</w:t>
+        <w:t xml:space="preserve">email </w:t>
+      </w:r>
+      <w:proofErr w:type="gramStart"/>
+      <w:r>
+        <w:rPr>
+          <w:lang w:val="en-US"/>
+        </w:rPr>
+        <w:t>NVARCHAR(</w:t>
+      </w:r>
+      <w:proofErr w:type="gramEnd"/>
+      <w:r>
+        <w:rPr>
+          <w:lang w:val="en-US"/>
+        </w:rPr>
+        <w:t>100) NOT NULL UNIQUE,</w:t>
       </w:r>
     </w:p>
     <w:p>
@@ -22041,7 +24096,21 @@
         <w:rPr>
           <w:lang w:val="en-US"/>
         </w:rPr>
-        <w:t>phone NVARCHAR(20) NULL,</w:t>
+        <w:t xml:space="preserve">phone </w:t>
+      </w:r>
+      <w:proofErr w:type="gramStart"/>
+      <w:r>
+        <w:rPr>
+          <w:lang w:val="en-US"/>
+        </w:rPr>
+        <w:t>NVARCHAR(</w:t>
+      </w:r>
+      <w:proofErr w:type="gramEnd"/>
+      <w:r>
+        <w:rPr>
+          <w:lang w:val="en-US"/>
+        </w:rPr>
+        <w:t>20) NULL,</w:t>
       </w:r>
     </w:p>
     <w:p>
@@ -22057,11 +24126,19 @@
           <w:lang w:val="en-US"/>
         </w:rPr>
       </w:pPr>
-      <w:r>
-        <w:rPr>
-          <w:lang w:val="en-US"/>
-        </w:rPr>
-        <w:t>is_active BIT DEFAULT 1,</w:t>
+      <w:proofErr w:type="spellStart"/>
+      <w:r>
+        <w:rPr>
+          <w:lang w:val="en-US"/>
+        </w:rPr>
+        <w:t>is_active</w:t>
+      </w:r>
+      <w:proofErr w:type="spellEnd"/>
+      <w:r>
+        <w:rPr>
+          <w:lang w:val="en-US"/>
+        </w:rPr>
+        <w:t xml:space="preserve"> BIT DEFAULT 1,</w:t>
       </w:r>
     </w:p>
     <w:p>
@@ -22077,11 +24154,19 @@
           <w:lang w:val="en-US"/>
         </w:rPr>
       </w:pPr>
-      <w:r>
-        <w:rPr>
-          <w:lang w:val="en-US"/>
-        </w:rPr>
-        <w:t>last_login DATETIME2 NULL,</w:t>
+      <w:proofErr w:type="spellStart"/>
+      <w:r>
+        <w:rPr>
+          <w:lang w:val="en-US"/>
+        </w:rPr>
+        <w:t>last_login</w:t>
+      </w:r>
+      <w:proofErr w:type="spellEnd"/>
+      <w:r>
+        <w:rPr>
+          <w:lang w:val="en-US"/>
+        </w:rPr>
+        <w:t xml:space="preserve"> DATETIME2 NULL,</w:t>
       </w:r>
     </w:p>
     <w:p>
@@ -22097,11 +24182,33 @@
           <w:lang w:val="en-US"/>
         </w:rPr>
       </w:pPr>
-      <w:r>
-        <w:rPr>
-          <w:lang w:val="en-US"/>
-        </w:rPr>
-        <w:t>created_at DATETIME2 DEFAULT GETDATE(),</w:t>
+      <w:proofErr w:type="spellStart"/>
+      <w:r>
+        <w:rPr>
+          <w:lang w:val="en-US"/>
+        </w:rPr>
+        <w:t>created_at</w:t>
+      </w:r>
+      <w:proofErr w:type="spellEnd"/>
+      <w:r>
+        <w:rPr>
+          <w:lang w:val="en-US"/>
+        </w:rPr>
+        <w:t xml:space="preserve"> DATETIME2 DEFAULT </w:t>
+      </w:r>
+      <w:proofErr w:type="gramStart"/>
+      <w:r>
+        <w:rPr>
+          <w:lang w:val="en-US"/>
+        </w:rPr>
+        <w:t>GETDATE(</w:t>
+      </w:r>
+      <w:proofErr w:type="gramEnd"/>
+      <w:r>
+        <w:rPr>
+          <w:lang w:val="en-US"/>
+        </w:rPr>
+        <w:t>),</w:t>
       </w:r>
     </w:p>
     <w:p>
@@ -22117,11 +24224,19 @@
           <w:lang w:val="en-US"/>
         </w:rPr>
       </w:pPr>
-      <w:r>
-        <w:rPr>
-          <w:lang w:val="en-US"/>
-        </w:rPr>
-        <w:t>updated_at DATETIME2 NULL,</w:t>
+      <w:proofErr w:type="spellStart"/>
+      <w:r>
+        <w:rPr>
+          <w:lang w:val="en-US"/>
+        </w:rPr>
+        <w:t>updated_at</w:t>
+      </w:r>
+      <w:proofErr w:type="spellEnd"/>
+      <w:r>
+        <w:rPr>
+          <w:lang w:val="en-US"/>
+        </w:rPr>
+        <w:t xml:space="preserve"> DATETIME2 NULL,</w:t>
       </w:r>
     </w:p>
     <w:p>
@@ -22141,7 +24256,51 @@
         <w:rPr>
           <w:lang w:val="en-US"/>
         </w:rPr>
-        <w:t>CONSTRAINT FK_users_role FOREIGN KEY (role_id) REFERENCES reference.roles(id),</w:t>
+        <w:t xml:space="preserve">CONSTRAINT </w:t>
+      </w:r>
+      <w:proofErr w:type="spellStart"/>
+      <w:r>
+        <w:rPr>
+          <w:lang w:val="en-US"/>
+        </w:rPr>
+        <w:t>FK_users_role</w:t>
+      </w:r>
+      <w:proofErr w:type="spellEnd"/>
+      <w:r>
+        <w:rPr>
+          <w:lang w:val="en-US"/>
+        </w:rPr>
+        <w:t xml:space="preserve"> FOREIGN KEY (</w:t>
+      </w:r>
+      <w:proofErr w:type="spellStart"/>
+      <w:r>
+        <w:rPr>
+          <w:lang w:val="en-US"/>
+        </w:rPr>
+        <w:t>role_id</w:t>
+      </w:r>
+      <w:proofErr w:type="spellEnd"/>
+      <w:r>
+        <w:rPr>
+          <w:lang w:val="en-US"/>
+        </w:rPr>
+        <w:t xml:space="preserve">) REFERENCES </w:t>
+      </w:r>
+      <w:proofErr w:type="spellStart"/>
+      <w:proofErr w:type="gramStart"/>
+      <w:r>
+        <w:rPr>
+          <w:lang w:val="en-US"/>
+        </w:rPr>
+        <w:t>reference.roles</w:t>
+      </w:r>
+      <w:proofErr w:type="spellEnd"/>
+      <w:proofErr w:type="gramEnd"/>
+      <w:r>
+        <w:rPr>
+          <w:lang w:val="en-US"/>
+        </w:rPr>
+        <w:t>(id),</w:t>
       </w:r>
     </w:p>
     <w:p>
@@ -22161,7 +24320,51 @@
         <w:rPr>
           <w:lang w:val="en-US"/>
         </w:rPr>
-        <w:t>CONSTRAINT FK_users_department FOREIGN KEY (department_id) REFERENCES reference.departments(id)</w:t>
+        <w:t xml:space="preserve">CONSTRAINT </w:t>
+      </w:r>
+      <w:proofErr w:type="spellStart"/>
+      <w:r>
+        <w:rPr>
+          <w:lang w:val="en-US"/>
+        </w:rPr>
+        <w:t>FK_users_department</w:t>
+      </w:r>
+      <w:proofErr w:type="spellEnd"/>
+      <w:r>
+        <w:rPr>
+          <w:lang w:val="en-US"/>
+        </w:rPr>
+        <w:t xml:space="preserve"> FOREIGN KEY (</w:t>
+      </w:r>
+      <w:proofErr w:type="spellStart"/>
+      <w:r>
+        <w:rPr>
+          <w:lang w:val="en-US"/>
+        </w:rPr>
+        <w:t>department_id</w:t>
+      </w:r>
+      <w:proofErr w:type="spellEnd"/>
+      <w:r>
+        <w:rPr>
+          <w:lang w:val="en-US"/>
+        </w:rPr>
+        <w:t xml:space="preserve">) REFERENCES </w:t>
+      </w:r>
+      <w:proofErr w:type="spellStart"/>
+      <w:proofErr w:type="gramStart"/>
+      <w:r>
+        <w:rPr>
+          <w:lang w:val="en-US"/>
+        </w:rPr>
+        <w:t>reference.departments</w:t>
+      </w:r>
+      <w:proofErr w:type="spellEnd"/>
+      <w:proofErr w:type="gramEnd"/>
+      <w:r>
+        <w:rPr>
+          <w:lang w:val="en-US"/>
+        </w:rPr>
+        <w:t>(id)</w:t>
       </w:r>
     </w:p>
     <w:p>
@@ -22187,8 +24390,17 @@
           <w:i/>
           <w:iCs/>
         </w:rPr>
-        <w:t>Рисунок 12 – SQL код создания таблицы users</w:t>
-      </w:r>
+        <w:t xml:space="preserve">Рисунок 12 – SQL код создания таблицы </w:t>
+      </w:r>
+      <w:proofErr w:type="spellStart"/>
+      <w:r>
+        <w:rPr>
+          <w:i/>
+          <w:iCs/>
+        </w:rPr>
+        <w:t>users</w:t>
+      </w:r>
+      <w:proofErr w:type="spellEnd"/>
     </w:p>
     <w:p/>
     <w:p>
@@ -22218,8 +24430,17 @@
           <w:b/>
           <w:bCs/>
         </w:rPr>
-        <w:t>Структура API эндпоинтов</w:t>
-      </w:r>
+        <w:t xml:space="preserve">Структура API </w:t>
+      </w:r>
+      <w:proofErr w:type="spellStart"/>
+      <w:r>
+        <w:rPr>
+          <w:b/>
+          <w:bCs/>
+        </w:rPr>
+        <w:t>эндпоинтов</w:t>
+      </w:r>
+      <w:proofErr w:type="spellEnd"/>
     </w:p>
     <w:p>
       <w:r>
@@ -22333,8 +24554,17 @@
           <w:b/>
           <w:bCs/>
         </w:rPr>
-        <w:t>Рисунок 14 – Пример реализации AuthController</w:t>
-      </w:r>
+        <w:t xml:space="preserve">Рисунок 14 – Пример реализации </w:t>
+      </w:r>
+      <w:proofErr w:type="spellStart"/>
+      <w:r>
+        <w:rPr>
+          <w:b/>
+          <w:bCs/>
+        </w:rPr>
+        <w:t>AuthController</w:t>
+      </w:r>
+      <w:proofErr w:type="spellEnd"/>
     </w:p>
     <w:p>
       <w:pPr>
@@ -22356,8 +24586,13 @@
         </w:pBdr>
       </w:pPr>
       <w:r>
-        <w:t>// Листинг 2 – AuthController.cs</w:t>
-      </w:r>
+        <w:t xml:space="preserve">// Листинг 2 – </w:t>
+      </w:r>
+      <w:proofErr w:type="spellStart"/>
+      <w:r>
+        <w:t>AuthController.cs</w:t>
+      </w:r>
+      <w:proofErr w:type="spellEnd"/>
     </w:p>
     <w:p>
       <w:pPr>
@@ -22375,7 +24610,21 @@
         <w:rPr>
           <w:lang w:val="en-US"/>
         </w:rPr>
-        <w:t>[ApiController]</w:t>
+        <w:t>[</w:t>
+      </w:r>
+      <w:proofErr w:type="spellStart"/>
+      <w:r>
+        <w:rPr>
+          <w:lang w:val="en-US"/>
+        </w:rPr>
+        <w:t>ApiController</w:t>
+      </w:r>
+      <w:proofErr w:type="spellEnd"/>
+      <w:r>
+        <w:rPr>
+          <w:lang w:val="en-US"/>
+        </w:rPr>
+        <w:t>]</w:t>
       </w:r>
     </w:p>
     <w:p>
@@ -22394,7 +24643,21 @@
         <w:rPr>
           <w:lang w:val="en-US"/>
         </w:rPr>
-        <w:t>[Route("api/[controller]")]</w:t>
+        <w:t>[Route("</w:t>
+      </w:r>
+      <w:proofErr w:type="spellStart"/>
+      <w:r>
+        <w:rPr>
+          <w:lang w:val="en-US"/>
+        </w:rPr>
+        <w:t>api</w:t>
+      </w:r>
+      <w:proofErr w:type="spellEnd"/>
+      <w:r>
+        <w:rPr>
+          <w:lang w:val="en-US"/>
+        </w:rPr>
+        <w:t>/[controller]")]</w:t>
       </w:r>
     </w:p>
     <w:p>
@@ -22413,8 +24676,38 @@
         <w:rPr>
           <w:lang w:val="en-US"/>
         </w:rPr>
-        <w:t>public class AuthController : ControllerBase</w:t>
-      </w:r>
+        <w:t xml:space="preserve">public class </w:t>
+      </w:r>
+      <w:proofErr w:type="spellStart"/>
+      <w:proofErr w:type="gramStart"/>
+      <w:r>
+        <w:rPr>
+          <w:lang w:val="en-US"/>
+        </w:rPr>
+        <w:t>AuthController</w:t>
+      </w:r>
+      <w:proofErr w:type="spellEnd"/>
+      <w:r>
+        <w:rPr>
+          <w:lang w:val="en-US"/>
+        </w:rPr>
+        <w:t xml:space="preserve"> :</w:t>
+      </w:r>
+      <w:proofErr w:type="gramEnd"/>
+      <w:r>
+        <w:rPr>
+          <w:lang w:val="en-US"/>
+        </w:rPr>
+        <w:t xml:space="preserve"> </w:t>
+      </w:r>
+      <w:proofErr w:type="spellStart"/>
+      <w:r>
+        <w:rPr>
+          <w:lang w:val="en-US"/>
+        </w:rPr>
+        <w:t>ControllerBase</w:t>
+      </w:r>
+      <w:proofErr w:type="spellEnd"/>
     </w:p>
     <w:p>
       <w:pPr>
@@ -22451,8 +24744,44 @@
         <w:rPr>
           <w:lang w:val="en-US"/>
         </w:rPr>
-        <w:t xml:space="preserve">    private readonly ApplicationDbContext _context;</w:t>
-      </w:r>
+        <w:t xml:space="preserve">    private </w:t>
+      </w:r>
+      <w:proofErr w:type="spellStart"/>
+      <w:r>
+        <w:rPr>
+          <w:lang w:val="en-US"/>
+        </w:rPr>
+        <w:t>readonly</w:t>
+      </w:r>
+      <w:proofErr w:type="spellEnd"/>
+      <w:r>
+        <w:rPr>
+          <w:lang w:val="en-US"/>
+        </w:rPr>
+        <w:t xml:space="preserve"> </w:t>
+      </w:r>
+      <w:proofErr w:type="spellStart"/>
+      <w:r>
+        <w:rPr>
+          <w:lang w:val="en-US"/>
+        </w:rPr>
+        <w:t>ApplicationDbContext</w:t>
+      </w:r>
+      <w:proofErr w:type="spellEnd"/>
+      <w:r>
+        <w:rPr>
+          <w:lang w:val="en-US"/>
+        </w:rPr>
+        <w:t xml:space="preserve"> _</w:t>
+      </w:r>
+      <w:proofErr w:type="gramStart"/>
+      <w:r>
+        <w:rPr>
+          <w:lang w:val="en-US"/>
+        </w:rPr>
+        <w:t>context;</w:t>
+      </w:r>
+      <w:proofErr w:type="gramEnd"/>
     </w:p>
     <w:p>
       <w:pPr>
@@ -22470,8 +24799,44 @@
         <w:rPr>
           <w:lang w:val="en-US"/>
         </w:rPr>
-        <w:t xml:space="preserve">    private readonly IConfiguration _configuration;</w:t>
-      </w:r>
+        <w:t xml:space="preserve">    private </w:t>
+      </w:r>
+      <w:proofErr w:type="spellStart"/>
+      <w:r>
+        <w:rPr>
+          <w:lang w:val="en-US"/>
+        </w:rPr>
+        <w:t>readonly</w:t>
+      </w:r>
+      <w:proofErr w:type="spellEnd"/>
+      <w:r>
+        <w:rPr>
+          <w:lang w:val="en-US"/>
+        </w:rPr>
+        <w:t xml:space="preserve"> </w:t>
+      </w:r>
+      <w:proofErr w:type="spellStart"/>
+      <w:r>
+        <w:rPr>
+          <w:lang w:val="en-US"/>
+        </w:rPr>
+        <w:t>IConfiguration</w:t>
+      </w:r>
+      <w:proofErr w:type="spellEnd"/>
+      <w:r>
+        <w:rPr>
+          <w:lang w:val="en-US"/>
+        </w:rPr>
+        <w:t xml:space="preserve"> _</w:t>
+      </w:r>
+      <w:proofErr w:type="gramStart"/>
+      <w:r>
+        <w:rPr>
+          <w:lang w:val="en-US"/>
+        </w:rPr>
+        <w:t>configuration;</w:t>
+      </w:r>
+      <w:proofErr w:type="gramEnd"/>
     </w:p>
     <w:p>
       <w:pPr>
@@ -22502,7 +24867,51 @@
         <w:rPr>
           <w:lang w:val="en-US"/>
         </w:rPr>
-        <w:t xml:space="preserve">    public AuthController(ApplicationDbContext context, IConfiguration configuration)</w:t>
+        <w:t xml:space="preserve">    public </w:t>
+      </w:r>
+      <w:proofErr w:type="spellStart"/>
+      <w:proofErr w:type="gramStart"/>
+      <w:r>
+        <w:rPr>
+          <w:lang w:val="en-US"/>
+        </w:rPr>
+        <w:t>AuthController</w:t>
+      </w:r>
+      <w:proofErr w:type="spellEnd"/>
+      <w:r>
+        <w:rPr>
+          <w:lang w:val="en-US"/>
+        </w:rPr>
+        <w:t>(</w:t>
+      </w:r>
+      <w:proofErr w:type="spellStart"/>
+      <w:proofErr w:type="gramEnd"/>
+      <w:r>
+        <w:rPr>
+          <w:lang w:val="en-US"/>
+        </w:rPr>
+        <w:t>ApplicationDbContext</w:t>
+      </w:r>
+      <w:proofErr w:type="spellEnd"/>
+      <w:r>
+        <w:rPr>
+          <w:lang w:val="en-US"/>
+        </w:rPr>
+        <w:t xml:space="preserve"> context, </w:t>
+      </w:r>
+      <w:proofErr w:type="spellStart"/>
+      <w:r>
+        <w:rPr>
+          <w:lang w:val="en-US"/>
+        </w:rPr>
+        <w:t>IConfiguration</w:t>
+      </w:r>
+      <w:proofErr w:type="spellEnd"/>
+      <w:r>
+        <w:rPr>
+          <w:lang w:val="en-US"/>
+        </w:rPr>
+        <w:t xml:space="preserve"> configuration)</w:t>
       </w:r>
     </w:p>
     <w:p>
@@ -22540,8 +24949,16 @@
         <w:rPr>
           <w:lang w:val="en-US"/>
         </w:rPr>
-        <w:t xml:space="preserve">        _context = context;</w:t>
-      </w:r>
+        <w:t xml:space="preserve">        _context = </w:t>
+      </w:r>
+      <w:proofErr w:type="gramStart"/>
+      <w:r>
+        <w:rPr>
+          <w:lang w:val="en-US"/>
+        </w:rPr>
+        <w:t>context;</w:t>
+      </w:r>
+      <w:proofErr w:type="gramEnd"/>
     </w:p>
     <w:p>
       <w:pPr>
@@ -22559,8 +24976,16 @@
         <w:rPr>
           <w:lang w:val="en-US"/>
         </w:rPr>
-        <w:t xml:space="preserve">        _configuration = configuration;</w:t>
-      </w:r>
+        <w:t xml:space="preserve">        _configuration = </w:t>
+      </w:r>
+      <w:proofErr w:type="gramStart"/>
+      <w:r>
+        <w:rPr>
+          <w:lang w:val="en-US"/>
+        </w:rPr>
+        <w:t>configuration;</w:t>
+      </w:r>
+      <w:proofErr w:type="gramEnd"/>
     </w:p>
     <w:p>
       <w:pPr>
@@ -22610,7 +25035,21 @@
         <w:rPr>
           <w:lang w:val="en-US"/>
         </w:rPr>
-        <w:t xml:space="preserve">    [HttpPost("login")]</w:t>
+        <w:t xml:space="preserve">    [</w:t>
+      </w:r>
+      <w:proofErr w:type="spellStart"/>
+      <w:r>
+        <w:rPr>
+          <w:lang w:val="en-US"/>
+        </w:rPr>
+        <w:t>HttpPost</w:t>
+      </w:r>
+      <w:proofErr w:type="spellEnd"/>
+      <w:r>
+        <w:rPr>
+          <w:lang w:val="en-US"/>
+        </w:rPr>
+        <w:t>("login")]</w:t>
       </w:r>
     </w:p>
     <w:p>
@@ -22629,7 +25068,49 @@
         <w:rPr>
           <w:lang w:val="en-US"/>
         </w:rPr>
-        <w:t xml:space="preserve">    public async Task&lt;IActionResult&gt; Login([FromBody] LoginRequest request)</w:t>
+        <w:t xml:space="preserve">    public async Task&lt;</w:t>
+      </w:r>
+      <w:proofErr w:type="spellStart"/>
+      <w:r>
+        <w:rPr>
+          <w:lang w:val="en-US"/>
+        </w:rPr>
+        <w:t>IActionResult</w:t>
+      </w:r>
+      <w:proofErr w:type="spellEnd"/>
+      <w:r>
+        <w:rPr>
+          <w:lang w:val="en-US"/>
+        </w:rPr>
+        <w:t>&gt; Login([</w:t>
+      </w:r>
+      <w:proofErr w:type="spellStart"/>
+      <w:r>
+        <w:rPr>
+          <w:lang w:val="en-US"/>
+        </w:rPr>
+        <w:t>FromBody</w:t>
+      </w:r>
+      <w:proofErr w:type="spellEnd"/>
+      <w:r>
+        <w:rPr>
+          <w:lang w:val="en-US"/>
+        </w:rPr>
+        <w:t xml:space="preserve">] </w:t>
+      </w:r>
+      <w:proofErr w:type="spellStart"/>
+      <w:r>
+        <w:rPr>
+          <w:lang w:val="en-US"/>
+        </w:rPr>
+        <w:t>LoginRequest</w:t>
+      </w:r>
+      <w:proofErr w:type="spellEnd"/>
+      <w:r>
+        <w:rPr>
+          <w:lang w:val="en-US"/>
+        </w:rPr>
+        <w:t xml:space="preserve"> request)</w:t>
       </w:r>
     </w:p>
     <w:p>
@@ -22698,8 +25179,18 @@
         <w:rPr>
           <w:lang w:val="en-US"/>
         </w:rPr>
-        <w:t xml:space="preserve">        var user = await _context.Users</w:t>
-      </w:r>
+        <w:t xml:space="preserve">        var user = await _</w:t>
+      </w:r>
+      <w:proofErr w:type="spellStart"/>
+      <w:proofErr w:type="gramStart"/>
+      <w:r>
+        <w:rPr>
+          <w:lang w:val="en-US"/>
+        </w:rPr>
+        <w:t>context.Users</w:t>
+      </w:r>
+      <w:proofErr w:type="spellEnd"/>
+      <w:proofErr w:type="gramEnd"/>
     </w:p>
     <w:p>
       <w:pPr>
@@ -22717,7 +25208,57 @@
         <w:rPr>
           <w:lang w:val="en-US"/>
         </w:rPr>
-        <w:t xml:space="preserve">            .FirstOrDefaultAsync(u =&gt; u.Username == request.Username);</w:t>
+        <w:t xml:space="preserve">            </w:t>
+      </w:r>
+      <w:proofErr w:type="gramStart"/>
+      <w:r>
+        <w:rPr>
+          <w:lang w:val="en-US"/>
+        </w:rPr>
+        <w:t>.</w:t>
+      </w:r>
+      <w:proofErr w:type="spellStart"/>
+      <w:r>
+        <w:rPr>
+          <w:lang w:val="en-US"/>
+        </w:rPr>
+        <w:t>FirstOrDefaultAsync</w:t>
+      </w:r>
+      <w:proofErr w:type="spellEnd"/>
+      <w:proofErr w:type="gramEnd"/>
+      <w:r>
+        <w:rPr>
+          <w:lang w:val="en-US"/>
+        </w:rPr>
+        <w:t xml:space="preserve">(u =&gt; </w:t>
+      </w:r>
+      <w:proofErr w:type="spellStart"/>
+      <w:r>
+        <w:rPr>
+          <w:lang w:val="en-US"/>
+        </w:rPr>
+        <w:t>u.Username</w:t>
+      </w:r>
+      <w:proofErr w:type="spellEnd"/>
+      <w:r>
+        <w:rPr>
+          <w:lang w:val="en-US"/>
+        </w:rPr>
+        <w:t xml:space="preserve"> == </w:t>
+      </w:r>
+      <w:proofErr w:type="spellStart"/>
+      <w:r>
+        <w:rPr>
+          <w:lang w:val="en-US"/>
+        </w:rPr>
+        <w:t>request.Username</w:t>
+      </w:r>
+      <w:proofErr w:type="spellEnd"/>
+      <w:r>
+        <w:rPr>
+          <w:lang w:val="en-US"/>
+        </w:rPr>
+        <w:t>);</w:t>
       </w:r>
     </w:p>
     <w:p>
@@ -22755,7 +25296,57 @@
         <w:rPr>
           <w:lang w:val="en-US"/>
         </w:rPr>
-        <w:t xml:space="preserve">        if (user == null || !VerifyPassword(request.Password, user.PasswordHash))</w:t>
+        <w:t xml:space="preserve">        if (user == null |</w:t>
+      </w:r>
+      <w:proofErr w:type="gramStart"/>
+      <w:r>
+        <w:rPr>
+          <w:lang w:val="en-US"/>
+        </w:rPr>
+        <w:t>| !</w:t>
+      </w:r>
+      <w:proofErr w:type="spellStart"/>
+      <w:r>
+        <w:rPr>
+          <w:lang w:val="en-US"/>
+        </w:rPr>
+        <w:t>VerifyPassword</w:t>
+      </w:r>
+      <w:proofErr w:type="spellEnd"/>
+      <w:proofErr w:type="gramEnd"/>
+      <w:r>
+        <w:rPr>
+          <w:lang w:val="en-US"/>
+        </w:rPr>
+        <w:t>(</w:t>
+      </w:r>
+      <w:proofErr w:type="spellStart"/>
+      <w:r>
+        <w:rPr>
+          <w:lang w:val="en-US"/>
+        </w:rPr>
+        <w:t>request.Password</w:t>
+      </w:r>
+      <w:proofErr w:type="spellEnd"/>
+      <w:r>
+        <w:rPr>
+          <w:lang w:val="en-US"/>
+        </w:rPr>
+        <w:t xml:space="preserve">, </w:t>
+      </w:r>
+      <w:proofErr w:type="spellStart"/>
+      <w:r>
+        <w:rPr>
+          <w:lang w:val="en-US"/>
+        </w:rPr>
+        <w:t>user.PasswordHash</w:t>
+      </w:r>
+      <w:proofErr w:type="spellEnd"/>
+      <w:r>
+        <w:rPr>
+          <w:lang w:val="en-US"/>
+        </w:rPr>
+        <w:t>))</w:t>
       </w:r>
     </w:p>
     <w:p>
@@ -22774,7 +25365,21 @@
         <w:rPr>
           <w:lang w:val="en-US"/>
         </w:rPr>
-        <w:t xml:space="preserve">            return Unauthorized(new { message = "</w:t>
+        <w:t xml:space="preserve">            return </w:t>
+      </w:r>
+      <w:proofErr w:type="gramStart"/>
+      <w:r>
+        <w:rPr>
+          <w:lang w:val="en-US"/>
+        </w:rPr>
+        <w:t>Unauthorized(</w:t>
+      </w:r>
+      <w:proofErr w:type="gramEnd"/>
+      <w:r>
+        <w:rPr>
+          <w:lang w:val="en-US"/>
+        </w:rPr>
+        <w:t>new { message = "</w:t>
       </w:r>
       <w:r>
         <w:t>Неверный</w:t>
@@ -22866,11 +25471,35 @@
       <w:r>
         <w:t xml:space="preserve">        </w:t>
       </w:r>
-      <w:r>
-        <w:rPr>
-          <w:lang w:val="en-US"/>
-        </w:rPr>
-        <w:t>user.LastLogin = DateTime.UtcNow;</w:t>
+      <w:proofErr w:type="spellStart"/>
+      <w:proofErr w:type="gramStart"/>
+      <w:r>
+        <w:rPr>
+          <w:lang w:val="en-US"/>
+        </w:rPr>
+        <w:t>user.LastLogin</w:t>
+      </w:r>
+      <w:proofErr w:type="spellEnd"/>
+      <w:proofErr w:type="gramEnd"/>
+      <w:r>
+        <w:rPr>
+          <w:lang w:val="en-US"/>
+        </w:rPr>
+        <w:t xml:space="preserve"> = </w:t>
+      </w:r>
+      <w:proofErr w:type="spellStart"/>
+      <w:r>
+        <w:rPr>
+          <w:lang w:val="en-US"/>
+        </w:rPr>
+        <w:t>DateTime.UtcNow</w:t>
+      </w:r>
+      <w:proofErr w:type="spellEnd"/>
+      <w:r>
+        <w:rPr>
+          <w:lang w:val="en-US"/>
+        </w:rPr>
+        <w:t>;</w:t>
       </w:r>
     </w:p>
     <w:p>
@@ -22889,7 +25518,23 @@
         <w:rPr>
           <w:lang w:val="en-US"/>
         </w:rPr>
-        <w:t xml:space="preserve">        await _context.SaveChangesAsync();</w:t>
+        <w:t xml:space="preserve">        await _</w:t>
+      </w:r>
+      <w:proofErr w:type="spellStart"/>
+      <w:proofErr w:type="gramStart"/>
+      <w:r>
+        <w:rPr>
+          <w:lang w:val="en-US"/>
+        </w:rPr>
+        <w:t>context.SaveChangesAsync</w:t>
+      </w:r>
+      <w:proofErr w:type="spellEnd"/>
+      <w:proofErr w:type="gramEnd"/>
+      <w:r>
+        <w:rPr>
+          <w:lang w:val="en-US"/>
+        </w:rPr>
+        <w:t>();</w:t>
       </w:r>
     </w:p>
     <w:p>
@@ -22949,8 +25594,30 @@
         <w:rPr>
           <w:lang w:val="en-US"/>
         </w:rPr>
-        <w:t>var token = GenerateJwtToken(user);</w:t>
-      </w:r>
+        <w:t xml:space="preserve">var token = </w:t>
+      </w:r>
+      <w:proofErr w:type="spellStart"/>
+      <w:r>
+        <w:rPr>
+          <w:lang w:val="en-US"/>
+        </w:rPr>
+        <w:t>GenerateJwtToken</w:t>
+      </w:r>
+      <w:proofErr w:type="spellEnd"/>
+      <w:r>
+        <w:rPr>
+          <w:lang w:val="en-US"/>
+        </w:rPr>
+        <w:t>(user</w:t>
+      </w:r>
+      <w:proofErr w:type="gramStart"/>
+      <w:r>
+        <w:rPr>
+          <w:lang w:val="en-US"/>
+        </w:rPr>
+        <w:t>);</w:t>
+      </w:r>
+      <w:proofErr w:type="gramEnd"/>
     </w:p>
     <w:p>
       <w:pPr>
@@ -22987,8 +25654,30 @@
         <w:rPr>
           <w:lang w:val="en-US"/>
         </w:rPr>
-        <w:t xml:space="preserve">        return Ok(new LoginResponse</w:t>
-      </w:r>
+        <w:t xml:space="preserve">        return </w:t>
+      </w:r>
+      <w:proofErr w:type="gramStart"/>
+      <w:r>
+        <w:rPr>
+          <w:lang w:val="en-US"/>
+        </w:rPr>
+        <w:t>Ok(</w:t>
+      </w:r>
+      <w:proofErr w:type="gramEnd"/>
+      <w:r>
+        <w:rPr>
+          <w:lang w:val="en-US"/>
+        </w:rPr>
+        <w:t xml:space="preserve">new </w:t>
+      </w:r>
+      <w:proofErr w:type="spellStart"/>
+      <w:r>
+        <w:rPr>
+          <w:lang w:val="en-US"/>
+        </w:rPr>
+        <w:t>LoginResponse</w:t>
+      </w:r>
+      <w:proofErr w:type="spellEnd"/>
     </w:p>
     <w:p>
       <w:pPr>
@@ -23025,7 +25714,23 @@
         <w:rPr>
           <w:lang w:val="en-US"/>
         </w:rPr>
-        <w:t xml:space="preserve">            Id = user.Id,</w:t>
+        <w:t xml:space="preserve">            Id = </w:t>
+      </w:r>
+      <w:proofErr w:type="spellStart"/>
+      <w:proofErr w:type="gramStart"/>
+      <w:r>
+        <w:rPr>
+          <w:lang w:val="en-US"/>
+        </w:rPr>
+        <w:t>user.Id</w:t>
+      </w:r>
+      <w:proofErr w:type="spellEnd"/>
+      <w:proofErr w:type="gramEnd"/>
+      <w:r>
+        <w:rPr>
+          <w:lang w:val="en-US"/>
+        </w:rPr>
+        <w:t>,</w:t>
       </w:r>
     </w:p>
     <w:p>
@@ -23044,7 +25749,23 @@
         <w:rPr>
           <w:lang w:val="en-US"/>
         </w:rPr>
-        <w:t xml:space="preserve">            Username = user.Username,</w:t>
+        <w:t xml:space="preserve">            Username = </w:t>
+      </w:r>
+      <w:proofErr w:type="spellStart"/>
+      <w:proofErr w:type="gramStart"/>
+      <w:r>
+        <w:rPr>
+          <w:lang w:val="en-US"/>
+        </w:rPr>
+        <w:t>user.Username</w:t>
+      </w:r>
+      <w:proofErr w:type="spellEnd"/>
+      <w:proofErr w:type="gramEnd"/>
+      <w:r>
+        <w:rPr>
+          <w:lang w:val="en-US"/>
+        </w:rPr>
+        <w:t>,</w:t>
       </w:r>
     </w:p>
     <w:p>
@@ -23063,7 +25784,37 @@
         <w:rPr>
           <w:lang w:val="en-US"/>
         </w:rPr>
-        <w:t xml:space="preserve">            FullName = user.FullName,</w:t>
+        <w:t xml:space="preserve">            </w:t>
+      </w:r>
+      <w:proofErr w:type="spellStart"/>
+      <w:r>
+        <w:rPr>
+          <w:lang w:val="en-US"/>
+        </w:rPr>
+        <w:t>FullName</w:t>
+      </w:r>
+      <w:proofErr w:type="spellEnd"/>
+      <w:r>
+        <w:rPr>
+          <w:lang w:val="en-US"/>
+        </w:rPr>
+        <w:t xml:space="preserve"> = </w:t>
+      </w:r>
+      <w:proofErr w:type="spellStart"/>
+      <w:proofErr w:type="gramStart"/>
+      <w:r>
+        <w:rPr>
+          <w:lang w:val="en-US"/>
+        </w:rPr>
+        <w:t>user.FullName</w:t>
+      </w:r>
+      <w:proofErr w:type="spellEnd"/>
+      <w:proofErr w:type="gramEnd"/>
+      <w:r>
+        <w:rPr>
+          <w:lang w:val="en-US"/>
+        </w:rPr>
+        <w:t>,</w:t>
       </w:r>
     </w:p>
     <w:p>
@@ -23082,7 +25833,23 @@
         <w:rPr>
           <w:lang w:val="en-US"/>
         </w:rPr>
-        <w:t xml:space="preserve">            Role = user.Role,</w:t>
+        <w:t xml:space="preserve">            Role = </w:t>
+      </w:r>
+      <w:proofErr w:type="spellStart"/>
+      <w:proofErr w:type="gramStart"/>
+      <w:r>
+        <w:rPr>
+          <w:lang w:val="en-US"/>
+        </w:rPr>
+        <w:t>user.Role</w:t>
+      </w:r>
+      <w:proofErr w:type="spellEnd"/>
+      <w:proofErr w:type="gramEnd"/>
+      <w:r>
+        <w:rPr>
+          <w:lang w:val="en-US"/>
+        </w:rPr>
+        <w:t>,</w:t>
       </w:r>
     </w:p>
     <w:p>
@@ -23120,7 +25887,37 @@
         <w:rPr>
           <w:lang w:val="en-US"/>
         </w:rPr>
-        <w:t xml:space="preserve">            ExpiresAt = DateTime.UtcNow.AddHours(8)</w:t>
+        <w:t xml:space="preserve">            </w:t>
+      </w:r>
+      <w:proofErr w:type="spellStart"/>
+      <w:r>
+        <w:rPr>
+          <w:lang w:val="en-US"/>
+        </w:rPr>
+        <w:t>ExpiresAt</w:t>
+      </w:r>
+      <w:proofErr w:type="spellEnd"/>
+      <w:r>
+        <w:rPr>
+          <w:lang w:val="en-US"/>
+        </w:rPr>
+        <w:t xml:space="preserve"> = </w:t>
+      </w:r>
+      <w:proofErr w:type="spellStart"/>
+      <w:proofErr w:type="gramStart"/>
+      <w:r>
+        <w:rPr>
+          <w:lang w:val="en-US"/>
+        </w:rPr>
+        <w:t>DateTime.UtcNow.AddHours</w:t>
+      </w:r>
+      <w:proofErr w:type="spellEnd"/>
+      <w:proofErr w:type="gramEnd"/>
+      <w:r>
+        <w:rPr>
+          <w:lang w:val="en-US"/>
+        </w:rPr>
+        <w:t>(8)</w:t>
       </w:r>
     </w:p>
     <w:p>
@@ -23196,7 +25993,29 @@
         <w:rPr>
           <w:lang w:val="en-US"/>
         </w:rPr>
-        <w:t xml:space="preserve">    private string GenerateJwtToken(User user)</w:t>
+        <w:t xml:space="preserve">    private string </w:t>
+      </w:r>
+      <w:proofErr w:type="spellStart"/>
+      <w:proofErr w:type="gramStart"/>
+      <w:r>
+        <w:rPr>
+          <w:lang w:val="en-US"/>
+        </w:rPr>
+        <w:t>GenerateJwtToken</w:t>
+      </w:r>
+      <w:proofErr w:type="spellEnd"/>
+      <w:r>
+        <w:rPr>
+          <w:lang w:val="en-US"/>
+        </w:rPr>
+        <w:t>(</w:t>
+      </w:r>
+      <w:proofErr w:type="gramEnd"/>
+      <w:r>
+        <w:rPr>
+          <w:lang w:val="en-US"/>
+        </w:rPr>
+        <w:t>User user)</w:t>
       </w:r>
     </w:p>
     <w:p>
@@ -23234,7 +26053,21 @@
         <w:rPr>
           <w:lang w:val="en-US"/>
         </w:rPr>
-        <w:t xml:space="preserve">        var claims = new[]</w:t>
+        <w:t xml:space="preserve">        var claims = </w:t>
+      </w:r>
+      <w:proofErr w:type="gramStart"/>
+      <w:r>
+        <w:rPr>
+          <w:lang w:val="en-US"/>
+        </w:rPr>
+        <w:t>new[</w:t>
+      </w:r>
+      <w:proofErr w:type="gramEnd"/>
+      <w:r>
+        <w:rPr>
+          <w:lang w:val="en-US"/>
+        </w:rPr>
+        <w:t>]</w:t>
       </w:r>
     </w:p>
     <w:p>
@@ -23272,7 +26105,43 @@
         <w:rPr>
           <w:lang w:val="en-US"/>
         </w:rPr>
-        <w:t xml:space="preserve">            new Claim(ClaimTypes.NameIdentifier, user.Id.ToString()),</w:t>
+        <w:t xml:space="preserve">            new </w:t>
+      </w:r>
+      <w:proofErr w:type="gramStart"/>
+      <w:r>
+        <w:rPr>
+          <w:lang w:val="en-US"/>
+        </w:rPr>
+        <w:t>Claim(</w:t>
+      </w:r>
+      <w:proofErr w:type="spellStart"/>
+      <w:proofErr w:type="gramEnd"/>
+      <w:r>
+        <w:rPr>
+          <w:lang w:val="en-US"/>
+        </w:rPr>
+        <w:t>ClaimTypes.NameIdentifier</w:t>
+      </w:r>
+      <w:proofErr w:type="spellEnd"/>
+      <w:r>
+        <w:rPr>
+          <w:lang w:val="en-US"/>
+        </w:rPr>
+        <w:t xml:space="preserve">, </w:t>
+      </w:r>
+      <w:proofErr w:type="spellStart"/>
+      <w:r>
+        <w:rPr>
+          <w:lang w:val="en-US"/>
+        </w:rPr>
+        <w:t>user.Id.ToString</w:t>
+      </w:r>
+      <w:proofErr w:type="spellEnd"/>
+      <w:r>
+        <w:rPr>
+          <w:lang w:val="en-US"/>
+        </w:rPr>
+        <w:t>()),</w:t>
       </w:r>
     </w:p>
     <w:p>
@@ -23291,7 +26160,43 @@
         <w:rPr>
           <w:lang w:val="en-US"/>
         </w:rPr>
-        <w:t xml:space="preserve">            new Claim(ClaimTypes.Name, user.Username),</w:t>
+        <w:t xml:space="preserve">            new </w:t>
+      </w:r>
+      <w:proofErr w:type="gramStart"/>
+      <w:r>
+        <w:rPr>
+          <w:lang w:val="en-US"/>
+        </w:rPr>
+        <w:t>Claim(</w:t>
+      </w:r>
+      <w:proofErr w:type="spellStart"/>
+      <w:proofErr w:type="gramEnd"/>
+      <w:r>
+        <w:rPr>
+          <w:lang w:val="en-US"/>
+        </w:rPr>
+        <w:t>ClaimTypes.Name</w:t>
+      </w:r>
+      <w:proofErr w:type="spellEnd"/>
+      <w:r>
+        <w:rPr>
+          <w:lang w:val="en-US"/>
+        </w:rPr>
+        <w:t xml:space="preserve">, </w:t>
+      </w:r>
+      <w:proofErr w:type="spellStart"/>
+      <w:r>
+        <w:rPr>
+          <w:lang w:val="en-US"/>
+        </w:rPr>
+        <w:t>user.Username</w:t>
+      </w:r>
+      <w:proofErr w:type="spellEnd"/>
+      <w:r>
+        <w:rPr>
+          <w:lang w:val="en-US"/>
+        </w:rPr>
+        <w:t>),</w:t>
       </w:r>
     </w:p>
     <w:p>
@@ -23310,7 +26215,29 @@
         <w:rPr>
           <w:lang w:val="en-US"/>
         </w:rPr>
-        <w:t xml:space="preserve">            new Claim(ClaimTypes.Role, user.Role)</w:t>
+        <w:t xml:space="preserve">            new </w:t>
+      </w:r>
+      <w:proofErr w:type="gramStart"/>
+      <w:r>
+        <w:rPr>
+          <w:lang w:val="en-US"/>
+        </w:rPr>
+        <w:t>Claim(</w:t>
+      </w:r>
+      <w:proofErr w:type="spellStart"/>
+      <w:proofErr w:type="gramEnd"/>
+      <w:r>
+        <w:rPr>
+          <w:lang w:val="en-US"/>
+        </w:rPr>
+        <w:t>ClaimTypes.Role</w:t>
+      </w:r>
+      <w:proofErr w:type="spellEnd"/>
+      <w:r>
+        <w:rPr>
+          <w:lang w:val="en-US"/>
+        </w:rPr>
+        <w:t>, user.Role)</w:t>
       </w:r>
     </w:p>
     <w:p>
@@ -23367,7 +26294,29 @@
         <w:rPr>
           <w:lang w:val="en-US"/>
         </w:rPr>
-        <w:t xml:space="preserve">        var key = new SymmetricSecurityKey(Encoding.UTF8.GetBytes(</w:t>
+        <w:t xml:space="preserve">        var key = new </w:t>
+      </w:r>
+      <w:proofErr w:type="spellStart"/>
+      <w:proofErr w:type="gramStart"/>
+      <w:r>
+        <w:rPr>
+          <w:lang w:val="en-US"/>
+        </w:rPr>
+        <w:t>SymmetricSecurityKey</w:t>
+      </w:r>
+      <w:proofErr w:type="spellEnd"/>
+      <w:r>
+        <w:rPr>
+          <w:lang w:val="en-US"/>
+        </w:rPr>
+        <w:t>(</w:t>
+      </w:r>
+      <w:proofErr w:type="gramEnd"/>
+      <w:r>
+        <w:rPr>
+          <w:lang w:val="en-US"/>
+        </w:rPr>
+        <w:t>Encoding.UTF8.GetBytes(</w:t>
       </w:r>
     </w:p>
     <w:p>
@@ -23386,7 +26335,23 @@
         <w:rPr>
           <w:lang w:val="en-US"/>
         </w:rPr>
-        <w:t xml:space="preserve">            _configuration["Jwt:Key"]));</w:t>
+        <w:t xml:space="preserve">            _configuration["</w:t>
+      </w:r>
+      <w:proofErr w:type="spellStart"/>
+      <w:proofErr w:type="gramStart"/>
+      <w:r>
+        <w:rPr>
+          <w:lang w:val="en-US"/>
+        </w:rPr>
+        <w:t>Jwt:Key</w:t>
+      </w:r>
+      <w:proofErr w:type="spellEnd"/>
+      <w:proofErr w:type="gramEnd"/>
+      <w:r>
+        <w:rPr>
+          <w:lang w:val="en-US"/>
+        </w:rPr>
+        <w:t>"]));</w:t>
       </w:r>
     </w:p>
     <w:p>
@@ -23405,7 +26370,29 @@
         <w:rPr>
           <w:lang w:val="en-US"/>
         </w:rPr>
-        <w:t xml:space="preserve">        var credentials = new SigningCredentials(key, SecurityAlgorithms.HmacSha256);</w:t>
+        <w:t xml:space="preserve">        var credentials = new </w:t>
+      </w:r>
+      <w:proofErr w:type="spellStart"/>
+      <w:proofErr w:type="gramStart"/>
+      <w:r>
+        <w:rPr>
+          <w:lang w:val="en-US"/>
+        </w:rPr>
+        <w:t>SigningCredentials</w:t>
+      </w:r>
+      <w:proofErr w:type="spellEnd"/>
+      <w:r>
+        <w:rPr>
+          <w:lang w:val="en-US"/>
+        </w:rPr>
+        <w:t>(</w:t>
+      </w:r>
+      <w:proofErr w:type="gramEnd"/>
+      <w:r>
+        <w:rPr>
+          <w:lang w:val="en-US"/>
+        </w:rPr>
+        <w:t>key, SecurityAlgorithms.HmacSha256);</w:t>
       </w:r>
     </w:p>
     <w:p>
@@ -23443,8 +26430,24 @@
         <w:rPr>
           <w:lang w:val="en-US"/>
         </w:rPr>
-        <w:t xml:space="preserve">        var token = new JwtSecurityToken(</w:t>
-      </w:r>
+        <w:t xml:space="preserve">        var token = new </w:t>
+      </w:r>
+      <w:proofErr w:type="spellStart"/>
+      <w:proofErr w:type="gramStart"/>
+      <w:r>
+        <w:rPr>
+          <w:lang w:val="en-US"/>
+        </w:rPr>
+        <w:t>JwtSecurityToken</w:t>
+      </w:r>
+      <w:proofErr w:type="spellEnd"/>
+      <w:r>
+        <w:rPr>
+          <w:lang w:val="en-US"/>
+        </w:rPr>
+        <w:t>(</w:t>
+      </w:r>
+      <w:proofErr w:type="gramEnd"/>
     </w:p>
     <w:p>
       <w:pPr>
@@ -23462,7 +26465,23 @@
         <w:rPr>
           <w:lang w:val="en-US"/>
         </w:rPr>
-        <w:t xml:space="preserve">            issuer: _configuration["Jwt:Issuer"],</w:t>
+        <w:t xml:space="preserve">            issuer: _configuration["</w:t>
+      </w:r>
+      <w:proofErr w:type="spellStart"/>
+      <w:proofErr w:type="gramStart"/>
+      <w:r>
+        <w:rPr>
+          <w:lang w:val="en-US"/>
+        </w:rPr>
+        <w:t>Jwt:Issuer</w:t>
+      </w:r>
+      <w:proofErr w:type="spellEnd"/>
+      <w:proofErr w:type="gramEnd"/>
+      <w:r>
+        <w:rPr>
+          <w:lang w:val="en-US"/>
+        </w:rPr>
+        <w:t>"],</w:t>
       </w:r>
     </w:p>
     <w:p>
@@ -23481,7 +26500,23 @@
         <w:rPr>
           <w:lang w:val="en-US"/>
         </w:rPr>
-        <w:t xml:space="preserve">            audience: _configuration["Jwt:Issuer"],</w:t>
+        <w:t xml:space="preserve">            audience: _configuration["</w:t>
+      </w:r>
+      <w:proofErr w:type="spellStart"/>
+      <w:proofErr w:type="gramStart"/>
+      <w:r>
+        <w:rPr>
+          <w:lang w:val="en-US"/>
+        </w:rPr>
+        <w:t>Jwt:Issuer</w:t>
+      </w:r>
+      <w:proofErr w:type="spellEnd"/>
+      <w:proofErr w:type="gramEnd"/>
+      <w:r>
+        <w:rPr>
+          <w:lang w:val="en-US"/>
+        </w:rPr>
+        <w:t>"],</w:t>
       </w:r>
     </w:p>
     <w:p>
@@ -23520,7 +26555,23 @@
           <w:lang w:val="en-US"/>
         </w:rPr>
         <w:lastRenderedPageBreak/>
-        <w:t xml:space="preserve">            expires: DateTime.UtcNow.AddHours(8),</w:t>
+        <w:t xml:space="preserve">            expires: </w:t>
+      </w:r>
+      <w:proofErr w:type="spellStart"/>
+      <w:proofErr w:type="gramStart"/>
+      <w:r>
+        <w:rPr>
+          <w:lang w:val="en-US"/>
+        </w:rPr>
+        <w:t>DateTime.UtcNow.AddHours</w:t>
+      </w:r>
+      <w:proofErr w:type="spellEnd"/>
+      <w:proofErr w:type="gramEnd"/>
+      <w:r>
+        <w:rPr>
+          <w:lang w:val="en-US"/>
+        </w:rPr>
+        <w:t>(8),</w:t>
       </w:r>
     </w:p>
     <w:p>
@@ -23539,7 +26590,21 @@
         <w:rPr>
           <w:lang w:val="en-US"/>
         </w:rPr>
-        <w:t xml:space="preserve">            signingCredentials: credentials</w:t>
+        <w:t xml:space="preserve">            </w:t>
+      </w:r>
+      <w:proofErr w:type="spellStart"/>
+      <w:r>
+        <w:rPr>
+          <w:lang w:val="en-US"/>
+        </w:rPr>
+        <w:t>signingCredentials</w:t>
+      </w:r>
+      <w:proofErr w:type="spellEnd"/>
+      <w:r>
+        <w:rPr>
+          <w:lang w:val="en-US"/>
+        </w:rPr>
+        <w:t>: credentials</w:t>
       </w:r>
     </w:p>
     <w:p>
@@ -23596,7 +26661,43 @@
         <w:rPr>
           <w:lang w:val="en-US"/>
         </w:rPr>
-        <w:t xml:space="preserve">        return new JwtSecurityTokenHandler().WriteToken(token);</w:t>
+        <w:t xml:space="preserve">        return new </w:t>
+      </w:r>
+      <w:proofErr w:type="spellStart"/>
+      <w:r>
+        <w:rPr>
+          <w:lang w:val="en-US"/>
+        </w:rPr>
+        <w:t>JwtSecurityTokenHandler</w:t>
+      </w:r>
+      <w:proofErr w:type="spellEnd"/>
+      <w:r>
+        <w:rPr>
+          <w:lang w:val="en-US"/>
+        </w:rPr>
+        <w:t>(</w:t>
+      </w:r>
+      <w:proofErr w:type="gramStart"/>
+      <w:r>
+        <w:rPr>
+          <w:lang w:val="en-US"/>
+        </w:rPr>
+        <w:t>).</w:t>
+      </w:r>
+      <w:proofErr w:type="spellStart"/>
+      <w:r>
+        <w:rPr>
+          <w:lang w:val="en-US"/>
+        </w:rPr>
+        <w:t>WriteToken</w:t>
+      </w:r>
+      <w:proofErr w:type="spellEnd"/>
+      <w:proofErr w:type="gramEnd"/>
+      <w:r>
+        <w:rPr>
+          <w:lang w:val="en-US"/>
+        </w:rPr>
+        <w:t>(token);</w:t>
       </w:r>
     </w:p>
     <w:p>
@@ -23640,8 +26741,17 @@
           <w:i/>
           <w:iCs/>
         </w:rPr>
-        <w:t>Рисунок 14 – Пример реализации AuthController</w:t>
-      </w:r>
+        <w:t xml:space="preserve">Рисунок 14 – Пример реализации </w:t>
+      </w:r>
+      <w:proofErr w:type="spellStart"/>
+      <w:r>
+        <w:rPr>
+          <w:i/>
+          <w:iCs/>
+        </w:rPr>
+        <w:t>AuthController</w:t>
+      </w:r>
+      <w:proofErr w:type="spellEnd"/>
     </w:p>
     <w:p/>
     <w:p>
@@ -24192,14 +27302,24 @@
       </w:r>
     </w:p>
     <w:p>
-      <w:r>
-        <w:t>TestCase #TC-AUTH-001</w:t>
-      </w:r>
-    </w:p>
-    <w:p>
-      <w:r>
-        <w:t>Таблица 1 TestCase</w:t>
-      </w:r>
+      <w:proofErr w:type="spellStart"/>
+      <w:r>
+        <w:t>TestCase</w:t>
+      </w:r>
+      <w:proofErr w:type="spellEnd"/>
+      <w:r>
+        <w:t xml:space="preserve"> #TC-AUTH-001</w:t>
+      </w:r>
+    </w:p>
+    <w:p>
+      <w:r>
+        <w:t xml:space="preserve">Таблица 1 </w:t>
+      </w:r>
+      <w:proofErr w:type="spellStart"/>
+      <w:r>
+        <w:t>TestCase</w:t>
+      </w:r>
+      <w:proofErr w:type="spellEnd"/>
     </w:p>
     <w:tbl>
       <w:tblPr>
@@ -24376,7 +27496,15 @@
             </w:r>
             <w:r>
               <w:br/>
-              <w:t>2. В поле "Логин" ввести "admin"</w:t>
+              <w:t>2. В поле "Логин" ввести "</w:t>
+            </w:r>
+            <w:proofErr w:type="spellStart"/>
+            <w:r>
+              <w:t>admin</w:t>
+            </w:r>
+            <w:proofErr w:type="spellEnd"/>
+            <w:r>
+              <w:t>"</w:t>
             </w:r>
             <w:r>
               <w:br/>
@@ -24422,7 +27550,15 @@
               <w:spacing w:after="160" w:line="278" w:lineRule="auto"/>
             </w:pPr>
             <w:r>
-              <w:t>Логин: admin, Пароль: 123, CAPTCHA: верный код</w:t>
+              <w:t xml:space="preserve">Логин: </w:t>
+            </w:r>
+            <w:proofErr w:type="spellStart"/>
+            <w:r>
+              <w:t>admin</w:t>
+            </w:r>
+            <w:proofErr w:type="spellEnd"/>
+            <w:r>
+              <w:t>, Пароль: 123, CAPTCHA: верный код</w:t>
             </w:r>
           </w:p>
         </w:tc>
@@ -24591,9 +27727,11 @@
             <w:pPr>
               <w:spacing w:after="160" w:line="278" w:lineRule="auto"/>
             </w:pPr>
+            <w:proofErr w:type="spellStart"/>
             <w:r>
               <w:t>Pass</w:t>
             </w:r>
+            <w:proofErr w:type="spellEnd"/>
           </w:p>
         </w:tc>
       </w:tr>
@@ -24637,7 +27775,7 @@
         <w:pStyle w:val="2"/>
         <w:jc w:val="center"/>
       </w:pPr>
-      <w:bookmarkStart w:id="6" w:name="_Toc230005381"/>
+      <w:bookmarkStart w:id="6" w:name="_Toc230079293"/>
       <w:r>
         <w:lastRenderedPageBreak/>
         <w:t>ЗАКЛЮЧЕНИЕ</w:t>
@@ -24650,7 +27788,15 @@
         <w:ind w:firstLine="709"/>
       </w:pPr>
       <w:r>
-        <w:t>по дипломному проекту «Разработка информационной системы управления производством средств защиты растений «АгроКонтроль»»</w:t>
+        <w:t>по дипломному проекту «Разработка информационной системы управления производством средств защиты растений «</w:t>
+      </w:r>
+      <w:proofErr w:type="spellStart"/>
+      <w:r>
+        <w:t>АгроКонтроль</w:t>
+      </w:r>
+      <w:proofErr w:type="spellEnd"/>
+      <w:r>
+        <w:t>»»</w:t>
       </w:r>
     </w:p>
     <w:p>
@@ -24668,7 +27814,15 @@
         <w:ind w:firstLine="709"/>
       </w:pPr>
       <w:r>
-        <w:t>В ходе выполнения дипломного проекта была разработана информационная система «АгроКонтроль», предназначенная для автоматизации процессов управления производством средств защиты растений. Система объединяет в единую цифровую среду всех участников производственного процесса: технологов, лаборантов, аппаратчиков и руководителей предприятия.</w:t>
+        <w:t>В ходе выполнения дипломного проекта была разработана информационная система «</w:t>
+      </w:r>
+      <w:proofErr w:type="spellStart"/>
+      <w:r>
+        <w:t>АгроКонтроль</w:t>
+      </w:r>
+      <w:proofErr w:type="spellEnd"/>
+      <w:r>
+        <w:t>», предназначенная для автоматизации процессов управления производством средств защиты растений. Система объединяет в единую цифровую среду всех участников производственного процесса: технологов, лаборантов, аппаратчиков и руководителей предприятия.</w:t>
       </w:r>
     </w:p>
     <w:p>
@@ -24782,7 +27936,47 @@
         <w:ind w:firstLine="709"/>
       </w:pPr>
       <w:r>
-        <w:t>База данных. Спроектирована и реализована реляционная база данных, содержащая 15 таблиц, организованных в 5 логических схем: reference (справочники), production (производство), quality (качество), monitoring (мониторинг) и audit (аудит). База данных приведена к третьей нормальной форме, обеспечивает целостность данных и поддерживает все необходимые бизнес-ограничения, включая контроль суммы компонентов рецептуры (100%) и уникальность активных версий.</w:t>
+        <w:t xml:space="preserve">База данных. Спроектирована и реализована реляционная база данных, содержащая 15 таблиц, организованных в 5 логических схем: </w:t>
+      </w:r>
+      <w:proofErr w:type="spellStart"/>
+      <w:r>
+        <w:t>reference</w:t>
+      </w:r>
+      <w:proofErr w:type="spellEnd"/>
+      <w:r>
+        <w:t xml:space="preserve"> (справочники), </w:t>
+      </w:r>
+      <w:proofErr w:type="spellStart"/>
+      <w:r>
+        <w:t>production</w:t>
+      </w:r>
+      <w:proofErr w:type="spellEnd"/>
+      <w:r>
+        <w:t xml:space="preserve"> (производство), </w:t>
+      </w:r>
+      <w:proofErr w:type="spellStart"/>
+      <w:r>
+        <w:t>quality</w:t>
+      </w:r>
+      <w:proofErr w:type="spellEnd"/>
+      <w:r>
+        <w:t xml:space="preserve"> (качество), </w:t>
+      </w:r>
+      <w:proofErr w:type="spellStart"/>
+      <w:r>
+        <w:t>monitoring</w:t>
+      </w:r>
+      <w:proofErr w:type="spellEnd"/>
+      <w:r>
+        <w:t xml:space="preserve"> (мониторинг) и </w:t>
+      </w:r>
+      <w:proofErr w:type="spellStart"/>
+      <w:r>
+        <w:t>audit</w:t>
+      </w:r>
+      <w:proofErr w:type="spellEnd"/>
+      <w:r>
+        <w:t xml:space="preserve"> (аудит). База данных приведена к третьей нормальной форме, обеспечивает целостность данных и поддерживает все необходимые бизнес-ограничения, включая контроль суммы компонентов рецептуры (100%) и уникальность активных версий.</w:t>
       </w:r>
     </w:p>
     <w:p>
@@ -24802,7 +27996,15 @@
         </w:r>
       </w:hyperlink>
       <w:r>
-        <w:t> Core 8.0, предоставляющий 25 эндпоинтов для работы с продукцией, рецептурами, заказами, партиями и контролем качества. Реализована JWT-аутентификация, обеспечивающая безопасный доступ к системе. API поддерживает все основные операции CRUD (создание, чтение, обновление, удаление) для каждой сущности.</w:t>
+        <w:t xml:space="preserve"> Core 8.0, предоставляющий 25 </w:t>
+      </w:r>
+      <w:proofErr w:type="spellStart"/>
+      <w:r>
+        <w:t>эндпоинтов</w:t>
+      </w:r>
+      <w:proofErr w:type="spellEnd"/>
+      <w:r>
+        <w:t xml:space="preserve"> для работы с продукцией, рецептурами, заказами, партиями и контролем качества. Реализована JWT-аутентификация, обеспечивающая безопасный доступ к системе. API поддерживает все основные операции CRUD (создание, чтение, обновление, удаление) для каждой сущности.</w:t>
       </w:r>
     </w:p>
     <w:p>
@@ -24812,7 +28014,15 @@
       </w:pPr>
       <w:r>
         <w:lastRenderedPageBreak/>
-        <w:t>Модуль технолога. Создано desktop-приложение на платформе WPF (.NET 8.0), которое позволяет технологу вести карточки продукции, создавать и утверждать рецептуры, формировать технологические карты, управлять производственными заказами и партиями, настраивать экструдер, отслеживать выполнение партий в реальном времени, анализировать отклонения и формировать отчеты с возможностью экспорта в Excel.</w:t>
+        <w:t xml:space="preserve">Модуль технолога. Создано </w:t>
+      </w:r>
+      <w:proofErr w:type="spellStart"/>
+      <w:r>
+        <w:t>desktop</w:t>
+      </w:r>
+      <w:proofErr w:type="spellEnd"/>
+      <w:r>
+        <w:t>-приложение на платформе WPF (.NET 8.0), которое позволяет технологу вести карточки продукции, создавать и утверждать рецептуры, формировать технологические карты, управлять производственными заказами и партиями, настраивать экструдер, отслеживать выполнение партий в реальном времени, анализировать отклонения и формировать отчеты с возможностью экспорта в Excel.</w:t>
       </w:r>
     </w:p>
     <w:p>
@@ -24821,7 +28031,15 @@
         <w:ind w:firstLine="709"/>
       </w:pPr>
       <w:r>
-        <w:t>Модуль лаборатории. Разработано desktop-приложение для лаборантов, обеспечивающее контроль качества сырья и готовой продукции, ввод результатов лабораторных испытаний, автоматическую проверку соответствия нормативам, принятие решений о допуске или блокировке партий, формирование протоколов испытаний.</w:t>
+        <w:t xml:space="preserve">Модуль лаборатории. Разработано </w:t>
+      </w:r>
+      <w:proofErr w:type="spellStart"/>
+      <w:r>
+        <w:t>desktop</w:t>
+      </w:r>
+      <w:proofErr w:type="spellEnd"/>
+      <w:r>
+        <w:t>-приложение для лаборантов, обеспечивающее контроль качества сырья и готовой продукции, ввод результатов лабораторных испытаний, автоматическую проверку соответствия нормативам, принятие решений о допуске или блокировке партий, формирование протоколов испытаний.</w:t>
       </w:r>
     </w:p>
     <w:p>
@@ -25262,7 +28480,15 @@
         <w:ind w:firstLine="709"/>
       </w:pPr>
       <w:r>
-        <w:t>добавление push-уведомлений о критических событиях;</w:t>
+        <w:t xml:space="preserve">добавление </w:t>
+      </w:r>
+      <w:proofErr w:type="spellStart"/>
+      <w:r>
+        <w:t>push</w:t>
+      </w:r>
+      <w:proofErr w:type="spellEnd"/>
+      <w:r>
+        <w:t>-уведомлений о критических событиях;</w:t>
       </w:r>
     </w:p>
     <w:p>
@@ -25293,7 +28519,15 @@
         <w:ind w:firstLine="709"/>
       </w:pPr>
       <w:r>
-        <w:t>Разработанная информационная система «АгроКонтроль» представляет собой законченное, работоспособное программное решение, готовое к внедрению на предприятии по производству средств защиты растений.</w:t>
+        <w:t>Разработанная информационная система «</w:t>
+      </w:r>
+      <w:proofErr w:type="spellStart"/>
+      <w:r>
+        <w:t>АгроКонтроль</w:t>
+      </w:r>
+      <w:proofErr w:type="spellEnd"/>
+      <w:r>
+        <w:t>» представляет собой законченное, работоспособное программное решение, готовое к внедрению на предприятии по производству средств защиты растений.</w:t>
       </w:r>
     </w:p>
     <w:p>
@@ -25316,14 +28550,24 @@
     </w:p>
     <w:p>
       <w:r>
-        <w:t xml:space="preserve"> Чему я научился работать  с </w:t>
-      </w:r>
+        <w:t xml:space="preserve"> Чему я научился </w:t>
+      </w:r>
+      <w:proofErr w:type="gramStart"/>
+      <w:r>
+        <w:t>работать  с</w:t>
+      </w:r>
+      <w:proofErr w:type="gramEnd"/>
+      <w:r>
+        <w:t xml:space="preserve"> </w:t>
+      </w:r>
+      <w:proofErr w:type="spellStart"/>
       <w:r>
         <w:rPr>
           <w:lang w:val="en-US"/>
         </w:rPr>
         <w:t>api</w:t>
       </w:r>
+      <w:proofErr w:type="spellEnd"/>
       <w:r>
         <w:t>.</w:t>
       </w:r>

--- a/итог/Otchjot (2).docx
+++ b/итог/Otchjot (2).docx
@@ -941,7 +941,7 @@
             <w:noProof/>
             <w:webHidden/>
           </w:rPr>
-          <w:t>13</w:t>
+          <w:t>14</w:t>
         </w:r>
         <w:r>
           <w:rPr>
@@ -1766,6 +1766,7 @@
       <w:pPr>
         <w:spacing w:line="360" w:lineRule="auto"/>
         <w:ind w:firstLine="709"/>
+        <w:jc w:val="center"/>
         <w:rPr>
           <w:b/>
           <w:bCs/>
@@ -1775,11 +1776,12 @@
         <w:rPr>
           <w:noProof/>
         </w:rPr>
+        <w:lastRenderedPageBreak/>
         <w:drawing>
-          <wp:inline distT="0" distB="0" distL="0" distR="0" wp14:anchorId="43036136" wp14:editId="0BC750A5">
-            <wp:extent cx="3853543" cy="3617099"/>
-            <wp:effectExtent l="19050" t="19050" r="0" b="2540"/>
-            <wp:docPr id="11" name="Рисунок 11"/>
+          <wp:inline distT="0" distB="0" distL="0" distR="0" wp14:anchorId="477EF330" wp14:editId="49E87895">
+            <wp:extent cx="5620534" cy="7487695"/>
+            <wp:effectExtent l="19050" t="19050" r="0" b="0"/>
+            <wp:docPr id="14" name="Рисунок 14"/>
             <wp:cNvGraphicFramePr>
               <a:graphicFrameLocks xmlns:a="http://schemas.openxmlformats.org/drawingml/2006/main" noChangeAspect="1"/>
             </wp:cNvGraphicFramePr>
@@ -1787,33 +1789,23 @@
               <a:graphicData uri="http://schemas.openxmlformats.org/drawingml/2006/picture">
                 <pic:pic xmlns:pic="http://schemas.openxmlformats.org/drawingml/2006/picture">
                   <pic:nvPicPr>
-                    <pic:cNvPr id="0" name="Picture 7"/>
-                    <pic:cNvPicPr>
-                      <a:picLocks noChangeAspect="1" noChangeArrowheads="1"/>
-                    </pic:cNvPicPr>
+                    <pic:cNvPr id="1" name=""/>
+                    <pic:cNvPicPr/>
                   </pic:nvPicPr>
                   <pic:blipFill>
-                    <a:blip r:embed="rId6">
-                      <a:extLst>
-                        <a:ext uri="{28A0092B-C50C-407E-A947-70E740481C1C}">
-                          <a14:useLocalDpi xmlns:a14="http://schemas.microsoft.com/office/drawing/2010/main" val="0"/>
-                        </a:ext>
-                      </a:extLst>
-                    </a:blip>
-                    <a:srcRect/>
+                    <a:blip r:embed="rId6"/>
                     <a:stretch>
                       <a:fillRect/>
                     </a:stretch>
                   </pic:blipFill>
-                  <pic:spPr bwMode="auto">
+                  <pic:spPr>
                     <a:xfrm>
                       <a:off x="0" y="0"/>
-                      <a:ext cx="3858208" cy="3621478"/>
+                      <a:ext cx="5620534" cy="7487695"/>
                     </a:xfrm>
                     <a:prstGeom prst="rect">
                       <a:avLst/>
                     </a:prstGeom>
-                    <a:noFill/>
                     <a:ln>
                       <a:solidFill>
                         <a:schemeClr val="tx1"/>
@@ -1831,6 +1823,7 @@
       <w:pPr>
         <w:spacing w:line="360" w:lineRule="auto"/>
         <w:ind w:firstLine="709"/>
+        <w:jc w:val="center"/>
         <w:rPr>
           <w:b/>
           <w:bCs/>
@@ -1871,16 +1864,35 @@
       <w:pPr>
         <w:spacing w:line="360" w:lineRule="auto"/>
         <w:ind w:firstLine="709"/>
-        <w:rPr>
-          <w:b/>
-          <w:bCs/>
-        </w:rPr>
-      </w:pPr>
-      <w:r>
-        <w:rPr>
-          <w:b/>
-          <w:bCs/>
-        </w:rPr>
+      </w:pPr>
+    </w:p>
+    <w:p>
+      <w:pPr>
+        <w:spacing w:line="360" w:lineRule="auto"/>
+        <w:ind w:firstLine="709"/>
+      </w:pPr>
+    </w:p>
+    <w:p>
+      <w:pPr>
+        <w:spacing w:line="360" w:lineRule="auto"/>
+        <w:ind w:firstLine="709"/>
+      </w:pPr>
+    </w:p>
+    <w:p>
+      <w:pPr>
+        <w:spacing w:line="360" w:lineRule="auto"/>
+        <w:ind w:firstLine="709"/>
+        <w:rPr>
+          <w:b/>
+          <w:bCs/>
+        </w:rPr>
+      </w:pPr>
+      <w:r>
+        <w:rPr>
+          <w:b/>
+          <w:bCs/>
+        </w:rPr>
+        <w:lastRenderedPageBreak/>
         <w:t>Таблица 1-</w:t>
       </w:r>
       <w:r>
@@ -1895,6 +1907,7 @@
       <w:tblPr>
         <w:tblStyle w:val="a4"/>
         <w:tblW w:w="11280" w:type="dxa"/>
+        <w:tblInd w:w="-1388" w:type="dxa"/>
         <w:tblLook w:val="04A0" w:firstRow="1" w:lastRow="0" w:firstColumn="1" w:lastColumn="0" w:noHBand="0" w:noVBand="1"/>
       </w:tblPr>
       <w:tblGrid>
@@ -1921,7 +1934,6 @@
                 <w:sz w:val="24"/>
                 <w:szCs w:val="24"/>
               </w:rPr>
-              <w:lastRenderedPageBreak/>
               <w:t>Особенность</w:t>
             </w:r>
           </w:p>
@@ -2456,6 +2468,7 @@
         <w:ind w:firstLine="709"/>
       </w:pPr>
       <w:r>
+        <w:lastRenderedPageBreak/>
         <w:t>версионность (возможность нескольких версий);</w:t>
       </w:r>
     </w:p>
@@ -2469,7 +2482,6 @@
         <w:ind w:firstLine="709"/>
       </w:pPr>
       <w:r>
-        <w:lastRenderedPageBreak/>
         <w:t>статус (черновик, активна, архив);</w:t>
       </w:r>
     </w:p>
@@ -2889,6 +2901,7 @@
         <w:ind w:firstLine="709"/>
       </w:pPr>
       <w:r>
+        <w:lastRenderedPageBreak/>
         <w:t>влажность (норма ≤2.5%);</w:t>
       </w:r>
     </w:p>
@@ -2902,7 +2915,6 @@
         <w:ind w:firstLine="709"/>
       </w:pPr>
       <w:r>
-        <w:lastRenderedPageBreak/>
         <w:t>внешний вид (норма — однородный).</w:t>
       </w:r>
     </w:p>
@@ -3334,6 +3346,7 @@
         <w:ind w:firstLine="709"/>
       </w:pPr>
       <w:r>
+        <w:lastRenderedPageBreak/>
         <w:t>контроль качества сырья;</w:t>
       </w:r>
     </w:p>
@@ -3347,7 +3360,6 @@
         <w:ind w:firstLine="709"/>
       </w:pPr>
       <w:r>
-        <w:lastRenderedPageBreak/>
         <w:t>контроль качества готовой продукции;</w:t>
       </w:r>
     </w:p>
@@ -3818,6 +3830,7 @@
           <w:b/>
           <w:bCs/>
         </w:rPr>
+        <w:lastRenderedPageBreak/>
         <w:t>Основные шаги:</w:t>
       </w:r>
     </w:p>
@@ -3831,7 +3844,6 @@
         <w:ind w:firstLine="709"/>
       </w:pPr>
       <w:r>
-        <w:lastRenderedPageBreak/>
         <w:t>Технолог создает заказ на основе рецептуры</w:t>
       </w:r>
     </w:p>
@@ -4294,6 +4306,7 @@
         <w:ind w:firstLine="709"/>
       </w:pPr>
       <w:r>
+        <w:lastRenderedPageBreak/>
         <w:t>Система уведомляет ответственны</w:t>
       </w:r>
     </w:p>
@@ -4304,7 +4317,6 @@
       </w:pPr>
       <w:bookmarkStart w:id="3" w:name="_Toc230079290"/>
       <w:r>
-        <w:lastRenderedPageBreak/>
         <w:t>ЦЕЛИ И ЗАДАЧИ ПРОЕКТА</w:t>
       </w:r>
       <w:bookmarkEnd w:id="3"/>
@@ -4526,13 +4538,14 @@
     <w:tbl>
       <w:tblPr>
         <w:tblStyle w:val="a4"/>
-        <w:tblW w:w="11280" w:type="dxa"/>
+        <w:tblW w:w="12668" w:type="dxa"/>
+        <w:tblInd w:w="-1388" w:type="dxa"/>
         <w:tblLook w:val="04A0" w:firstRow="1" w:lastRow="0" w:firstColumn="1" w:lastColumn="0" w:noHBand="0" w:noVBand="1"/>
       </w:tblPr>
       <w:tblGrid>
         <w:gridCol w:w="426"/>
-        <w:gridCol w:w="2726"/>
-        <w:gridCol w:w="8128"/>
+        <w:gridCol w:w="2902"/>
+        <w:gridCol w:w="9340"/>
       </w:tblGrid>
       <w:tr>
         <w:tc>
@@ -4770,57 +4783,10 @@
         </w:tc>
       </w:tr>
     </w:tbl>
-    <w:p>
-      <w:pPr>
-        <w:spacing w:line="360" w:lineRule="auto"/>
-        <w:ind w:firstLine="709"/>
-        <w:rPr>
-          <w:b/>
-          <w:bCs/>
-        </w:rPr>
-      </w:pPr>
-      <w:r>
-        <w:rPr>
-          <w:b/>
-          <w:bCs/>
-        </w:rPr>
-        <w:t xml:space="preserve">Таблица </w:t>
-      </w:r>
-      <w:r>
-        <w:rPr>
-          <w:b/>
-          <w:bCs/>
-        </w:rPr>
-        <w:t>2.2 Проектные задачи</w:t>
-      </w:r>
-    </w:p>
-    <w:p>
-      <w:pPr>
-        <w:spacing w:line="360" w:lineRule="auto"/>
-        <w:ind w:firstLine="709"/>
-        <w:rPr>
-          <w:b/>
-          <w:bCs/>
-        </w:rPr>
-      </w:pPr>
-      <w:r>
-        <w:rPr>
-          <w:b/>
-          <w:bCs/>
-        </w:rPr>
-        <w:t xml:space="preserve">Таблица </w:t>
-      </w:r>
-      <w:r>
-        <w:rPr>
-          <w:b/>
-          <w:bCs/>
-        </w:rPr>
-        <w:t>2.3 Задачи по разработке</w:t>
-      </w:r>
-    </w:p>
     <w:tbl>
       <w:tblPr>
         <w:tblStyle w:val="a4"/>
+        <w:tblpPr w:leftFromText="180" w:rightFromText="180" w:vertAnchor="text" w:horzAnchor="margin" w:tblpXSpec="center" w:tblpY="-4032"/>
         <w:tblW w:w="11280" w:type="dxa"/>
         <w:tblLook w:val="04A0" w:firstRow="1" w:lastRow="0" w:firstColumn="1" w:lastColumn="0" w:noHBand="0" w:noVBand="1"/>
       </w:tblPr>
@@ -4841,6 +4807,7 @@
               <w:ind w:firstLine="709"/>
             </w:pPr>
             <w:r>
+              <w:lastRenderedPageBreak/>
               <w:t>№</w:t>
             </w:r>
           </w:p>
@@ -4935,11 +4902,7 @@
               <w:ind w:firstLine="709"/>
             </w:pPr>
             <w:r>
-              <w:t>1</w:t>
-            </w:r>
-            <w:r>
-              <w:lastRenderedPageBreak/>
-              <w:t>0</w:t>
+              <w:t>10</w:t>
             </w:r>
           </w:p>
         </w:tc>
@@ -4954,7 +4917,6 @@
               <w:ind w:firstLine="709"/>
             </w:pPr>
             <w:r>
-              <w:lastRenderedPageBreak/>
               <w:t>Разработка API сервера</w:t>
             </w:r>
           </w:p>
@@ -4981,11 +4943,7 @@
               </w:r>
             </w:hyperlink>
             <w:r>
-              <w:t> Core с поддержкой JWT-</w:t>
-            </w:r>
-            <w:r>
-              <w:lastRenderedPageBreak/>
-              <w:t>аутентификации</w:t>
+              <w:t> Core с поддержкой JWT-аутентификации</w:t>
             </w:r>
           </w:p>
         </w:tc>
@@ -5002,7 +4960,6 @@
               <w:ind w:firstLine="709"/>
             </w:pPr>
             <w:r>
-              <w:lastRenderedPageBreak/>
               <w:t>11</w:t>
             </w:r>
           </w:p>
@@ -5157,6 +5114,54 @@
         </w:tc>
       </w:tr>
     </w:tbl>
+    <w:p>
+      <w:pPr>
+        <w:spacing w:line="360" w:lineRule="auto"/>
+        <w:ind w:firstLine="709"/>
+        <w:rPr>
+          <w:b/>
+          <w:bCs/>
+        </w:rPr>
+      </w:pPr>
+      <w:r>
+        <w:rPr>
+          <w:b/>
+          <w:bCs/>
+        </w:rPr>
+        <w:t xml:space="preserve">Таблица </w:t>
+      </w:r>
+      <w:r>
+        <w:rPr>
+          <w:b/>
+          <w:bCs/>
+        </w:rPr>
+        <w:t>2.2 Проектные задачи</w:t>
+      </w:r>
+    </w:p>
+    <w:p>
+      <w:pPr>
+        <w:spacing w:line="360" w:lineRule="auto"/>
+        <w:ind w:firstLine="709"/>
+        <w:rPr>
+          <w:b/>
+          <w:bCs/>
+        </w:rPr>
+      </w:pPr>
+      <w:r>
+        <w:rPr>
+          <w:b/>
+          <w:bCs/>
+        </w:rPr>
+        <w:t xml:space="preserve">Таблица </w:t>
+      </w:r>
+      <w:r>
+        <w:rPr>
+          <w:b/>
+          <w:bCs/>
+        </w:rPr>
+        <w:t>2.3 Задачи по разработке</w:t>
+      </w:r>
+    </w:p>
     <w:p>
       <w:pPr>
         <w:spacing w:line="360" w:lineRule="auto"/>
@@ -5876,6 +5881,7 @@
               <w:ind w:firstLine="709"/>
             </w:pPr>
             <w:r>
+              <w:lastRenderedPageBreak/>
               <w:t>2</w:t>
             </w:r>
           </w:p>
@@ -5978,7 +5984,6 @@
               <w:ind w:firstLine="709"/>
             </w:pPr>
             <w:r>
-              <w:lastRenderedPageBreak/>
               <w:t>4</w:t>
             </w:r>
           </w:p>
@@ -6563,7 +6568,6 @@
       </w:pPr>
       <w:bookmarkStart w:id="4" w:name="_Toc230079291"/>
       <w:r>
-        <w:lastRenderedPageBreak/>
         <w:t>РУКОВОДСТВО ОПЕРАТОРА</w:t>
       </w:r>
       <w:bookmarkEnd w:id="4"/>
@@ -7305,6 +7309,7 @@
           <w:b/>
           <w:bCs/>
         </w:rPr>
+        <w:lastRenderedPageBreak/>
         <w:t>3.2 Установка программы</w:t>
       </w:r>
     </w:p>
@@ -7341,7 +7346,6 @@
         <w:spacing w:after="160" w:line="278" w:lineRule="auto"/>
       </w:pPr>
       <w:r>
-        <w:lastRenderedPageBreak/>
         <w:t>При первом запуске может потребоваться установка .NET Framework</w:t>
       </w:r>
     </w:p>
@@ -7494,6 +7498,7 @@
           <w:b/>
           <w:bCs/>
         </w:rPr>
+        <w:lastRenderedPageBreak/>
         <w:t>Таблицы 3-</w:t>
       </w:r>
       <w:r>
@@ -7625,7 +7630,6 @@
           </w:tcPr>
           <w:p>
             <w:r>
-              <w:lastRenderedPageBreak/>
               <w:t>4</w:t>
             </w:r>
           </w:p>
@@ -8430,6 +8434,7 @@
               <w:spacing w:after="160" w:line="278" w:lineRule="auto"/>
             </w:pPr>
             <w:r>
+              <w:lastRenderedPageBreak/>
               <w:t xml:space="preserve"> Рецептуры</w:t>
             </w:r>
           </w:p>
@@ -8562,7 +8567,6 @@
               <w:spacing w:after="160" w:line="278" w:lineRule="auto"/>
             </w:pPr>
             <w:r>
-              <w:lastRenderedPageBreak/>
               <w:t>Партии</w:t>
             </w:r>
           </w:p>

--- a/итог/Otchjot (2).docx
+++ b/итог/Otchjot (2).docx
@@ -870,7 +870,7 @@
             <w:noProof/>
             <w:webHidden/>
           </w:rPr>
-          <w:t>11</w:t>
+          <w:t>12</w:t>
         </w:r>
         <w:r>
           <w:rPr>
@@ -941,7 +941,7 @@
             <w:noProof/>
             <w:webHidden/>
           </w:rPr>
-          <w:t>14</w:t>
+          <w:t>15</w:t>
         </w:r>
         <w:r>
           <w:rPr>
@@ -1012,7 +1012,7 @@
             <w:noProof/>
             <w:webHidden/>
           </w:rPr>
-          <w:t>31</w:t>
+          <w:t>32</w:t>
         </w:r>
         <w:r>
           <w:rPr>
@@ -1083,7 +1083,7 @@
             <w:noProof/>
             <w:webHidden/>
           </w:rPr>
-          <w:t>37</w:t>
+          <w:t>39</w:t>
         </w:r>
         <w:r>
           <w:rPr>
@@ -5190,6 +5190,7 @@
       <w:tblPr>
         <w:tblStyle w:val="a4"/>
         <w:tblW w:w="11280" w:type="dxa"/>
+        <w:tblInd w:w="-1388" w:type="dxa"/>
         <w:tblLook w:val="04A0" w:firstRow="1" w:lastRow="0" w:firstColumn="1" w:lastColumn="0" w:noHBand="0" w:noVBand="1"/>
       </w:tblPr>
       <w:tblGrid>
@@ -5524,6 +5525,7 @@
       <w:tblPr>
         <w:tblStyle w:val="a4"/>
         <w:tblW w:w="11280" w:type="dxa"/>
+        <w:tblInd w:w="-1388" w:type="dxa"/>
         <w:tblLook w:val="04A0" w:firstRow="1" w:lastRow="0" w:firstColumn="1" w:lastColumn="0" w:noHBand="0" w:noVBand="1"/>
       </w:tblPr>
       <w:tblGrid>
@@ -9083,24 +9085,10 @@
         </w:tc>
       </w:tr>
     </w:tbl>
-    <w:p>
-      <w:pPr>
-        <w:rPr>
-          <w:b/>
-          <w:bCs/>
-        </w:rPr>
-      </w:pPr>
-      <w:r>
-        <w:rPr>
-          <w:b/>
-          <w:bCs/>
-        </w:rPr>
-        <w:t>6.4 Редактирование продукта</w:t>
-      </w:r>
-    </w:p>
     <w:tbl>
       <w:tblPr>
         <w:tblStyle w:val="a4"/>
+        <w:tblpPr w:leftFromText="180" w:rightFromText="180" w:vertAnchor="text" w:horzAnchor="margin" w:tblpXSpec="center" w:tblpY="137"/>
         <w:tblW w:w="11280" w:type="dxa"/>
         <w:tblLook w:val="04A0" w:firstRow="1" w:lastRow="0" w:firstColumn="1" w:lastColumn="0" w:noHBand="0" w:noVBand="1"/>
       </w:tblPr>
@@ -9250,20 +9238,39 @@
           <w:b/>
           <w:bCs/>
         </w:rPr>
+        <w:t>6.4 Редактирование продукта</w:t>
+      </w:r>
+    </w:p>
+    <w:p>
+      <w:pPr>
+        <w:rPr>
+          <w:b/>
+          <w:bCs/>
+        </w:rPr>
+      </w:pPr>
+      <w:r>
+        <w:rPr>
+          <w:b/>
+          <w:bCs/>
+        </w:rPr>
         <w:t>6.5 Удаление продукта</w:t>
       </w:r>
     </w:p>
     <w:tbl>
       <w:tblPr>
         <w:tblStyle w:val="a4"/>
-        <w:tblW w:w="11280" w:type="dxa"/>
+        <w:tblW w:w="9320" w:type="dxa"/>
+        <w:tblInd w:w="-408" w:type="dxa"/>
         <w:tblLook w:val="04A0" w:firstRow="1" w:lastRow="0" w:firstColumn="1" w:lastColumn="0" w:noHBand="0" w:noVBand="1"/>
       </w:tblPr>
       <w:tblGrid>
-        <w:gridCol w:w="1836"/>
-        <w:gridCol w:w="9444"/>
+        <w:gridCol w:w="1517"/>
+        <w:gridCol w:w="7803"/>
       </w:tblGrid>
       <w:tr>
+        <w:trPr>
+          <w:trHeight w:val="275"/>
+        </w:trPr>
         <w:tc>
           <w:tcPr>
             <w:tcW w:w="0" w:type="auto"/>
@@ -9288,6 +9295,9 @@
         </w:tc>
       </w:tr>
       <w:tr>
+        <w:trPr>
+          <w:trHeight w:val="275"/>
+        </w:trPr>
         <w:tc>
           <w:tcPr>
             <w:tcW w:w="0" w:type="auto"/>
@@ -9312,6 +9322,9 @@
         </w:tc>
       </w:tr>
       <w:tr>
+        <w:trPr>
+          <w:trHeight w:val="321"/>
+        </w:trPr>
         <w:tc>
           <w:tcPr>
             <w:tcW w:w="0" w:type="auto"/>
@@ -9345,6 +9358,9 @@
         </w:tc>
       </w:tr>
       <w:tr>
+        <w:trPr>
+          <w:trHeight w:val="275"/>
+        </w:trPr>
         <w:tc>
           <w:tcPr>
             <w:tcW w:w="0" w:type="auto"/>
@@ -10706,6 +10722,7 @@
       <w:tblPr>
         <w:tblStyle w:val="a4"/>
         <w:tblW w:w="11280" w:type="dxa"/>
+        <w:tblInd w:w="-1388" w:type="dxa"/>
         <w:tblLook w:val="04A0" w:firstRow="1" w:lastRow="0" w:firstColumn="1" w:lastColumn="0" w:noHBand="0" w:noVBand="1"/>
       </w:tblPr>
       <w:tblGrid>
@@ -10996,6 +11013,7 @@
       <w:tblPr>
         <w:tblStyle w:val="a4"/>
         <w:tblW w:w="11280" w:type="dxa"/>
+        <w:tblInd w:w="-1388" w:type="dxa"/>
         <w:tblLook w:val="04A0" w:firstRow="1" w:lastRow="0" w:firstColumn="1" w:lastColumn="0" w:noHBand="0" w:noVBand="1"/>
       </w:tblPr>
       <w:tblGrid>
@@ -12380,7 +12398,7 @@
     <w:p>
       <w:r>
         <w:pict w14:anchorId="1B46D6C1">
-          <v:rect id="_x0000_i1028" style="width:0;height:.75pt" o:hralign="center" o:hrstd="t" o:hr="t" fillcolor="#a0a0a0" stroked="f"/>
+          <v:rect id="_x0000_i1042" style="width:0;height:.75pt" o:hralign="center" o:hrstd="t" o:hr="t" fillcolor="#a0a0a0" stroked="f"/>
         </w:pict>
       </w:r>
     </w:p>
@@ -12460,6 +12478,7 @@
       <w:tblPr>
         <w:tblStyle w:val="a4"/>
         <w:tblW w:w="11280" w:type="dxa"/>
+        <w:tblInd w:w="-1388" w:type="dxa"/>
         <w:tblLook w:val="04A0" w:firstRow="1" w:lastRow="0" w:firstColumn="1" w:lastColumn="0" w:noHBand="0" w:noVBand="1"/>
       </w:tblPr>
       <w:tblGrid>
@@ -21452,23 +21471,28 @@
     <w:tbl>
       <w:tblPr>
         <w:tblStyle w:val="a4"/>
-        <w:tblW w:w="11280" w:type="dxa"/>
+        <w:tblW w:w="11518" w:type="dxa"/>
+        <w:tblInd w:w="-1388" w:type="dxa"/>
         <w:tblLook w:val="04A0" w:firstRow="1" w:lastRow="0" w:firstColumn="1" w:lastColumn="0" w:noHBand="0" w:noVBand="1"/>
       </w:tblPr>
       <w:tblGrid>
-        <w:gridCol w:w="443"/>
-        <w:gridCol w:w="5287"/>
-        <w:gridCol w:w="5550"/>
+        <w:gridCol w:w="270"/>
+        <w:gridCol w:w="5470"/>
+        <w:gridCol w:w="5778"/>
       </w:tblGrid>
       <w:tr>
-        <w:tc>
-          <w:tcPr>
-            <w:tcW w:w="0" w:type="auto"/>
-            <w:hideMark/>
-          </w:tcPr>
-          <w:p>
-            <w:pPr>
-              <w:spacing w:after="160" w:line="278" w:lineRule="auto"/>
+        <w:trPr>
+          <w:trHeight w:val="471"/>
+        </w:trPr>
+        <w:tc>
+          <w:tcPr>
+            <w:tcW w:w="0" w:type="auto"/>
+            <w:hideMark/>
+          </w:tcPr>
+          <w:p>
+            <w:pPr>
+              <w:spacing w:after="160" w:line="278" w:lineRule="auto"/>
+              <w:ind w:right="-593"/>
             </w:pPr>
             <w:r>
               <w:t>№</w:t>
@@ -21483,6 +21507,7 @@
           <w:p>
             <w:pPr>
               <w:spacing w:after="160" w:line="278" w:lineRule="auto"/>
+              <w:ind w:right="-593"/>
             </w:pPr>
             <w:r>
               <w:t>Ошибка</w:t>
@@ -21497,6 +21522,7 @@
           <w:p>
             <w:pPr>
               <w:spacing w:after="160" w:line="278" w:lineRule="auto"/>
+              <w:ind w:right="-593"/>
             </w:pPr>
             <w:r>
               <w:t>Решение</w:t>
@@ -21505,14 +21531,18 @@
         </w:tc>
       </w:tr>
       <w:tr>
-        <w:tc>
-          <w:tcPr>
-            <w:tcW w:w="0" w:type="auto"/>
-            <w:hideMark/>
-          </w:tcPr>
-          <w:p>
-            <w:pPr>
-              <w:spacing w:after="160" w:line="278" w:lineRule="auto"/>
+        <w:trPr>
+          <w:trHeight w:val="471"/>
+        </w:trPr>
+        <w:tc>
+          <w:tcPr>
+            <w:tcW w:w="0" w:type="auto"/>
+            <w:hideMark/>
+          </w:tcPr>
+          <w:p>
+            <w:pPr>
+              <w:spacing w:after="160" w:line="278" w:lineRule="auto"/>
+              <w:ind w:right="-593"/>
             </w:pPr>
             <w:r>
               <w:t>1</w:t>
@@ -21527,6 +21557,7 @@
           <w:p>
             <w:pPr>
               <w:spacing w:after="160" w:line="278" w:lineRule="auto"/>
+              <w:ind w:right="-593"/>
             </w:pPr>
             <w:r>
               <w:t>"Не удалось найти тип или имя пространства имен"</w:t>
@@ -21541,6 +21572,7 @@
           <w:p>
             <w:pPr>
               <w:spacing w:after="160" w:line="278" w:lineRule="auto"/>
+              <w:ind w:right="-593"/>
             </w:pPr>
             <w:r>
               <w:t xml:space="preserve">Добавить </w:t>
@@ -21573,14 +21605,18 @@
         </w:tc>
       </w:tr>
       <w:tr>
-        <w:tc>
-          <w:tcPr>
-            <w:tcW w:w="0" w:type="auto"/>
-            <w:hideMark/>
-          </w:tcPr>
-          <w:p>
-            <w:pPr>
-              <w:spacing w:after="160" w:line="278" w:lineRule="auto"/>
+        <w:trPr>
+          <w:trHeight w:val="471"/>
+        </w:trPr>
+        <w:tc>
+          <w:tcPr>
+            <w:tcW w:w="0" w:type="auto"/>
+            <w:hideMark/>
+          </w:tcPr>
+          <w:p>
+            <w:pPr>
+              <w:spacing w:after="160" w:line="278" w:lineRule="auto"/>
+              <w:ind w:right="-593"/>
             </w:pPr>
             <w:r>
               <w:t>2</w:t>
@@ -21595,6 +21631,7 @@
           <w:p>
             <w:pPr>
               <w:spacing w:after="160" w:line="278" w:lineRule="auto"/>
+              <w:ind w:right="-593"/>
             </w:pPr>
             <w:r>
               <w:t>"Не удается неявно преобразовать тип"</w:t>
@@ -21609,6 +21646,7 @@
           <w:p>
             <w:pPr>
               <w:spacing w:after="160" w:line="278" w:lineRule="auto"/>
+              <w:ind w:right="-593"/>
             </w:pPr>
             <w:r>
               <w:t xml:space="preserve">Использовать явное преобразование или добавить </w:t>
@@ -21622,14 +21660,18 @@
         </w:tc>
       </w:tr>
       <w:tr>
-        <w:tc>
-          <w:tcPr>
-            <w:tcW w:w="0" w:type="auto"/>
-            <w:hideMark/>
-          </w:tcPr>
-          <w:p>
-            <w:pPr>
-              <w:spacing w:after="160" w:line="278" w:lineRule="auto"/>
+        <w:trPr>
+          <w:trHeight w:val="493"/>
+        </w:trPr>
+        <w:tc>
+          <w:tcPr>
+            <w:tcW w:w="0" w:type="auto"/>
+            <w:hideMark/>
+          </w:tcPr>
+          <w:p>
+            <w:pPr>
+              <w:spacing w:after="160" w:line="278" w:lineRule="auto"/>
+              <w:ind w:right="-593"/>
             </w:pPr>
             <w:r>
               <w:t>3</w:t>
@@ -21644,6 +21686,7 @@
           <w:p>
             <w:pPr>
               <w:spacing w:after="160" w:line="278" w:lineRule="auto"/>
+              <w:ind w:right="-593"/>
             </w:pPr>
             <w:r>
               <w:t>"CS1061: не содержит определения"</w:t>
@@ -21658,6 +21701,7 @@
           <w:p>
             <w:pPr>
               <w:spacing w:after="160" w:line="278" w:lineRule="auto"/>
+              <w:ind w:right="-593"/>
             </w:pPr>
             <w:r>
               <w:t xml:space="preserve">Добавить </w:t>
@@ -21674,14 +21718,18 @@
         </w:tc>
       </w:tr>
       <w:tr>
-        <w:tc>
-          <w:tcPr>
-            <w:tcW w:w="0" w:type="auto"/>
-            <w:hideMark/>
-          </w:tcPr>
-          <w:p>
-            <w:pPr>
-              <w:spacing w:after="160" w:line="278" w:lineRule="auto"/>
+        <w:trPr>
+          <w:trHeight w:val="471"/>
+        </w:trPr>
+        <w:tc>
+          <w:tcPr>
+            <w:tcW w:w="0" w:type="auto"/>
+            <w:hideMark/>
+          </w:tcPr>
+          <w:p>
+            <w:pPr>
+              <w:spacing w:after="160" w:line="278" w:lineRule="auto"/>
+              <w:ind w:right="-593"/>
             </w:pPr>
             <w:r>
               <w:t>4</w:t>
@@ -21696,6 +21744,7 @@
           <w:p>
             <w:pPr>
               <w:spacing w:after="160" w:line="278" w:lineRule="auto"/>
+              <w:ind w:right="-593"/>
             </w:pPr>
             <w:r>
               <w:t>"CS0103: имя не существует в текущем контексте"</w:t>
@@ -21710,6 +21759,7 @@
           <w:p>
             <w:pPr>
               <w:spacing w:after="160" w:line="278" w:lineRule="auto"/>
+              <w:ind w:right="-593"/>
             </w:pPr>
             <w:r>
               <w:t>Проверить область видимости переменной</w:t>
@@ -21718,14 +21768,18 @@
         </w:tc>
       </w:tr>
       <w:tr>
-        <w:tc>
-          <w:tcPr>
-            <w:tcW w:w="0" w:type="auto"/>
-            <w:hideMark/>
-          </w:tcPr>
-          <w:p>
-            <w:pPr>
-              <w:spacing w:after="160" w:line="278" w:lineRule="auto"/>
+        <w:trPr>
+          <w:trHeight w:val="450"/>
+        </w:trPr>
+        <w:tc>
+          <w:tcPr>
+            <w:tcW w:w="0" w:type="auto"/>
+            <w:hideMark/>
+          </w:tcPr>
+          <w:p>
+            <w:pPr>
+              <w:spacing w:after="160" w:line="278" w:lineRule="auto"/>
+              <w:ind w:right="-593"/>
             </w:pPr>
             <w:r>
               <w:t>5</w:t>
@@ -21740,6 +21794,7 @@
           <w:p>
             <w:pPr>
               <w:spacing w:after="160" w:line="278" w:lineRule="auto"/>
+              <w:ind w:right="-593"/>
             </w:pPr>
             <w:r>
               <w:t>"CS0246: не удалось найти тип"</w:t>
@@ -21754,6 +21809,7 @@
           <w:p>
             <w:pPr>
               <w:spacing w:after="160" w:line="278" w:lineRule="auto"/>
+              <w:ind w:right="-593"/>
             </w:pPr>
             <w:r>
               <w:t xml:space="preserve">Добавить ссылку на сборку или </w:t>
@@ -22706,6 +22762,7 @@
               <w:spacing w:after="160" w:line="278" w:lineRule="auto"/>
             </w:pPr>
             <w:r>
+              <w:lastRenderedPageBreak/>
               <w:t xml:space="preserve">401 </w:t>
             </w:r>
             <w:proofErr w:type="spellStart"/>
@@ -22755,7 +22812,6 @@
               <w:spacing w:after="160" w:line="278" w:lineRule="auto"/>
             </w:pPr>
             <w:r>
-              <w:lastRenderedPageBreak/>
               <w:t>CORS ошибка</w:t>
             </w:r>
           </w:p>
@@ -23548,7 +23604,6 @@
       </w:pPr>
       <w:bookmarkStart w:id="5" w:name="_Toc230079292"/>
       <w:r>
-        <w:lastRenderedPageBreak/>
         <w:t>РАЗРАБОТКА ПРОГРАММНЫХ МОДУЛЕЙ</w:t>
       </w:r>
       <w:bookmarkEnd w:id="5"/>
@@ -23680,6 +23735,7 @@
         <w:rPr>
           <w:noProof/>
         </w:rPr>
+        <w:lastRenderedPageBreak/>
         <w:drawing>
           <wp:inline distT="0" distB="0" distL="0" distR="0" wp14:anchorId="19EF3718" wp14:editId="7267936D">
             <wp:extent cx="5940425" cy="3418205"/>
@@ -23743,7 +23799,6 @@
     <w:p/>
     <w:p>
       <w:r>
-        <w:lastRenderedPageBreak/>
         <w:t>Физическая модель (SQL скрипты)</w:t>
       </w:r>
     </w:p>
@@ -24466,6 +24521,7 @@
         <w:rPr>
           <w:noProof/>
         </w:rPr>
+        <w:lastRenderedPageBreak/>
         <w:drawing>
           <wp:inline distT="0" distB="0" distL="0" distR="0" wp14:anchorId="4506661D" wp14:editId="50706753">
             <wp:extent cx="5940425" cy="2449830"/>
@@ -25718,6 +25774,7 @@
         <w:rPr>
           <w:lang w:val="en-US"/>
         </w:rPr>
+        <w:lastRenderedPageBreak/>
         <w:t xml:space="preserve">            Id = </w:t>
       </w:r>
       <w:proofErr w:type="spellStart"/>
@@ -26558,7 +26615,6 @@
         <w:rPr>
           <w:lang w:val="en-US"/>
         </w:rPr>
-        <w:lastRenderedPageBreak/>
         <w:t xml:space="preserve">            expires: </w:t>
       </w:r>
       <w:proofErr w:type="spellStart"/>
@@ -26838,6 +26894,7 @@
           <w:noProof/>
           <w:lang w:val="en-US"/>
         </w:rPr>
+        <w:lastRenderedPageBreak/>
         <w:drawing>
           <wp:inline distT="0" distB="0" distL="0" distR="0" wp14:anchorId="73C9630A" wp14:editId="20598E00">
             <wp:extent cx="5940425" cy="3115945"/>
@@ -27014,38 +27071,38 @@
           <w:b/>
           <w:bCs/>
         </w:rPr>
+        <w:t>Окно проведения испытания</w:t>
+      </w:r>
+    </w:p>
+    <w:p>
+      <w:pPr>
+        <w:rPr>
+          <w:b/>
+          <w:bCs/>
+          <w:lang w:val="en-US"/>
+        </w:rPr>
+      </w:pPr>
+      <w:r>
+        <w:rPr>
+          <w:b/>
+          <w:bCs/>
+        </w:rPr>
+        <w:t>Рисунок 19 – Окно лабораторного испытания</w:t>
+      </w:r>
+    </w:p>
+    <w:p>
+      <w:pPr>
+        <w:jc w:val="center"/>
+        <w:rPr>
+          <w:lang w:val="en-US"/>
+        </w:rPr>
+      </w:pPr>
+      <w:r>
+        <w:rPr>
+          <w:noProof/>
+          <w:lang w:val="en-US"/>
+        </w:rPr>
         <w:lastRenderedPageBreak/>
-        <w:t>Окно проведения испытания</w:t>
-      </w:r>
-    </w:p>
-    <w:p>
-      <w:pPr>
-        <w:rPr>
-          <w:b/>
-          <w:bCs/>
-          <w:lang w:val="en-US"/>
-        </w:rPr>
-      </w:pPr>
-      <w:r>
-        <w:rPr>
-          <w:b/>
-          <w:bCs/>
-        </w:rPr>
-        <w:t>Рисунок 19 – Окно лабораторного испытания</w:t>
-      </w:r>
-    </w:p>
-    <w:p>
-      <w:pPr>
-        <w:jc w:val="center"/>
-        <w:rPr>
-          <w:lang w:val="en-US"/>
-        </w:rPr>
-      </w:pPr>
-      <w:r>
-        <w:rPr>
-          <w:noProof/>
-          <w:lang w:val="en-US"/>
-        </w:rPr>
         <w:drawing>
           <wp:inline distT="0" distB="0" distL="0" distR="0" wp14:anchorId="16B0466C" wp14:editId="60F1C665">
             <wp:extent cx="5940425" cy="2960370"/>
